--- a/Workspace/Testing/Test plan/TestPlan_EWMS.docx
+++ b/Workspace/Testing/Test plan/TestPlan_EWMS.docx
@@ -143,7 +143,6 @@
           <w:lang w:val="en-GB"/>
         </w:rPr>
         <w:br/>
-        <w:t>Versi</w:t>
       </w:r>
       <w:proofErr w:type="spellStart"/>
       <w:r>
@@ -153,7 +152,7 @@
           <w:sz w:val="36"/>
           <w:lang w:val="en-GB"/>
         </w:rPr>
-        <w:t>one</w:t>
+        <w:t>Versione</w:t>
       </w:r>
       <w:proofErr w:type="spellEnd"/>
       <w:r>
@@ -1823,31 +1822,16 @@
       </w:pPr>
     </w:p>
     <w:p>
-      <w:r>
-        <w:fldChar w:fldCharType="begin"/>
-      </w:r>
-      <w:r>
-        <w:instrText xml:space="preserve"> TOC \o "1-3" \h \z \u </w:instrText>
-      </w:r>
-      <w:r>
-        <w:fldChar w:fldCharType="separate"/>
-      </w:r>
-      <w:r>
-        <w:rPr>
-          <w:b/>
-          <w:bCs/>
-          <w:noProof/>
-        </w:rPr>
-        <w:t>Nessuna voce di sommario trovata.</w:t>
-      </w:r>
-      <w:r>
-        <w:rPr>
-          <w:b/>
-          <w:bCs/>
-          <w:noProof/>
-        </w:rPr>
-        <w:fldChar w:fldCharType="end"/>
-      </w:r>
+      <w:fldSimple w:instr=" TOC \o &quot;1-3&quot; \h \z \u ">
+        <w:r>
+          <w:rPr>
+            <w:b/>
+            <w:bCs/>
+            <w:noProof/>
+          </w:rPr>
+          <w:t>Nessuna voce di sommario trovata.</w:t>
+        </w:r>
+      </w:fldSimple>
     </w:p>
     <w:p>
       <w:pPr>
@@ -2244,13 +2228,8 @@
             <w:pPr>
               <w:spacing w:after="160" w:line="259" w:lineRule="auto"/>
             </w:pPr>
-            <w:proofErr w:type="spellStart"/>
-            <w:r>
-              <w:t>Null</w:t>
-            </w:r>
-            <w:proofErr w:type="spellEnd"/>
-            <w:r>
-              <w:t xml:space="preserve"> o vuoto</w:t>
+            <w:r>
+              <w:t>Null o vuoto</w:t>
             </w:r>
           </w:p>
         </w:tc>
@@ -2387,13 +2366,8 @@
             <w:pPr>
               <w:spacing w:after="160" w:line="259" w:lineRule="auto"/>
             </w:pPr>
-            <w:proofErr w:type="spellStart"/>
-            <w:r>
-              <w:t>Null</w:t>
-            </w:r>
-            <w:proofErr w:type="spellEnd"/>
-            <w:r>
-              <w:t xml:space="preserve"> o vuota</w:t>
+            <w:r>
+              <w:t>Null o vuota</w:t>
             </w:r>
           </w:p>
         </w:tc>
@@ -3011,7 +2985,6 @@
             <w:pPr>
               <w:spacing w:after="160" w:line="259" w:lineRule="auto"/>
             </w:pPr>
-            <w:proofErr w:type="spellStart"/>
             <w:r>
               <w:rPr>
                 <w:b/>
@@ -3019,7 +2992,6 @@
               </w:rPr>
               <w:t>Null</w:t>
             </w:r>
-            <w:proofErr w:type="spellEnd"/>
           </w:p>
         </w:tc>
         <w:tc>
@@ -3102,7 +3074,6 @@
             <w:pPr>
               <w:spacing w:after="160" w:line="259" w:lineRule="auto"/>
             </w:pPr>
-            <w:proofErr w:type="spellStart"/>
             <w:r>
               <w:rPr>
                 <w:b/>
@@ -3110,7 +3081,6 @@
               </w:rPr>
               <w:t>Null</w:t>
             </w:r>
-            <w:proofErr w:type="spellEnd"/>
           </w:p>
         </w:tc>
         <w:tc>
@@ -3344,13 +3314,8 @@
           </w:p>
           <w:p/>
           <w:p>
-            <w:proofErr w:type="spellStart"/>
-            <w:r>
-              <w:t>Null</w:t>
-            </w:r>
-            <w:proofErr w:type="spellEnd"/>
-            <w:r>
-              <w:t xml:space="preserve"> o vuota</w:t>
+            <w:r>
+              <w:t>Null o vuota</w:t>
             </w:r>
           </w:p>
         </w:tc>
@@ -3432,13 +3397,8 @@
           </w:p>
           <w:p/>
           <w:p>
-            <w:proofErr w:type="spellStart"/>
-            <w:r>
-              <w:t>Null</w:t>
-            </w:r>
-            <w:proofErr w:type="spellEnd"/>
-            <w:r>
-              <w:t xml:space="preserve"> o vuota</w:t>
+            <w:r>
+              <w:t>Null o vuota</w:t>
             </w:r>
           </w:p>
         </w:tc>
@@ -6751,13 +6711,8 @@
           </w:p>
           <w:p/>
           <w:p>
-            <w:proofErr w:type="spellStart"/>
-            <w:r>
-              <w:t>Null</w:t>
-            </w:r>
-            <w:proofErr w:type="spellEnd"/>
-            <w:r>
-              <w:t xml:space="preserve"> o vuota</w:t>
+            <w:r>
+              <w:t>Null o vuota</w:t>
             </w:r>
           </w:p>
         </w:tc>
@@ -7485,7 +7440,6 @@
             <w:pPr>
               <w:spacing w:after="160" w:line="259" w:lineRule="auto"/>
             </w:pPr>
-            <w:proofErr w:type="spellStart"/>
             <w:r>
               <w:rPr>
                 <w:b/>
@@ -7493,7 +7447,6 @@
               </w:rPr>
               <w:t>Null</w:t>
             </w:r>
-            <w:proofErr w:type="spellEnd"/>
           </w:p>
         </w:tc>
         <w:tc>
@@ -8342,10 +8295,7 @@
           <w:p>
             <w:proofErr w:type="gramStart"/>
             <w:r>
-              <w:t>E</w:t>
-            </w:r>
-            <w:r>
-              <w:t>mail</w:t>
+              <w:t>Email</w:t>
             </w:r>
             <w:proofErr w:type="gramEnd"/>
           </w:p>
@@ -8371,10 +8321,7 @@
           </w:tcPr>
           <w:p>
             <w:r>
-              <w:t xml:space="preserve">Data di </w:t>
-            </w:r>
-            <w:r>
-              <w:t>nascita</w:t>
+              <w:t>Data di nascita</w:t>
             </w:r>
           </w:p>
         </w:tc>
@@ -8384,8 +8331,61 @@
           </w:tcPr>
           <w:p>
             <w:r>
-              <w:t>^\d{4}-(0[1-9]|1[0-2])-(0[1-9]|[12][0-9]|3[01])$</w:t>
-            </w:r>
+              <w:t>^\</w:t>
+            </w:r>
+            <w:proofErr w:type="gramStart"/>
+            <w:r>
+              <w:t>d{4}-(</w:t>
+            </w:r>
+            <w:proofErr w:type="gramEnd"/>
+            <w:r>
+              <w:t>0[1-</w:t>
+            </w:r>
+            <w:proofErr w:type="gramStart"/>
+            <w:r>
+              <w:t>9]|</w:t>
+            </w:r>
+            <w:proofErr w:type="gramEnd"/>
+            <w:r>
+              <w:t>1[0-2</w:t>
+            </w:r>
+            <w:proofErr w:type="gramStart"/>
+            <w:r>
+              <w:t>])-(</w:t>
+            </w:r>
+            <w:proofErr w:type="gramEnd"/>
+            <w:r>
+              <w:t>0[1-</w:t>
+            </w:r>
+            <w:proofErr w:type="gramStart"/>
+            <w:r>
+              <w:t>9]|</w:t>
+            </w:r>
+            <w:proofErr w:type="gramEnd"/>
+            <w:r>
+              <w:t>[</w:t>
+            </w:r>
+            <w:proofErr w:type="gramStart"/>
+            <w:r>
+              <w:t>12][</w:t>
+            </w:r>
+            <w:proofErr w:type="gramEnd"/>
+            <w:r>
+              <w:t>0-</w:t>
+            </w:r>
+            <w:proofErr w:type="gramStart"/>
+            <w:r>
+              <w:t>9]|</w:t>
+            </w:r>
+            <w:proofErr w:type="gramEnd"/>
+            <w:r>
+              <w:t>3[01</w:t>
+            </w:r>
+            <w:proofErr w:type="gramStart"/>
+            <w:r>
+              <w:t>])$</w:t>
+            </w:r>
+            <w:proofErr w:type="gramEnd"/>
             <w:r>
               <w:t xml:space="preserve"> (formatto YYYY-MM-DD)</w:t>
             </w:r>
@@ -9378,7 +9378,13 @@
             </w:r>
             <w:proofErr w:type="spellEnd"/>
             <w:r>
-              <w:t xml:space="preserve">: "Il formato e-mail non valido" </w:t>
+              <w:t xml:space="preserve">: "Il formato e-mail non </w:t>
+            </w:r>
+            <w:r>
+              <w:t xml:space="preserve">è </w:t>
+            </w:r>
+            <w:r>
+              <w:t xml:space="preserve">valido" </w:t>
             </w:r>
           </w:p>
         </w:tc>
@@ -9483,13 +9489,7 @@
               <w:spacing w:after="160" w:line="259" w:lineRule="auto"/>
             </w:pPr>
             <w:r>
-              <w:t>G</w:t>
-            </w:r>
-            <w:r>
-              <w:t>enerat</w:t>
-            </w:r>
-            <w:r>
-              <w:t>a</w:t>
+              <w:t>Vuota</w:t>
             </w:r>
           </w:p>
         </w:tc>
@@ -11699,6 +11699,7 @@
   <w:style w:type="character" w:default="1" w:styleId="Carpredefinitoparagrafo">
     <w:name w:val="Default Paragraph Font"/>
     <w:uiPriority w:val="1"/>
+    <w:semiHidden/>
     <w:unhideWhenUsed/>
   </w:style>
   <w:style w:type="table" w:default="1" w:styleId="Tabellanormale">

--- a/Workspace/Testing/Test plan/TestPlan_EWMS.docx
+++ b/Workspace/Testing/Test plan/TestPlan_EWMS.docx
@@ -189,7 +189,7 @@
           <w:sz w:val="36"/>
           <w:lang w:val="en-GB"/>
         </w:rPr>
-        <w:t>1</w:t>
+        <w:t>5</w:t>
       </w:r>
       <w:r>
         <w:rPr>
@@ -316,7 +316,7 @@
         <w:rPr>
           <w:sz w:val="32"/>
         </w:rPr>
-        <w:t>--</w:t>
+        <w:t>20/12/2025</w:t>
       </w:r>
     </w:p>
     <w:p>
@@ -1309,6 +1309,12 @@
                 <w:sz w:val="20"/>
               </w:rPr>
             </w:pPr>
+            <w:r>
+              <w:rPr>
+                <w:sz w:val="20"/>
+              </w:rPr>
+              <w:t>20-12-2025</w:t>
+            </w:r>
           </w:p>
         </w:tc>
         <w:tc>
@@ -1328,6 +1334,12 @@
                 <w:sz w:val="20"/>
               </w:rPr>
             </w:pPr>
+            <w:r>
+              <w:rPr>
+                <w:sz w:val="20"/>
+              </w:rPr>
+              <w:t xml:space="preserve">0.5 </w:t>
+            </w:r>
           </w:p>
         </w:tc>
         <w:tc>
@@ -1342,11 +1354,24 @@
           <w:p>
             <w:pPr>
               <w:pStyle w:val="Contenutotabella"/>
-              <w:jc w:val="center"/>
               <w:rPr>
                 <w:sz w:val="20"/>
               </w:rPr>
             </w:pPr>
+            <w:r>
+              <w:rPr>
+                <w:sz w:val="20"/>
+              </w:rPr>
+              <w:t xml:space="preserve">Sono stati aggiunti tutti i punti previsti, si prevede l’aggiunta di nuovi test </w:t>
+            </w:r>
+            <w:proofErr w:type="spellStart"/>
+            <w:r>
+              <w:rPr>
+                <w:sz w:val="20"/>
+              </w:rPr>
+              <w:t>cases</w:t>
+            </w:r>
+            <w:proofErr w:type="spellEnd"/>
           </w:p>
         </w:tc>
         <w:tc>
@@ -1362,11 +1387,16 @@
           <w:p>
             <w:pPr>
               <w:pStyle w:val="Contenutotabella"/>
-              <w:jc w:val="center"/>
               <w:rPr>
                 <w:sz w:val="20"/>
               </w:rPr>
             </w:pPr>
+            <w:r>
+              <w:rPr>
+                <w:sz w:val="20"/>
+              </w:rPr>
+              <w:t>Giovanni Robustelli</w:t>
+            </w:r>
           </w:p>
         </w:tc>
       </w:tr>
@@ -1822,16 +1852,1258 @@
       </w:pPr>
     </w:p>
     <w:p>
-      <w:fldSimple w:instr=" TOC \o &quot;1-3&quot; \h \z \u ">
+      <w:pPr>
+        <w:pStyle w:val="Sommario1"/>
+        <w:tabs>
+          <w:tab w:val="left" w:pos="480"/>
+        </w:tabs>
+        <w:rPr>
+          <w:rFonts w:asciiTheme="minorHAnsi" w:eastAsiaTheme="minorEastAsia" w:hAnsiTheme="minorHAnsi" w:cstheme="minorBidi"/>
+          <w:noProof/>
+          <w:kern w:val="2"/>
+          <w:lang w:eastAsia="it-IT"/>
+          <w14:ligatures w14:val="standardContextual"/>
+        </w:rPr>
+      </w:pPr>
+      <w:r>
+        <w:fldChar w:fldCharType="begin"/>
+      </w:r>
+      <w:r>
+        <w:instrText xml:space="preserve"> TOC \o "1-3" \h \z \u </w:instrText>
+      </w:r>
+      <w:r>
+        <w:fldChar w:fldCharType="separate"/>
+      </w:r>
+      <w:hyperlink w:anchor="_Toc217148111" w:history="1">
         <w:r>
           <w:rPr>
-            <w:b/>
-            <w:bCs/>
+            <w:rStyle w:val="Collegamentoipertestuale"/>
             <w:noProof/>
           </w:rPr>
-          <w:t>Nessuna voce di sommario trovata.</w:t>
+          <w:t>1.</w:t>
         </w:r>
-      </w:fldSimple>
+        <w:r>
+          <w:rPr>
+            <w:rFonts w:asciiTheme="minorHAnsi" w:eastAsiaTheme="minorEastAsia" w:hAnsiTheme="minorHAnsi" w:cstheme="minorBidi"/>
+            <w:noProof/>
+            <w:kern w:val="2"/>
+            <w:lang w:eastAsia="it-IT"/>
+            <w14:ligatures w14:val="standardContextual"/>
+          </w:rPr>
+          <w:tab/>
+        </w:r>
+        <w:r>
+          <w:rPr>
+            <w:rStyle w:val="Collegamentoipertestuale"/>
+            <w:noProof/>
+          </w:rPr>
+          <w:t>Introduzione</w:t>
+        </w:r>
+        <w:r>
+          <w:rPr>
+            <w:noProof/>
+            <w:webHidden/>
+          </w:rPr>
+          <w:tab/>
+        </w:r>
+        <w:r>
+          <w:rPr>
+            <w:noProof/>
+            <w:webHidden/>
+          </w:rPr>
+          <w:fldChar w:fldCharType="begin"/>
+        </w:r>
+        <w:r>
+          <w:rPr>
+            <w:noProof/>
+            <w:webHidden/>
+          </w:rPr>
+          <w:instrText xml:space="preserve"> PAGEREF _Toc217148111 \h </w:instrText>
+        </w:r>
+        <w:r>
+          <w:rPr>
+            <w:noProof/>
+            <w:webHidden/>
+          </w:rPr>
+        </w:r>
+        <w:r>
+          <w:rPr>
+            <w:noProof/>
+            <w:webHidden/>
+          </w:rPr>
+          <w:fldChar w:fldCharType="separate"/>
+        </w:r>
+        <w:r>
+          <w:rPr>
+            <w:noProof/>
+            <w:webHidden/>
+          </w:rPr>
+          <w:t>4</w:t>
+        </w:r>
+        <w:r>
+          <w:rPr>
+            <w:noProof/>
+            <w:webHidden/>
+          </w:rPr>
+          <w:fldChar w:fldCharType="end"/>
+        </w:r>
+      </w:hyperlink>
+    </w:p>
+    <w:p>
+      <w:pPr>
+        <w:pStyle w:val="Sommario1"/>
+        <w:tabs>
+          <w:tab w:val="left" w:pos="480"/>
+        </w:tabs>
+        <w:rPr>
+          <w:rFonts w:asciiTheme="minorHAnsi" w:eastAsiaTheme="minorEastAsia" w:hAnsiTheme="minorHAnsi" w:cstheme="minorBidi"/>
+          <w:noProof/>
+          <w:kern w:val="2"/>
+          <w:lang w:eastAsia="it-IT"/>
+          <w14:ligatures w14:val="standardContextual"/>
+        </w:rPr>
+      </w:pPr>
+      <w:hyperlink w:anchor="_Toc217148112" w:history="1">
+        <w:r>
+          <w:rPr>
+            <w:rStyle w:val="Collegamentoipertestuale"/>
+            <w:noProof/>
+          </w:rPr>
+          <w:t>2.</w:t>
+        </w:r>
+        <w:r>
+          <w:rPr>
+            <w:rFonts w:asciiTheme="minorHAnsi" w:eastAsiaTheme="minorEastAsia" w:hAnsiTheme="minorHAnsi" w:cstheme="minorBidi"/>
+            <w:noProof/>
+            <w:kern w:val="2"/>
+            <w:lang w:eastAsia="it-IT"/>
+            <w14:ligatures w14:val="standardContextual"/>
+          </w:rPr>
+          <w:tab/>
+        </w:r>
+        <w:r>
+          <w:rPr>
+            <w:rStyle w:val="Collegamentoipertestuale"/>
+            <w:noProof/>
+          </w:rPr>
+          <w:t>Relazione con gli altri documenti</w:t>
+        </w:r>
+        <w:r>
+          <w:rPr>
+            <w:noProof/>
+            <w:webHidden/>
+          </w:rPr>
+          <w:tab/>
+        </w:r>
+        <w:r>
+          <w:rPr>
+            <w:noProof/>
+            <w:webHidden/>
+          </w:rPr>
+          <w:fldChar w:fldCharType="begin"/>
+        </w:r>
+        <w:r>
+          <w:rPr>
+            <w:noProof/>
+            <w:webHidden/>
+          </w:rPr>
+          <w:instrText xml:space="preserve"> PAGEREF _Toc217148112 \h </w:instrText>
+        </w:r>
+        <w:r>
+          <w:rPr>
+            <w:noProof/>
+            <w:webHidden/>
+          </w:rPr>
+        </w:r>
+        <w:r>
+          <w:rPr>
+            <w:noProof/>
+            <w:webHidden/>
+          </w:rPr>
+          <w:fldChar w:fldCharType="separate"/>
+        </w:r>
+        <w:r>
+          <w:rPr>
+            <w:noProof/>
+            <w:webHidden/>
+          </w:rPr>
+          <w:t>4</w:t>
+        </w:r>
+        <w:r>
+          <w:rPr>
+            <w:noProof/>
+            <w:webHidden/>
+          </w:rPr>
+          <w:fldChar w:fldCharType="end"/>
+        </w:r>
+      </w:hyperlink>
+    </w:p>
+    <w:p>
+      <w:pPr>
+        <w:pStyle w:val="Sommario1"/>
+        <w:tabs>
+          <w:tab w:val="left" w:pos="480"/>
+        </w:tabs>
+        <w:rPr>
+          <w:rFonts w:asciiTheme="minorHAnsi" w:eastAsiaTheme="minorEastAsia" w:hAnsiTheme="minorHAnsi" w:cstheme="minorBidi"/>
+          <w:noProof/>
+          <w:kern w:val="2"/>
+          <w:lang w:eastAsia="it-IT"/>
+          <w14:ligatures w14:val="standardContextual"/>
+        </w:rPr>
+      </w:pPr>
+      <w:hyperlink w:anchor="_Toc217148113" w:history="1">
+        <w:r>
+          <w:rPr>
+            <w:rStyle w:val="Collegamentoipertestuale"/>
+            <w:noProof/>
+          </w:rPr>
+          <w:t>3.</w:t>
+        </w:r>
+        <w:r>
+          <w:rPr>
+            <w:rFonts w:asciiTheme="minorHAnsi" w:eastAsiaTheme="minorEastAsia" w:hAnsiTheme="minorHAnsi" w:cstheme="minorBidi"/>
+            <w:noProof/>
+            <w:kern w:val="2"/>
+            <w:lang w:eastAsia="it-IT"/>
+            <w14:ligatures w14:val="standardContextual"/>
+          </w:rPr>
+          <w:tab/>
+        </w:r>
+        <w:r>
+          <w:rPr>
+            <w:rStyle w:val="Collegamentoipertestuale"/>
+            <w:noProof/>
+          </w:rPr>
+          <w:t>System overview</w:t>
+        </w:r>
+        <w:r>
+          <w:rPr>
+            <w:noProof/>
+            <w:webHidden/>
+          </w:rPr>
+          <w:tab/>
+        </w:r>
+        <w:r>
+          <w:rPr>
+            <w:noProof/>
+            <w:webHidden/>
+          </w:rPr>
+          <w:fldChar w:fldCharType="begin"/>
+        </w:r>
+        <w:r>
+          <w:rPr>
+            <w:noProof/>
+            <w:webHidden/>
+          </w:rPr>
+          <w:instrText xml:space="preserve"> PAGEREF _Toc217148113 \h </w:instrText>
+        </w:r>
+        <w:r>
+          <w:rPr>
+            <w:noProof/>
+            <w:webHidden/>
+          </w:rPr>
+        </w:r>
+        <w:r>
+          <w:rPr>
+            <w:noProof/>
+            <w:webHidden/>
+          </w:rPr>
+          <w:fldChar w:fldCharType="separate"/>
+        </w:r>
+        <w:r>
+          <w:rPr>
+            <w:noProof/>
+            <w:webHidden/>
+          </w:rPr>
+          <w:t>4</w:t>
+        </w:r>
+        <w:r>
+          <w:rPr>
+            <w:noProof/>
+            <w:webHidden/>
+          </w:rPr>
+          <w:fldChar w:fldCharType="end"/>
+        </w:r>
+      </w:hyperlink>
+    </w:p>
+    <w:p>
+      <w:pPr>
+        <w:pStyle w:val="Sommario1"/>
+        <w:tabs>
+          <w:tab w:val="left" w:pos="480"/>
+        </w:tabs>
+        <w:rPr>
+          <w:rFonts w:asciiTheme="minorHAnsi" w:eastAsiaTheme="minorEastAsia" w:hAnsiTheme="minorHAnsi" w:cstheme="minorBidi"/>
+          <w:noProof/>
+          <w:kern w:val="2"/>
+          <w:lang w:eastAsia="it-IT"/>
+          <w14:ligatures w14:val="standardContextual"/>
+        </w:rPr>
+      </w:pPr>
+      <w:hyperlink w:anchor="_Toc217148114" w:history="1">
+        <w:r>
+          <w:rPr>
+            <w:rStyle w:val="Collegamentoipertestuale"/>
+            <w:noProof/>
+          </w:rPr>
+          <w:t>4.</w:t>
+        </w:r>
+        <w:r>
+          <w:rPr>
+            <w:rFonts w:asciiTheme="minorHAnsi" w:eastAsiaTheme="minorEastAsia" w:hAnsiTheme="minorHAnsi" w:cstheme="minorBidi"/>
+            <w:noProof/>
+            <w:kern w:val="2"/>
+            <w:lang w:eastAsia="it-IT"/>
+            <w14:ligatures w14:val="standardContextual"/>
+          </w:rPr>
+          <w:tab/>
+        </w:r>
+        <w:r>
+          <w:rPr>
+            <w:rStyle w:val="Collegamentoipertestuale"/>
+            <w:noProof/>
+          </w:rPr>
+          <w:t>Funzionalità da testare/da non testare</w:t>
+        </w:r>
+        <w:r>
+          <w:rPr>
+            <w:noProof/>
+            <w:webHidden/>
+          </w:rPr>
+          <w:tab/>
+        </w:r>
+        <w:r>
+          <w:rPr>
+            <w:noProof/>
+            <w:webHidden/>
+          </w:rPr>
+          <w:fldChar w:fldCharType="begin"/>
+        </w:r>
+        <w:r>
+          <w:rPr>
+            <w:noProof/>
+            <w:webHidden/>
+          </w:rPr>
+          <w:instrText xml:space="preserve"> PAGEREF _Toc217148114 \h </w:instrText>
+        </w:r>
+        <w:r>
+          <w:rPr>
+            <w:noProof/>
+            <w:webHidden/>
+          </w:rPr>
+        </w:r>
+        <w:r>
+          <w:rPr>
+            <w:noProof/>
+            <w:webHidden/>
+          </w:rPr>
+          <w:fldChar w:fldCharType="separate"/>
+        </w:r>
+        <w:r>
+          <w:rPr>
+            <w:noProof/>
+            <w:webHidden/>
+          </w:rPr>
+          <w:t>5</w:t>
+        </w:r>
+        <w:r>
+          <w:rPr>
+            <w:noProof/>
+            <w:webHidden/>
+          </w:rPr>
+          <w:fldChar w:fldCharType="end"/>
+        </w:r>
+      </w:hyperlink>
+    </w:p>
+    <w:p>
+      <w:pPr>
+        <w:pStyle w:val="Sommario1"/>
+        <w:tabs>
+          <w:tab w:val="left" w:pos="480"/>
+        </w:tabs>
+        <w:rPr>
+          <w:rFonts w:asciiTheme="minorHAnsi" w:eastAsiaTheme="minorEastAsia" w:hAnsiTheme="minorHAnsi" w:cstheme="minorBidi"/>
+          <w:noProof/>
+          <w:kern w:val="2"/>
+          <w:lang w:eastAsia="it-IT"/>
+          <w14:ligatures w14:val="standardContextual"/>
+        </w:rPr>
+      </w:pPr>
+      <w:hyperlink w:anchor="_Toc217148115" w:history="1">
+        <w:r>
+          <w:rPr>
+            <w:rStyle w:val="Collegamentoipertestuale"/>
+            <w:noProof/>
+          </w:rPr>
+          <w:t>5.</w:t>
+        </w:r>
+        <w:r>
+          <w:rPr>
+            <w:rFonts w:asciiTheme="minorHAnsi" w:eastAsiaTheme="minorEastAsia" w:hAnsiTheme="minorHAnsi" w:cstheme="minorBidi"/>
+            <w:noProof/>
+            <w:kern w:val="2"/>
+            <w:lang w:eastAsia="it-IT"/>
+            <w14:ligatures w14:val="standardContextual"/>
+          </w:rPr>
+          <w:tab/>
+        </w:r>
+        <w:r>
+          <w:rPr>
+            <w:rStyle w:val="Collegamentoipertestuale"/>
+            <w:noProof/>
+          </w:rPr>
+          <w:t>Pass/Fail criteria</w:t>
+        </w:r>
+        <w:r>
+          <w:rPr>
+            <w:noProof/>
+            <w:webHidden/>
+          </w:rPr>
+          <w:tab/>
+        </w:r>
+        <w:r>
+          <w:rPr>
+            <w:noProof/>
+            <w:webHidden/>
+          </w:rPr>
+          <w:fldChar w:fldCharType="begin"/>
+        </w:r>
+        <w:r>
+          <w:rPr>
+            <w:noProof/>
+            <w:webHidden/>
+          </w:rPr>
+          <w:instrText xml:space="preserve"> PAGEREF _Toc217148115 \h </w:instrText>
+        </w:r>
+        <w:r>
+          <w:rPr>
+            <w:noProof/>
+            <w:webHidden/>
+          </w:rPr>
+        </w:r>
+        <w:r>
+          <w:rPr>
+            <w:noProof/>
+            <w:webHidden/>
+          </w:rPr>
+          <w:fldChar w:fldCharType="separate"/>
+        </w:r>
+        <w:r>
+          <w:rPr>
+            <w:noProof/>
+            <w:webHidden/>
+          </w:rPr>
+          <w:t>6</w:t>
+        </w:r>
+        <w:r>
+          <w:rPr>
+            <w:noProof/>
+            <w:webHidden/>
+          </w:rPr>
+          <w:fldChar w:fldCharType="end"/>
+        </w:r>
+      </w:hyperlink>
+    </w:p>
+    <w:p>
+      <w:pPr>
+        <w:pStyle w:val="Sommario1"/>
+        <w:tabs>
+          <w:tab w:val="left" w:pos="480"/>
+        </w:tabs>
+        <w:rPr>
+          <w:rFonts w:asciiTheme="minorHAnsi" w:eastAsiaTheme="minorEastAsia" w:hAnsiTheme="minorHAnsi" w:cstheme="minorBidi"/>
+          <w:noProof/>
+          <w:kern w:val="2"/>
+          <w:lang w:eastAsia="it-IT"/>
+          <w14:ligatures w14:val="standardContextual"/>
+        </w:rPr>
+      </w:pPr>
+      <w:hyperlink w:anchor="_Toc217148116" w:history="1">
+        <w:r>
+          <w:rPr>
+            <w:rStyle w:val="Collegamentoipertestuale"/>
+            <w:noProof/>
+          </w:rPr>
+          <w:t>6.</w:t>
+        </w:r>
+        <w:r>
+          <w:rPr>
+            <w:rFonts w:asciiTheme="minorHAnsi" w:eastAsiaTheme="minorEastAsia" w:hAnsiTheme="minorHAnsi" w:cstheme="minorBidi"/>
+            <w:noProof/>
+            <w:kern w:val="2"/>
+            <w:lang w:eastAsia="it-IT"/>
+            <w14:ligatures w14:val="standardContextual"/>
+          </w:rPr>
+          <w:tab/>
+        </w:r>
+        <w:r>
+          <w:rPr>
+            <w:rStyle w:val="Collegamentoipertestuale"/>
+            <w:noProof/>
+          </w:rPr>
+          <w:t>Approccio</w:t>
+        </w:r>
+        <w:r>
+          <w:rPr>
+            <w:noProof/>
+            <w:webHidden/>
+          </w:rPr>
+          <w:tab/>
+        </w:r>
+        <w:r>
+          <w:rPr>
+            <w:noProof/>
+            <w:webHidden/>
+          </w:rPr>
+          <w:fldChar w:fldCharType="begin"/>
+        </w:r>
+        <w:r>
+          <w:rPr>
+            <w:noProof/>
+            <w:webHidden/>
+          </w:rPr>
+          <w:instrText xml:space="preserve"> PAGEREF _Toc217148116 \h </w:instrText>
+        </w:r>
+        <w:r>
+          <w:rPr>
+            <w:noProof/>
+            <w:webHidden/>
+          </w:rPr>
+        </w:r>
+        <w:r>
+          <w:rPr>
+            <w:noProof/>
+            <w:webHidden/>
+          </w:rPr>
+          <w:fldChar w:fldCharType="separate"/>
+        </w:r>
+        <w:r>
+          <w:rPr>
+            <w:noProof/>
+            <w:webHidden/>
+          </w:rPr>
+          <w:t>7</w:t>
+        </w:r>
+        <w:r>
+          <w:rPr>
+            <w:noProof/>
+            <w:webHidden/>
+          </w:rPr>
+          <w:fldChar w:fldCharType="end"/>
+        </w:r>
+      </w:hyperlink>
+    </w:p>
+    <w:p>
+      <w:pPr>
+        <w:pStyle w:val="Sommario1"/>
+        <w:tabs>
+          <w:tab w:val="left" w:pos="480"/>
+        </w:tabs>
+        <w:rPr>
+          <w:rFonts w:asciiTheme="minorHAnsi" w:eastAsiaTheme="minorEastAsia" w:hAnsiTheme="minorHAnsi" w:cstheme="minorBidi"/>
+          <w:noProof/>
+          <w:kern w:val="2"/>
+          <w:lang w:eastAsia="it-IT"/>
+          <w14:ligatures w14:val="standardContextual"/>
+        </w:rPr>
+      </w:pPr>
+      <w:hyperlink w:anchor="_Toc217148117" w:history="1">
+        <w:r>
+          <w:rPr>
+            <w:rStyle w:val="Collegamentoipertestuale"/>
+            <w:noProof/>
+          </w:rPr>
+          <w:t>7.</w:t>
+        </w:r>
+        <w:r>
+          <w:rPr>
+            <w:rFonts w:asciiTheme="minorHAnsi" w:eastAsiaTheme="minorEastAsia" w:hAnsiTheme="minorHAnsi" w:cstheme="minorBidi"/>
+            <w:noProof/>
+            <w:kern w:val="2"/>
+            <w:lang w:eastAsia="it-IT"/>
+            <w14:ligatures w14:val="standardContextual"/>
+          </w:rPr>
+          <w:tab/>
+        </w:r>
+        <w:r>
+          <w:rPr>
+            <w:rStyle w:val="Collegamentoipertestuale"/>
+            <w:noProof/>
+          </w:rPr>
+          <w:t>Sospensione e ripristino</w:t>
+        </w:r>
+        <w:r>
+          <w:rPr>
+            <w:noProof/>
+            <w:webHidden/>
+          </w:rPr>
+          <w:tab/>
+        </w:r>
+        <w:r>
+          <w:rPr>
+            <w:noProof/>
+            <w:webHidden/>
+          </w:rPr>
+          <w:fldChar w:fldCharType="begin"/>
+        </w:r>
+        <w:r>
+          <w:rPr>
+            <w:noProof/>
+            <w:webHidden/>
+          </w:rPr>
+          <w:instrText xml:space="preserve"> PAGEREF _Toc217148117 \h </w:instrText>
+        </w:r>
+        <w:r>
+          <w:rPr>
+            <w:noProof/>
+            <w:webHidden/>
+          </w:rPr>
+        </w:r>
+        <w:r>
+          <w:rPr>
+            <w:noProof/>
+            <w:webHidden/>
+          </w:rPr>
+          <w:fldChar w:fldCharType="separate"/>
+        </w:r>
+        <w:r>
+          <w:rPr>
+            <w:noProof/>
+            <w:webHidden/>
+          </w:rPr>
+          <w:t>8</w:t>
+        </w:r>
+        <w:r>
+          <w:rPr>
+            <w:noProof/>
+            <w:webHidden/>
+          </w:rPr>
+          <w:fldChar w:fldCharType="end"/>
+        </w:r>
+      </w:hyperlink>
+    </w:p>
+    <w:p>
+      <w:pPr>
+        <w:pStyle w:val="Sommario1"/>
+        <w:tabs>
+          <w:tab w:val="left" w:pos="480"/>
+        </w:tabs>
+        <w:rPr>
+          <w:rFonts w:asciiTheme="minorHAnsi" w:eastAsiaTheme="minorEastAsia" w:hAnsiTheme="minorHAnsi" w:cstheme="minorBidi"/>
+          <w:noProof/>
+          <w:kern w:val="2"/>
+          <w:lang w:eastAsia="it-IT"/>
+          <w14:ligatures w14:val="standardContextual"/>
+        </w:rPr>
+      </w:pPr>
+      <w:hyperlink w:anchor="_Toc217148118" w:history="1">
+        <w:r>
+          <w:rPr>
+            <w:rStyle w:val="Collegamentoipertestuale"/>
+            <w:noProof/>
+          </w:rPr>
+          <w:t>8.</w:t>
+        </w:r>
+        <w:r>
+          <w:rPr>
+            <w:rFonts w:asciiTheme="minorHAnsi" w:eastAsiaTheme="minorEastAsia" w:hAnsiTheme="minorHAnsi" w:cstheme="minorBidi"/>
+            <w:noProof/>
+            <w:kern w:val="2"/>
+            <w:lang w:eastAsia="it-IT"/>
+            <w14:ligatures w14:val="standardContextual"/>
+          </w:rPr>
+          <w:tab/>
+        </w:r>
+        <w:r>
+          <w:rPr>
+            <w:rStyle w:val="Collegamentoipertestuale"/>
+            <w:noProof/>
+          </w:rPr>
+          <w:t>Materiale per i test</w:t>
+        </w:r>
+        <w:r>
+          <w:rPr>
+            <w:noProof/>
+            <w:webHidden/>
+          </w:rPr>
+          <w:tab/>
+        </w:r>
+        <w:r>
+          <w:rPr>
+            <w:noProof/>
+            <w:webHidden/>
+          </w:rPr>
+          <w:fldChar w:fldCharType="begin"/>
+        </w:r>
+        <w:r>
+          <w:rPr>
+            <w:noProof/>
+            <w:webHidden/>
+          </w:rPr>
+          <w:instrText xml:space="preserve"> PAGEREF _Toc217148118 \h </w:instrText>
+        </w:r>
+        <w:r>
+          <w:rPr>
+            <w:noProof/>
+            <w:webHidden/>
+          </w:rPr>
+        </w:r>
+        <w:r>
+          <w:rPr>
+            <w:noProof/>
+            <w:webHidden/>
+          </w:rPr>
+          <w:fldChar w:fldCharType="separate"/>
+        </w:r>
+        <w:r>
+          <w:rPr>
+            <w:noProof/>
+            <w:webHidden/>
+          </w:rPr>
+          <w:t>9</w:t>
+        </w:r>
+        <w:r>
+          <w:rPr>
+            <w:noProof/>
+            <w:webHidden/>
+          </w:rPr>
+          <w:fldChar w:fldCharType="end"/>
+        </w:r>
+      </w:hyperlink>
+    </w:p>
+    <w:p>
+      <w:pPr>
+        <w:pStyle w:val="Sommario1"/>
+        <w:tabs>
+          <w:tab w:val="left" w:pos="480"/>
+        </w:tabs>
+        <w:rPr>
+          <w:rFonts w:asciiTheme="minorHAnsi" w:eastAsiaTheme="minorEastAsia" w:hAnsiTheme="minorHAnsi" w:cstheme="minorBidi"/>
+          <w:noProof/>
+          <w:kern w:val="2"/>
+          <w:lang w:eastAsia="it-IT"/>
+          <w14:ligatures w14:val="standardContextual"/>
+        </w:rPr>
+      </w:pPr>
+      <w:hyperlink w:anchor="_Toc217148119" w:history="1">
+        <w:r>
+          <w:rPr>
+            <w:rStyle w:val="Collegamentoipertestuale"/>
+            <w:noProof/>
+          </w:rPr>
+          <w:t>9.</w:t>
+        </w:r>
+        <w:r>
+          <w:rPr>
+            <w:rFonts w:asciiTheme="minorHAnsi" w:eastAsiaTheme="minorEastAsia" w:hAnsiTheme="minorHAnsi" w:cstheme="minorBidi"/>
+            <w:noProof/>
+            <w:kern w:val="2"/>
+            <w:lang w:eastAsia="it-IT"/>
+            <w14:ligatures w14:val="standardContextual"/>
+          </w:rPr>
+          <w:tab/>
+        </w:r>
+        <w:r>
+          <w:rPr>
+            <w:rStyle w:val="Collegamentoipertestuale"/>
+            <w:noProof/>
+          </w:rPr>
+          <w:t>Test cases</w:t>
+        </w:r>
+        <w:r>
+          <w:rPr>
+            <w:noProof/>
+            <w:webHidden/>
+          </w:rPr>
+          <w:tab/>
+        </w:r>
+        <w:r>
+          <w:rPr>
+            <w:noProof/>
+            <w:webHidden/>
+          </w:rPr>
+          <w:fldChar w:fldCharType="begin"/>
+        </w:r>
+        <w:r>
+          <w:rPr>
+            <w:noProof/>
+            <w:webHidden/>
+          </w:rPr>
+          <w:instrText xml:space="preserve"> PAGEREF _Toc217148119 \h </w:instrText>
+        </w:r>
+        <w:r>
+          <w:rPr>
+            <w:noProof/>
+            <w:webHidden/>
+          </w:rPr>
+        </w:r>
+        <w:r>
+          <w:rPr>
+            <w:noProof/>
+            <w:webHidden/>
+          </w:rPr>
+          <w:fldChar w:fldCharType="separate"/>
+        </w:r>
+        <w:r>
+          <w:rPr>
+            <w:noProof/>
+            <w:webHidden/>
+          </w:rPr>
+          <w:t>11</w:t>
+        </w:r>
+        <w:r>
+          <w:rPr>
+            <w:noProof/>
+            <w:webHidden/>
+          </w:rPr>
+          <w:fldChar w:fldCharType="end"/>
+        </w:r>
+      </w:hyperlink>
+    </w:p>
+    <w:p>
+      <w:pPr>
+        <w:pStyle w:val="Sommario2"/>
+        <w:rPr>
+          <w:rFonts w:asciiTheme="minorHAnsi" w:eastAsiaTheme="minorEastAsia" w:hAnsiTheme="minorHAnsi" w:cstheme="minorBidi"/>
+          <w:noProof/>
+          <w:kern w:val="2"/>
+          <w:lang w:eastAsia="it-IT"/>
+          <w14:ligatures w14:val="standardContextual"/>
+        </w:rPr>
+      </w:pPr>
+      <w:hyperlink w:anchor="_Toc217148120" w:history="1">
+        <w:r>
+          <w:rPr>
+            <w:rStyle w:val="Collegamentoipertestuale"/>
+            <w:noProof/>
+          </w:rPr>
+          <w:t>9.1 Test_Login  (TC_1)</w:t>
+        </w:r>
+        <w:r>
+          <w:rPr>
+            <w:noProof/>
+            <w:webHidden/>
+          </w:rPr>
+          <w:tab/>
+        </w:r>
+        <w:r>
+          <w:rPr>
+            <w:noProof/>
+            <w:webHidden/>
+          </w:rPr>
+          <w:fldChar w:fldCharType="begin"/>
+        </w:r>
+        <w:r>
+          <w:rPr>
+            <w:noProof/>
+            <w:webHidden/>
+          </w:rPr>
+          <w:instrText xml:space="preserve"> PAGEREF _Toc217148120 \h </w:instrText>
+        </w:r>
+        <w:r>
+          <w:rPr>
+            <w:noProof/>
+            <w:webHidden/>
+          </w:rPr>
+        </w:r>
+        <w:r>
+          <w:rPr>
+            <w:noProof/>
+            <w:webHidden/>
+          </w:rPr>
+          <w:fldChar w:fldCharType="separate"/>
+        </w:r>
+        <w:r>
+          <w:rPr>
+            <w:noProof/>
+            <w:webHidden/>
+          </w:rPr>
+          <w:t>11</w:t>
+        </w:r>
+        <w:r>
+          <w:rPr>
+            <w:noProof/>
+            <w:webHidden/>
+          </w:rPr>
+          <w:fldChar w:fldCharType="end"/>
+        </w:r>
+      </w:hyperlink>
+    </w:p>
+    <w:p>
+      <w:pPr>
+        <w:pStyle w:val="Sommario2"/>
+        <w:rPr>
+          <w:rFonts w:asciiTheme="minorHAnsi" w:eastAsiaTheme="minorEastAsia" w:hAnsiTheme="minorHAnsi" w:cstheme="minorBidi"/>
+          <w:noProof/>
+          <w:kern w:val="2"/>
+          <w:lang w:eastAsia="it-IT"/>
+          <w14:ligatures w14:val="standardContextual"/>
+        </w:rPr>
+      </w:pPr>
+      <w:hyperlink w:anchor="_Toc217148121" w:history="1">
+        <w:r>
+          <w:rPr>
+            <w:rStyle w:val="Collegamentoipertestuale"/>
+            <w:noProof/>
+          </w:rPr>
+          <w:t>9.2 Test_Modifica_password (TC_2)</w:t>
+        </w:r>
+        <w:r>
+          <w:rPr>
+            <w:noProof/>
+            <w:webHidden/>
+          </w:rPr>
+          <w:tab/>
+        </w:r>
+        <w:r>
+          <w:rPr>
+            <w:noProof/>
+            <w:webHidden/>
+          </w:rPr>
+          <w:fldChar w:fldCharType="begin"/>
+        </w:r>
+        <w:r>
+          <w:rPr>
+            <w:noProof/>
+            <w:webHidden/>
+          </w:rPr>
+          <w:instrText xml:space="preserve"> PAGEREF _Toc217148121 \h </w:instrText>
+        </w:r>
+        <w:r>
+          <w:rPr>
+            <w:noProof/>
+            <w:webHidden/>
+          </w:rPr>
+        </w:r>
+        <w:r>
+          <w:rPr>
+            <w:noProof/>
+            <w:webHidden/>
+          </w:rPr>
+          <w:fldChar w:fldCharType="separate"/>
+        </w:r>
+        <w:r>
+          <w:rPr>
+            <w:noProof/>
+            <w:webHidden/>
+          </w:rPr>
+          <w:t>12</w:t>
+        </w:r>
+        <w:r>
+          <w:rPr>
+            <w:noProof/>
+            <w:webHidden/>
+          </w:rPr>
+          <w:fldChar w:fldCharType="end"/>
+        </w:r>
+      </w:hyperlink>
+    </w:p>
+    <w:p>
+      <w:pPr>
+        <w:pStyle w:val="Sommario2"/>
+        <w:rPr>
+          <w:rFonts w:asciiTheme="minorHAnsi" w:eastAsiaTheme="minorEastAsia" w:hAnsiTheme="minorHAnsi" w:cstheme="minorBidi"/>
+          <w:noProof/>
+          <w:kern w:val="2"/>
+          <w:lang w:eastAsia="it-IT"/>
+          <w14:ligatures w14:val="standardContextual"/>
+        </w:rPr>
+      </w:pPr>
+      <w:hyperlink w:anchor="_Toc217148122" w:history="1">
+        <w:r>
+          <w:rPr>
+            <w:rStyle w:val="Collegamentoipertestuale"/>
+            <w:noProof/>
+          </w:rPr>
+          <w:t>9.3 Test_Creazione_Task (TC_3)</w:t>
+        </w:r>
+        <w:r>
+          <w:rPr>
+            <w:noProof/>
+            <w:webHidden/>
+          </w:rPr>
+          <w:tab/>
+        </w:r>
+        <w:r>
+          <w:rPr>
+            <w:noProof/>
+            <w:webHidden/>
+          </w:rPr>
+          <w:fldChar w:fldCharType="begin"/>
+        </w:r>
+        <w:r>
+          <w:rPr>
+            <w:noProof/>
+            <w:webHidden/>
+          </w:rPr>
+          <w:instrText xml:space="preserve"> PAGEREF _Toc217148122 \h </w:instrText>
+        </w:r>
+        <w:r>
+          <w:rPr>
+            <w:noProof/>
+            <w:webHidden/>
+          </w:rPr>
+        </w:r>
+        <w:r>
+          <w:rPr>
+            <w:noProof/>
+            <w:webHidden/>
+          </w:rPr>
+          <w:fldChar w:fldCharType="separate"/>
+        </w:r>
+        <w:r>
+          <w:rPr>
+            <w:noProof/>
+            <w:webHidden/>
+          </w:rPr>
+          <w:t>13</w:t>
+        </w:r>
+        <w:r>
+          <w:rPr>
+            <w:noProof/>
+            <w:webHidden/>
+          </w:rPr>
+          <w:fldChar w:fldCharType="end"/>
+        </w:r>
+      </w:hyperlink>
+    </w:p>
+    <w:p>
+      <w:pPr>
+        <w:pStyle w:val="Sommario2"/>
+        <w:rPr>
+          <w:rFonts w:asciiTheme="minorHAnsi" w:eastAsiaTheme="minorEastAsia" w:hAnsiTheme="minorHAnsi" w:cstheme="minorBidi"/>
+          <w:noProof/>
+          <w:kern w:val="2"/>
+          <w:lang w:eastAsia="it-IT"/>
+          <w14:ligatures w14:val="standardContextual"/>
+        </w:rPr>
+      </w:pPr>
+      <w:hyperlink w:anchor="_Toc217148123" w:history="1">
+        <w:r>
+          <w:rPr>
+            <w:rStyle w:val="Collegamentoipertestuale"/>
+            <w:noProof/>
+          </w:rPr>
+          <w:t>9.4 Test_Sospensione_task (TC_4)</w:t>
+        </w:r>
+        <w:r>
+          <w:rPr>
+            <w:noProof/>
+            <w:webHidden/>
+          </w:rPr>
+          <w:tab/>
+        </w:r>
+        <w:r>
+          <w:rPr>
+            <w:noProof/>
+            <w:webHidden/>
+          </w:rPr>
+          <w:fldChar w:fldCharType="begin"/>
+        </w:r>
+        <w:r>
+          <w:rPr>
+            <w:noProof/>
+            <w:webHidden/>
+          </w:rPr>
+          <w:instrText xml:space="preserve"> PAGEREF _Toc217148123 \h </w:instrText>
+        </w:r>
+        <w:r>
+          <w:rPr>
+            <w:noProof/>
+            <w:webHidden/>
+          </w:rPr>
+        </w:r>
+        <w:r>
+          <w:rPr>
+            <w:noProof/>
+            <w:webHidden/>
+          </w:rPr>
+          <w:fldChar w:fldCharType="separate"/>
+        </w:r>
+        <w:r>
+          <w:rPr>
+            <w:noProof/>
+            <w:webHidden/>
+          </w:rPr>
+          <w:t>15</w:t>
+        </w:r>
+        <w:r>
+          <w:rPr>
+            <w:noProof/>
+            <w:webHidden/>
+          </w:rPr>
+          <w:fldChar w:fldCharType="end"/>
+        </w:r>
+      </w:hyperlink>
+    </w:p>
+    <w:p>
+      <w:pPr>
+        <w:pStyle w:val="Sommario2"/>
+        <w:rPr>
+          <w:rFonts w:asciiTheme="minorHAnsi" w:eastAsiaTheme="minorEastAsia" w:hAnsiTheme="minorHAnsi" w:cstheme="minorBidi"/>
+          <w:noProof/>
+          <w:kern w:val="2"/>
+          <w:lang w:eastAsia="it-IT"/>
+          <w14:ligatures w14:val="standardContextual"/>
+        </w:rPr>
+      </w:pPr>
+      <w:hyperlink w:anchor="_Toc217148124" w:history="1">
+        <w:r>
+          <w:rPr>
+            <w:rStyle w:val="Collegamentoipertestuale"/>
+            <w:noProof/>
+          </w:rPr>
+          <w:t>9.5 Test_Inserimento_account (TC_5)</w:t>
+        </w:r>
+        <w:r>
+          <w:rPr>
+            <w:noProof/>
+            <w:webHidden/>
+          </w:rPr>
+          <w:tab/>
+        </w:r>
+        <w:r>
+          <w:rPr>
+            <w:noProof/>
+            <w:webHidden/>
+          </w:rPr>
+          <w:fldChar w:fldCharType="begin"/>
+        </w:r>
+        <w:r>
+          <w:rPr>
+            <w:noProof/>
+            <w:webHidden/>
+          </w:rPr>
+          <w:instrText xml:space="preserve"> PAGEREF _Toc217148124 \h </w:instrText>
+        </w:r>
+        <w:r>
+          <w:rPr>
+            <w:noProof/>
+            <w:webHidden/>
+          </w:rPr>
+        </w:r>
+        <w:r>
+          <w:rPr>
+            <w:noProof/>
+            <w:webHidden/>
+          </w:rPr>
+          <w:fldChar w:fldCharType="separate"/>
+        </w:r>
+        <w:r>
+          <w:rPr>
+            <w:noProof/>
+            <w:webHidden/>
+          </w:rPr>
+          <w:t>16</w:t>
+        </w:r>
+        <w:r>
+          <w:rPr>
+            <w:noProof/>
+            <w:webHidden/>
+          </w:rPr>
+          <w:fldChar w:fldCharType="end"/>
+        </w:r>
+      </w:hyperlink>
+    </w:p>
+    <w:p>
+      <w:pPr>
+        <w:pStyle w:val="Sommario1"/>
+        <w:tabs>
+          <w:tab w:val="left" w:pos="720"/>
+        </w:tabs>
+        <w:rPr>
+          <w:rFonts w:asciiTheme="minorHAnsi" w:eastAsiaTheme="minorEastAsia" w:hAnsiTheme="minorHAnsi" w:cstheme="minorBidi"/>
+          <w:noProof/>
+          <w:kern w:val="2"/>
+          <w:lang w:eastAsia="it-IT"/>
+          <w14:ligatures w14:val="standardContextual"/>
+        </w:rPr>
+      </w:pPr>
+      <w:hyperlink w:anchor="_Toc217148125" w:history="1">
+        <w:r>
+          <w:rPr>
+            <w:rStyle w:val="Collegamentoipertestuale"/>
+            <w:noProof/>
+          </w:rPr>
+          <w:t>10.</w:t>
+        </w:r>
+        <w:r>
+          <w:rPr>
+            <w:rFonts w:asciiTheme="minorHAnsi" w:eastAsiaTheme="minorEastAsia" w:hAnsiTheme="minorHAnsi" w:cstheme="minorBidi"/>
+            <w:noProof/>
+            <w:kern w:val="2"/>
+            <w:lang w:eastAsia="it-IT"/>
+            <w14:ligatures w14:val="standardContextual"/>
+          </w:rPr>
+          <w:tab/>
+        </w:r>
+        <w:r>
+          <w:rPr>
+            <w:rStyle w:val="Collegamentoipertestuale"/>
+            <w:noProof/>
+          </w:rPr>
+          <w:t>Testing Schedule</w:t>
+        </w:r>
+        <w:r>
+          <w:rPr>
+            <w:noProof/>
+            <w:webHidden/>
+          </w:rPr>
+          <w:tab/>
+        </w:r>
+        <w:r>
+          <w:rPr>
+            <w:noProof/>
+            <w:webHidden/>
+          </w:rPr>
+          <w:fldChar w:fldCharType="begin"/>
+        </w:r>
+        <w:r>
+          <w:rPr>
+            <w:noProof/>
+            <w:webHidden/>
+          </w:rPr>
+          <w:instrText xml:space="preserve"> PAGEREF _Toc217148125 \h </w:instrText>
+        </w:r>
+        <w:r>
+          <w:rPr>
+            <w:noProof/>
+            <w:webHidden/>
+          </w:rPr>
+        </w:r>
+        <w:r>
+          <w:rPr>
+            <w:noProof/>
+            <w:webHidden/>
+          </w:rPr>
+          <w:fldChar w:fldCharType="separate"/>
+        </w:r>
+        <w:r>
+          <w:rPr>
+            <w:noProof/>
+            <w:webHidden/>
+          </w:rPr>
+          <w:t>18</w:t>
+        </w:r>
+        <w:r>
+          <w:rPr>
+            <w:noProof/>
+            <w:webHidden/>
+          </w:rPr>
+          <w:fldChar w:fldCharType="end"/>
+        </w:r>
+      </w:hyperlink>
+    </w:p>
+    <w:p>
+      <w:r>
+        <w:rPr>
+          <w:b/>
+          <w:bCs/>
+          <w:noProof/>
+        </w:rPr>
+        <w:fldChar w:fldCharType="end"/>
+      </w:r>
     </w:p>
     <w:p>
       <w:pPr>
@@ -1861,11 +3133,54 @@
           <w:ilvl w:val="0"/>
           <w:numId w:val="8"/>
         </w:numPr>
-        <w:ind w:left="284"/>
-      </w:pPr>
+        <w:ind w:left="0"/>
+      </w:pPr>
+      <w:bookmarkStart w:id="0" w:name="_Toc217148111"/>
       <w:r>
         <w:lastRenderedPageBreak/>
         <w:t>Introduzione</w:t>
+      </w:r>
+      <w:bookmarkEnd w:id="0"/>
+    </w:p>
+    <w:p/>
+    <w:p>
+      <w:r>
+        <w:t>Questo documento ha l’obiettivo di definire la strategia di testing e le specifiche di validazione per la piattaforma Easy Work Management System (E.W.M.S.).</w:t>
+      </w:r>
+      <w:r>
+        <w:t xml:space="preserve"> In questo documento saranno presentate le strategie per il testing per il sistema. Saranno esplorate le tecniche che </w:t>
+      </w:r>
+      <w:proofErr w:type="gramStart"/>
+      <w:r>
+        <w:t>il team</w:t>
+      </w:r>
+      <w:proofErr w:type="gramEnd"/>
+      <w:r>
+        <w:t xml:space="preserve"> applicherà per effettuare </w:t>
+      </w:r>
+      <w:proofErr w:type="spellStart"/>
+      <w:r>
+        <w:t>unit</w:t>
+      </w:r>
+      <w:proofErr w:type="spellEnd"/>
+      <w:r>
+        <w:t xml:space="preserve"> testing, </w:t>
+      </w:r>
+      <w:proofErr w:type="spellStart"/>
+      <w:r>
+        <w:t>integration</w:t>
+      </w:r>
+      <w:proofErr w:type="spellEnd"/>
+      <w:r>
+        <w:t xml:space="preserve"> testing e system testing. In particolare, saranno elencati i test </w:t>
+      </w:r>
+      <w:proofErr w:type="spellStart"/>
+      <w:r>
+        <w:t>cases</w:t>
+      </w:r>
+      <w:proofErr w:type="spellEnd"/>
+      <w:r>
+        <w:t xml:space="preserve"> per le funzionalità critiche del sistema.</w:t>
       </w:r>
     </w:p>
     <w:p>
@@ -1880,17 +3195,126 @@
           <w:ilvl w:val="0"/>
           <w:numId w:val="8"/>
         </w:numPr>
-        <w:ind w:left="284"/>
-      </w:pPr>
+        <w:ind w:left="0"/>
+      </w:pPr>
+      <w:bookmarkStart w:id="1" w:name="_Toc217148112"/>
       <w:r>
         <w:t>Relazione con gli altri documenti</w:t>
       </w:r>
+      <w:bookmarkEnd w:id="1"/>
     </w:p>
     <w:p>
-      <w:pPr>
-        <w:ind w:left="284"/>
-      </w:pPr>
+      <w:r>
+        <w:t>Per la stesura di questo documento si è fatto riferimento ai seguenti documenti:</w:t>
+      </w:r>
     </w:p>
+    <w:p>
+      <w:pPr>
+        <w:pStyle w:val="Paragrafoelenco"/>
+        <w:numPr>
+          <w:ilvl w:val="0"/>
+          <w:numId w:val="9"/>
+        </w:numPr>
+      </w:pPr>
+      <w:proofErr w:type="spellStart"/>
+      <w:r>
+        <w:rPr>
+          <w:b/>
+          <w:bCs/>
+        </w:rPr>
+        <w:t>Requirement</w:t>
+      </w:r>
+      <w:proofErr w:type="spellEnd"/>
+      <w:r>
+        <w:rPr>
+          <w:b/>
+          <w:bCs/>
+        </w:rPr>
+        <w:t xml:space="preserve"> Analysis </w:t>
+      </w:r>
+      <w:proofErr w:type="spellStart"/>
+      <w:r>
+        <w:rPr>
+          <w:b/>
+          <w:bCs/>
+        </w:rPr>
+        <w:t>Document</w:t>
+      </w:r>
+      <w:proofErr w:type="spellEnd"/>
+      <w:r>
+        <w:t>: tale relazione si f</w:t>
+      </w:r>
+      <w:r>
+        <w:t>onda sul fatto che i test case critici scelti si sono basati sui requisiti funzionale e non funzionali descritti all’interno del documento con particolare attenzione anche ai casi d’uso che prevedevano una forte interazione da parte degli attori del sistema.</w:t>
+      </w:r>
+      <w:r>
+        <w:br/>
+      </w:r>
+    </w:p>
+    <w:p>
+      <w:pPr>
+        <w:pStyle w:val="Paragrafoelenco"/>
+        <w:numPr>
+          <w:ilvl w:val="0"/>
+          <w:numId w:val="9"/>
+        </w:numPr>
+      </w:pPr>
+      <w:r>
+        <w:rPr>
+          <w:b/>
+          <w:bCs/>
+        </w:rPr>
+        <w:t xml:space="preserve">System Design </w:t>
+      </w:r>
+      <w:proofErr w:type="spellStart"/>
+      <w:r>
+        <w:rPr>
+          <w:b/>
+          <w:bCs/>
+        </w:rPr>
+        <w:t>Document</w:t>
+      </w:r>
+      <w:proofErr w:type="spellEnd"/>
+      <w:r>
+        <w:t>: tale relazione si fonda sulla suddivisione in sottosistemi del sistema EWMS, grazie a questo documento è stato possibile individuare correttamente i sottosistemi che partecipano ai test case descritti in questo documento.</w:t>
+      </w:r>
+      <w:r>
+        <w:br/>
+      </w:r>
+    </w:p>
+    <w:p>
+      <w:pPr>
+        <w:pStyle w:val="Paragrafoelenco"/>
+        <w:numPr>
+          <w:ilvl w:val="0"/>
+          <w:numId w:val="9"/>
+        </w:numPr>
+      </w:pPr>
+      <w:r>
+        <w:rPr>
+          <w:b/>
+          <w:bCs/>
+        </w:rPr>
+        <w:t xml:space="preserve">Object Design </w:t>
+      </w:r>
+      <w:proofErr w:type="spellStart"/>
+      <w:r>
+        <w:rPr>
+          <w:b/>
+          <w:bCs/>
+        </w:rPr>
+        <w:t>Document</w:t>
+      </w:r>
+      <w:proofErr w:type="spellEnd"/>
+      <w:r>
+        <w:t>: tale relazione è</w:t>
+      </w:r>
+      <w:r>
+        <w:t xml:space="preserve"> giustificata dal fatto che il documento contiene la descrizione delle classi che entreranno in gioco nei testing.</w:t>
+      </w:r>
+    </w:p>
+    <w:p/>
+    <w:p/>
     <w:p>
       <w:pPr>
         <w:pStyle w:val="Titolo1"/>
@@ -1898,8 +3322,9 @@
           <w:ilvl w:val="0"/>
           <w:numId w:val="8"/>
         </w:numPr>
-        <w:ind w:left="284"/>
-      </w:pPr>
+        <w:ind w:left="0"/>
+      </w:pPr>
+      <w:bookmarkStart w:id="2" w:name="_Toc217148113"/>
       <w:r>
         <w:t xml:space="preserve">System </w:t>
       </w:r>
@@ -1907,13 +3332,123 @@
       <w:r>
         <w:t>overview</w:t>
       </w:r>
+      <w:bookmarkEnd w:id="2"/>
       <w:proofErr w:type="spellEnd"/>
     </w:p>
     <w:p>
-      <w:pPr>
-        <w:ind w:left="284"/>
-      </w:pPr>
+      <w:r>
+        <w:t xml:space="preserve">L’applicazione E.W.M.S. è </w:t>
+      </w:r>
+      <w:r>
+        <w:t xml:space="preserve">una web </w:t>
+      </w:r>
+      <w:proofErr w:type="spellStart"/>
+      <w:r>
+        <w:t>application</w:t>
+      </w:r>
+      <w:proofErr w:type="spellEnd"/>
+      <w:r>
+        <w:t xml:space="preserve"> </w:t>
+      </w:r>
+      <w:r>
+        <w:t xml:space="preserve">basata su una </w:t>
+      </w:r>
+      <w:proofErr w:type="spellStart"/>
+      <w:r>
+        <w:t>three-tier</w:t>
+      </w:r>
+      <w:proofErr w:type="spellEnd"/>
+      <w:r>
+        <w:t xml:space="preserve"> </w:t>
+      </w:r>
+      <w:proofErr w:type="spellStart"/>
+      <w:r>
+        <w:t>architecture</w:t>
+      </w:r>
+      <w:proofErr w:type="spellEnd"/>
+      <w:r>
+        <w:t xml:space="preserve">, come descritto nel System Design </w:t>
+      </w:r>
+      <w:proofErr w:type="spellStart"/>
+      <w:r>
+        <w:t>Document</w:t>
+      </w:r>
+      <w:proofErr w:type="spellEnd"/>
+      <w:r>
+        <w:t>. Questa struttura consente una netta separazione delle responsabilità, facilitando la decomposizione gerarchica necessaria per il testing modulare:</w:t>
+      </w:r>
     </w:p>
+    <w:p>
+      <w:pPr>
+        <w:numPr>
+          <w:ilvl w:val="0"/>
+          <w:numId w:val="10"/>
+        </w:numPr>
+      </w:pPr>
+      <w:r>
+        <w:t>Presentation Layer: Gestisce l’interazione con l’utente finale tramite interfacce web dinamiche. È il livello in cui vengono acquisiti i dati di input attraverso i form</w:t>
+      </w:r>
+      <w:r>
+        <w:t>,</w:t>
+      </w:r>
+      <w:r>
+        <w:t xml:space="preserve"> visualizzati i feedback del sistema</w:t>
+      </w:r>
+      <w:r>
+        <w:t xml:space="preserve"> e gestito il flusso di controllo</w:t>
+      </w:r>
+      <w:r>
+        <w:t>.</w:t>
+      </w:r>
+    </w:p>
+    <w:p>
+      <w:pPr>
+        <w:numPr>
+          <w:ilvl w:val="0"/>
+          <w:numId w:val="10"/>
+        </w:numPr>
+      </w:pPr>
+      <w:r>
+        <w:t>Application</w:t>
+      </w:r>
+      <w:r>
+        <w:t xml:space="preserve"> Layer: Rappresenta il nucleo dell’applicazione dove risiede la business </w:t>
+      </w:r>
+      <w:proofErr w:type="spellStart"/>
+      <w:r>
+        <w:t>logic</w:t>
+      </w:r>
+      <w:proofErr w:type="spellEnd"/>
+      <w:r>
+        <w:t>. In questo livello, i vari service elaborano le richieste e applicano i vincoli definiti nel RAD.</w:t>
+      </w:r>
+    </w:p>
+    <w:p>
+      <w:pPr>
+        <w:numPr>
+          <w:ilvl w:val="0"/>
+          <w:numId w:val="10"/>
+        </w:numPr>
+      </w:pPr>
+      <w:r>
+        <w:lastRenderedPageBreak/>
+        <w:t xml:space="preserve">Data Layer: Responsabile della </w:t>
+      </w:r>
+      <w:proofErr w:type="spellStart"/>
+      <w:r>
+        <w:t>persistence</w:t>
+      </w:r>
+      <w:proofErr w:type="spellEnd"/>
+      <w:r>
+        <w:t xml:space="preserve"> dei dati, interagisce con il database relazionale. Utilizza il pattern DAO (Data Access Object) per garantire l'integrità delle informazioni durante i processi di lettura e scrittura.</w:t>
+      </w:r>
+    </w:p>
+    <w:p>
+      <w:r>
+        <w:t>Il sistema punta a centralizzare l’assegnazione dei compiti e il monitoraggio dello stato delle attività, riducendo i tempi di coordinamento e aumentando l’efficienza e la trasparenza organizzativa.</w:t>
+      </w:r>
+    </w:p>
+    <w:p/>
     <w:p>
       <w:pPr>
         <w:pStyle w:val="Titolo1"/>
@@ -1921,17 +3456,185 @@
           <w:ilvl w:val="0"/>
           <w:numId w:val="8"/>
         </w:numPr>
-        <w:ind w:left="284"/>
-      </w:pPr>
+        <w:ind w:left="0"/>
+      </w:pPr>
+      <w:bookmarkStart w:id="3" w:name="_Toc217148114"/>
       <w:r>
         <w:t>Funzionalità da testare/da non testare</w:t>
+      </w:r>
+      <w:bookmarkEnd w:id="3"/>
+    </w:p>
+    <w:p/>
+    <w:p>
+      <w:r>
+        <w:t xml:space="preserve">In questa sezione viene riportata l’applicazione sistematica del metodo </w:t>
+      </w:r>
+      <w:proofErr w:type="spellStart"/>
+      <w:r>
+        <w:t>category</w:t>
+      </w:r>
+      <w:proofErr w:type="spellEnd"/>
+      <w:r>
+        <w:t xml:space="preserve"> </w:t>
+      </w:r>
+      <w:proofErr w:type="spellStart"/>
+      <w:r>
+        <w:t>partition</w:t>
+      </w:r>
+      <w:proofErr w:type="spellEnd"/>
+      <w:r>
+        <w:t xml:space="preserve"> per le principali funzionalità del sistema E.W.M.S., identificate come critiche nel </w:t>
+      </w:r>
+      <w:proofErr w:type="spellStart"/>
+      <w:r>
+        <w:t>Requirement</w:t>
+      </w:r>
+      <w:proofErr w:type="spellEnd"/>
+      <w:r>
+        <w:t xml:space="preserve"> Analysis </w:t>
+      </w:r>
+      <w:proofErr w:type="spellStart"/>
+      <w:r>
+        <w:t>Document</w:t>
+      </w:r>
+      <w:proofErr w:type="spellEnd"/>
+      <w:r>
+        <w:t xml:space="preserve">. L'obiettivo è trasformare i </w:t>
+      </w:r>
+      <w:proofErr w:type="spellStart"/>
+      <w:r>
+        <w:t>functional</w:t>
+      </w:r>
+      <w:proofErr w:type="spellEnd"/>
+      <w:r>
+        <w:t xml:space="preserve"> </w:t>
+      </w:r>
+      <w:proofErr w:type="spellStart"/>
+      <w:r>
+        <w:t>requirements</w:t>
+      </w:r>
+      <w:proofErr w:type="spellEnd"/>
+      <w:r>
+        <w:t xml:space="preserve"> in una serie di test frames che garantiscano una copertura esaustiva degli scenari di utilizzo, dei casi di </w:t>
+      </w:r>
+      <w:proofErr w:type="spellStart"/>
+      <w:r>
+        <w:t>error</w:t>
+      </w:r>
+      <w:proofErr w:type="spellEnd"/>
+      <w:r>
+        <w:t xml:space="preserve"> e dei </w:t>
+      </w:r>
+      <w:proofErr w:type="spellStart"/>
+      <w:r>
+        <w:t>boundary</w:t>
+      </w:r>
+      <w:proofErr w:type="spellEnd"/>
+      <w:r>
+        <w:t xml:space="preserve"> </w:t>
+      </w:r>
+      <w:proofErr w:type="spellStart"/>
+      <w:r>
+        <w:t>values</w:t>
+      </w:r>
+      <w:proofErr w:type="spellEnd"/>
+      <w:r>
+        <w:t>.</w:t>
+      </w:r>
+      <w:r>
+        <w:t xml:space="preserve"> Le funzionalità che sono state scelte per avere un testing più approfondito sono:</w:t>
+      </w:r>
+    </w:p>
+    <w:p/>
+    <w:p>
+      <w:pPr>
+        <w:pStyle w:val="Paragrafoelenco"/>
+        <w:numPr>
+          <w:ilvl w:val="0"/>
+          <w:numId w:val="9"/>
+        </w:numPr>
+      </w:pPr>
+      <w:r>
+        <w:t>Login</w:t>
       </w:r>
     </w:p>
     <w:p>
       <w:pPr>
-        <w:ind w:left="284"/>
-      </w:pPr>
+        <w:pStyle w:val="Paragrafoelenco"/>
+        <w:numPr>
+          <w:ilvl w:val="0"/>
+          <w:numId w:val="9"/>
+        </w:numPr>
+      </w:pPr>
+      <w:r>
+        <w:t>Modifica della password</w:t>
+      </w:r>
     </w:p>
+    <w:p>
+      <w:pPr>
+        <w:pStyle w:val="Paragrafoelenco"/>
+        <w:numPr>
+          <w:ilvl w:val="0"/>
+          <w:numId w:val="9"/>
+        </w:numPr>
+      </w:pPr>
+      <w:r>
+        <w:t xml:space="preserve">Creazione di un nuovo task </w:t>
+      </w:r>
+    </w:p>
+    <w:p>
+      <w:pPr>
+        <w:pStyle w:val="Paragrafoelenco"/>
+        <w:numPr>
+          <w:ilvl w:val="0"/>
+          <w:numId w:val="9"/>
+        </w:numPr>
+      </w:pPr>
+      <w:r>
+        <w:t>La sospensione di un task</w:t>
+      </w:r>
+    </w:p>
+    <w:p>
+      <w:pPr>
+        <w:pStyle w:val="Paragrafoelenco"/>
+        <w:numPr>
+          <w:ilvl w:val="0"/>
+          <w:numId w:val="9"/>
+        </w:numPr>
+      </w:pPr>
+      <w:r>
+        <w:t>Creazione di un nuovo account da aggiungere al sistema</w:t>
+      </w:r>
+    </w:p>
+    <w:p/>
+    <w:p>
+      <w:r>
+        <w:t xml:space="preserve">Il sistema presenta diverse altre funzionalità, le quali però hanno un’interazione leggera con gli attori del sistema o hanno un funzionamento molto simile alle funzionalità testate, la loro fase di testing quindi si condurrà principalmente all’interno di </w:t>
+      </w:r>
+      <w:proofErr w:type="spellStart"/>
+      <w:r>
+        <w:t>unit</w:t>
+      </w:r>
+      <w:proofErr w:type="spellEnd"/>
+      <w:r>
+        <w:t xml:space="preserve"> e </w:t>
+      </w:r>
+      <w:proofErr w:type="spellStart"/>
+      <w:r>
+        <w:t>integration</w:t>
+      </w:r>
+      <w:proofErr w:type="spellEnd"/>
+      <w:r>
+        <w:t xml:space="preserve"> testing. </w:t>
+      </w:r>
+    </w:p>
+    <w:p/>
+    <w:p/>
+    <w:p/>
+    <w:p/>
+    <w:p/>
+    <w:p/>
+    <w:p/>
     <w:p>
       <w:pPr>
         <w:pStyle w:val="Titolo1"/>
@@ -1939,9 +3642,11 @@
           <w:ilvl w:val="0"/>
           <w:numId w:val="8"/>
         </w:numPr>
-        <w:ind w:left="284"/>
-      </w:pPr>
-      <w:r>
+        <w:ind w:left="0"/>
+      </w:pPr>
+      <w:bookmarkStart w:id="4" w:name="_Toc217148115"/>
+      <w:r>
+        <w:lastRenderedPageBreak/>
         <w:t>Pass/</w:t>
       </w:r>
       <w:proofErr w:type="spellStart"/>
@@ -1956,13 +3661,421 @@
       <w:r>
         <w:t>criteria</w:t>
       </w:r>
+      <w:bookmarkEnd w:id="4"/>
       <w:proofErr w:type="spellEnd"/>
     </w:p>
     <w:p>
-      <w:pPr>
-        <w:ind w:left="284"/>
-      </w:pPr>
+      <w:r>
+        <w:t xml:space="preserve">In questa sezione vengono definiti i criteri oggettivi per determinare l’esito delle attività di testing condotte sul sistema </w:t>
+      </w:r>
+      <w:proofErr w:type="gramStart"/>
+      <w:r>
+        <w:t>E.W.M.S</w:t>
+      </w:r>
+      <w:r>
+        <w:t>.</w:t>
+      </w:r>
+      <w:r>
+        <w:t>.</w:t>
+      </w:r>
+      <w:proofErr w:type="gramEnd"/>
+      <w:r>
+        <w:t xml:space="preserve"> La valutazione si basa sulla coerenza tra il comportamento osservato dell'applicazione e le specifiche tecniche formalizzate nel </w:t>
+      </w:r>
+      <w:proofErr w:type="spellStart"/>
+      <w:r>
+        <w:t>Requirement</w:t>
+      </w:r>
+      <w:proofErr w:type="spellEnd"/>
+      <w:r>
+        <w:t xml:space="preserve"> Analysis </w:t>
+      </w:r>
+      <w:proofErr w:type="spellStart"/>
+      <w:r>
+        <w:t>Document</w:t>
+      </w:r>
+      <w:proofErr w:type="spellEnd"/>
+      <w:r>
+        <w:t xml:space="preserve"> e nell'Object Design </w:t>
+      </w:r>
+      <w:proofErr w:type="spellStart"/>
+      <w:r>
+        <w:t>Document</w:t>
+      </w:r>
+      <w:proofErr w:type="spellEnd"/>
+      <w:r>
+        <w:t>.</w:t>
+      </w:r>
     </w:p>
+    <w:p>
+      <w:pPr>
+        <w:rPr>
+          <w:b/>
+          <w:bCs/>
+        </w:rPr>
+      </w:pPr>
+    </w:p>
+    <w:p>
+      <w:pPr>
+        <w:pStyle w:val="Titolo4"/>
+      </w:pPr>
+      <w:r>
+        <w:t>Criteri di Superamento</w:t>
+      </w:r>
+    </w:p>
+    <w:p/>
+    <w:p>
+      <w:r>
+        <w:t xml:space="preserve">Un </w:t>
+      </w:r>
+      <w:r>
+        <w:rPr>
+          <w:b/>
+          <w:bCs/>
+        </w:rPr>
+        <w:t>test</w:t>
+      </w:r>
+      <w:r>
+        <w:rPr>
+          <w:b/>
+          <w:bCs/>
+        </w:rPr>
+        <w:t xml:space="preserve"> case </w:t>
+      </w:r>
+      <w:r>
+        <w:t>è considerato superato quando il sistema soddisfa contemporaneamente le seguenti condizioni:</w:t>
+      </w:r>
+    </w:p>
+    <w:p>
+      <w:pPr>
+        <w:pStyle w:val="Paragrafoelenco"/>
+        <w:numPr>
+          <w:ilvl w:val="0"/>
+          <w:numId w:val="9"/>
+        </w:numPr>
+      </w:pPr>
+      <w:r>
+        <w:rPr>
+          <w:b/>
+          <w:bCs/>
+        </w:rPr>
+        <w:t>Integrità della Logica</w:t>
+      </w:r>
+      <w:r>
+        <w:t xml:space="preserve">: L’output prodotto </w:t>
+      </w:r>
+      <w:proofErr w:type="spellStart"/>
+      <w:r>
+        <w:t>dal</w:t>
+      </w:r>
+      <w:r>
+        <w:t>l’application</w:t>
+      </w:r>
+      <w:proofErr w:type="spellEnd"/>
+      <w:r>
+        <w:t xml:space="preserve"> </w:t>
+      </w:r>
+      <w:proofErr w:type="spellStart"/>
+      <w:r>
+        <w:t>layer</w:t>
+      </w:r>
+      <w:proofErr w:type="spellEnd"/>
+      <w:r>
+        <w:t xml:space="preserve"> corrisponde esattamente ai risultati attesi definiti ne</w:t>
+      </w:r>
+      <w:r>
+        <w:t>ll’oracolo del caso di test</w:t>
+      </w:r>
+      <w:r>
+        <w:t>.</w:t>
+      </w:r>
+    </w:p>
+    <w:p>
+      <w:pPr>
+        <w:pStyle w:val="Paragrafoelenco"/>
+        <w:numPr>
+          <w:ilvl w:val="0"/>
+          <w:numId w:val="9"/>
+        </w:numPr>
+      </w:pPr>
+      <w:r>
+        <w:rPr>
+          <w:b/>
+          <w:bCs/>
+        </w:rPr>
+        <w:t>Consistenza della Persistenza</w:t>
+      </w:r>
+      <w:r>
+        <w:t xml:space="preserve">: Le operazioni di CRUD effettuate tramite il pattern DAO si riflettono correttamente nel database. </w:t>
+      </w:r>
+      <w:r>
+        <w:t>(</w:t>
+      </w:r>
+      <w:r>
+        <w:t xml:space="preserve">Ad esempio, la creazione di un task deve generare un nuovo record e il relativo </w:t>
+      </w:r>
+      <w:proofErr w:type="spellStart"/>
+      <w:r>
+        <w:t>path</w:t>
+      </w:r>
+      <w:proofErr w:type="spellEnd"/>
+      <w:r>
+        <w:t xml:space="preserve"> dell'allegato</w:t>
+      </w:r>
+      <w:r>
+        <w:t xml:space="preserve"> se presente)</w:t>
+      </w:r>
+      <w:r>
+        <w:t>.</w:t>
+      </w:r>
+    </w:p>
+    <w:p>
+      <w:pPr>
+        <w:pStyle w:val="Paragrafoelenco"/>
+        <w:numPr>
+          <w:ilvl w:val="0"/>
+          <w:numId w:val="9"/>
+        </w:numPr>
+      </w:pPr>
+      <w:r>
+        <w:rPr>
+          <w:b/>
+          <w:bCs/>
+        </w:rPr>
+        <w:t>Feedback dell'Interfaccia</w:t>
+      </w:r>
+      <w:r>
+        <w:t xml:space="preserve">: La web </w:t>
+      </w:r>
+      <w:proofErr w:type="spellStart"/>
+      <w:r>
+        <w:t>interface</w:t>
+      </w:r>
+      <w:proofErr w:type="spellEnd"/>
+      <w:r>
+        <w:t xml:space="preserve"> mostra il messaggio di conferma o di errore previsto.</w:t>
+      </w:r>
+    </w:p>
+    <w:p>
+      <w:pPr>
+        <w:rPr>
+          <w:b/>
+          <w:bCs/>
+        </w:rPr>
+      </w:pPr>
+    </w:p>
+    <w:p>
+      <w:pPr>
+        <w:pStyle w:val="Titolo4"/>
+      </w:pPr>
+      <w:r>
+        <w:t>Criteri di Fallimento</w:t>
+      </w:r>
+    </w:p>
+    <w:p/>
+    <w:p>
+      <w:r>
+        <w:t xml:space="preserve">Un </w:t>
+      </w:r>
+      <w:r>
+        <w:rPr>
+          <w:b/>
+          <w:bCs/>
+        </w:rPr>
+        <w:t xml:space="preserve">test </w:t>
+      </w:r>
+      <w:r>
+        <w:rPr>
+          <w:b/>
+          <w:bCs/>
+        </w:rPr>
+        <w:t xml:space="preserve">case </w:t>
+      </w:r>
+      <w:r>
+        <w:t>è considerato fallito se si verifica anche solo una delle seguenti condizioni:</w:t>
+      </w:r>
+    </w:p>
+    <w:p>
+      <w:pPr>
+        <w:pStyle w:val="Paragrafoelenco"/>
+        <w:numPr>
+          <w:ilvl w:val="0"/>
+          <w:numId w:val="9"/>
+        </w:numPr>
+      </w:pPr>
+      <w:r>
+        <w:rPr>
+          <w:b/>
+          <w:bCs/>
+        </w:rPr>
+        <w:t>Deviazione dalle Specifiche</w:t>
+      </w:r>
+      <w:r>
+        <w:t>: Il sistema produce un output differente da quello previsto, o non attiva le post-condizioni definite nell'ODD.</w:t>
+      </w:r>
+      <w:r>
+        <w:br/>
+      </w:r>
+    </w:p>
+    <w:p>
+      <w:pPr>
+        <w:pStyle w:val="Paragrafoelenco"/>
+        <w:numPr>
+          <w:ilvl w:val="0"/>
+          <w:numId w:val="9"/>
+        </w:numPr>
+      </w:pPr>
+      <w:r>
+        <w:rPr>
+          <w:b/>
+          <w:bCs/>
+        </w:rPr>
+        <w:t>Mancata Validazione</w:t>
+      </w:r>
+      <w:r>
+        <w:t xml:space="preserve">: Il sistema accetta dati di input che violano i vincoli di </w:t>
+      </w:r>
+      <w:proofErr w:type="spellStart"/>
+      <w:r>
+        <w:t>boundary</w:t>
+      </w:r>
+      <w:proofErr w:type="spellEnd"/>
+      <w:r>
+        <w:t xml:space="preserve"> </w:t>
+      </w:r>
+      <w:proofErr w:type="spellStart"/>
+      <w:r>
+        <w:t>values</w:t>
+      </w:r>
+      <w:proofErr w:type="spellEnd"/>
+      <w:r>
+        <w:t xml:space="preserve"> (es. accettazione di una password troppo corta o di una data di scadenza passata).</w:t>
+      </w:r>
+      <w:r>
+        <w:br/>
+      </w:r>
+    </w:p>
+    <w:p>
+      <w:pPr>
+        <w:pStyle w:val="Paragrafoelenco"/>
+        <w:numPr>
+          <w:ilvl w:val="0"/>
+          <w:numId w:val="9"/>
+        </w:numPr>
+      </w:pPr>
+      <w:r>
+        <w:rPr>
+          <w:b/>
+          <w:bCs/>
+        </w:rPr>
+        <w:t>Inconsistenza dei Dati</w:t>
+      </w:r>
+      <w:r>
+        <w:t xml:space="preserve">: L'operazione non viene riportata correttamente nel </w:t>
+      </w:r>
+      <w:proofErr w:type="spellStart"/>
+      <w:r>
+        <w:t>persistence</w:t>
+      </w:r>
+      <w:proofErr w:type="spellEnd"/>
+      <w:r>
+        <w:t xml:space="preserve"> </w:t>
+      </w:r>
+      <w:proofErr w:type="spellStart"/>
+      <w:r>
+        <w:t>layer</w:t>
+      </w:r>
+      <w:proofErr w:type="spellEnd"/>
+      <w:r>
+        <w:t xml:space="preserve"> (es. dati mancanti o errati nel database nonostante un messaggio di successo).</w:t>
+      </w:r>
+      <w:r>
+        <w:br/>
+      </w:r>
+    </w:p>
+    <w:p>
+      <w:pPr>
+        <w:pStyle w:val="Paragrafoelenco"/>
+        <w:numPr>
+          <w:ilvl w:val="0"/>
+          <w:numId w:val="9"/>
+        </w:numPr>
+      </w:pPr>
+      <w:r>
+        <w:rPr>
+          <w:b/>
+          <w:bCs/>
+        </w:rPr>
+        <w:t>Eccezioni non Gestite</w:t>
+      </w:r>
+      <w:r>
+        <w:t xml:space="preserve">: L'esecuzione del test solleva una </w:t>
+      </w:r>
+      <w:proofErr w:type="spellStart"/>
+      <w:r>
+        <w:t>exception</w:t>
+      </w:r>
+      <w:proofErr w:type="spellEnd"/>
+      <w:r>
+        <w:t xml:space="preserve"> non intercettata (es. </w:t>
+      </w:r>
+      <w:proofErr w:type="spellStart"/>
+      <w:r>
+        <w:t>NullPointerException</w:t>
+      </w:r>
+      <w:proofErr w:type="spellEnd"/>
+      <w:r>
+        <w:t xml:space="preserve"> o </w:t>
+      </w:r>
+      <w:proofErr w:type="spellStart"/>
+      <w:r>
+        <w:t>SQLException</w:t>
+      </w:r>
+      <w:proofErr w:type="spellEnd"/>
+      <w:r>
+        <w:t>) che causa l'interruzione del processo o la visualizzazione di una pagina di errore generica non formattata.</w:t>
+      </w:r>
+    </w:p>
+    <w:p/>
+    <w:p/>
+    <w:p/>
+    <w:p>
+      <w:pPr>
+        <w:pStyle w:val="Titolo4"/>
+      </w:pPr>
+      <w:r>
+        <w:lastRenderedPageBreak/>
+        <w:t>Criteri per la qualità della fase di testing</w:t>
+      </w:r>
+    </w:p>
+    <w:p/>
+    <w:p>
+      <w:r>
+        <w:t xml:space="preserve">La fase di testing è una delle parti fondamentali durante lo sviluppo di un sistema. Il suo svolgimento può anche coprire il 25% degli sforzi totali di sviluppo sia in senso di tempo che in senso di costo. Quindi la </w:t>
+      </w:r>
+      <w:r>
+        <w:rPr>
+          <w:b/>
+          <w:bCs/>
+        </w:rPr>
+        <w:t>qualità</w:t>
+      </w:r>
+      <w:r>
+        <w:t xml:space="preserve"> della fase di testing viene misurata in base a quanti test hanno effettivamente </w:t>
+      </w:r>
+      <w:r>
+        <w:t xml:space="preserve">provocato delle </w:t>
+      </w:r>
+      <w:proofErr w:type="spellStart"/>
+      <w:r>
+        <w:t>failure</w:t>
+      </w:r>
+      <w:proofErr w:type="spellEnd"/>
+      <w:r>
+        <w:t xml:space="preserve"> all’interno del sistema. Per un testing di successo si prevede che la maggior parte dei test case falliscano alla fine di individuare tutte i possibili difetti che inevitabilmente saranno presenti durante lo sviluppo del sistema.</w:t>
+      </w:r>
+    </w:p>
+    <w:p/>
     <w:p>
       <w:pPr>
         <w:pStyle w:val="Titolo1"/>
@@ -1970,17 +4083,454 @@
           <w:ilvl w:val="0"/>
           <w:numId w:val="8"/>
         </w:numPr>
-        <w:ind w:left="284"/>
-      </w:pPr>
+        <w:ind w:left="0"/>
+      </w:pPr>
+      <w:bookmarkStart w:id="5" w:name="_Toc217148116"/>
       <w:r>
         <w:t>Approccio</w:t>
       </w:r>
+      <w:bookmarkEnd w:id="5"/>
     </w:p>
     <w:p>
-      <w:pPr>
-        <w:ind w:left="284"/>
-      </w:pPr>
+      <w:r>
+        <w:t>L'approccio adottato per la verifica del sistema E.W.M.S. segue una metodologia di black-box testing rigorosa</w:t>
+      </w:r>
+      <w:r>
+        <w:t xml:space="preserve"> integrata con fasi di white-box testing volte a dare copertura totale al testing delle singole parti del sistema.</w:t>
+      </w:r>
     </w:p>
+    <w:p/>
+    <w:p>
+      <w:pPr>
+        <w:pStyle w:val="Titolo4"/>
+      </w:pPr>
+      <w:r>
+        <w:t>Unit testing</w:t>
+      </w:r>
+    </w:p>
+    <w:p/>
+    <w:p>
+      <w:r>
+        <w:t xml:space="preserve">L'obiettivo dello </w:t>
+      </w:r>
+      <w:proofErr w:type="spellStart"/>
+      <w:r>
+        <w:t>unit</w:t>
+      </w:r>
+      <w:proofErr w:type="spellEnd"/>
+      <w:r>
+        <w:t xml:space="preserve"> testing è verificare la correttezza logica dei singoli componenti del sistema in modo isolato. Per E.W.M.S., questo livello di testing si focalizza sulle classi definite nell'Object Design </w:t>
+      </w:r>
+      <w:proofErr w:type="spellStart"/>
+      <w:r>
+        <w:t>Document</w:t>
+      </w:r>
+      <w:proofErr w:type="spellEnd"/>
+      <w:r>
+        <w:t xml:space="preserve"> e si concentrerà sui servizi offerti da ogni singolo sottosistema</w:t>
+      </w:r>
+      <w:r>
+        <w:t>.</w:t>
+      </w:r>
+    </w:p>
+    <w:p>
+      <w:pPr>
+        <w:pStyle w:val="Paragrafoelenco"/>
+        <w:numPr>
+          <w:ilvl w:val="0"/>
+          <w:numId w:val="10"/>
+        </w:numPr>
+      </w:pPr>
+      <w:r>
+        <w:rPr>
+          <w:b/>
+          <w:bCs/>
+        </w:rPr>
+        <w:t>Analisi dei contratti</w:t>
+      </w:r>
+      <w:r>
+        <w:t xml:space="preserve">: Verifica rigorosa delle </w:t>
+      </w:r>
+      <w:proofErr w:type="spellStart"/>
+      <w:r>
+        <w:t>pre-conditions</w:t>
+      </w:r>
+      <w:proofErr w:type="spellEnd"/>
+      <w:r>
+        <w:t xml:space="preserve"> e post-</w:t>
+      </w:r>
+      <w:proofErr w:type="spellStart"/>
+      <w:r>
+        <w:t>conditions</w:t>
+      </w:r>
+      <w:proofErr w:type="spellEnd"/>
+      <w:r>
+        <w:t xml:space="preserve"> specificate nell'ODD.</w:t>
+      </w:r>
+    </w:p>
+    <w:p>
+      <w:pPr>
+        <w:pStyle w:val="Paragrafoelenco"/>
+        <w:numPr>
+          <w:ilvl w:val="0"/>
+          <w:numId w:val="10"/>
+        </w:numPr>
+      </w:pPr>
+      <w:proofErr w:type="spellStart"/>
+      <w:r>
+        <w:rPr>
+          <w:b/>
+          <w:bCs/>
+        </w:rPr>
+        <w:t>Boundary</w:t>
+      </w:r>
+      <w:proofErr w:type="spellEnd"/>
+      <w:r>
+        <w:rPr>
+          <w:b/>
+          <w:bCs/>
+        </w:rPr>
+        <w:t xml:space="preserve"> Value Analysis</w:t>
+      </w:r>
+      <w:r>
+        <w:t>: Test dei limiti per ogni parametro di input (es. lunghezze stringhe, valori nulli).</w:t>
+      </w:r>
+    </w:p>
+    <w:p>
+      <w:pPr>
+        <w:pStyle w:val="Paragrafoelenco"/>
+        <w:numPr>
+          <w:ilvl w:val="0"/>
+          <w:numId w:val="10"/>
+        </w:numPr>
+      </w:pPr>
+      <w:proofErr w:type="spellStart"/>
+      <w:r>
+        <w:rPr>
+          <w:b/>
+          <w:bCs/>
+        </w:rPr>
+        <w:t>Mocking</w:t>
+      </w:r>
+      <w:proofErr w:type="spellEnd"/>
+      <w:r>
+        <w:t xml:space="preserve">: Utilizzo di </w:t>
+      </w:r>
+      <w:proofErr w:type="spellStart"/>
+      <w:r>
+        <w:t>mock</w:t>
+      </w:r>
+      <w:proofErr w:type="spellEnd"/>
+      <w:r>
+        <w:t xml:space="preserve"> </w:t>
+      </w:r>
+      <w:proofErr w:type="spellStart"/>
+      <w:r>
+        <w:t>objects</w:t>
+      </w:r>
+      <w:proofErr w:type="spellEnd"/>
+      <w:r>
+        <w:t xml:space="preserve"> o </w:t>
+      </w:r>
+      <w:proofErr w:type="spellStart"/>
+      <w:r>
+        <w:t>stubs</w:t>
+      </w:r>
+      <w:proofErr w:type="spellEnd"/>
+      <w:r>
+        <w:t xml:space="preserve"> per isolare l'unità sotto esame dalle dipendenze esterne, come il database o il web container, garantendo che l'errore rilevato appartenga esclusivamente all'unità testata.</w:t>
+      </w:r>
+    </w:p>
+    <w:p>
+      <w:r>
+        <w:t>Per verificare che l’intero codice sia testato in questa fase verranno utilizzate anche tecniche di white-box testing a discrezione dello sviluppatore.</w:t>
+      </w:r>
+    </w:p>
+    <w:p/>
+    <w:p>
+      <w:pPr>
+        <w:pStyle w:val="Titolo4"/>
+      </w:pPr>
+      <w:r>
+        <w:t>Integration testing</w:t>
+      </w:r>
+    </w:p>
+    <w:p/>
+    <w:p>
+      <w:proofErr w:type="spellStart"/>
+      <w:r>
+        <w:t>L’integration</w:t>
+      </w:r>
+      <w:proofErr w:type="spellEnd"/>
+      <w:r>
+        <w:t xml:space="preserve"> testing ha l’obiettivo di verificare le interazioni tra i diversi moduli della </w:t>
+      </w:r>
+      <w:proofErr w:type="spellStart"/>
+      <w:r>
+        <w:t>three-tier</w:t>
+      </w:r>
+      <w:proofErr w:type="spellEnd"/>
+      <w:r>
+        <w:t xml:space="preserve"> </w:t>
+      </w:r>
+      <w:proofErr w:type="spellStart"/>
+      <w:r>
+        <w:t>architecture</w:t>
+      </w:r>
+      <w:proofErr w:type="spellEnd"/>
+      <w:r>
+        <w:t>. Per il sistema E.W.M.S., si è deciso di adottare la tecnica del sandwich testing</w:t>
+      </w:r>
+      <w:r>
+        <w:t xml:space="preserve">. </w:t>
+      </w:r>
+      <w:r>
+        <w:t xml:space="preserve">Questo approccio permette di testare simultaneamente l’applicazione dall’alto verso il basso e dal basso verso l’alto, convergendo verso </w:t>
+      </w:r>
+      <w:proofErr w:type="spellStart"/>
+      <w:r>
+        <w:t>l’application</w:t>
+      </w:r>
+      <w:proofErr w:type="spellEnd"/>
+      <w:r>
+        <w:t xml:space="preserve"> </w:t>
+      </w:r>
+      <w:proofErr w:type="spellStart"/>
+      <w:r>
+        <w:t>layer</w:t>
+      </w:r>
+      <w:proofErr w:type="spellEnd"/>
+      <w:r>
+        <w:t xml:space="preserve"> identificato come strato target.</w:t>
+      </w:r>
+    </w:p>
+    <w:p>
+      <w:r>
+        <w:lastRenderedPageBreak/>
+        <w:t>La decomposizione gerarchica del sistema per questa fase prevede la suddivisione in tre livelli logici:</w:t>
+      </w:r>
+    </w:p>
+    <w:p>
+      <w:pPr>
+        <w:numPr>
+          <w:ilvl w:val="0"/>
+          <w:numId w:val="14"/>
+        </w:numPr>
+      </w:pPr>
+      <w:r>
+        <w:rPr>
+          <w:b/>
+          <w:bCs/>
+        </w:rPr>
+        <w:t>Strato Superiore</w:t>
+      </w:r>
+      <w:r>
+        <w:t xml:space="preserve">: Composto dai controller del </w:t>
+      </w:r>
+      <w:proofErr w:type="spellStart"/>
+      <w:r>
+        <w:t>presentation</w:t>
+      </w:r>
+      <w:proofErr w:type="spellEnd"/>
+      <w:r>
+        <w:t xml:space="preserve"> </w:t>
+      </w:r>
+      <w:proofErr w:type="spellStart"/>
+      <w:r>
+        <w:t>layer</w:t>
+      </w:r>
+      <w:proofErr w:type="spellEnd"/>
+      <w:r>
+        <w:t xml:space="preserve"> che gestiscono le interfacce utente.</w:t>
+      </w:r>
+    </w:p>
+    <w:p>
+      <w:pPr>
+        <w:numPr>
+          <w:ilvl w:val="0"/>
+          <w:numId w:val="14"/>
+        </w:numPr>
+      </w:pPr>
+      <w:r>
+        <w:rPr>
+          <w:b/>
+          <w:bCs/>
+        </w:rPr>
+        <w:t>Strato Target</w:t>
+      </w:r>
+      <w:r>
+        <w:t xml:space="preserve">: Rappresentato dai componenti del </w:t>
+      </w:r>
+      <w:proofErr w:type="spellStart"/>
+      <w:r>
+        <w:t>application</w:t>
+      </w:r>
+      <w:proofErr w:type="spellEnd"/>
+      <w:r>
+        <w:t xml:space="preserve"> </w:t>
+      </w:r>
+      <w:proofErr w:type="spellStart"/>
+      <w:r>
+        <w:t>layer</w:t>
+      </w:r>
+      <w:proofErr w:type="spellEnd"/>
+      <w:r>
+        <w:t xml:space="preserve"> dove risiede la business </w:t>
+      </w:r>
+      <w:proofErr w:type="spellStart"/>
+      <w:r>
+        <w:t>logic</w:t>
+      </w:r>
+      <w:proofErr w:type="spellEnd"/>
+      <w:r>
+        <w:t>.</w:t>
+      </w:r>
+    </w:p>
+    <w:p>
+      <w:pPr>
+        <w:numPr>
+          <w:ilvl w:val="0"/>
+          <w:numId w:val="14"/>
+        </w:numPr>
+      </w:pPr>
+      <w:r>
+        <w:rPr>
+          <w:b/>
+          <w:bCs/>
+        </w:rPr>
+        <w:t>Strato Inferiore</w:t>
+      </w:r>
+      <w:r>
+        <w:t xml:space="preserve">: Costituito dal </w:t>
+      </w:r>
+      <w:proofErr w:type="spellStart"/>
+      <w:r>
+        <w:t>persistence</w:t>
+      </w:r>
+      <w:proofErr w:type="spellEnd"/>
+      <w:r>
+        <w:t xml:space="preserve"> </w:t>
+      </w:r>
+      <w:proofErr w:type="spellStart"/>
+      <w:r>
+        <w:t>layer</w:t>
+      </w:r>
+      <w:proofErr w:type="spellEnd"/>
+      <w:r>
+        <w:t xml:space="preserve"> (</w:t>
+      </w:r>
+      <w:r>
+        <w:rPr>
+          <w:b/>
+          <w:bCs/>
+        </w:rPr>
+        <w:t>DAO</w:t>
+      </w:r>
+      <w:r>
+        <w:t>).</w:t>
+      </w:r>
+    </w:p>
+    <w:p/>
+    <w:p>
+      <w:pPr>
+        <w:pStyle w:val="Titolo4"/>
+      </w:pPr>
+      <w:r>
+        <w:t>System testing</w:t>
+      </w:r>
+    </w:p>
+    <w:p/>
+    <w:p>
+      <w:r>
+        <w:t xml:space="preserve">Il system testing rappresenta la fase finale di verifica, in cui l'intera applicazione viene testata come un'unica entità per accertarsi che soddisfi i </w:t>
+      </w:r>
+      <w:proofErr w:type="spellStart"/>
+      <w:r>
+        <w:t>functional</w:t>
+      </w:r>
+      <w:proofErr w:type="spellEnd"/>
+      <w:r>
+        <w:t xml:space="preserve"> </w:t>
+      </w:r>
+      <w:proofErr w:type="spellStart"/>
+      <w:r>
+        <w:t>requirements</w:t>
+      </w:r>
+      <w:proofErr w:type="spellEnd"/>
+      <w:r>
+        <w:t xml:space="preserve"> descritti nel </w:t>
+      </w:r>
+      <w:proofErr w:type="spellStart"/>
+      <w:r>
+        <w:t>Requirement</w:t>
+      </w:r>
+      <w:proofErr w:type="spellEnd"/>
+      <w:r>
+        <w:t xml:space="preserve"> Analysis </w:t>
+      </w:r>
+      <w:proofErr w:type="spellStart"/>
+      <w:r>
+        <w:t>Document</w:t>
+      </w:r>
+      <w:proofErr w:type="spellEnd"/>
+      <w:r>
+        <w:t>.</w:t>
+      </w:r>
+    </w:p>
+    <w:p>
+      <w:r>
+        <w:t>L’Oggetti del test</w:t>
+      </w:r>
+      <w:r>
+        <w:t xml:space="preserve"> sarà l</w:t>
+      </w:r>
+      <w:r>
+        <w:t>'intero processo software.</w:t>
+      </w:r>
+      <w:r>
+        <w:t xml:space="preserve"> La tecnica utilizzata sarà </w:t>
+      </w:r>
+      <w:proofErr w:type="spellStart"/>
+      <w:r>
+        <w:rPr>
+          <w:b/>
+          <w:bCs/>
+        </w:rPr>
+        <w:t>category</w:t>
+      </w:r>
+      <w:proofErr w:type="spellEnd"/>
+      <w:r>
+        <w:rPr>
+          <w:b/>
+          <w:bCs/>
+        </w:rPr>
+        <w:t xml:space="preserve"> </w:t>
+      </w:r>
+      <w:proofErr w:type="spellStart"/>
+      <w:r>
+        <w:rPr>
+          <w:b/>
+          <w:bCs/>
+        </w:rPr>
+        <w:t>partition</w:t>
+      </w:r>
+      <w:proofErr w:type="spellEnd"/>
+      <w:r>
+        <w:t xml:space="preserve">: Applicazione sistematica delle tabelle di partizione generate (es. per il login o la creazione di un task) per coprire tutti gli scenari d'uso nominali e di </w:t>
+      </w:r>
+      <w:proofErr w:type="spellStart"/>
+      <w:r>
+        <w:t>error</w:t>
+      </w:r>
+      <w:proofErr w:type="spellEnd"/>
+      <w:r>
+        <w:t xml:space="preserve"> delle funzionalità critiche descritte all’interno di questo documento</w:t>
+      </w:r>
+      <w:r>
+        <w:t>.</w:t>
+      </w:r>
+    </w:p>
+    <w:p/>
     <w:p>
       <w:pPr>
         <w:pStyle w:val="Titolo1"/>
@@ -1988,17 +4538,307 @@
           <w:ilvl w:val="0"/>
           <w:numId w:val="8"/>
         </w:numPr>
-        <w:ind w:left="284"/>
-      </w:pPr>
+        <w:ind w:left="0"/>
+      </w:pPr>
+      <w:bookmarkStart w:id="6" w:name="_Toc217148117"/>
       <w:r>
         <w:t>Sospensione e ripristino</w:t>
       </w:r>
+      <w:bookmarkEnd w:id="6"/>
     </w:p>
     <w:p>
-      <w:pPr>
-        <w:ind w:left="284"/>
-      </w:pPr>
+      <w:r>
+        <w:t>In questa sezione vengono definiti i criteri secondo i quali le attività di testing sul sistema E.W.M.S. devono essere temporaneamente interrotte e le condizioni necessarie per la ripresa del processo di verifica. Questa gestione assicura che le risorse non vengano sprecate in presenza di bug bloccanti che impediscono la progressione dei test.</w:t>
+      </w:r>
     </w:p>
+    <w:p>
+      <w:pPr>
+        <w:rPr>
+          <w:b/>
+          <w:bCs/>
+        </w:rPr>
+      </w:pPr>
+    </w:p>
+    <w:p>
+      <w:pPr>
+        <w:pStyle w:val="Titolo4"/>
+      </w:pPr>
+      <w:r>
+        <w:t>Criteri di Sospensione</w:t>
+      </w:r>
+    </w:p>
+    <w:p/>
+    <w:p>
+      <w:r>
+        <w:t>L'attività di testing viene sospesa qualora si verifichi una delle seguenti condizioni critiche:</w:t>
+      </w:r>
+    </w:p>
+    <w:p>
+      <w:pPr>
+        <w:numPr>
+          <w:ilvl w:val="0"/>
+          <w:numId w:val="15"/>
+        </w:numPr>
+      </w:pPr>
+      <w:r>
+        <w:rPr>
+          <w:b/>
+          <w:bCs/>
+        </w:rPr>
+        <w:t>Bug bloccanti</w:t>
+      </w:r>
+      <w:r>
+        <w:rPr>
+          <w:b/>
+          <w:bCs/>
+        </w:rPr>
+        <w:t xml:space="preserve">: </w:t>
+      </w:r>
+      <w:r>
+        <w:t xml:space="preserve">Presenza di malfunzionamenti critici nelle funzionalità core che impediscono l'accesso ad altre aree del sistema. </w:t>
+      </w:r>
+      <w:r>
+        <w:t>(</w:t>
+      </w:r>
+      <w:r>
+        <w:t>Ad esempio</w:t>
+      </w:r>
+      <w:r>
+        <w:t>: i</w:t>
+      </w:r>
+      <w:r>
+        <w:t>mpossibilità di inizializzare la sessione utente o errori fatali nel connection pool).</w:t>
+      </w:r>
+    </w:p>
+    <w:p>
+      <w:pPr>
+        <w:numPr>
+          <w:ilvl w:val="0"/>
+          <w:numId w:val="15"/>
+        </w:numPr>
+      </w:pPr>
+      <w:r>
+        <w:rPr>
+          <w:b/>
+          <w:bCs/>
+        </w:rPr>
+        <w:t>Elevato tasso di fallimento</w:t>
+      </w:r>
+      <w:r>
+        <w:t xml:space="preserve">: Se oltre il 40% dei test frames eseguiti in una specifica sessione produce un esito di </w:t>
+      </w:r>
+      <w:proofErr w:type="spellStart"/>
+      <w:r>
+        <w:t>fail</w:t>
+      </w:r>
+      <w:proofErr w:type="spellEnd"/>
+      <w:r>
+        <w:t>, indicando un'instabilità diffusa della build corrente.</w:t>
+      </w:r>
+    </w:p>
+    <w:p>
+      <w:pPr>
+        <w:numPr>
+          <w:ilvl w:val="0"/>
+          <w:numId w:val="15"/>
+        </w:numPr>
+      </w:pPr>
+      <w:r>
+        <w:rPr>
+          <w:b/>
+          <w:bCs/>
+        </w:rPr>
+        <w:t>Corruzione dei dati</w:t>
+      </w:r>
+      <w:r>
+        <w:t xml:space="preserve">: Rilevamento di anomalie gravi nel </w:t>
+      </w:r>
+      <w:proofErr w:type="spellStart"/>
+      <w:r>
+        <w:t>persistence</w:t>
+      </w:r>
+      <w:proofErr w:type="spellEnd"/>
+      <w:r>
+        <w:t xml:space="preserve"> </w:t>
+      </w:r>
+      <w:proofErr w:type="spellStart"/>
+      <w:r>
+        <w:t>layer</w:t>
+      </w:r>
+      <w:proofErr w:type="spellEnd"/>
+      <w:r>
+        <w:t xml:space="preserve"> che compromettono l'integrità dei record durante i test di integrazione</w:t>
+      </w:r>
+      <w:r>
+        <w:t xml:space="preserve"> o di sistema</w:t>
+      </w:r>
+      <w:r>
+        <w:t>.</w:t>
+      </w:r>
+    </w:p>
+    <w:p>
+      <w:pPr>
+        <w:rPr>
+          <w:b/>
+          <w:bCs/>
+        </w:rPr>
+      </w:pPr>
+      <w:r>
+        <w:rPr>
+          <w:b/>
+          <w:bCs/>
+        </w:rPr>
+        <w:lastRenderedPageBreak/>
+        <w:t>7.2 Requisiti di Ripristino</w:t>
+      </w:r>
+    </w:p>
+    <w:p>
+      <w:r>
+        <w:t xml:space="preserve">Una volta sospesa l'attività, il </w:t>
+      </w:r>
+      <w:r>
+        <w:rPr>
+          <w:b/>
+          <w:bCs/>
+        </w:rPr>
+        <w:t>testing</w:t>
+      </w:r>
+      <w:r>
+        <w:t xml:space="preserve"> può essere ripreso solo dopo il soddisfacimento dei seguenti requisiti:</w:t>
+      </w:r>
+    </w:p>
+    <w:p>
+      <w:pPr>
+        <w:numPr>
+          <w:ilvl w:val="0"/>
+          <w:numId w:val="16"/>
+        </w:numPr>
+      </w:pPr>
+      <w:r>
+        <w:rPr>
+          <w:b/>
+          <w:bCs/>
+        </w:rPr>
+        <w:t>Risoluzione delle anomalie</w:t>
+      </w:r>
+      <w:r>
+        <w:t xml:space="preserve">: </w:t>
+      </w:r>
+      <w:proofErr w:type="gramStart"/>
+      <w:r>
+        <w:t>Il team</w:t>
+      </w:r>
+      <w:proofErr w:type="gramEnd"/>
+      <w:r>
+        <w:t xml:space="preserve"> di sviluppo deve fornire una nuova build in cui il bug che ha causato la sospensione è stato corretto e verificato tramite uno </w:t>
+      </w:r>
+      <w:proofErr w:type="spellStart"/>
+      <w:r>
+        <w:t>unit</w:t>
+      </w:r>
+      <w:proofErr w:type="spellEnd"/>
+      <w:r>
+        <w:t xml:space="preserve"> testing preliminare.</w:t>
+      </w:r>
+    </w:p>
+    <w:p>
+      <w:pPr>
+        <w:numPr>
+          <w:ilvl w:val="0"/>
+          <w:numId w:val="16"/>
+        </w:numPr>
+      </w:pPr>
+      <w:r>
+        <w:rPr>
+          <w:b/>
+          <w:bCs/>
+        </w:rPr>
+        <w:t>Ripristino dell'ambiente</w:t>
+      </w:r>
+      <w:r>
+        <w:t>: Verifica della corretta configurazione del server di deployment e ripristino della consistenza del database (attraverso procedure di backup e recovery se necessario).</w:t>
+      </w:r>
+    </w:p>
+    <w:p>
+      <w:pPr>
+        <w:numPr>
+          <w:ilvl w:val="0"/>
+          <w:numId w:val="16"/>
+        </w:numPr>
+      </w:pPr>
+      <w:r>
+        <w:rPr>
+          <w:b/>
+          <w:bCs/>
+        </w:rPr>
+        <w:t>Disponibilità della documentazione</w:t>
+      </w:r>
+      <w:r>
+        <w:t xml:space="preserve">: Aggiornamento dell'Object Design </w:t>
+      </w:r>
+      <w:proofErr w:type="spellStart"/>
+      <w:r>
+        <w:t>Document</w:t>
+      </w:r>
+      <w:proofErr w:type="spellEnd"/>
+      <w:r>
+        <w:t xml:space="preserve"> o del System Design </w:t>
+      </w:r>
+      <w:proofErr w:type="spellStart"/>
+      <w:r>
+        <w:t>Document</w:t>
+      </w:r>
+      <w:proofErr w:type="spellEnd"/>
+      <w:r>
+        <w:t xml:space="preserve"> qualora la correzione del problema abbia comportato modifiche strutturali alle class </w:t>
+      </w:r>
+      <w:proofErr w:type="spellStart"/>
+      <w:r>
+        <w:t>interfaces</w:t>
+      </w:r>
+      <w:proofErr w:type="spellEnd"/>
+      <w:r>
+        <w:t xml:space="preserve"> o alla logica di service.</w:t>
+      </w:r>
+    </w:p>
+    <w:p>
+      <w:r>
+        <w:t xml:space="preserve">L'obiettivo di questa strategia è garantire che il </w:t>
+      </w:r>
+      <w:r>
+        <w:t xml:space="preserve">modello </w:t>
+      </w:r>
+      <w:r>
+        <w:t>d</w:t>
+      </w:r>
+      <w:r>
+        <w:t>el</w:t>
+      </w:r>
+      <w:r>
+        <w:t xml:space="preserve"> </w:t>
+      </w:r>
+      <w:r>
+        <w:t xml:space="preserve">sistema </w:t>
+      </w:r>
+      <w:r>
+        <w:t xml:space="preserve">mantenga standard qualitativi elevati, evitando che errori strutturali nello strato della business </w:t>
+      </w:r>
+      <w:proofErr w:type="spellStart"/>
+      <w:r>
+        <w:t>logic</w:t>
+      </w:r>
+      <w:proofErr w:type="spellEnd"/>
+      <w:r>
+        <w:t xml:space="preserve"> </w:t>
+      </w:r>
+      <w:r>
+        <w:t xml:space="preserve">o incongruenze con il modello </w:t>
+      </w:r>
+      <w:r>
+        <w:t>si propaghino nelle fasi avanzate di validazione.</w:t>
+      </w:r>
+    </w:p>
+    <w:p/>
     <w:p>
       <w:pPr>
         <w:pStyle w:val="Titolo1"/>
@@ -2006,12 +4846,477 @@
           <w:ilvl w:val="0"/>
           <w:numId w:val="8"/>
         </w:numPr>
-        <w:ind w:left="284"/>
-      </w:pPr>
+        <w:ind w:left="0"/>
+      </w:pPr>
+      <w:bookmarkStart w:id="7" w:name="_Toc217148118"/>
       <w:r>
         <w:t>Materiale per i test</w:t>
       </w:r>
+      <w:bookmarkEnd w:id="7"/>
     </w:p>
+    <w:p>
+      <w:r>
+        <w:t xml:space="preserve">Per l'esecuzione dei test sul sistema E.W.M.S., verranno adottati strumenti specifici del software engineering per l'ambiente Java, garantendo l'automazione dei processi e la ripetibilità dei test </w:t>
+      </w:r>
+      <w:proofErr w:type="spellStart"/>
+      <w:r>
+        <w:t>cases</w:t>
+      </w:r>
+      <w:proofErr w:type="spellEnd"/>
+      <w:r>
+        <w:t xml:space="preserve">. La scelta degli strumenti è dettata dalla necessità di coprire i tre livelli di testing definiti nella metodologia, supportando la </w:t>
+      </w:r>
+      <w:proofErr w:type="spellStart"/>
+      <w:r>
+        <w:t>three-tier</w:t>
+      </w:r>
+      <w:proofErr w:type="spellEnd"/>
+      <w:r>
+        <w:t xml:space="preserve"> </w:t>
+      </w:r>
+      <w:proofErr w:type="spellStart"/>
+      <w:r>
+        <w:t>architecture</w:t>
+      </w:r>
+      <w:proofErr w:type="spellEnd"/>
+      <w:r>
+        <w:t xml:space="preserve"> del progetto.</w:t>
+      </w:r>
+    </w:p>
+    <w:p>
+      <w:pPr>
+        <w:pStyle w:val="Titolo4"/>
+      </w:pPr>
+    </w:p>
+    <w:p>
+      <w:pPr>
+        <w:pStyle w:val="Titolo4"/>
+      </w:pPr>
+      <w:r>
+        <w:t xml:space="preserve">Strumento per lo Unit Testing: </w:t>
+      </w:r>
+      <w:proofErr w:type="spellStart"/>
+      <w:r>
+        <w:t>JUnit</w:t>
+      </w:r>
+      <w:proofErr w:type="spellEnd"/>
+    </w:p>
+    <w:p/>
+    <w:p>
+      <w:r>
+        <w:t xml:space="preserve">Per la verifica dei singoli componenti, verrà utilizzato </w:t>
+      </w:r>
+      <w:proofErr w:type="spellStart"/>
+      <w:r>
+        <w:rPr>
+          <w:b/>
+          <w:bCs/>
+        </w:rPr>
+        <w:t>JUnit</w:t>
+      </w:r>
+      <w:proofErr w:type="spellEnd"/>
+      <w:r>
+        <w:t>.</w:t>
+      </w:r>
+    </w:p>
+    <w:p>
+      <w:pPr>
+        <w:numPr>
+          <w:ilvl w:val="0"/>
+          <w:numId w:val="18"/>
+        </w:numPr>
+      </w:pPr>
+      <w:r>
+        <w:rPr>
+          <w:b/>
+          <w:bCs/>
+        </w:rPr>
+        <w:t>Motivazione</w:t>
+      </w:r>
+      <w:r>
+        <w:t xml:space="preserve">: È il framework di testing standard per applicazioni Java. Permette di definire test </w:t>
+      </w:r>
+      <w:proofErr w:type="spellStart"/>
+      <w:r>
+        <w:t>cases</w:t>
+      </w:r>
+      <w:proofErr w:type="spellEnd"/>
+      <w:r>
+        <w:t xml:space="preserve"> atomici, gestire le </w:t>
+      </w:r>
+      <w:proofErr w:type="spellStart"/>
+      <w:r>
+        <w:t>pre-conditions</w:t>
+      </w:r>
+      <w:proofErr w:type="spellEnd"/>
+      <w:r>
+        <w:t xml:space="preserve"> tramite annotazioni come @Before e verificare i risultati attesi utilizzando le </w:t>
+      </w:r>
+      <w:proofErr w:type="spellStart"/>
+      <w:r>
+        <w:t>assertions</w:t>
+      </w:r>
+      <w:proofErr w:type="spellEnd"/>
+      <w:r>
+        <w:t>.</w:t>
+      </w:r>
+    </w:p>
+    <w:p>
+      <w:pPr>
+        <w:numPr>
+          <w:ilvl w:val="0"/>
+          <w:numId w:val="18"/>
+        </w:numPr>
+      </w:pPr>
+      <w:r>
+        <w:rPr>
+          <w:b/>
+          <w:bCs/>
+        </w:rPr>
+        <w:t>Utilizzo</w:t>
+      </w:r>
+      <w:r>
+        <w:t>: Verrà impiegato per testare la validazione degli input nei service e la correttezza dei metodi dei DAO, assicurando che ogni unità rispetti le specifiche dell'ODD.</w:t>
+      </w:r>
+    </w:p>
+    <w:p>
+      <w:pPr>
+        <w:rPr>
+          <w:b/>
+          <w:bCs/>
+        </w:rPr>
+      </w:pPr>
+    </w:p>
+    <w:p>
+      <w:pPr>
+        <w:rPr>
+          <w:b/>
+          <w:bCs/>
+        </w:rPr>
+      </w:pPr>
+    </w:p>
+    <w:p>
+      <w:pPr>
+        <w:rPr>
+          <w:b/>
+          <w:bCs/>
+        </w:rPr>
+      </w:pPr>
+    </w:p>
+    <w:p>
+      <w:pPr>
+        <w:pStyle w:val="Titolo4"/>
+      </w:pPr>
+      <w:r>
+        <w:lastRenderedPageBreak/>
+        <w:t xml:space="preserve">Strumento per l'Integration Testing: </w:t>
+      </w:r>
+      <w:proofErr w:type="spellStart"/>
+      <w:r>
+        <w:t>Mockito</w:t>
+      </w:r>
+      <w:proofErr w:type="spellEnd"/>
+      <w:r>
+        <w:t xml:space="preserve"> e </w:t>
+      </w:r>
+      <w:proofErr w:type="spellStart"/>
+      <w:r>
+        <w:t>DBUnit</w:t>
+      </w:r>
+      <w:proofErr w:type="spellEnd"/>
+    </w:p>
+    <w:p>
+      <w:r>
+        <w:t xml:space="preserve">Per gestire la complessità del </w:t>
+      </w:r>
+      <w:r>
+        <w:rPr>
+          <w:b/>
+          <w:bCs/>
+        </w:rPr>
+        <w:t>sandwich testing</w:t>
+      </w:r>
+      <w:r>
+        <w:t xml:space="preserve"> e l'integrazione tra i livelli, si consiglia l'accoppiata di questi due strumenti:</w:t>
+      </w:r>
+    </w:p>
+    <w:p>
+      <w:pPr>
+        <w:numPr>
+          <w:ilvl w:val="0"/>
+          <w:numId w:val="19"/>
+        </w:numPr>
+      </w:pPr>
+      <w:proofErr w:type="spellStart"/>
+      <w:r>
+        <w:rPr>
+          <w:b/>
+          <w:bCs/>
+        </w:rPr>
+        <w:t>Mockito</w:t>
+      </w:r>
+      <w:proofErr w:type="spellEnd"/>
+      <w:r>
+        <w:t xml:space="preserve">: È fondamentale per la creazione di </w:t>
+      </w:r>
+      <w:proofErr w:type="spellStart"/>
+      <w:r>
+        <w:rPr>
+          <w:b/>
+          <w:bCs/>
+        </w:rPr>
+        <w:t>mock</w:t>
+      </w:r>
+      <w:proofErr w:type="spellEnd"/>
+      <w:r>
+        <w:rPr>
+          <w:b/>
+          <w:bCs/>
+        </w:rPr>
+        <w:t xml:space="preserve"> </w:t>
+      </w:r>
+      <w:proofErr w:type="spellStart"/>
+      <w:r>
+        <w:rPr>
+          <w:b/>
+          <w:bCs/>
+        </w:rPr>
+        <w:t>objects</w:t>
+      </w:r>
+      <w:proofErr w:type="spellEnd"/>
+      <w:r>
+        <w:t xml:space="preserve"> e </w:t>
+      </w:r>
+      <w:proofErr w:type="spellStart"/>
+      <w:r>
+        <w:rPr>
+          <w:b/>
+          <w:bCs/>
+        </w:rPr>
+        <w:t>stubs</w:t>
+      </w:r>
+      <w:proofErr w:type="spellEnd"/>
+      <w:r>
+        <w:t xml:space="preserve">. Nel nostro approccio, </w:t>
+      </w:r>
+      <w:proofErr w:type="spellStart"/>
+      <w:r>
+        <w:t>Mockito</w:t>
+      </w:r>
+      <w:proofErr w:type="spellEnd"/>
+      <w:r>
+        <w:t xml:space="preserve"> permetterà di isolare lo strato target simulando le risposte del </w:t>
+      </w:r>
+      <w:proofErr w:type="spellStart"/>
+      <w:r>
+        <w:t>persistence</w:t>
+      </w:r>
+      <w:proofErr w:type="spellEnd"/>
+      <w:r>
+        <w:t xml:space="preserve"> </w:t>
+      </w:r>
+      <w:proofErr w:type="spellStart"/>
+      <w:r>
+        <w:t>layer</w:t>
+      </w:r>
+      <w:proofErr w:type="spellEnd"/>
+      <w:r>
+        <w:t xml:space="preserve"> senza dover interrogare il database reale, o simulando le chiamate provenienti dal </w:t>
+      </w:r>
+      <w:proofErr w:type="spellStart"/>
+      <w:r>
+        <w:t>presentation</w:t>
+      </w:r>
+      <w:proofErr w:type="spellEnd"/>
+      <w:r>
+        <w:t xml:space="preserve"> </w:t>
+      </w:r>
+      <w:proofErr w:type="spellStart"/>
+      <w:r>
+        <w:t>layer</w:t>
+      </w:r>
+      <w:proofErr w:type="spellEnd"/>
+      <w:r>
+        <w:t>.</w:t>
+      </w:r>
+    </w:p>
+    <w:p>
+      <w:pPr>
+        <w:numPr>
+          <w:ilvl w:val="0"/>
+          <w:numId w:val="19"/>
+        </w:numPr>
+      </w:pPr>
+      <w:proofErr w:type="spellStart"/>
+      <w:r>
+        <w:rPr>
+          <w:b/>
+          <w:bCs/>
+        </w:rPr>
+        <w:t>DBUnit</w:t>
+      </w:r>
+      <w:proofErr w:type="spellEnd"/>
+      <w:r>
+        <w:t xml:space="preserve">: Estensione di </w:t>
+      </w:r>
+      <w:proofErr w:type="spellStart"/>
+      <w:r>
+        <w:t>JUnit</w:t>
+      </w:r>
+      <w:proofErr w:type="spellEnd"/>
+      <w:r>
+        <w:t>, è ideale per l'integrazione con il database. Consente di mettere il database in uno stato noto prima di ogni test (tramite datasets in formato XML), verificando che le operazioni di CRUD eseguite dai DAO producano la persistenza corretta dei dati.</w:t>
+      </w:r>
+    </w:p>
+    <w:p>
+      <w:pPr>
+        <w:rPr>
+          <w:b/>
+          <w:bCs/>
+        </w:rPr>
+      </w:pPr>
+    </w:p>
+    <w:p>
+      <w:pPr>
+        <w:pStyle w:val="Titolo4"/>
+      </w:pPr>
+      <w:r>
+        <w:t xml:space="preserve">Strumento per il System Testing: </w:t>
+      </w:r>
+      <w:proofErr w:type="spellStart"/>
+      <w:r>
+        <w:t>Selenium</w:t>
+      </w:r>
+      <w:proofErr w:type="spellEnd"/>
+    </w:p>
+    <w:p/>
+    <w:p>
+      <w:r>
+        <w:t xml:space="preserve">Per la validazione end-to-end dell'applicazione, verrà utilizzato </w:t>
+      </w:r>
+      <w:proofErr w:type="spellStart"/>
+      <w:r>
+        <w:t>Selenium</w:t>
+      </w:r>
+      <w:proofErr w:type="spellEnd"/>
+      <w:r>
+        <w:t xml:space="preserve"> </w:t>
+      </w:r>
+      <w:proofErr w:type="spellStart"/>
+      <w:r>
+        <w:t>WebDriver</w:t>
+      </w:r>
+      <w:proofErr w:type="spellEnd"/>
+      <w:r>
+        <w:t>.</w:t>
+      </w:r>
+    </w:p>
+    <w:p>
+      <w:pPr>
+        <w:numPr>
+          <w:ilvl w:val="0"/>
+          <w:numId w:val="20"/>
+        </w:numPr>
+      </w:pPr>
+      <w:r>
+        <w:rPr>
+          <w:b/>
+          <w:bCs/>
+        </w:rPr>
+        <w:t>Motivazione</w:t>
+      </w:r>
+      <w:r>
+        <w:t xml:space="preserve">: Permette di automatizzare le azioni degli utenti sui browser web. È ideale per verificare i flussi descritti nel RAD, interagendo direttamente con il </w:t>
+      </w:r>
+      <w:proofErr w:type="spellStart"/>
+      <w:r>
+        <w:t>presentation</w:t>
+      </w:r>
+      <w:proofErr w:type="spellEnd"/>
+      <w:r>
+        <w:t xml:space="preserve"> </w:t>
+      </w:r>
+      <w:proofErr w:type="spellStart"/>
+      <w:r>
+        <w:t>layer</w:t>
+      </w:r>
+      <w:proofErr w:type="spellEnd"/>
+      <w:r>
+        <w:t>.</w:t>
+      </w:r>
+    </w:p>
+    <w:p>
+      <w:pPr>
+        <w:numPr>
+          <w:ilvl w:val="0"/>
+          <w:numId w:val="20"/>
+        </w:numPr>
+      </w:pPr>
+      <w:r>
+        <w:rPr>
+          <w:b/>
+          <w:bCs/>
+        </w:rPr>
+        <w:t>Utilizzo</w:t>
+      </w:r>
+      <w:r>
+        <w:t xml:space="preserve">: Verrà impiegato per simulare scenari completi, come il login, la creazione di un task (compreso l'upload di allegati). </w:t>
+      </w:r>
+      <w:proofErr w:type="spellStart"/>
+      <w:r>
+        <w:t>Selenium</w:t>
+      </w:r>
+      <w:proofErr w:type="spellEnd"/>
+      <w:r>
+        <w:t xml:space="preserve"> controllerà che, a fronte di input validi o errati, il DOM della pagina mostri correttamente i messaggi di successo o i messaggi di </w:t>
+      </w:r>
+      <w:proofErr w:type="spellStart"/>
+      <w:r>
+        <w:t>error</w:t>
+      </w:r>
+      <w:proofErr w:type="spellEnd"/>
+      <w:r>
+        <w:t xml:space="preserve"> definiti nei requisiti.</w:t>
+      </w:r>
+    </w:p>
+    <w:p>
+      <w:pPr>
+        <w:rPr>
+          <w:b/>
+          <w:bCs/>
+        </w:rPr>
+      </w:pPr>
+    </w:p>
+    <w:p>
+      <w:pPr>
+        <w:pStyle w:val="Titolo4"/>
+      </w:pPr>
+      <w:r>
+        <w:t>Ambiente di Esecuzione</w:t>
+      </w:r>
+    </w:p>
+    <w:p/>
+    <w:p>
+      <w:r>
+        <w:t xml:space="preserve">Tutti i test saranno integrati all'interno dell'IDE e potranno essere eseguiti tramite strumenti di build </w:t>
+      </w:r>
+      <w:proofErr w:type="spellStart"/>
+      <w:r>
+        <w:t>automation</w:t>
+      </w:r>
+      <w:proofErr w:type="spellEnd"/>
+      <w:r>
+        <w:t xml:space="preserve"> come Maven</w:t>
+      </w:r>
+      <w:r>
+        <w:t>.</w:t>
+      </w:r>
+    </w:p>
+    <w:p/>
+    <w:p/>
+    <w:p/>
+    <w:p/>
+    <w:p/>
     <w:p/>
     <w:p>
       <w:pPr>
@@ -2020,15 +5325,18 @@
           <w:ilvl w:val="0"/>
           <w:numId w:val="8"/>
         </w:numPr>
-        <w:ind w:left="284"/>
-      </w:pPr>
-      <w:r>
+        <w:ind w:left="0"/>
+      </w:pPr>
+      <w:bookmarkStart w:id="8" w:name="_Toc217148119"/>
+      <w:r>
+        <w:lastRenderedPageBreak/>
         <w:t xml:space="preserve">Test </w:t>
       </w:r>
       <w:proofErr w:type="spellStart"/>
       <w:r>
         <w:t>cases</w:t>
       </w:r>
+      <w:bookmarkEnd w:id="8"/>
       <w:proofErr w:type="spellEnd"/>
     </w:p>
     <w:p>
@@ -2049,7 +5357,38 @@
       </w:r>
       <w:proofErr w:type="spellEnd"/>
       <w:r>
-        <w:t xml:space="preserve"> per le funzionalità selezionate per il testing.</w:t>
+        <w:t xml:space="preserve"> per le funzionalità selezionate per il testing</w:t>
+      </w:r>
+      <w:r>
+        <w:t>, ogni test case avrà un Test case id (</w:t>
+      </w:r>
+      <w:proofErr w:type="spellStart"/>
+      <w:r>
+        <w:t>TC_id</w:t>
+      </w:r>
+      <w:proofErr w:type="spellEnd"/>
+      <w:r>
+        <w:t>) e un nome</w:t>
+      </w:r>
+      <w:r>
+        <w:t xml:space="preserve"> </w:t>
+      </w:r>
+      <w:r>
+        <w:t>utilizzat</w:t>
+      </w:r>
+      <w:r>
+        <w:t>i</w:t>
+      </w:r>
+      <w:r>
+        <w:t xml:space="preserve"> per il riferimento nel documento di Test Case </w:t>
+      </w:r>
+      <w:proofErr w:type="spellStart"/>
+      <w:r>
+        <w:t>Specification</w:t>
+      </w:r>
+      <w:proofErr w:type="spellEnd"/>
+      <w:r>
+        <w:t>.</w:t>
       </w:r>
     </w:p>
     <w:p/>
@@ -2058,10 +5397,28 @@
       <w:pPr>
         <w:pStyle w:val="Titolo2"/>
       </w:pPr>
-      <w:r>
-        <w:lastRenderedPageBreak/>
-        <w:t xml:space="preserve">9.1 Login </w:t>
-      </w:r>
+      <w:bookmarkStart w:id="9" w:name="_Toc217148120"/>
+      <w:r>
+        <w:t xml:space="preserve">9.1 </w:t>
+      </w:r>
+      <w:proofErr w:type="spellStart"/>
+      <w:r>
+        <w:t>Test_</w:t>
+      </w:r>
+      <w:r>
+        <w:t>Login</w:t>
+      </w:r>
+      <w:proofErr w:type="spellEnd"/>
+      <w:r>
+        <w:t xml:space="preserve"> </w:t>
+      </w:r>
+      <w:r>
+        <w:t xml:space="preserve"> </w:t>
+      </w:r>
+      <w:r>
+        <w:t>(TC_1)</w:t>
+      </w:r>
+      <w:bookmarkEnd w:id="9"/>
     </w:p>
     <w:p/>
     <w:tbl>
@@ -2615,11 +5972,6 @@
         </w:tc>
       </w:tr>
     </w:tbl>
-    <w:p/>
-    <w:p/>
-    <w:p/>
-    <w:p/>
-    <w:p/>
     <w:p>
       <w:pPr>
         <w:pStyle w:val="Titolo4"/>
@@ -2986,10 +6338,6 @@
               <w:spacing w:after="160" w:line="259" w:lineRule="auto"/>
             </w:pPr>
             <w:r>
-              <w:rPr>
-                <w:b/>
-                <w:bCs/>
-              </w:rPr>
               <w:t>Null</w:t>
             </w:r>
           </w:p>
@@ -3075,10 +6423,6 @@
               <w:spacing w:after="160" w:line="259" w:lineRule="auto"/>
             </w:pPr>
             <w:r>
-              <w:rPr>
-                <w:b/>
-                <w:bCs/>
-              </w:rPr>
               <w:t>Null</w:t>
             </w:r>
           </w:p>
@@ -3191,9 +6535,28 @@
       <w:pPr>
         <w:pStyle w:val="Titolo2"/>
       </w:pPr>
-      <w:r>
-        <w:t>9.2 Modifica password</w:t>
-      </w:r>
+      <w:bookmarkStart w:id="10" w:name="_Toc217148121"/>
+      <w:r>
+        <w:t xml:space="preserve">9.2 </w:t>
+      </w:r>
+      <w:proofErr w:type="spellStart"/>
+      <w:r>
+        <w:t>Test_</w:t>
+      </w:r>
+      <w:r>
+        <w:t>Modifica</w:t>
+      </w:r>
+      <w:r>
+        <w:t>_</w:t>
+      </w:r>
+      <w:r>
+        <w:t>password</w:t>
+      </w:r>
+      <w:proofErr w:type="spellEnd"/>
+      <w:r>
+        <w:t xml:space="preserve"> (TC_2)</w:t>
+      </w:r>
+      <w:bookmarkEnd w:id="10"/>
     </w:p>
     <w:p/>
     <w:tbl>
@@ -4249,9 +7612,28 @@
       <w:pPr>
         <w:pStyle w:val="Titolo2"/>
       </w:pPr>
-      <w:r>
-        <w:t>9.3 Creazione Task</w:t>
-      </w:r>
+      <w:bookmarkStart w:id="11" w:name="_Toc217148122"/>
+      <w:r>
+        <w:t xml:space="preserve">9.3 </w:t>
+      </w:r>
+      <w:proofErr w:type="spellStart"/>
+      <w:r>
+        <w:t>Test_</w:t>
+      </w:r>
+      <w:r>
+        <w:t>Creazione</w:t>
+      </w:r>
+      <w:r>
+        <w:t>_</w:t>
+      </w:r>
+      <w:r>
+        <w:t>Task</w:t>
+      </w:r>
+      <w:proofErr w:type="spellEnd"/>
+      <w:r>
+        <w:t xml:space="preserve"> (TC_3)</w:t>
+      </w:r>
+      <w:bookmarkEnd w:id="11"/>
     </w:p>
     <w:p/>
     <w:tbl>
@@ -6459,9 +9841,28 @@
       <w:pPr>
         <w:pStyle w:val="Titolo2"/>
       </w:pPr>
-      <w:r>
-        <w:t>9.4 Sospendere un task</w:t>
-      </w:r>
+      <w:bookmarkStart w:id="12" w:name="_Toc217148123"/>
+      <w:r>
+        <w:t xml:space="preserve">9.4 </w:t>
+      </w:r>
+      <w:proofErr w:type="spellStart"/>
+      <w:r>
+        <w:t>Test_</w:t>
+      </w:r>
+      <w:r>
+        <w:t>Sospen</w:t>
+      </w:r>
+      <w:r>
+        <w:t>sione_</w:t>
+      </w:r>
+      <w:r>
+        <w:t>task</w:t>
+      </w:r>
+      <w:proofErr w:type="spellEnd"/>
+      <w:r>
+        <w:t xml:space="preserve"> (TC_4)</w:t>
+      </w:r>
+      <w:bookmarkEnd w:id="12"/>
     </w:p>
     <w:p/>
     <w:tbl>
@@ -7480,9 +10881,28 @@
       <w:pPr>
         <w:pStyle w:val="Titolo2"/>
       </w:pPr>
-      <w:r>
-        <w:t>9.5 Inserimento di un nuovo account</w:t>
-      </w:r>
+      <w:bookmarkStart w:id="13" w:name="_Toc217148124"/>
+      <w:r>
+        <w:t xml:space="preserve">9.5 </w:t>
+      </w:r>
+      <w:proofErr w:type="spellStart"/>
+      <w:r>
+        <w:t>Test_</w:t>
+      </w:r>
+      <w:r>
+        <w:t>Inserimento</w:t>
+      </w:r>
+      <w:r>
+        <w:t>_</w:t>
+      </w:r>
+      <w:r>
+        <w:t>account</w:t>
+      </w:r>
+      <w:proofErr w:type="spellEnd"/>
+      <w:r>
+        <w:t xml:space="preserve"> (TC_5)</w:t>
+      </w:r>
+      <w:bookmarkEnd w:id="13"/>
     </w:p>
     <w:p/>
     <w:tbl>
@@ -8331,61 +11751,8 @@
           </w:tcPr>
           <w:p>
             <w:r>
-              <w:t>^\</w:t>
-            </w:r>
-            <w:proofErr w:type="gramStart"/>
-            <w:r>
-              <w:t>d{4}-(</w:t>
-            </w:r>
-            <w:proofErr w:type="gramEnd"/>
-            <w:r>
-              <w:t>0[1-</w:t>
-            </w:r>
-            <w:proofErr w:type="gramStart"/>
-            <w:r>
-              <w:t>9]|</w:t>
-            </w:r>
-            <w:proofErr w:type="gramEnd"/>
-            <w:r>
-              <w:t>1[0-2</w:t>
-            </w:r>
-            <w:proofErr w:type="gramStart"/>
-            <w:r>
-              <w:t>])-(</w:t>
-            </w:r>
-            <w:proofErr w:type="gramEnd"/>
-            <w:r>
-              <w:t>0[1-</w:t>
-            </w:r>
-            <w:proofErr w:type="gramStart"/>
-            <w:r>
-              <w:t>9]|</w:t>
-            </w:r>
-            <w:proofErr w:type="gramEnd"/>
-            <w:r>
-              <w:t>[</w:t>
-            </w:r>
-            <w:proofErr w:type="gramStart"/>
-            <w:r>
-              <w:t>12][</w:t>
-            </w:r>
-            <w:proofErr w:type="gramEnd"/>
-            <w:r>
-              <w:t>0-</w:t>
-            </w:r>
-            <w:proofErr w:type="gramStart"/>
-            <w:r>
-              <w:t>9]|</w:t>
-            </w:r>
-            <w:proofErr w:type="gramEnd"/>
-            <w:r>
-              <w:t>3[01</w:t>
-            </w:r>
-            <w:proofErr w:type="gramStart"/>
-            <w:r>
-              <w:t>])$</w:t>
-            </w:r>
-            <w:proofErr w:type="gramEnd"/>
+              <w:t>^\d{4}-(0[1-9]|1[0-2])-(0[1-9]|[12][0-9]|3[01])$</w:t>
+            </w:r>
             <w:r>
               <w:t xml:space="preserve"> (formatto YYYY-MM-DD)</w:t>
             </w:r>
@@ -9743,7 +13110,11 @@
     </w:tbl>
     <w:p/>
     <w:p/>
-    <w:p/>
+    <w:p>
+      <w:pPr>
+        <w:pStyle w:val="Titolo1"/>
+      </w:pPr>
+    </w:p>
     <w:p>
       <w:pPr>
         <w:pStyle w:val="Titolo1"/>
@@ -9751,12 +13122,117 @@
           <w:ilvl w:val="0"/>
           <w:numId w:val="8"/>
         </w:numPr>
-        <w:ind w:left="142"/>
-      </w:pPr>
+        <w:ind w:left="-284"/>
+      </w:pPr>
+      <w:bookmarkStart w:id="14" w:name="_Toc217148125"/>
       <w:r>
         <w:t>Testing Schedule</w:t>
       </w:r>
+      <w:bookmarkEnd w:id="14"/>
     </w:p>
+    <w:p/>
+    <w:p>
+      <w:r>
+        <w:t xml:space="preserve">Le attività di testing per il sistema E.W.M.S. non sono concepite come una fase isolata al termine dello sviluppo, ma sono integrate nell'intero ciclo di vita del software engineering. Il processo prevede che lo </w:t>
+      </w:r>
+      <w:proofErr w:type="spellStart"/>
+      <w:r>
+        <w:t>unit</w:t>
+      </w:r>
+      <w:proofErr w:type="spellEnd"/>
+      <w:r>
+        <w:t xml:space="preserve"> testing venga eseguito non appena le singole unità logiche risultano pront</w:t>
+      </w:r>
+      <w:r>
+        <w:t>e</w:t>
+      </w:r>
+      <w:r>
+        <w:t xml:space="preserve"> e compilabili. Questo approccio incrementale consente l'individuazione immediata di eventuali regressioni o difetti strutturali, riducendo i costi di correzione nelle fasi avanzate di integrazione.</w:t>
+      </w:r>
+    </w:p>
+    <w:p>
+      <w:r>
+        <w:t xml:space="preserve">Inoltre, la suite di test è considerata un'entità dinamica. Durante lo sviluppo, </w:t>
+      </w:r>
+      <w:proofErr w:type="gramStart"/>
+      <w:r>
+        <w:t>il team</w:t>
+      </w:r>
+      <w:proofErr w:type="gramEnd"/>
+      <w:r>
+        <w:t xml:space="preserve"> </w:t>
+      </w:r>
+      <w:r>
+        <w:t>aggiungerà</w:t>
+      </w:r>
+      <w:r>
+        <w:t xml:space="preserve"> nuovi test </w:t>
+      </w:r>
+      <w:proofErr w:type="spellStart"/>
+      <w:r>
+        <w:t>cases</w:t>
+      </w:r>
+      <w:proofErr w:type="spellEnd"/>
+      <w:r>
+        <w:t xml:space="preserve"> </w:t>
+      </w:r>
+      <w:r>
+        <w:t xml:space="preserve">man mano che lo sviluppo porta ad un miglior comprensione del sistema e dei suoi requisiti o </w:t>
+      </w:r>
+      <w:r>
+        <w:t xml:space="preserve">qualora emergano scenari d'uso non previsti inizialmente o nel caso in cui la scomposizione gerarchica delle nuove funzionalità riveli ulteriori </w:t>
+      </w:r>
+      <w:proofErr w:type="spellStart"/>
+      <w:r>
+        <w:t>boundary</w:t>
+      </w:r>
+      <w:proofErr w:type="spellEnd"/>
+      <w:r>
+        <w:t xml:space="preserve"> </w:t>
+      </w:r>
+      <w:proofErr w:type="spellStart"/>
+      <w:r>
+        <w:t>values</w:t>
+      </w:r>
+      <w:proofErr w:type="spellEnd"/>
+      <w:r>
+        <w:t xml:space="preserve"> critici. Questo garantisce che la copertura dei </w:t>
+      </w:r>
+      <w:proofErr w:type="spellStart"/>
+      <w:r>
+        <w:t>functional</w:t>
+      </w:r>
+      <w:proofErr w:type="spellEnd"/>
+      <w:r>
+        <w:t xml:space="preserve"> </w:t>
+      </w:r>
+      <w:proofErr w:type="spellStart"/>
+      <w:r>
+        <w:t>requirements</w:t>
+      </w:r>
+      <w:proofErr w:type="spellEnd"/>
+      <w:r>
+        <w:t xml:space="preserve"> rimanga completa e aggiornata rispetto all'evoluzione della business </w:t>
+      </w:r>
+      <w:proofErr w:type="spellStart"/>
+      <w:r>
+        <w:t>logic</w:t>
+      </w:r>
+      <w:proofErr w:type="spellEnd"/>
+      <w:r>
+        <w:t xml:space="preserve"> e delle interfacce definite nell'Object Design </w:t>
+      </w:r>
+      <w:proofErr w:type="spellStart"/>
+      <w:r>
+        <w:t>Document</w:t>
+      </w:r>
+      <w:proofErr w:type="spellEnd"/>
+      <w:r>
+        <w:t>.</w:t>
+      </w:r>
+    </w:p>
+    <w:p/>
+    <w:p/>
     <w:p/>
     <w:sectPr>
       <w:footnotePr>
@@ -10099,7 +13575,14 @@
               <w:b w:val="0"/>
               <w:sz w:val="20"/>
             </w:rPr>
-            <w:t>0.1</w:t>
+            <w:t>0.</w:t>
+          </w:r>
+          <w:r>
+            <w:rPr>
+              <w:b w:val="0"/>
+              <w:sz w:val="20"/>
+            </w:rPr>
+            <w:t>5</w:t>
           </w:r>
         </w:p>
       </w:tc>
@@ -10165,7 +13648,7 @@
             <w:rPr>
               <w:sz w:val="20"/>
             </w:rPr>
-            <w:t>19-12-2025</w:t>
+            <w:t>20/12/2025</w:t>
           </w:r>
         </w:p>
       </w:tc>
@@ -10206,6 +13689,565 @@
 <file path=word/numbering.xml><?xml version="1.0" encoding="utf-8"?>
 <w:numbering xmlns:wpc="http://schemas.microsoft.com/office/word/2010/wordprocessingCanvas" xmlns:cx="http://schemas.microsoft.com/office/drawing/2014/chartex" xmlns:cx1="http://schemas.microsoft.com/office/drawing/2015/9/8/chartex" xmlns:cx2="http://schemas.microsoft.com/office/drawing/2015/10/21/chartex" xmlns:cx3="http://schemas.microsoft.com/office/drawing/2016/5/9/chartex" xmlns:cx4="http://schemas.microsoft.com/office/drawing/2016/5/10/chartex" xmlns:cx5="http://schemas.microsoft.com/office/drawing/2016/5/11/chartex" xmlns:cx6="http://schemas.microsoft.com/office/drawing/2016/5/12/chartex" xmlns:cx7="http://schemas.microsoft.com/office/drawing/2016/5/13/chartex" xmlns:cx8="http://schemas.microsoft.com/office/drawing/2016/5/14/chartex" xmlns:mc="http://schemas.openxmlformats.org/markup-compatibility/2006" xmlns:aink="http://schemas.microsoft.com/office/drawing/2016/ink" xmlns:am3d="http://schemas.microsoft.com/office/drawing/2017/model3d" xmlns:o="urn:schemas-microsoft-com:office:office" xmlns:oel="http://schemas.microsoft.com/office/2019/extlst" xmlns:r="http://schemas.openxmlformats.org/officeDocument/2006/relationships" xmlns:m="http://schemas.openxmlformats.org/officeDocument/2006/math" xmlns:v="urn:schemas-microsoft-com:vml" xmlns:wp14="http://schemas.microsoft.com/office/word/2010/wordprocessingDrawing" xmlns:wp="http://schemas.openxmlformats.org/drawingml/2006/wordprocessingDrawing" xmlns:w10="urn:schemas-microsoft-com:office:word" xmlns:w="http://schemas.openxmlformats.org/wordprocessingml/2006/main" xmlns:w14="http://schemas.microsoft.com/office/word/2010/wordml" xmlns:w15="http://schemas.microsoft.com/office/word/2012/wordml" xmlns:w16cex="http://schemas.microsoft.com/office/word/2018/wordml/cex" xmlns:w16cid="http://schemas.microsoft.com/office/word/2016/wordml/cid" xmlns:w16="http://schemas.microsoft.com/office/word/2018/wordml" xmlns:w16du="http://schemas.microsoft.com/office/word/2023/wordml/word16du" xmlns:w16sdtdh="http://schemas.microsoft.com/office/word/2020/wordml/sdtdatahash" xmlns:w16sdtfl="http://schemas.microsoft.com/office/word/2024/wordml/sdtformatlock" xmlns:w16se="http://schemas.microsoft.com/office/word/2015/wordml/symex" xmlns:wpg="http://schemas.microsoft.com/office/word/2010/wordprocessingGroup" xmlns:wpi="http://schemas.microsoft.com/office/word/2010/wordprocessingInk" xmlns:wne="http://schemas.microsoft.com/office/word/2006/wordml" xmlns:wps="http://schemas.microsoft.com/office/word/2010/wordprocessingShape" mc:Ignorable="w14 w15 w16se w16cid w16 w16cex w16sdtdh w16sdtfl w16du wp14">
   <w:abstractNum w:abstractNumId="0" w15:restartNumberingAfterBreak="0">
+    <w:nsid w:val="08043A3E"/>
+    <w:multiLevelType w:val="multilevel"/>
+    <w:tmpl w:val="6818E00C"/>
+    <w:lvl w:ilvl="0">
+      <w:start w:val="1"/>
+      <w:numFmt w:val="bullet"/>
+      <w:lvlText w:val=""/>
+      <w:lvlJc w:val="left"/>
+      <w:pPr>
+        <w:tabs>
+          <w:tab w:val="num" w:pos="720"/>
+        </w:tabs>
+        <w:ind w:left="720" w:hanging="360"/>
+      </w:pPr>
+      <w:rPr>
+        <w:rFonts w:ascii="Symbol" w:hAnsi="Symbol" w:hint="default"/>
+        <w:sz w:val="20"/>
+      </w:rPr>
+    </w:lvl>
+    <w:lvl w:ilvl="1" w:tentative="1">
+      <w:start w:val="1"/>
+      <w:numFmt w:val="bullet"/>
+      <w:lvlText w:val="o"/>
+      <w:lvlJc w:val="left"/>
+      <w:pPr>
+        <w:tabs>
+          <w:tab w:val="num" w:pos="1440"/>
+        </w:tabs>
+        <w:ind w:left="1440" w:hanging="360"/>
+      </w:pPr>
+      <w:rPr>
+        <w:rFonts w:ascii="Courier New" w:hAnsi="Courier New" w:hint="default"/>
+        <w:sz w:val="20"/>
+      </w:rPr>
+    </w:lvl>
+    <w:lvl w:ilvl="2" w:tentative="1">
+      <w:start w:val="1"/>
+      <w:numFmt w:val="bullet"/>
+      <w:lvlText w:val=""/>
+      <w:lvlJc w:val="left"/>
+      <w:pPr>
+        <w:tabs>
+          <w:tab w:val="num" w:pos="2160"/>
+        </w:tabs>
+        <w:ind w:left="2160" w:hanging="360"/>
+      </w:pPr>
+      <w:rPr>
+        <w:rFonts w:ascii="Wingdings" w:hAnsi="Wingdings" w:hint="default"/>
+        <w:sz w:val="20"/>
+      </w:rPr>
+    </w:lvl>
+    <w:lvl w:ilvl="3" w:tentative="1">
+      <w:start w:val="1"/>
+      <w:numFmt w:val="bullet"/>
+      <w:lvlText w:val=""/>
+      <w:lvlJc w:val="left"/>
+      <w:pPr>
+        <w:tabs>
+          <w:tab w:val="num" w:pos="2880"/>
+        </w:tabs>
+        <w:ind w:left="2880" w:hanging="360"/>
+      </w:pPr>
+      <w:rPr>
+        <w:rFonts w:ascii="Wingdings" w:hAnsi="Wingdings" w:hint="default"/>
+        <w:sz w:val="20"/>
+      </w:rPr>
+    </w:lvl>
+    <w:lvl w:ilvl="4" w:tentative="1">
+      <w:start w:val="1"/>
+      <w:numFmt w:val="bullet"/>
+      <w:lvlText w:val=""/>
+      <w:lvlJc w:val="left"/>
+      <w:pPr>
+        <w:tabs>
+          <w:tab w:val="num" w:pos="3600"/>
+        </w:tabs>
+        <w:ind w:left="3600" w:hanging="360"/>
+      </w:pPr>
+      <w:rPr>
+        <w:rFonts w:ascii="Wingdings" w:hAnsi="Wingdings" w:hint="default"/>
+        <w:sz w:val="20"/>
+      </w:rPr>
+    </w:lvl>
+    <w:lvl w:ilvl="5" w:tentative="1">
+      <w:start w:val="1"/>
+      <w:numFmt w:val="bullet"/>
+      <w:lvlText w:val=""/>
+      <w:lvlJc w:val="left"/>
+      <w:pPr>
+        <w:tabs>
+          <w:tab w:val="num" w:pos="4320"/>
+        </w:tabs>
+        <w:ind w:left="4320" w:hanging="360"/>
+      </w:pPr>
+      <w:rPr>
+        <w:rFonts w:ascii="Wingdings" w:hAnsi="Wingdings" w:hint="default"/>
+        <w:sz w:val="20"/>
+      </w:rPr>
+    </w:lvl>
+    <w:lvl w:ilvl="6" w:tentative="1">
+      <w:start w:val="1"/>
+      <w:numFmt w:val="bullet"/>
+      <w:lvlText w:val=""/>
+      <w:lvlJc w:val="left"/>
+      <w:pPr>
+        <w:tabs>
+          <w:tab w:val="num" w:pos="5040"/>
+        </w:tabs>
+        <w:ind w:left="5040" w:hanging="360"/>
+      </w:pPr>
+      <w:rPr>
+        <w:rFonts w:ascii="Wingdings" w:hAnsi="Wingdings" w:hint="default"/>
+        <w:sz w:val="20"/>
+      </w:rPr>
+    </w:lvl>
+    <w:lvl w:ilvl="7" w:tentative="1">
+      <w:start w:val="1"/>
+      <w:numFmt w:val="bullet"/>
+      <w:lvlText w:val=""/>
+      <w:lvlJc w:val="left"/>
+      <w:pPr>
+        <w:tabs>
+          <w:tab w:val="num" w:pos="5760"/>
+        </w:tabs>
+        <w:ind w:left="5760" w:hanging="360"/>
+      </w:pPr>
+      <w:rPr>
+        <w:rFonts w:ascii="Wingdings" w:hAnsi="Wingdings" w:hint="default"/>
+        <w:sz w:val="20"/>
+      </w:rPr>
+    </w:lvl>
+    <w:lvl w:ilvl="8" w:tentative="1">
+      <w:start w:val="1"/>
+      <w:numFmt w:val="bullet"/>
+      <w:lvlText w:val=""/>
+      <w:lvlJc w:val="left"/>
+      <w:pPr>
+        <w:tabs>
+          <w:tab w:val="num" w:pos="6480"/>
+        </w:tabs>
+        <w:ind w:left="6480" w:hanging="360"/>
+      </w:pPr>
+      <w:rPr>
+        <w:rFonts w:ascii="Wingdings" w:hAnsi="Wingdings" w:hint="default"/>
+        <w:sz w:val="20"/>
+      </w:rPr>
+    </w:lvl>
+  </w:abstractNum>
+  <w:abstractNum w:abstractNumId="1" w15:restartNumberingAfterBreak="0">
+    <w:nsid w:val="1EE03BDF"/>
+    <w:multiLevelType w:val="multilevel"/>
+    <w:tmpl w:val="6818E00C"/>
+    <w:lvl w:ilvl="0">
+      <w:start w:val="1"/>
+      <w:numFmt w:val="bullet"/>
+      <w:lvlText w:val=""/>
+      <w:lvlJc w:val="left"/>
+      <w:pPr>
+        <w:tabs>
+          <w:tab w:val="num" w:pos="720"/>
+        </w:tabs>
+        <w:ind w:left="720" w:hanging="360"/>
+      </w:pPr>
+      <w:rPr>
+        <w:rFonts w:ascii="Symbol" w:hAnsi="Symbol" w:hint="default"/>
+        <w:sz w:val="20"/>
+      </w:rPr>
+    </w:lvl>
+    <w:lvl w:ilvl="1" w:tentative="1">
+      <w:start w:val="1"/>
+      <w:numFmt w:val="bullet"/>
+      <w:lvlText w:val="o"/>
+      <w:lvlJc w:val="left"/>
+      <w:pPr>
+        <w:tabs>
+          <w:tab w:val="num" w:pos="1440"/>
+        </w:tabs>
+        <w:ind w:left="1440" w:hanging="360"/>
+      </w:pPr>
+      <w:rPr>
+        <w:rFonts w:ascii="Courier New" w:hAnsi="Courier New" w:hint="default"/>
+        <w:sz w:val="20"/>
+      </w:rPr>
+    </w:lvl>
+    <w:lvl w:ilvl="2" w:tentative="1">
+      <w:start w:val="1"/>
+      <w:numFmt w:val="bullet"/>
+      <w:lvlText w:val=""/>
+      <w:lvlJc w:val="left"/>
+      <w:pPr>
+        <w:tabs>
+          <w:tab w:val="num" w:pos="2160"/>
+        </w:tabs>
+        <w:ind w:left="2160" w:hanging="360"/>
+      </w:pPr>
+      <w:rPr>
+        <w:rFonts w:ascii="Wingdings" w:hAnsi="Wingdings" w:hint="default"/>
+        <w:sz w:val="20"/>
+      </w:rPr>
+    </w:lvl>
+    <w:lvl w:ilvl="3" w:tentative="1">
+      <w:start w:val="1"/>
+      <w:numFmt w:val="bullet"/>
+      <w:lvlText w:val=""/>
+      <w:lvlJc w:val="left"/>
+      <w:pPr>
+        <w:tabs>
+          <w:tab w:val="num" w:pos="2880"/>
+        </w:tabs>
+        <w:ind w:left="2880" w:hanging="360"/>
+      </w:pPr>
+      <w:rPr>
+        <w:rFonts w:ascii="Wingdings" w:hAnsi="Wingdings" w:hint="default"/>
+        <w:sz w:val="20"/>
+      </w:rPr>
+    </w:lvl>
+    <w:lvl w:ilvl="4" w:tentative="1">
+      <w:start w:val="1"/>
+      <w:numFmt w:val="bullet"/>
+      <w:lvlText w:val=""/>
+      <w:lvlJc w:val="left"/>
+      <w:pPr>
+        <w:tabs>
+          <w:tab w:val="num" w:pos="3600"/>
+        </w:tabs>
+        <w:ind w:left="3600" w:hanging="360"/>
+      </w:pPr>
+      <w:rPr>
+        <w:rFonts w:ascii="Wingdings" w:hAnsi="Wingdings" w:hint="default"/>
+        <w:sz w:val="20"/>
+      </w:rPr>
+    </w:lvl>
+    <w:lvl w:ilvl="5" w:tentative="1">
+      <w:start w:val="1"/>
+      <w:numFmt w:val="bullet"/>
+      <w:lvlText w:val=""/>
+      <w:lvlJc w:val="left"/>
+      <w:pPr>
+        <w:tabs>
+          <w:tab w:val="num" w:pos="4320"/>
+        </w:tabs>
+        <w:ind w:left="4320" w:hanging="360"/>
+      </w:pPr>
+      <w:rPr>
+        <w:rFonts w:ascii="Wingdings" w:hAnsi="Wingdings" w:hint="default"/>
+        <w:sz w:val="20"/>
+      </w:rPr>
+    </w:lvl>
+    <w:lvl w:ilvl="6" w:tentative="1">
+      <w:start w:val="1"/>
+      <w:numFmt w:val="bullet"/>
+      <w:lvlText w:val=""/>
+      <w:lvlJc w:val="left"/>
+      <w:pPr>
+        <w:tabs>
+          <w:tab w:val="num" w:pos="5040"/>
+        </w:tabs>
+        <w:ind w:left="5040" w:hanging="360"/>
+      </w:pPr>
+      <w:rPr>
+        <w:rFonts w:ascii="Wingdings" w:hAnsi="Wingdings" w:hint="default"/>
+        <w:sz w:val="20"/>
+      </w:rPr>
+    </w:lvl>
+    <w:lvl w:ilvl="7" w:tentative="1">
+      <w:start w:val="1"/>
+      <w:numFmt w:val="bullet"/>
+      <w:lvlText w:val=""/>
+      <w:lvlJc w:val="left"/>
+      <w:pPr>
+        <w:tabs>
+          <w:tab w:val="num" w:pos="5760"/>
+        </w:tabs>
+        <w:ind w:left="5760" w:hanging="360"/>
+      </w:pPr>
+      <w:rPr>
+        <w:rFonts w:ascii="Wingdings" w:hAnsi="Wingdings" w:hint="default"/>
+        <w:sz w:val="20"/>
+      </w:rPr>
+    </w:lvl>
+    <w:lvl w:ilvl="8" w:tentative="1">
+      <w:start w:val="1"/>
+      <w:numFmt w:val="bullet"/>
+      <w:lvlText w:val=""/>
+      <w:lvlJc w:val="left"/>
+      <w:pPr>
+        <w:tabs>
+          <w:tab w:val="num" w:pos="6480"/>
+        </w:tabs>
+        <w:ind w:left="6480" w:hanging="360"/>
+      </w:pPr>
+      <w:rPr>
+        <w:rFonts w:ascii="Wingdings" w:hAnsi="Wingdings" w:hint="default"/>
+        <w:sz w:val="20"/>
+      </w:rPr>
+    </w:lvl>
+  </w:abstractNum>
+  <w:abstractNum w:abstractNumId="2" w15:restartNumberingAfterBreak="0">
+    <w:nsid w:val="236762F9"/>
+    <w:multiLevelType w:val="hybridMultilevel"/>
+    <w:tmpl w:val="6AF4A62A"/>
+    <w:lvl w:ilvl="0" w:tplc="337CA3B0">
+      <w:numFmt w:val="bullet"/>
+      <w:lvlText w:val="-"/>
+      <w:lvlJc w:val="left"/>
+      <w:pPr>
+        <w:ind w:left="1080" w:hanging="360"/>
+      </w:pPr>
+      <w:rPr>
+        <w:rFonts w:ascii="Times New Roman" w:eastAsiaTheme="minorHAnsi" w:hAnsi="Times New Roman" w:cs="Times New Roman" w:hint="default"/>
+      </w:rPr>
+    </w:lvl>
+    <w:lvl w:ilvl="1" w:tplc="04100003" w:tentative="1">
+      <w:start w:val="1"/>
+      <w:numFmt w:val="bullet"/>
+      <w:lvlText w:val="o"/>
+      <w:lvlJc w:val="left"/>
+      <w:pPr>
+        <w:ind w:left="1800" w:hanging="360"/>
+      </w:pPr>
+      <w:rPr>
+        <w:rFonts w:ascii="Courier New" w:hAnsi="Courier New" w:cs="Courier New" w:hint="default"/>
+      </w:rPr>
+    </w:lvl>
+    <w:lvl w:ilvl="2" w:tplc="04100005" w:tentative="1">
+      <w:start w:val="1"/>
+      <w:numFmt w:val="bullet"/>
+      <w:lvlText w:val=""/>
+      <w:lvlJc w:val="left"/>
+      <w:pPr>
+        <w:ind w:left="2520" w:hanging="360"/>
+      </w:pPr>
+      <w:rPr>
+        <w:rFonts w:ascii="Wingdings" w:hAnsi="Wingdings" w:hint="default"/>
+      </w:rPr>
+    </w:lvl>
+    <w:lvl w:ilvl="3" w:tplc="04100001" w:tentative="1">
+      <w:start w:val="1"/>
+      <w:numFmt w:val="bullet"/>
+      <w:lvlText w:val=""/>
+      <w:lvlJc w:val="left"/>
+      <w:pPr>
+        <w:ind w:left="3240" w:hanging="360"/>
+      </w:pPr>
+      <w:rPr>
+        <w:rFonts w:ascii="Symbol" w:hAnsi="Symbol" w:hint="default"/>
+      </w:rPr>
+    </w:lvl>
+    <w:lvl w:ilvl="4" w:tplc="04100003" w:tentative="1">
+      <w:start w:val="1"/>
+      <w:numFmt w:val="bullet"/>
+      <w:lvlText w:val="o"/>
+      <w:lvlJc w:val="left"/>
+      <w:pPr>
+        <w:ind w:left="3960" w:hanging="360"/>
+      </w:pPr>
+      <w:rPr>
+        <w:rFonts w:ascii="Courier New" w:hAnsi="Courier New" w:cs="Courier New" w:hint="default"/>
+      </w:rPr>
+    </w:lvl>
+    <w:lvl w:ilvl="5" w:tplc="04100005" w:tentative="1">
+      <w:start w:val="1"/>
+      <w:numFmt w:val="bullet"/>
+      <w:lvlText w:val=""/>
+      <w:lvlJc w:val="left"/>
+      <w:pPr>
+        <w:ind w:left="4680" w:hanging="360"/>
+      </w:pPr>
+      <w:rPr>
+        <w:rFonts w:ascii="Wingdings" w:hAnsi="Wingdings" w:hint="default"/>
+      </w:rPr>
+    </w:lvl>
+    <w:lvl w:ilvl="6" w:tplc="04100001" w:tentative="1">
+      <w:start w:val="1"/>
+      <w:numFmt w:val="bullet"/>
+      <w:lvlText w:val=""/>
+      <w:lvlJc w:val="left"/>
+      <w:pPr>
+        <w:ind w:left="5400" w:hanging="360"/>
+      </w:pPr>
+      <w:rPr>
+        <w:rFonts w:ascii="Symbol" w:hAnsi="Symbol" w:hint="default"/>
+      </w:rPr>
+    </w:lvl>
+    <w:lvl w:ilvl="7" w:tplc="04100003" w:tentative="1">
+      <w:start w:val="1"/>
+      <w:numFmt w:val="bullet"/>
+      <w:lvlText w:val="o"/>
+      <w:lvlJc w:val="left"/>
+      <w:pPr>
+        <w:ind w:left="6120" w:hanging="360"/>
+      </w:pPr>
+      <w:rPr>
+        <w:rFonts w:ascii="Courier New" w:hAnsi="Courier New" w:cs="Courier New" w:hint="default"/>
+      </w:rPr>
+    </w:lvl>
+    <w:lvl w:ilvl="8" w:tplc="04100005" w:tentative="1">
+      <w:start w:val="1"/>
+      <w:numFmt w:val="bullet"/>
+      <w:lvlText w:val=""/>
+      <w:lvlJc w:val="left"/>
+      <w:pPr>
+        <w:ind w:left="6840" w:hanging="360"/>
+      </w:pPr>
+      <w:rPr>
+        <w:rFonts w:ascii="Wingdings" w:hAnsi="Wingdings" w:hint="default"/>
+      </w:rPr>
+    </w:lvl>
+  </w:abstractNum>
+  <w:abstractNum w:abstractNumId="3" w15:restartNumberingAfterBreak="0">
+    <w:nsid w:val="2369377F"/>
+    <w:multiLevelType w:val="multilevel"/>
+    <w:tmpl w:val="6818E00C"/>
+    <w:lvl w:ilvl="0">
+      <w:start w:val="1"/>
+      <w:numFmt w:val="bullet"/>
+      <w:lvlText w:val=""/>
+      <w:lvlJc w:val="left"/>
+      <w:pPr>
+        <w:tabs>
+          <w:tab w:val="num" w:pos="720"/>
+        </w:tabs>
+        <w:ind w:left="720" w:hanging="360"/>
+      </w:pPr>
+      <w:rPr>
+        <w:rFonts w:ascii="Symbol" w:hAnsi="Symbol" w:hint="default"/>
+        <w:sz w:val="20"/>
+      </w:rPr>
+    </w:lvl>
+    <w:lvl w:ilvl="1" w:tentative="1">
+      <w:start w:val="1"/>
+      <w:numFmt w:val="bullet"/>
+      <w:lvlText w:val="o"/>
+      <w:lvlJc w:val="left"/>
+      <w:pPr>
+        <w:tabs>
+          <w:tab w:val="num" w:pos="1440"/>
+        </w:tabs>
+        <w:ind w:left="1440" w:hanging="360"/>
+      </w:pPr>
+      <w:rPr>
+        <w:rFonts w:ascii="Courier New" w:hAnsi="Courier New" w:hint="default"/>
+        <w:sz w:val="20"/>
+      </w:rPr>
+    </w:lvl>
+    <w:lvl w:ilvl="2" w:tentative="1">
+      <w:start w:val="1"/>
+      <w:numFmt w:val="bullet"/>
+      <w:lvlText w:val=""/>
+      <w:lvlJc w:val="left"/>
+      <w:pPr>
+        <w:tabs>
+          <w:tab w:val="num" w:pos="2160"/>
+        </w:tabs>
+        <w:ind w:left="2160" w:hanging="360"/>
+      </w:pPr>
+      <w:rPr>
+        <w:rFonts w:ascii="Wingdings" w:hAnsi="Wingdings" w:hint="default"/>
+        <w:sz w:val="20"/>
+      </w:rPr>
+    </w:lvl>
+    <w:lvl w:ilvl="3" w:tentative="1">
+      <w:start w:val="1"/>
+      <w:numFmt w:val="bullet"/>
+      <w:lvlText w:val=""/>
+      <w:lvlJc w:val="left"/>
+      <w:pPr>
+        <w:tabs>
+          <w:tab w:val="num" w:pos="2880"/>
+        </w:tabs>
+        <w:ind w:left="2880" w:hanging="360"/>
+      </w:pPr>
+      <w:rPr>
+        <w:rFonts w:ascii="Wingdings" w:hAnsi="Wingdings" w:hint="default"/>
+        <w:sz w:val="20"/>
+      </w:rPr>
+    </w:lvl>
+    <w:lvl w:ilvl="4" w:tentative="1">
+      <w:start w:val="1"/>
+      <w:numFmt w:val="bullet"/>
+      <w:lvlText w:val=""/>
+      <w:lvlJc w:val="left"/>
+      <w:pPr>
+        <w:tabs>
+          <w:tab w:val="num" w:pos="3600"/>
+        </w:tabs>
+        <w:ind w:left="3600" w:hanging="360"/>
+      </w:pPr>
+      <w:rPr>
+        <w:rFonts w:ascii="Wingdings" w:hAnsi="Wingdings" w:hint="default"/>
+        <w:sz w:val="20"/>
+      </w:rPr>
+    </w:lvl>
+    <w:lvl w:ilvl="5" w:tentative="1">
+      <w:start w:val="1"/>
+      <w:numFmt w:val="bullet"/>
+      <w:lvlText w:val=""/>
+      <w:lvlJc w:val="left"/>
+      <w:pPr>
+        <w:tabs>
+          <w:tab w:val="num" w:pos="4320"/>
+        </w:tabs>
+        <w:ind w:left="4320" w:hanging="360"/>
+      </w:pPr>
+      <w:rPr>
+        <w:rFonts w:ascii="Wingdings" w:hAnsi="Wingdings" w:hint="default"/>
+        <w:sz w:val="20"/>
+      </w:rPr>
+    </w:lvl>
+    <w:lvl w:ilvl="6" w:tentative="1">
+      <w:start w:val="1"/>
+      <w:numFmt w:val="bullet"/>
+      <w:lvlText w:val=""/>
+      <w:lvlJc w:val="left"/>
+      <w:pPr>
+        <w:tabs>
+          <w:tab w:val="num" w:pos="5040"/>
+        </w:tabs>
+        <w:ind w:left="5040" w:hanging="360"/>
+      </w:pPr>
+      <w:rPr>
+        <w:rFonts w:ascii="Wingdings" w:hAnsi="Wingdings" w:hint="default"/>
+        <w:sz w:val="20"/>
+      </w:rPr>
+    </w:lvl>
+    <w:lvl w:ilvl="7" w:tentative="1">
+      <w:start w:val="1"/>
+      <w:numFmt w:val="bullet"/>
+      <w:lvlText w:val=""/>
+      <w:lvlJc w:val="left"/>
+      <w:pPr>
+        <w:tabs>
+          <w:tab w:val="num" w:pos="5760"/>
+        </w:tabs>
+        <w:ind w:left="5760" w:hanging="360"/>
+      </w:pPr>
+      <w:rPr>
+        <w:rFonts w:ascii="Wingdings" w:hAnsi="Wingdings" w:hint="default"/>
+        <w:sz w:val="20"/>
+      </w:rPr>
+    </w:lvl>
+    <w:lvl w:ilvl="8" w:tentative="1">
+      <w:start w:val="1"/>
+      <w:numFmt w:val="bullet"/>
+      <w:lvlText w:val=""/>
+      <w:lvlJc w:val="left"/>
+      <w:pPr>
+        <w:tabs>
+          <w:tab w:val="num" w:pos="6480"/>
+        </w:tabs>
+        <w:ind w:left="6480" w:hanging="360"/>
+      </w:pPr>
+      <w:rPr>
+        <w:rFonts w:ascii="Wingdings" w:hAnsi="Wingdings" w:hint="default"/>
+        <w:sz w:val="20"/>
+      </w:rPr>
+    </w:lvl>
+  </w:abstractNum>
+  <w:abstractNum w:abstractNumId="4" w15:restartNumberingAfterBreak="0">
     <w:nsid w:val="24644B8E"/>
     <w:multiLevelType w:val="hybridMultilevel"/>
     <w:tmpl w:val="FE7225C2"/>
@@ -10317,7 +14359,454 @@
       </w:rPr>
     </w:lvl>
   </w:abstractNum>
-  <w:abstractNum w:abstractNumId="1" w15:restartNumberingAfterBreak="0">
+  <w:abstractNum w:abstractNumId="5" w15:restartNumberingAfterBreak="0">
+    <w:nsid w:val="28EB7BEC"/>
+    <w:multiLevelType w:val="multilevel"/>
+    <w:tmpl w:val="6818E00C"/>
+    <w:lvl w:ilvl="0">
+      <w:start w:val="1"/>
+      <w:numFmt w:val="bullet"/>
+      <w:lvlText w:val=""/>
+      <w:lvlJc w:val="left"/>
+      <w:pPr>
+        <w:tabs>
+          <w:tab w:val="num" w:pos="720"/>
+        </w:tabs>
+        <w:ind w:left="720" w:hanging="360"/>
+      </w:pPr>
+      <w:rPr>
+        <w:rFonts w:ascii="Symbol" w:hAnsi="Symbol" w:hint="default"/>
+        <w:sz w:val="20"/>
+      </w:rPr>
+    </w:lvl>
+    <w:lvl w:ilvl="1" w:tentative="1">
+      <w:start w:val="1"/>
+      <w:numFmt w:val="bullet"/>
+      <w:lvlText w:val="o"/>
+      <w:lvlJc w:val="left"/>
+      <w:pPr>
+        <w:tabs>
+          <w:tab w:val="num" w:pos="1440"/>
+        </w:tabs>
+        <w:ind w:left="1440" w:hanging="360"/>
+      </w:pPr>
+      <w:rPr>
+        <w:rFonts w:ascii="Courier New" w:hAnsi="Courier New" w:hint="default"/>
+        <w:sz w:val="20"/>
+      </w:rPr>
+    </w:lvl>
+    <w:lvl w:ilvl="2" w:tentative="1">
+      <w:start w:val="1"/>
+      <w:numFmt w:val="bullet"/>
+      <w:lvlText w:val=""/>
+      <w:lvlJc w:val="left"/>
+      <w:pPr>
+        <w:tabs>
+          <w:tab w:val="num" w:pos="2160"/>
+        </w:tabs>
+        <w:ind w:left="2160" w:hanging="360"/>
+      </w:pPr>
+      <w:rPr>
+        <w:rFonts w:ascii="Wingdings" w:hAnsi="Wingdings" w:hint="default"/>
+        <w:sz w:val="20"/>
+      </w:rPr>
+    </w:lvl>
+    <w:lvl w:ilvl="3" w:tentative="1">
+      <w:start w:val="1"/>
+      <w:numFmt w:val="bullet"/>
+      <w:lvlText w:val=""/>
+      <w:lvlJc w:val="left"/>
+      <w:pPr>
+        <w:tabs>
+          <w:tab w:val="num" w:pos="2880"/>
+        </w:tabs>
+        <w:ind w:left="2880" w:hanging="360"/>
+      </w:pPr>
+      <w:rPr>
+        <w:rFonts w:ascii="Wingdings" w:hAnsi="Wingdings" w:hint="default"/>
+        <w:sz w:val="20"/>
+      </w:rPr>
+    </w:lvl>
+    <w:lvl w:ilvl="4" w:tentative="1">
+      <w:start w:val="1"/>
+      <w:numFmt w:val="bullet"/>
+      <w:lvlText w:val=""/>
+      <w:lvlJc w:val="left"/>
+      <w:pPr>
+        <w:tabs>
+          <w:tab w:val="num" w:pos="3600"/>
+        </w:tabs>
+        <w:ind w:left="3600" w:hanging="360"/>
+      </w:pPr>
+      <w:rPr>
+        <w:rFonts w:ascii="Wingdings" w:hAnsi="Wingdings" w:hint="default"/>
+        <w:sz w:val="20"/>
+      </w:rPr>
+    </w:lvl>
+    <w:lvl w:ilvl="5" w:tentative="1">
+      <w:start w:val="1"/>
+      <w:numFmt w:val="bullet"/>
+      <w:lvlText w:val=""/>
+      <w:lvlJc w:val="left"/>
+      <w:pPr>
+        <w:tabs>
+          <w:tab w:val="num" w:pos="4320"/>
+        </w:tabs>
+        <w:ind w:left="4320" w:hanging="360"/>
+      </w:pPr>
+      <w:rPr>
+        <w:rFonts w:ascii="Wingdings" w:hAnsi="Wingdings" w:hint="default"/>
+        <w:sz w:val="20"/>
+      </w:rPr>
+    </w:lvl>
+    <w:lvl w:ilvl="6" w:tentative="1">
+      <w:start w:val="1"/>
+      <w:numFmt w:val="bullet"/>
+      <w:lvlText w:val=""/>
+      <w:lvlJc w:val="left"/>
+      <w:pPr>
+        <w:tabs>
+          <w:tab w:val="num" w:pos="5040"/>
+        </w:tabs>
+        <w:ind w:left="5040" w:hanging="360"/>
+      </w:pPr>
+      <w:rPr>
+        <w:rFonts w:ascii="Wingdings" w:hAnsi="Wingdings" w:hint="default"/>
+        <w:sz w:val="20"/>
+      </w:rPr>
+    </w:lvl>
+    <w:lvl w:ilvl="7" w:tentative="1">
+      <w:start w:val="1"/>
+      <w:numFmt w:val="bullet"/>
+      <w:lvlText w:val=""/>
+      <w:lvlJc w:val="left"/>
+      <w:pPr>
+        <w:tabs>
+          <w:tab w:val="num" w:pos="5760"/>
+        </w:tabs>
+        <w:ind w:left="5760" w:hanging="360"/>
+      </w:pPr>
+      <w:rPr>
+        <w:rFonts w:ascii="Wingdings" w:hAnsi="Wingdings" w:hint="default"/>
+        <w:sz w:val="20"/>
+      </w:rPr>
+    </w:lvl>
+    <w:lvl w:ilvl="8" w:tentative="1">
+      <w:start w:val="1"/>
+      <w:numFmt w:val="bullet"/>
+      <w:lvlText w:val=""/>
+      <w:lvlJc w:val="left"/>
+      <w:pPr>
+        <w:tabs>
+          <w:tab w:val="num" w:pos="6480"/>
+        </w:tabs>
+        <w:ind w:left="6480" w:hanging="360"/>
+      </w:pPr>
+      <w:rPr>
+        <w:rFonts w:ascii="Wingdings" w:hAnsi="Wingdings" w:hint="default"/>
+        <w:sz w:val="20"/>
+      </w:rPr>
+    </w:lvl>
+  </w:abstractNum>
+  <w:abstractNum w:abstractNumId="6" w15:restartNumberingAfterBreak="0">
+    <w:nsid w:val="38A8391E"/>
+    <w:multiLevelType w:val="multilevel"/>
+    <w:tmpl w:val="FF7A7D90"/>
+    <w:lvl w:ilvl="0">
+      <w:start w:val="1"/>
+      <w:numFmt w:val="bullet"/>
+      <w:lvlText w:val=""/>
+      <w:lvlJc w:val="left"/>
+      <w:pPr>
+        <w:tabs>
+          <w:tab w:val="num" w:pos="720"/>
+        </w:tabs>
+        <w:ind w:left="720" w:hanging="360"/>
+      </w:pPr>
+      <w:rPr>
+        <w:rFonts w:ascii="Symbol" w:hAnsi="Symbol" w:hint="default"/>
+        <w:sz w:val="20"/>
+      </w:rPr>
+    </w:lvl>
+    <w:lvl w:ilvl="1" w:tentative="1">
+      <w:start w:val="1"/>
+      <w:numFmt w:val="bullet"/>
+      <w:lvlText w:val="o"/>
+      <w:lvlJc w:val="left"/>
+      <w:pPr>
+        <w:tabs>
+          <w:tab w:val="num" w:pos="1440"/>
+        </w:tabs>
+        <w:ind w:left="1440" w:hanging="360"/>
+      </w:pPr>
+      <w:rPr>
+        <w:rFonts w:ascii="Courier New" w:hAnsi="Courier New" w:hint="default"/>
+        <w:sz w:val="20"/>
+      </w:rPr>
+    </w:lvl>
+    <w:lvl w:ilvl="2" w:tentative="1">
+      <w:start w:val="1"/>
+      <w:numFmt w:val="bullet"/>
+      <w:lvlText w:val=""/>
+      <w:lvlJc w:val="left"/>
+      <w:pPr>
+        <w:tabs>
+          <w:tab w:val="num" w:pos="2160"/>
+        </w:tabs>
+        <w:ind w:left="2160" w:hanging="360"/>
+      </w:pPr>
+      <w:rPr>
+        <w:rFonts w:ascii="Wingdings" w:hAnsi="Wingdings" w:hint="default"/>
+        <w:sz w:val="20"/>
+      </w:rPr>
+    </w:lvl>
+    <w:lvl w:ilvl="3" w:tentative="1">
+      <w:start w:val="1"/>
+      <w:numFmt w:val="bullet"/>
+      <w:lvlText w:val=""/>
+      <w:lvlJc w:val="left"/>
+      <w:pPr>
+        <w:tabs>
+          <w:tab w:val="num" w:pos="2880"/>
+        </w:tabs>
+        <w:ind w:left="2880" w:hanging="360"/>
+      </w:pPr>
+      <w:rPr>
+        <w:rFonts w:ascii="Wingdings" w:hAnsi="Wingdings" w:hint="default"/>
+        <w:sz w:val="20"/>
+      </w:rPr>
+    </w:lvl>
+    <w:lvl w:ilvl="4" w:tentative="1">
+      <w:start w:val="1"/>
+      <w:numFmt w:val="bullet"/>
+      <w:lvlText w:val=""/>
+      <w:lvlJc w:val="left"/>
+      <w:pPr>
+        <w:tabs>
+          <w:tab w:val="num" w:pos="3600"/>
+        </w:tabs>
+        <w:ind w:left="3600" w:hanging="360"/>
+      </w:pPr>
+      <w:rPr>
+        <w:rFonts w:ascii="Wingdings" w:hAnsi="Wingdings" w:hint="default"/>
+        <w:sz w:val="20"/>
+      </w:rPr>
+    </w:lvl>
+    <w:lvl w:ilvl="5" w:tentative="1">
+      <w:start w:val="1"/>
+      <w:numFmt w:val="bullet"/>
+      <w:lvlText w:val=""/>
+      <w:lvlJc w:val="left"/>
+      <w:pPr>
+        <w:tabs>
+          <w:tab w:val="num" w:pos="4320"/>
+        </w:tabs>
+        <w:ind w:left="4320" w:hanging="360"/>
+      </w:pPr>
+      <w:rPr>
+        <w:rFonts w:ascii="Wingdings" w:hAnsi="Wingdings" w:hint="default"/>
+        <w:sz w:val="20"/>
+      </w:rPr>
+    </w:lvl>
+    <w:lvl w:ilvl="6" w:tentative="1">
+      <w:start w:val="1"/>
+      <w:numFmt w:val="bullet"/>
+      <w:lvlText w:val=""/>
+      <w:lvlJc w:val="left"/>
+      <w:pPr>
+        <w:tabs>
+          <w:tab w:val="num" w:pos="5040"/>
+        </w:tabs>
+        <w:ind w:left="5040" w:hanging="360"/>
+      </w:pPr>
+      <w:rPr>
+        <w:rFonts w:ascii="Wingdings" w:hAnsi="Wingdings" w:hint="default"/>
+        <w:sz w:val="20"/>
+      </w:rPr>
+    </w:lvl>
+    <w:lvl w:ilvl="7" w:tentative="1">
+      <w:start w:val="1"/>
+      <w:numFmt w:val="bullet"/>
+      <w:lvlText w:val=""/>
+      <w:lvlJc w:val="left"/>
+      <w:pPr>
+        <w:tabs>
+          <w:tab w:val="num" w:pos="5760"/>
+        </w:tabs>
+        <w:ind w:left="5760" w:hanging="360"/>
+      </w:pPr>
+      <w:rPr>
+        <w:rFonts w:ascii="Wingdings" w:hAnsi="Wingdings" w:hint="default"/>
+        <w:sz w:val="20"/>
+      </w:rPr>
+    </w:lvl>
+    <w:lvl w:ilvl="8" w:tentative="1">
+      <w:start w:val="1"/>
+      <w:numFmt w:val="bullet"/>
+      <w:lvlText w:val=""/>
+      <w:lvlJc w:val="left"/>
+      <w:pPr>
+        <w:tabs>
+          <w:tab w:val="num" w:pos="6480"/>
+        </w:tabs>
+        <w:ind w:left="6480" w:hanging="360"/>
+      </w:pPr>
+      <w:rPr>
+        <w:rFonts w:ascii="Wingdings" w:hAnsi="Wingdings" w:hint="default"/>
+        <w:sz w:val="20"/>
+      </w:rPr>
+    </w:lvl>
+  </w:abstractNum>
+  <w:abstractNum w:abstractNumId="7" w15:restartNumberingAfterBreak="0">
+    <w:nsid w:val="39C442B9"/>
+    <w:multiLevelType w:val="multilevel"/>
+    <w:tmpl w:val="6818E00C"/>
+    <w:lvl w:ilvl="0">
+      <w:start w:val="1"/>
+      <w:numFmt w:val="bullet"/>
+      <w:lvlText w:val=""/>
+      <w:lvlJc w:val="left"/>
+      <w:pPr>
+        <w:tabs>
+          <w:tab w:val="num" w:pos="720"/>
+        </w:tabs>
+        <w:ind w:left="720" w:hanging="360"/>
+      </w:pPr>
+      <w:rPr>
+        <w:rFonts w:ascii="Symbol" w:hAnsi="Symbol" w:hint="default"/>
+        <w:sz w:val="20"/>
+      </w:rPr>
+    </w:lvl>
+    <w:lvl w:ilvl="1" w:tentative="1">
+      <w:start w:val="1"/>
+      <w:numFmt w:val="bullet"/>
+      <w:lvlText w:val="o"/>
+      <w:lvlJc w:val="left"/>
+      <w:pPr>
+        <w:tabs>
+          <w:tab w:val="num" w:pos="1440"/>
+        </w:tabs>
+        <w:ind w:left="1440" w:hanging="360"/>
+      </w:pPr>
+      <w:rPr>
+        <w:rFonts w:ascii="Courier New" w:hAnsi="Courier New" w:hint="default"/>
+        <w:sz w:val="20"/>
+      </w:rPr>
+    </w:lvl>
+    <w:lvl w:ilvl="2" w:tentative="1">
+      <w:start w:val="1"/>
+      <w:numFmt w:val="bullet"/>
+      <w:lvlText w:val=""/>
+      <w:lvlJc w:val="left"/>
+      <w:pPr>
+        <w:tabs>
+          <w:tab w:val="num" w:pos="2160"/>
+        </w:tabs>
+        <w:ind w:left="2160" w:hanging="360"/>
+      </w:pPr>
+      <w:rPr>
+        <w:rFonts w:ascii="Wingdings" w:hAnsi="Wingdings" w:hint="default"/>
+        <w:sz w:val="20"/>
+      </w:rPr>
+    </w:lvl>
+    <w:lvl w:ilvl="3" w:tentative="1">
+      <w:start w:val="1"/>
+      <w:numFmt w:val="bullet"/>
+      <w:lvlText w:val=""/>
+      <w:lvlJc w:val="left"/>
+      <w:pPr>
+        <w:tabs>
+          <w:tab w:val="num" w:pos="2880"/>
+        </w:tabs>
+        <w:ind w:left="2880" w:hanging="360"/>
+      </w:pPr>
+      <w:rPr>
+        <w:rFonts w:ascii="Wingdings" w:hAnsi="Wingdings" w:hint="default"/>
+        <w:sz w:val="20"/>
+      </w:rPr>
+    </w:lvl>
+    <w:lvl w:ilvl="4" w:tentative="1">
+      <w:start w:val="1"/>
+      <w:numFmt w:val="bullet"/>
+      <w:lvlText w:val=""/>
+      <w:lvlJc w:val="left"/>
+      <w:pPr>
+        <w:tabs>
+          <w:tab w:val="num" w:pos="3600"/>
+        </w:tabs>
+        <w:ind w:left="3600" w:hanging="360"/>
+      </w:pPr>
+      <w:rPr>
+        <w:rFonts w:ascii="Wingdings" w:hAnsi="Wingdings" w:hint="default"/>
+        <w:sz w:val="20"/>
+      </w:rPr>
+    </w:lvl>
+    <w:lvl w:ilvl="5" w:tentative="1">
+      <w:start w:val="1"/>
+      <w:numFmt w:val="bullet"/>
+      <w:lvlText w:val=""/>
+      <w:lvlJc w:val="left"/>
+      <w:pPr>
+        <w:tabs>
+          <w:tab w:val="num" w:pos="4320"/>
+        </w:tabs>
+        <w:ind w:left="4320" w:hanging="360"/>
+      </w:pPr>
+      <w:rPr>
+        <w:rFonts w:ascii="Wingdings" w:hAnsi="Wingdings" w:hint="default"/>
+        <w:sz w:val="20"/>
+      </w:rPr>
+    </w:lvl>
+    <w:lvl w:ilvl="6" w:tentative="1">
+      <w:start w:val="1"/>
+      <w:numFmt w:val="bullet"/>
+      <w:lvlText w:val=""/>
+      <w:lvlJc w:val="left"/>
+      <w:pPr>
+        <w:tabs>
+          <w:tab w:val="num" w:pos="5040"/>
+        </w:tabs>
+        <w:ind w:left="5040" w:hanging="360"/>
+      </w:pPr>
+      <w:rPr>
+        <w:rFonts w:ascii="Wingdings" w:hAnsi="Wingdings" w:hint="default"/>
+        <w:sz w:val="20"/>
+      </w:rPr>
+    </w:lvl>
+    <w:lvl w:ilvl="7" w:tentative="1">
+      <w:start w:val="1"/>
+      <w:numFmt w:val="bullet"/>
+      <w:lvlText w:val=""/>
+      <w:lvlJc w:val="left"/>
+      <w:pPr>
+        <w:tabs>
+          <w:tab w:val="num" w:pos="5760"/>
+        </w:tabs>
+        <w:ind w:left="5760" w:hanging="360"/>
+      </w:pPr>
+      <w:rPr>
+        <w:rFonts w:ascii="Wingdings" w:hAnsi="Wingdings" w:hint="default"/>
+        <w:sz w:val="20"/>
+      </w:rPr>
+    </w:lvl>
+    <w:lvl w:ilvl="8" w:tentative="1">
+      <w:start w:val="1"/>
+      <w:numFmt w:val="bullet"/>
+      <w:lvlText w:val=""/>
+      <w:lvlJc w:val="left"/>
+      <w:pPr>
+        <w:tabs>
+          <w:tab w:val="num" w:pos="6480"/>
+        </w:tabs>
+        <w:ind w:left="6480" w:hanging="360"/>
+      </w:pPr>
+      <w:rPr>
+        <w:rFonts w:ascii="Wingdings" w:hAnsi="Wingdings" w:hint="default"/>
+        <w:sz w:val="20"/>
+      </w:rPr>
+    </w:lvl>
+  </w:abstractNum>
+  <w:abstractNum w:abstractNumId="8" w15:restartNumberingAfterBreak="0">
     <w:nsid w:val="42F31A3D"/>
     <w:multiLevelType w:val="hybridMultilevel"/>
     <w:tmpl w:val="E5E62C26"/>
@@ -10406,7 +14895,380 @@
       </w:pPr>
     </w:lvl>
   </w:abstractNum>
-  <w:abstractNum w:abstractNumId="2" w15:restartNumberingAfterBreak="0">
+  <w:abstractNum w:abstractNumId="9" w15:restartNumberingAfterBreak="0">
+    <w:nsid w:val="439A2B6F"/>
+    <w:multiLevelType w:val="hybridMultilevel"/>
+    <w:tmpl w:val="404E3DF8"/>
+    <w:lvl w:ilvl="0" w:tplc="337CA3B0">
+      <w:numFmt w:val="bullet"/>
+      <w:lvlText w:val="-"/>
+      <w:lvlJc w:val="left"/>
+      <w:pPr>
+        <w:ind w:left="720" w:hanging="360"/>
+      </w:pPr>
+      <w:rPr>
+        <w:rFonts w:ascii="Times New Roman" w:eastAsiaTheme="minorHAnsi" w:hAnsi="Times New Roman" w:cs="Times New Roman" w:hint="default"/>
+      </w:rPr>
+    </w:lvl>
+    <w:lvl w:ilvl="1" w:tplc="04100003" w:tentative="1">
+      <w:start w:val="1"/>
+      <w:numFmt w:val="bullet"/>
+      <w:lvlText w:val="o"/>
+      <w:lvlJc w:val="left"/>
+      <w:pPr>
+        <w:ind w:left="1440" w:hanging="360"/>
+      </w:pPr>
+      <w:rPr>
+        <w:rFonts w:ascii="Courier New" w:hAnsi="Courier New" w:cs="Courier New" w:hint="default"/>
+      </w:rPr>
+    </w:lvl>
+    <w:lvl w:ilvl="2" w:tplc="04100005" w:tentative="1">
+      <w:start w:val="1"/>
+      <w:numFmt w:val="bullet"/>
+      <w:lvlText w:val=""/>
+      <w:lvlJc w:val="left"/>
+      <w:pPr>
+        <w:ind w:left="2160" w:hanging="360"/>
+      </w:pPr>
+      <w:rPr>
+        <w:rFonts w:ascii="Wingdings" w:hAnsi="Wingdings" w:hint="default"/>
+      </w:rPr>
+    </w:lvl>
+    <w:lvl w:ilvl="3" w:tplc="04100001" w:tentative="1">
+      <w:start w:val="1"/>
+      <w:numFmt w:val="bullet"/>
+      <w:lvlText w:val=""/>
+      <w:lvlJc w:val="left"/>
+      <w:pPr>
+        <w:ind w:left="2880" w:hanging="360"/>
+      </w:pPr>
+      <w:rPr>
+        <w:rFonts w:ascii="Symbol" w:hAnsi="Symbol" w:hint="default"/>
+      </w:rPr>
+    </w:lvl>
+    <w:lvl w:ilvl="4" w:tplc="04100003" w:tentative="1">
+      <w:start w:val="1"/>
+      <w:numFmt w:val="bullet"/>
+      <w:lvlText w:val="o"/>
+      <w:lvlJc w:val="left"/>
+      <w:pPr>
+        <w:ind w:left="3600" w:hanging="360"/>
+      </w:pPr>
+      <w:rPr>
+        <w:rFonts w:ascii="Courier New" w:hAnsi="Courier New" w:cs="Courier New" w:hint="default"/>
+      </w:rPr>
+    </w:lvl>
+    <w:lvl w:ilvl="5" w:tplc="04100005" w:tentative="1">
+      <w:start w:val="1"/>
+      <w:numFmt w:val="bullet"/>
+      <w:lvlText w:val=""/>
+      <w:lvlJc w:val="left"/>
+      <w:pPr>
+        <w:ind w:left="4320" w:hanging="360"/>
+      </w:pPr>
+      <w:rPr>
+        <w:rFonts w:ascii="Wingdings" w:hAnsi="Wingdings" w:hint="default"/>
+      </w:rPr>
+    </w:lvl>
+    <w:lvl w:ilvl="6" w:tplc="04100001" w:tentative="1">
+      <w:start w:val="1"/>
+      <w:numFmt w:val="bullet"/>
+      <w:lvlText w:val=""/>
+      <w:lvlJc w:val="left"/>
+      <w:pPr>
+        <w:ind w:left="5040" w:hanging="360"/>
+      </w:pPr>
+      <w:rPr>
+        <w:rFonts w:ascii="Symbol" w:hAnsi="Symbol" w:hint="default"/>
+      </w:rPr>
+    </w:lvl>
+    <w:lvl w:ilvl="7" w:tplc="04100003" w:tentative="1">
+      <w:start w:val="1"/>
+      <w:numFmt w:val="bullet"/>
+      <w:lvlText w:val="o"/>
+      <w:lvlJc w:val="left"/>
+      <w:pPr>
+        <w:ind w:left="5760" w:hanging="360"/>
+      </w:pPr>
+      <w:rPr>
+        <w:rFonts w:ascii="Courier New" w:hAnsi="Courier New" w:cs="Courier New" w:hint="default"/>
+      </w:rPr>
+    </w:lvl>
+    <w:lvl w:ilvl="8" w:tplc="04100005" w:tentative="1">
+      <w:start w:val="1"/>
+      <w:numFmt w:val="bullet"/>
+      <w:lvlText w:val=""/>
+      <w:lvlJc w:val="left"/>
+      <w:pPr>
+        <w:ind w:left="6480" w:hanging="360"/>
+      </w:pPr>
+      <w:rPr>
+        <w:rFonts w:ascii="Wingdings" w:hAnsi="Wingdings" w:hint="default"/>
+      </w:rPr>
+    </w:lvl>
+  </w:abstractNum>
+  <w:abstractNum w:abstractNumId="10" w15:restartNumberingAfterBreak="0">
+    <w:nsid w:val="4B0A1659"/>
+    <w:multiLevelType w:val="hybridMultilevel"/>
+    <w:tmpl w:val="0F4C37F6"/>
+    <w:lvl w:ilvl="0" w:tplc="337CA3B0">
+      <w:numFmt w:val="bullet"/>
+      <w:lvlText w:val="-"/>
+      <w:lvlJc w:val="left"/>
+      <w:pPr>
+        <w:ind w:left="720" w:hanging="360"/>
+      </w:pPr>
+      <w:rPr>
+        <w:rFonts w:ascii="Times New Roman" w:eastAsiaTheme="minorHAnsi" w:hAnsi="Times New Roman" w:cs="Times New Roman" w:hint="default"/>
+      </w:rPr>
+    </w:lvl>
+    <w:lvl w:ilvl="1" w:tplc="04100003" w:tentative="1">
+      <w:start w:val="1"/>
+      <w:numFmt w:val="bullet"/>
+      <w:lvlText w:val="o"/>
+      <w:lvlJc w:val="left"/>
+      <w:pPr>
+        <w:ind w:left="1440" w:hanging="360"/>
+      </w:pPr>
+      <w:rPr>
+        <w:rFonts w:ascii="Courier New" w:hAnsi="Courier New" w:cs="Courier New" w:hint="default"/>
+      </w:rPr>
+    </w:lvl>
+    <w:lvl w:ilvl="2" w:tplc="04100005" w:tentative="1">
+      <w:start w:val="1"/>
+      <w:numFmt w:val="bullet"/>
+      <w:lvlText w:val=""/>
+      <w:lvlJc w:val="left"/>
+      <w:pPr>
+        <w:ind w:left="2160" w:hanging="360"/>
+      </w:pPr>
+      <w:rPr>
+        <w:rFonts w:ascii="Wingdings" w:hAnsi="Wingdings" w:hint="default"/>
+      </w:rPr>
+    </w:lvl>
+    <w:lvl w:ilvl="3" w:tplc="04100001" w:tentative="1">
+      <w:start w:val="1"/>
+      <w:numFmt w:val="bullet"/>
+      <w:lvlText w:val=""/>
+      <w:lvlJc w:val="left"/>
+      <w:pPr>
+        <w:ind w:left="2880" w:hanging="360"/>
+      </w:pPr>
+      <w:rPr>
+        <w:rFonts w:ascii="Symbol" w:hAnsi="Symbol" w:hint="default"/>
+      </w:rPr>
+    </w:lvl>
+    <w:lvl w:ilvl="4" w:tplc="04100003" w:tentative="1">
+      <w:start w:val="1"/>
+      <w:numFmt w:val="bullet"/>
+      <w:lvlText w:val="o"/>
+      <w:lvlJc w:val="left"/>
+      <w:pPr>
+        <w:ind w:left="3600" w:hanging="360"/>
+      </w:pPr>
+      <w:rPr>
+        <w:rFonts w:ascii="Courier New" w:hAnsi="Courier New" w:cs="Courier New" w:hint="default"/>
+      </w:rPr>
+    </w:lvl>
+    <w:lvl w:ilvl="5" w:tplc="04100005" w:tentative="1">
+      <w:start w:val="1"/>
+      <w:numFmt w:val="bullet"/>
+      <w:lvlText w:val=""/>
+      <w:lvlJc w:val="left"/>
+      <w:pPr>
+        <w:ind w:left="4320" w:hanging="360"/>
+      </w:pPr>
+      <w:rPr>
+        <w:rFonts w:ascii="Wingdings" w:hAnsi="Wingdings" w:hint="default"/>
+      </w:rPr>
+    </w:lvl>
+    <w:lvl w:ilvl="6" w:tplc="04100001" w:tentative="1">
+      <w:start w:val="1"/>
+      <w:numFmt w:val="bullet"/>
+      <w:lvlText w:val=""/>
+      <w:lvlJc w:val="left"/>
+      <w:pPr>
+        <w:ind w:left="5040" w:hanging="360"/>
+      </w:pPr>
+      <w:rPr>
+        <w:rFonts w:ascii="Symbol" w:hAnsi="Symbol" w:hint="default"/>
+      </w:rPr>
+    </w:lvl>
+    <w:lvl w:ilvl="7" w:tplc="04100003" w:tentative="1">
+      <w:start w:val="1"/>
+      <w:numFmt w:val="bullet"/>
+      <w:lvlText w:val="o"/>
+      <w:lvlJc w:val="left"/>
+      <w:pPr>
+        <w:ind w:left="5760" w:hanging="360"/>
+      </w:pPr>
+      <w:rPr>
+        <w:rFonts w:ascii="Courier New" w:hAnsi="Courier New" w:cs="Courier New" w:hint="default"/>
+      </w:rPr>
+    </w:lvl>
+    <w:lvl w:ilvl="8" w:tplc="04100005" w:tentative="1">
+      <w:start w:val="1"/>
+      <w:numFmt w:val="bullet"/>
+      <w:lvlText w:val=""/>
+      <w:lvlJc w:val="left"/>
+      <w:pPr>
+        <w:ind w:left="6480" w:hanging="360"/>
+      </w:pPr>
+      <w:rPr>
+        <w:rFonts w:ascii="Wingdings" w:hAnsi="Wingdings" w:hint="default"/>
+      </w:rPr>
+    </w:lvl>
+  </w:abstractNum>
+  <w:abstractNum w:abstractNumId="11" w15:restartNumberingAfterBreak="0">
+    <w:nsid w:val="4F386EF5"/>
+    <w:multiLevelType w:val="multilevel"/>
+    <w:tmpl w:val="6818E00C"/>
+    <w:lvl w:ilvl="0">
+      <w:start w:val="1"/>
+      <w:numFmt w:val="bullet"/>
+      <w:lvlText w:val=""/>
+      <w:lvlJc w:val="left"/>
+      <w:pPr>
+        <w:tabs>
+          <w:tab w:val="num" w:pos="720"/>
+        </w:tabs>
+        <w:ind w:left="720" w:hanging="360"/>
+      </w:pPr>
+      <w:rPr>
+        <w:rFonts w:ascii="Symbol" w:hAnsi="Symbol" w:hint="default"/>
+        <w:sz w:val="20"/>
+      </w:rPr>
+    </w:lvl>
+    <w:lvl w:ilvl="1" w:tentative="1">
+      <w:start w:val="1"/>
+      <w:numFmt w:val="bullet"/>
+      <w:lvlText w:val="o"/>
+      <w:lvlJc w:val="left"/>
+      <w:pPr>
+        <w:tabs>
+          <w:tab w:val="num" w:pos="1440"/>
+        </w:tabs>
+        <w:ind w:left="1440" w:hanging="360"/>
+      </w:pPr>
+      <w:rPr>
+        <w:rFonts w:ascii="Courier New" w:hAnsi="Courier New" w:hint="default"/>
+        <w:sz w:val="20"/>
+      </w:rPr>
+    </w:lvl>
+    <w:lvl w:ilvl="2" w:tentative="1">
+      <w:start w:val="1"/>
+      <w:numFmt w:val="bullet"/>
+      <w:lvlText w:val=""/>
+      <w:lvlJc w:val="left"/>
+      <w:pPr>
+        <w:tabs>
+          <w:tab w:val="num" w:pos="2160"/>
+        </w:tabs>
+        <w:ind w:left="2160" w:hanging="360"/>
+      </w:pPr>
+      <w:rPr>
+        <w:rFonts w:ascii="Wingdings" w:hAnsi="Wingdings" w:hint="default"/>
+        <w:sz w:val="20"/>
+      </w:rPr>
+    </w:lvl>
+    <w:lvl w:ilvl="3" w:tentative="1">
+      <w:start w:val="1"/>
+      <w:numFmt w:val="bullet"/>
+      <w:lvlText w:val=""/>
+      <w:lvlJc w:val="left"/>
+      <w:pPr>
+        <w:tabs>
+          <w:tab w:val="num" w:pos="2880"/>
+        </w:tabs>
+        <w:ind w:left="2880" w:hanging="360"/>
+      </w:pPr>
+      <w:rPr>
+        <w:rFonts w:ascii="Wingdings" w:hAnsi="Wingdings" w:hint="default"/>
+        <w:sz w:val="20"/>
+      </w:rPr>
+    </w:lvl>
+    <w:lvl w:ilvl="4" w:tentative="1">
+      <w:start w:val="1"/>
+      <w:numFmt w:val="bullet"/>
+      <w:lvlText w:val=""/>
+      <w:lvlJc w:val="left"/>
+      <w:pPr>
+        <w:tabs>
+          <w:tab w:val="num" w:pos="3600"/>
+        </w:tabs>
+        <w:ind w:left="3600" w:hanging="360"/>
+      </w:pPr>
+      <w:rPr>
+        <w:rFonts w:ascii="Wingdings" w:hAnsi="Wingdings" w:hint="default"/>
+        <w:sz w:val="20"/>
+      </w:rPr>
+    </w:lvl>
+    <w:lvl w:ilvl="5" w:tentative="1">
+      <w:start w:val="1"/>
+      <w:numFmt w:val="bullet"/>
+      <w:lvlText w:val=""/>
+      <w:lvlJc w:val="left"/>
+      <w:pPr>
+        <w:tabs>
+          <w:tab w:val="num" w:pos="4320"/>
+        </w:tabs>
+        <w:ind w:left="4320" w:hanging="360"/>
+      </w:pPr>
+      <w:rPr>
+        <w:rFonts w:ascii="Wingdings" w:hAnsi="Wingdings" w:hint="default"/>
+        <w:sz w:val="20"/>
+      </w:rPr>
+    </w:lvl>
+    <w:lvl w:ilvl="6" w:tentative="1">
+      <w:start w:val="1"/>
+      <w:numFmt w:val="bullet"/>
+      <w:lvlText w:val=""/>
+      <w:lvlJc w:val="left"/>
+      <w:pPr>
+        <w:tabs>
+          <w:tab w:val="num" w:pos="5040"/>
+        </w:tabs>
+        <w:ind w:left="5040" w:hanging="360"/>
+      </w:pPr>
+      <w:rPr>
+        <w:rFonts w:ascii="Wingdings" w:hAnsi="Wingdings" w:hint="default"/>
+        <w:sz w:val="20"/>
+      </w:rPr>
+    </w:lvl>
+    <w:lvl w:ilvl="7" w:tentative="1">
+      <w:start w:val="1"/>
+      <w:numFmt w:val="bullet"/>
+      <w:lvlText w:val=""/>
+      <w:lvlJc w:val="left"/>
+      <w:pPr>
+        <w:tabs>
+          <w:tab w:val="num" w:pos="5760"/>
+        </w:tabs>
+        <w:ind w:left="5760" w:hanging="360"/>
+      </w:pPr>
+      <w:rPr>
+        <w:rFonts w:ascii="Wingdings" w:hAnsi="Wingdings" w:hint="default"/>
+        <w:sz w:val="20"/>
+      </w:rPr>
+    </w:lvl>
+    <w:lvl w:ilvl="8" w:tentative="1">
+      <w:start w:val="1"/>
+      <w:numFmt w:val="bullet"/>
+      <w:lvlText w:val=""/>
+      <w:lvlJc w:val="left"/>
+      <w:pPr>
+        <w:tabs>
+          <w:tab w:val="num" w:pos="6480"/>
+        </w:tabs>
+        <w:ind w:left="6480" w:hanging="360"/>
+      </w:pPr>
+      <w:rPr>
+        <w:rFonts w:ascii="Wingdings" w:hAnsi="Wingdings" w:hint="default"/>
+        <w:sz w:val="20"/>
+      </w:rPr>
+    </w:lvl>
+  </w:abstractNum>
+  <w:abstractNum w:abstractNumId="12" w15:restartNumberingAfterBreak="0">
     <w:nsid w:val="524C7EB1"/>
     <w:multiLevelType w:val="hybridMultilevel"/>
     <w:tmpl w:val="609EE8F2"/>
@@ -10519,7 +15381,7 @@
       </w:rPr>
     </w:lvl>
   </w:abstractNum>
-  <w:abstractNum w:abstractNumId="3" w15:restartNumberingAfterBreak="0">
+  <w:abstractNum w:abstractNumId="13" w15:restartNumberingAfterBreak="0">
     <w:nsid w:val="5817304E"/>
     <w:multiLevelType w:val="multilevel"/>
     <w:tmpl w:val="A6DCD448"/>
@@ -10668,7 +15530,7 @@
       </w:rPr>
     </w:lvl>
   </w:abstractNum>
-  <w:abstractNum w:abstractNumId="4" w15:restartNumberingAfterBreak="0">
+  <w:abstractNum w:abstractNumId="14" w15:restartNumberingAfterBreak="0">
     <w:nsid w:val="65506B4F"/>
     <w:multiLevelType w:val="hybridMultilevel"/>
     <w:tmpl w:val="5D54F930"/>
@@ -10757,7 +15619,7 @@
       </w:pPr>
     </w:lvl>
   </w:abstractNum>
-  <w:abstractNum w:abstractNumId="5" w15:restartNumberingAfterBreak="0">
+  <w:abstractNum w:abstractNumId="15" w15:restartNumberingAfterBreak="0">
     <w:nsid w:val="6D412EDD"/>
     <w:multiLevelType w:val="hybridMultilevel"/>
     <w:tmpl w:val="2ED64BC6"/>
@@ -10843,7 +15705,7 @@
       </w:pPr>
     </w:lvl>
   </w:abstractNum>
-  <w:abstractNum w:abstractNumId="6" w15:restartNumberingAfterBreak="0">
+  <w:abstractNum w:abstractNumId="16" w15:restartNumberingAfterBreak="0">
     <w:nsid w:val="73777F89"/>
     <w:multiLevelType w:val="hybridMultilevel"/>
     <w:tmpl w:val="DAC093B0"/>
@@ -10955,7 +15817,305 @@
       </w:rPr>
     </w:lvl>
   </w:abstractNum>
-  <w:abstractNum w:abstractNumId="7" w15:restartNumberingAfterBreak="0">
+  <w:abstractNum w:abstractNumId="17" w15:restartNumberingAfterBreak="0">
+    <w:nsid w:val="78F17C73"/>
+    <w:multiLevelType w:val="multilevel"/>
+    <w:tmpl w:val="6818E00C"/>
+    <w:lvl w:ilvl="0">
+      <w:start w:val="1"/>
+      <w:numFmt w:val="bullet"/>
+      <w:lvlText w:val=""/>
+      <w:lvlJc w:val="left"/>
+      <w:pPr>
+        <w:tabs>
+          <w:tab w:val="num" w:pos="720"/>
+        </w:tabs>
+        <w:ind w:left="720" w:hanging="360"/>
+      </w:pPr>
+      <w:rPr>
+        <w:rFonts w:ascii="Symbol" w:hAnsi="Symbol" w:hint="default"/>
+        <w:sz w:val="20"/>
+      </w:rPr>
+    </w:lvl>
+    <w:lvl w:ilvl="1">
+      <w:start w:val="1"/>
+      <w:numFmt w:val="bullet"/>
+      <w:lvlText w:val="o"/>
+      <w:lvlJc w:val="left"/>
+      <w:pPr>
+        <w:tabs>
+          <w:tab w:val="num" w:pos="1440"/>
+        </w:tabs>
+        <w:ind w:left="1440" w:hanging="360"/>
+      </w:pPr>
+      <w:rPr>
+        <w:rFonts w:ascii="Courier New" w:hAnsi="Courier New" w:hint="default"/>
+        <w:sz w:val="20"/>
+      </w:rPr>
+    </w:lvl>
+    <w:lvl w:ilvl="2" w:tentative="1">
+      <w:start w:val="1"/>
+      <w:numFmt w:val="bullet"/>
+      <w:lvlText w:val=""/>
+      <w:lvlJc w:val="left"/>
+      <w:pPr>
+        <w:tabs>
+          <w:tab w:val="num" w:pos="2160"/>
+        </w:tabs>
+        <w:ind w:left="2160" w:hanging="360"/>
+      </w:pPr>
+      <w:rPr>
+        <w:rFonts w:ascii="Wingdings" w:hAnsi="Wingdings" w:hint="default"/>
+        <w:sz w:val="20"/>
+      </w:rPr>
+    </w:lvl>
+    <w:lvl w:ilvl="3" w:tentative="1">
+      <w:start w:val="1"/>
+      <w:numFmt w:val="bullet"/>
+      <w:lvlText w:val=""/>
+      <w:lvlJc w:val="left"/>
+      <w:pPr>
+        <w:tabs>
+          <w:tab w:val="num" w:pos="2880"/>
+        </w:tabs>
+        <w:ind w:left="2880" w:hanging="360"/>
+      </w:pPr>
+      <w:rPr>
+        <w:rFonts w:ascii="Wingdings" w:hAnsi="Wingdings" w:hint="default"/>
+        <w:sz w:val="20"/>
+      </w:rPr>
+    </w:lvl>
+    <w:lvl w:ilvl="4" w:tentative="1">
+      <w:start w:val="1"/>
+      <w:numFmt w:val="bullet"/>
+      <w:lvlText w:val=""/>
+      <w:lvlJc w:val="left"/>
+      <w:pPr>
+        <w:tabs>
+          <w:tab w:val="num" w:pos="3600"/>
+        </w:tabs>
+        <w:ind w:left="3600" w:hanging="360"/>
+      </w:pPr>
+      <w:rPr>
+        <w:rFonts w:ascii="Wingdings" w:hAnsi="Wingdings" w:hint="default"/>
+        <w:sz w:val="20"/>
+      </w:rPr>
+    </w:lvl>
+    <w:lvl w:ilvl="5" w:tentative="1">
+      <w:start w:val="1"/>
+      <w:numFmt w:val="bullet"/>
+      <w:lvlText w:val=""/>
+      <w:lvlJc w:val="left"/>
+      <w:pPr>
+        <w:tabs>
+          <w:tab w:val="num" w:pos="4320"/>
+        </w:tabs>
+        <w:ind w:left="4320" w:hanging="360"/>
+      </w:pPr>
+      <w:rPr>
+        <w:rFonts w:ascii="Wingdings" w:hAnsi="Wingdings" w:hint="default"/>
+        <w:sz w:val="20"/>
+      </w:rPr>
+    </w:lvl>
+    <w:lvl w:ilvl="6" w:tentative="1">
+      <w:start w:val="1"/>
+      <w:numFmt w:val="bullet"/>
+      <w:lvlText w:val=""/>
+      <w:lvlJc w:val="left"/>
+      <w:pPr>
+        <w:tabs>
+          <w:tab w:val="num" w:pos="5040"/>
+        </w:tabs>
+        <w:ind w:left="5040" w:hanging="360"/>
+      </w:pPr>
+      <w:rPr>
+        <w:rFonts w:ascii="Wingdings" w:hAnsi="Wingdings" w:hint="default"/>
+        <w:sz w:val="20"/>
+      </w:rPr>
+    </w:lvl>
+    <w:lvl w:ilvl="7" w:tentative="1">
+      <w:start w:val="1"/>
+      <w:numFmt w:val="bullet"/>
+      <w:lvlText w:val=""/>
+      <w:lvlJc w:val="left"/>
+      <w:pPr>
+        <w:tabs>
+          <w:tab w:val="num" w:pos="5760"/>
+        </w:tabs>
+        <w:ind w:left="5760" w:hanging="360"/>
+      </w:pPr>
+      <w:rPr>
+        <w:rFonts w:ascii="Wingdings" w:hAnsi="Wingdings" w:hint="default"/>
+        <w:sz w:val="20"/>
+      </w:rPr>
+    </w:lvl>
+    <w:lvl w:ilvl="8" w:tentative="1">
+      <w:start w:val="1"/>
+      <w:numFmt w:val="bullet"/>
+      <w:lvlText w:val=""/>
+      <w:lvlJc w:val="left"/>
+      <w:pPr>
+        <w:tabs>
+          <w:tab w:val="num" w:pos="6480"/>
+        </w:tabs>
+        <w:ind w:left="6480" w:hanging="360"/>
+      </w:pPr>
+      <w:rPr>
+        <w:rFonts w:ascii="Wingdings" w:hAnsi="Wingdings" w:hint="default"/>
+        <w:sz w:val="20"/>
+      </w:rPr>
+    </w:lvl>
+  </w:abstractNum>
+  <w:abstractNum w:abstractNumId="18" w15:restartNumberingAfterBreak="0">
+    <w:nsid w:val="7BB34708"/>
+    <w:multiLevelType w:val="multilevel"/>
+    <w:tmpl w:val="6818E00C"/>
+    <w:lvl w:ilvl="0">
+      <w:start w:val="1"/>
+      <w:numFmt w:val="bullet"/>
+      <w:lvlText w:val=""/>
+      <w:lvlJc w:val="left"/>
+      <w:pPr>
+        <w:tabs>
+          <w:tab w:val="num" w:pos="720"/>
+        </w:tabs>
+        <w:ind w:left="720" w:hanging="360"/>
+      </w:pPr>
+      <w:rPr>
+        <w:rFonts w:ascii="Symbol" w:hAnsi="Symbol" w:hint="default"/>
+        <w:sz w:val="20"/>
+      </w:rPr>
+    </w:lvl>
+    <w:lvl w:ilvl="1" w:tentative="1">
+      <w:start w:val="1"/>
+      <w:numFmt w:val="bullet"/>
+      <w:lvlText w:val="o"/>
+      <w:lvlJc w:val="left"/>
+      <w:pPr>
+        <w:tabs>
+          <w:tab w:val="num" w:pos="1440"/>
+        </w:tabs>
+        <w:ind w:left="1440" w:hanging="360"/>
+      </w:pPr>
+      <w:rPr>
+        <w:rFonts w:ascii="Courier New" w:hAnsi="Courier New" w:hint="default"/>
+        <w:sz w:val="20"/>
+      </w:rPr>
+    </w:lvl>
+    <w:lvl w:ilvl="2" w:tentative="1">
+      <w:start w:val="1"/>
+      <w:numFmt w:val="bullet"/>
+      <w:lvlText w:val=""/>
+      <w:lvlJc w:val="left"/>
+      <w:pPr>
+        <w:tabs>
+          <w:tab w:val="num" w:pos="2160"/>
+        </w:tabs>
+        <w:ind w:left="2160" w:hanging="360"/>
+      </w:pPr>
+      <w:rPr>
+        <w:rFonts w:ascii="Wingdings" w:hAnsi="Wingdings" w:hint="default"/>
+        <w:sz w:val="20"/>
+      </w:rPr>
+    </w:lvl>
+    <w:lvl w:ilvl="3" w:tentative="1">
+      <w:start w:val="1"/>
+      <w:numFmt w:val="bullet"/>
+      <w:lvlText w:val=""/>
+      <w:lvlJc w:val="left"/>
+      <w:pPr>
+        <w:tabs>
+          <w:tab w:val="num" w:pos="2880"/>
+        </w:tabs>
+        <w:ind w:left="2880" w:hanging="360"/>
+      </w:pPr>
+      <w:rPr>
+        <w:rFonts w:ascii="Wingdings" w:hAnsi="Wingdings" w:hint="default"/>
+        <w:sz w:val="20"/>
+      </w:rPr>
+    </w:lvl>
+    <w:lvl w:ilvl="4" w:tentative="1">
+      <w:start w:val="1"/>
+      <w:numFmt w:val="bullet"/>
+      <w:lvlText w:val=""/>
+      <w:lvlJc w:val="left"/>
+      <w:pPr>
+        <w:tabs>
+          <w:tab w:val="num" w:pos="3600"/>
+        </w:tabs>
+        <w:ind w:left="3600" w:hanging="360"/>
+      </w:pPr>
+      <w:rPr>
+        <w:rFonts w:ascii="Wingdings" w:hAnsi="Wingdings" w:hint="default"/>
+        <w:sz w:val="20"/>
+      </w:rPr>
+    </w:lvl>
+    <w:lvl w:ilvl="5" w:tentative="1">
+      <w:start w:val="1"/>
+      <w:numFmt w:val="bullet"/>
+      <w:lvlText w:val=""/>
+      <w:lvlJc w:val="left"/>
+      <w:pPr>
+        <w:tabs>
+          <w:tab w:val="num" w:pos="4320"/>
+        </w:tabs>
+        <w:ind w:left="4320" w:hanging="360"/>
+      </w:pPr>
+      <w:rPr>
+        <w:rFonts w:ascii="Wingdings" w:hAnsi="Wingdings" w:hint="default"/>
+        <w:sz w:val="20"/>
+      </w:rPr>
+    </w:lvl>
+    <w:lvl w:ilvl="6" w:tentative="1">
+      <w:start w:val="1"/>
+      <w:numFmt w:val="bullet"/>
+      <w:lvlText w:val=""/>
+      <w:lvlJc w:val="left"/>
+      <w:pPr>
+        <w:tabs>
+          <w:tab w:val="num" w:pos="5040"/>
+        </w:tabs>
+        <w:ind w:left="5040" w:hanging="360"/>
+      </w:pPr>
+      <w:rPr>
+        <w:rFonts w:ascii="Wingdings" w:hAnsi="Wingdings" w:hint="default"/>
+        <w:sz w:val="20"/>
+      </w:rPr>
+    </w:lvl>
+    <w:lvl w:ilvl="7" w:tentative="1">
+      <w:start w:val="1"/>
+      <w:numFmt w:val="bullet"/>
+      <w:lvlText w:val=""/>
+      <w:lvlJc w:val="left"/>
+      <w:pPr>
+        <w:tabs>
+          <w:tab w:val="num" w:pos="5760"/>
+        </w:tabs>
+        <w:ind w:left="5760" w:hanging="360"/>
+      </w:pPr>
+      <w:rPr>
+        <w:rFonts w:ascii="Wingdings" w:hAnsi="Wingdings" w:hint="default"/>
+        <w:sz w:val="20"/>
+      </w:rPr>
+    </w:lvl>
+    <w:lvl w:ilvl="8" w:tentative="1">
+      <w:start w:val="1"/>
+      <w:numFmt w:val="bullet"/>
+      <w:lvlText w:val=""/>
+      <w:lvlJc w:val="left"/>
+      <w:pPr>
+        <w:tabs>
+          <w:tab w:val="num" w:pos="6480"/>
+        </w:tabs>
+        <w:ind w:left="6480" w:hanging="360"/>
+      </w:pPr>
+      <w:rPr>
+        <w:rFonts w:ascii="Wingdings" w:hAnsi="Wingdings" w:hint="default"/>
+        <w:sz w:val="20"/>
+      </w:rPr>
+    </w:lvl>
+  </w:abstractNum>
+  <w:abstractNum w:abstractNumId="19" w15:restartNumberingAfterBreak="0">
     <w:nsid w:val="7DBA18C3"/>
     <w:multiLevelType w:val="hybridMultilevel"/>
     <w:tmpl w:val="55622970"/>
@@ -11069,28 +16229,64 @@
     </w:lvl>
   </w:abstractNum>
   <w:num w:numId="1" w16cid:durableId="254364697">
+    <w:abstractNumId w:val="8"/>
+  </w:num>
+  <w:num w:numId="2" w16cid:durableId="709258864">
+    <w:abstractNumId w:val="19"/>
+  </w:num>
+  <w:num w:numId="3" w16cid:durableId="2059426409">
+    <w:abstractNumId w:val="12"/>
+  </w:num>
+  <w:num w:numId="4" w16cid:durableId="1142649016">
+    <w:abstractNumId w:val="15"/>
+  </w:num>
+  <w:num w:numId="5" w16cid:durableId="611784743">
+    <w:abstractNumId w:val="16"/>
+  </w:num>
+  <w:num w:numId="6" w16cid:durableId="894001301">
+    <w:abstractNumId w:val="4"/>
+  </w:num>
+  <w:num w:numId="7" w16cid:durableId="1938168655">
+    <w:abstractNumId w:val="13"/>
+  </w:num>
+  <w:num w:numId="8" w16cid:durableId="695277720">
+    <w:abstractNumId w:val="14"/>
+  </w:num>
+  <w:num w:numId="9" w16cid:durableId="1287852039">
+    <w:abstractNumId w:val="9"/>
+  </w:num>
+  <w:num w:numId="10" w16cid:durableId="1751345419">
+    <w:abstractNumId w:val="18"/>
+  </w:num>
+  <w:num w:numId="11" w16cid:durableId="1064255021">
+    <w:abstractNumId w:val="6"/>
+  </w:num>
+  <w:num w:numId="12" w16cid:durableId="534924243">
+    <w:abstractNumId w:val="2"/>
+  </w:num>
+  <w:num w:numId="13" w16cid:durableId="416634463">
+    <w:abstractNumId w:val="10"/>
+  </w:num>
+  <w:num w:numId="14" w16cid:durableId="1592808662">
+    <w:abstractNumId w:val="5"/>
+  </w:num>
+  <w:num w:numId="15" w16cid:durableId="481428850">
+    <w:abstractNumId w:val="17"/>
+  </w:num>
+  <w:num w:numId="16" w16cid:durableId="602348232">
+    <w:abstractNumId w:val="0"/>
+  </w:num>
+  <w:num w:numId="17" w16cid:durableId="1413698517">
+    <w:abstractNumId w:val="3"/>
+  </w:num>
+  <w:num w:numId="18" w16cid:durableId="67118456">
+    <w:abstractNumId w:val="11"/>
+  </w:num>
+  <w:num w:numId="19" w16cid:durableId="382145297">
     <w:abstractNumId w:val="1"/>
   </w:num>
-  <w:num w:numId="2" w16cid:durableId="709258864">
+  <w:num w:numId="20" w16cid:durableId="1903783222">
     <w:abstractNumId w:val="7"/>
-  </w:num>
-  <w:num w:numId="3" w16cid:durableId="2059426409">
-    <w:abstractNumId w:val="2"/>
-  </w:num>
-  <w:num w:numId="4" w16cid:durableId="1142649016">
-    <w:abstractNumId w:val="5"/>
-  </w:num>
-  <w:num w:numId="5" w16cid:durableId="611784743">
-    <w:abstractNumId w:val="6"/>
-  </w:num>
-  <w:num w:numId="6" w16cid:durableId="894001301">
-    <w:abstractNumId w:val="0"/>
-  </w:num>
-  <w:num w:numId="7" w16cid:durableId="1938168655">
-    <w:abstractNumId w:val="3"/>
-  </w:num>
-  <w:num w:numId="8" w16cid:durableId="695277720">
-    <w:abstractNumId w:val="4"/>
   </w:num>
 </w:numbering>
 </file>

--- a/Workspace/Testing/Test plan/TestPlan_EWMS.docx
+++ b/Workspace/Testing/Test plan/TestPlan_EWMS.docx
@@ -143,26 +143,7 @@
           <w:lang w:val="en-GB"/>
         </w:rPr>
         <w:br/>
-      </w:r>
-      <w:proofErr w:type="spellStart"/>
-      <w:r>
-        <w:rPr>
-          <w:rFonts w:ascii="Arial" w:hAnsi="Arial"/>
-          <w:b/>
-          <w:sz w:val="36"/>
-          <w:lang w:val="en-GB"/>
-        </w:rPr>
-        <w:t>Versione</w:t>
-      </w:r>
-      <w:proofErr w:type="spellEnd"/>
-      <w:r>
-        <w:rPr>
-          <w:rFonts w:ascii="Arial" w:hAnsi="Arial"/>
-          <w:b/>
-          <w:sz w:val="36"/>
-          <w:lang w:val="en-GB"/>
-        </w:rPr>
-        <w:t xml:space="preserve"> </w:t>
+        <w:t xml:space="preserve">Versione </w:t>
       </w:r>
       <w:r>
         <w:rPr>
@@ -1032,23 +1013,13 @@
           <w:sz w:val="32"/>
         </w:rPr>
       </w:pPr>
-      <w:proofErr w:type="spellStart"/>
       <w:r>
         <w:rPr>
           <w:rFonts w:cs="Times New Roman"/>
           <w:b/>
           <w:sz w:val="32"/>
         </w:rPr>
-        <w:t>Revision</w:t>
-      </w:r>
-      <w:proofErr w:type="spellEnd"/>
-      <w:r>
-        <w:rPr>
-          <w:rFonts w:cs="Times New Roman"/>
-          <w:b/>
-          <w:sz w:val="32"/>
-        </w:rPr>
-        <w:t xml:space="preserve"> History</w:t>
+        <w:t>Revision History</w:t>
       </w:r>
       <w:r>
         <w:rPr>
@@ -1362,16 +1333,8 @@
               <w:rPr>
                 <w:sz w:val="20"/>
               </w:rPr>
-              <w:t xml:space="preserve">Sono stati aggiunti tutti i punti previsti, si prevede l’aggiunta di nuovi test </w:t>
-            </w:r>
-            <w:proofErr w:type="spellStart"/>
-            <w:r>
-              <w:rPr>
-                <w:sz w:val="20"/>
-              </w:rPr>
-              <w:t>cases</w:t>
-            </w:r>
-            <w:proofErr w:type="spellEnd"/>
+              <w:t>Sono stati aggiunti tutti i punti previsti, si prevede l’aggiunta di nuovi test cases</w:t>
+            </w:r>
           </w:p>
         </w:tc>
         <w:tc>
@@ -3148,39 +3111,7 @@
         <w:t>Questo documento ha l’obiettivo di definire la strategia di testing e le specifiche di validazione per la piattaforma Easy Work Management System (E.W.M.S.).</w:t>
       </w:r>
       <w:r>
-        <w:t xml:space="preserve"> In questo documento saranno presentate le strategie per il testing per il sistema. Saranno esplorate le tecniche che </w:t>
-      </w:r>
-      <w:proofErr w:type="gramStart"/>
-      <w:r>
-        <w:t>il team</w:t>
-      </w:r>
-      <w:proofErr w:type="gramEnd"/>
-      <w:r>
-        <w:t xml:space="preserve"> applicherà per effettuare </w:t>
-      </w:r>
-      <w:proofErr w:type="spellStart"/>
-      <w:r>
-        <w:t>unit</w:t>
-      </w:r>
-      <w:proofErr w:type="spellEnd"/>
-      <w:r>
-        <w:t xml:space="preserve"> testing, </w:t>
-      </w:r>
-      <w:proofErr w:type="spellStart"/>
-      <w:r>
-        <w:t>integration</w:t>
-      </w:r>
-      <w:proofErr w:type="spellEnd"/>
-      <w:r>
-        <w:t xml:space="preserve"> testing e system testing. In particolare, saranno elencati i test </w:t>
-      </w:r>
-      <w:proofErr w:type="spellStart"/>
-      <w:r>
-        <w:t>cases</w:t>
-      </w:r>
-      <w:proofErr w:type="spellEnd"/>
-      <w:r>
-        <w:t xml:space="preserve"> per le funzionalità critiche del sistema.</w:t>
+        <w:t xml:space="preserve"> In questo documento saranno presentate le strategie per il testing per il sistema. Saranno esplorate le tecniche che il team applicherà per effettuare unit testing, integration testing e system testing. In particolare, saranno elencati i test cases per le funzionalità critiche del sistema.</w:t>
       </w:r>
     </w:p>
     <w:p>
@@ -3216,31 +3147,13 @@
           <w:numId w:val="9"/>
         </w:numPr>
       </w:pPr>
-      <w:proofErr w:type="spellStart"/>
       <w:r>
         <w:rPr>
           <w:b/>
           <w:bCs/>
         </w:rPr>
-        <w:t>Requirement</w:t>
-      </w:r>
-      <w:proofErr w:type="spellEnd"/>
-      <w:r>
-        <w:rPr>
-          <w:b/>
-          <w:bCs/>
-        </w:rPr>
-        <w:t xml:space="preserve"> Analysis </w:t>
-      </w:r>
-      <w:proofErr w:type="spellStart"/>
-      <w:r>
-        <w:rPr>
-          <w:b/>
-          <w:bCs/>
-        </w:rPr>
-        <w:t>Document</w:t>
-      </w:r>
-      <w:proofErr w:type="spellEnd"/>
+        <w:t>Requirement Analysis Document</w:t>
+      </w:r>
       <w:r>
         <w:t>: tale relazione si f</w:t>
       </w:r>
@@ -3264,17 +3177,8 @@
           <w:b/>
           <w:bCs/>
         </w:rPr>
-        <w:t xml:space="preserve">System Design </w:t>
-      </w:r>
-      <w:proofErr w:type="spellStart"/>
-      <w:r>
-        <w:rPr>
-          <w:b/>
-          <w:bCs/>
-        </w:rPr>
-        <w:t>Document</w:t>
-      </w:r>
-      <w:proofErr w:type="spellEnd"/>
+        <w:t>System Design Document</w:t>
+      </w:r>
       <w:r>
         <w:t>: tale relazione si fonda sulla suddivisione in sottosistemi del sistema EWMS, grazie a questo documento è stato possibile individuare correttamente i sottosistemi che partecipano ai test case descritti in questo documento.</w:t>
       </w:r>
@@ -3295,17 +3199,8 @@
           <w:b/>
           <w:bCs/>
         </w:rPr>
-        <w:t xml:space="preserve">Object Design </w:t>
-      </w:r>
-      <w:proofErr w:type="spellStart"/>
-      <w:r>
-        <w:rPr>
-          <w:b/>
-          <w:bCs/>
-        </w:rPr>
-        <w:t>Document</w:t>
-      </w:r>
-      <w:proofErr w:type="spellEnd"/>
+        <w:t>Object Design Document</w:t>
+      </w:r>
       <w:r>
         <w:t>: tale relazione è</w:t>
       </w:r>
@@ -3326,56 +3221,19 @@
       </w:pPr>
       <w:bookmarkStart w:id="2" w:name="_Toc217148113"/>
       <w:r>
-        <w:t xml:space="preserve">System </w:t>
-      </w:r>
-      <w:proofErr w:type="spellStart"/>
-      <w:r>
-        <w:t>overview</w:t>
+        <w:t>System overview</w:t>
       </w:r>
       <w:bookmarkEnd w:id="2"/>
-      <w:proofErr w:type="spellEnd"/>
     </w:p>
     <w:p>
       <w:r>
         <w:t xml:space="preserve">L’applicazione E.W.M.S. è </w:t>
       </w:r>
       <w:r>
-        <w:t xml:space="preserve">una web </w:t>
-      </w:r>
-      <w:proofErr w:type="spellStart"/>
-      <w:r>
-        <w:t>application</w:t>
-      </w:r>
-      <w:proofErr w:type="spellEnd"/>
-      <w:r>
-        <w:t xml:space="preserve"> </w:t>
-      </w:r>
-      <w:r>
-        <w:t xml:space="preserve">basata su una </w:t>
-      </w:r>
-      <w:proofErr w:type="spellStart"/>
-      <w:r>
-        <w:t>three-tier</w:t>
-      </w:r>
-      <w:proofErr w:type="spellEnd"/>
-      <w:r>
-        <w:t xml:space="preserve"> </w:t>
-      </w:r>
-      <w:proofErr w:type="spellStart"/>
-      <w:r>
-        <w:t>architecture</w:t>
-      </w:r>
-      <w:proofErr w:type="spellEnd"/>
-      <w:r>
-        <w:t xml:space="preserve">, come descritto nel System Design </w:t>
-      </w:r>
-      <w:proofErr w:type="spellStart"/>
-      <w:r>
-        <w:t>Document</w:t>
-      </w:r>
-      <w:proofErr w:type="spellEnd"/>
-      <w:r>
-        <w:t>. Questa struttura consente una netta separazione delle responsabilità, facilitando la decomposizione gerarchica necessaria per il testing modulare:</w:t>
+        <w:t xml:space="preserve">una web application </w:t>
+      </w:r>
+      <w:r>
+        <w:t>basata su una three-tier architecture, come descritto nel System Design Document. Questa struttura consente una netta separazione delle responsabilità, facilitando la decomposizione gerarchica necessaria per il testing modulare:</w:t>
       </w:r>
     </w:p>
     <w:p>
@@ -3412,15 +3270,7 @@
         <w:t>Application</w:t>
       </w:r>
       <w:r>
-        <w:t xml:space="preserve"> Layer: Rappresenta il nucleo dell’applicazione dove risiede la business </w:t>
-      </w:r>
-      <w:proofErr w:type="spellStart"/>
-      <w:r>
-        <w:t>logic</w:t>
-      </w:r>
-      <w:proofErr w:type="spellEnd"/>
-      <w:r>
-        <w:t>. In questo livello, i vari service elaborano le richieste e applicano i vincoli definiti nel RAD.</w:t>
+        <w:t xml:space="preserve"> Layer: Rappresenta il nucleo dell’applicazione dove risiede la business logic. In questo livello, i vari service elaborano le richieste e applicano i vincoli definiti nel RAD.</w:t>
       </w:r>
     </w:p>
     <w:p>
@@ -3432,15 +3282,7 @@
       </w:pPr>
       <w:r>
         <w:lastRenderedPageBreak/>
-        <w:t xml:space="preserve">Data Layer: Responsabile della </w:t>
-      </w:r>
-      <w:proofErr w:type="spellStart"/>
-      <w:r>
-        <w:t>persistence</w:t>
-      </w:r>
-      <w:proofErr w:type="spellEnd"/>
-      <w:r>
-        <w:t xml:space="preserve"> dei dati, interagisce con il database relazionale. Utilizza il pattern DAO (Data Access Object) per garantire l'integrità delle informazioni durante i processi di lettura e scrittura.</w:t>
+        <w:t>Data Layer: Responsabile della persistence dei dati, interagisce con il database relazionale. Utilizza il pattern DAO (Data Access Object) per garantire l'integrità delle informazioni durante i processi di lettura e scrittura.</w:t>
       </w:r>
     </w:p>
     <w:p>
@@ -3467,79 +3309,7 @@
     <w:p/>
     <w:p>
       <w:r>
-        <w:t xml:space="preserve">In questa sezione viene riportata l’applicazione sistematica del metodo </w:t>
-      </w:r>
-      <w:proofErr w:type="spellStart"/>
-      <w:r>
-        <w:t>category</w:t>
-      </w:r>
-      <w:proofErr w:type="spellEnd"/>
-      <w:r>
-        <w:t xml:space="preserve"> </w:t>
-      </w:r>
-      <w:proofErr w:type="spellStart"/>
-      <w:r>
-        <w:t>partition</w:t>
-      </w:r>
-      <w:proofErr w:type="spellEnd"/>
-      <w:r>
-        <w:t xml:space="preserve"> per le principali funzionalità del sistema E.W.M.S., identificate come critiche nel </w:t>
-      </w:r>
-      <w:proofErr w:type="spellStart"/>
-      <w:r>
-        <w:t>Requirement</w:t>
-      </w:r>
-      <w:proofErr w:type="spellEnd"/>
-      <w:r>
-        <w:t xml:space="preserve"> Analysis </w:t>
-      </w:r>
-      <w:proofErr w:type="spellStart"/>
-      <w:r>
-        <w:t>Document</w:t>
-      </w:r>
-      <w:proofErr w:type="spellEnd"/>
-      <w:r>
-        <w:t xml:space="preserve">. L'obiettivo è trasformare i </w:t>
-      </w:r>
-      <w:proofErr w:type="spellStart"/>
-      <w:r>
-        <w:t>functional</w:t>
-      </w:r>
-      <w:proofErr w:type="spellEnd"/>
-      <w:r>
-        <w:t xml:space="preserve"> </w:t>
-      </w:r>
-      <w:proofErr w:type="spellStart"/>
-      <w:r>
-        <w:t>requirements</w:t>
-      </w:r>
-      <w:proofErr w:type="spellEnd"/>
-      <w:r>
-        <w:t xml:space="preserve"> in una serie di test frames che garantiscano una copertura esaustiva degli scenari di utilizzo, dei casi di </w:t>
-      </w:r>
-      <w:proofErr w:type="spellStart"/>
-      <w:r>
-        <w:t>error</w:t>
-      </w:r>
-      <w:proofErr w:type="spellEnd"/>
-      <w:r>
-        <w:t xml:space="preserve"> e dei </w:t>
-      </w:r>
-      <w:proofErr w:type="spellStart"/>
-      <w:r>
-        <w:t>boundary</w:t>
-      </w:r>
-      <w:proofErr w:type="spellEnd"/>
-      <w:r>
-        <w:t xml:space="preserve"> </w:t>
-      </w:r>
-      <w:proofErr w:type="spellStart"/>
-      <w:r>
-        <w:t>values</w:t>
-      </w:r>
-      <w:proofErr w:type="spellEnd"/>
-      <w:r>
-        <w:t>.</w:t>
+        <w:t>In questa sezione viene riportata l’applicazione sistematica del metodo category partition per le principali funzionalità del sistema E.W.M.S., identificate come critiche nel Requirement Analysis Document. L'obiettivo è trasformare i functional requirements in una serie di test frames che garantiscano una copertura esaustiva degli scenari di utilizzo, dei casi di error e dei boundary values.</w:t>
       </w:r>
       <w:r>
         <w:t xml:space="preserve"> Le funzionalità che sono state scelte per avere un testing più approfondito sono:</w:t>
@@ -3609,23 +3379,7 @@
     <w:p/>
     <w:p>
       <w:r>
-        <w:t xml:space="preserve">Il sistema presenta diverse altre funzionalità, le quali però hanno un’interazione leggera con gli attori del sistema o hanno un funzionamento molto simile alle funzionalità testate, la loro fase di testing quindi si condurrà principalmente all’interno di </w:t>
-      </w:r>
-      <w:proofErr w:type="spellStart"/>
-      <w:r>
-        <w:t>unit</w:t>
-      </w:r>
-      <w:proofErr w:type="spellEnd"/>
-      <w:r>
-        <w:t xml:space="preserve"> e </w:t>
-      </w:r>
-      <w:proofErr w:type="spellStart"/>
-      <w:r>
-        <w:t>integration</w:t>
-      </w:r>
-      <w:proofErr w:type="spellEnd"/>
-      <w:r>
-        <w:t xml:space="preserve"> testing. </w:t>
+        <w:t xml:space="preserve">Il sistema presenta diverse altre funzionalità, le quali però hanno un’interazione leggera con gli attori del sistema o hanno un funzionamento molto simile alle funzionalità testate, la loro fase di testing quindi si condurrà principalmente all’interno di unit e integration testing. </w:t>
       </w:r>
     </w:p>
     <w:p/>
@@ -3647,64 +3401,19 @@
       <w:bookmarkStart w:id="4" w:name="_Toc217148115"/>
       <w:r>
         <w:lastRenderedPageBreak/>
-        <w:t>Pass/</w:t>
-      </w:r>
-      <w:proofErr w:type="spellStart"/>
-      <w:r>
-        <w:t>Fail</w:t>
-      </w:r>
-      <w:proofErr w:type="spellEnd"/>
-      <w:r>
-        <w:t xml:space="preserve"> </w:t>
-      </w:r>
-      <w:proofErr w:type="spellStart"/>
-      <w:r>
-        <w:t>criteria</w:t>
+        <w:t>Pass/Fail criteria</w:t>
       </w:r>
       <w:bookmarkEnd w:id="4"/>
-      <w:proofErr w:type="spellEnd"/>
     </w:p>
     <w:p>
       <w:r>
-        <w:t xml:space="preserve">In questa sezione vengono definiti i criteri oggettivi per determinare l’esito delle attività di testing condotte sul sistema </w:t>
-      </w:r>
-      <w:proofErr w:type="gramStart"/>
-      <w:r>
-        <w:t>E.W.M.S</w:t>
+        <w:t>In questa sezione vengono definiti i criteri oggettivi per determinare l’esito delle attività di testing condotte sul sistema E.W.M.S</w:t>
       </w:r>
       <w:r>
         <w:t>.</w:t>
       </w:r>
       <w:r>
-        <w:t>.</w:t>
-      </w:r>
-      <w:proofErr w:type="gramEnd"/>
-      <w:r>
-        <w:t xml:space="preserve"> La valutazione si basa sulla coerenza tra il comportamento osservato dell'applicazione e le specifiche tecniche formalizzate nel </w:t>
-      </w:r>
-      <w:proofErr w:type="spellStart"/>
-      <w:r>
-        <w:t>Requirement</w:t>
-      </w:r>
-      <w:proofErr w:type="spellEnd"/>
-      <w:r>
-        <w:t xml:space="preserve"> Analysis </w:t>
-      </w:r>
-      <w:proofErr w:type="spellStart"/>
-      <w:r>
-        <w:t>Document</w:t>
-      </w:r>
-      <w:proofErr w:type="spellEnd"/>
-      <w:r>
-        <w:t xml:space="preserve"> e nell'Object Design </w:t>
-      </w:r>
-      <w:proofErr w:type="spellStart"/>
-      <w:r>
-        <w:t>Document</w:t>
-      </w:r>
-      <w:proofErr w:type="spellEnd"/>
-      <w:r>
-        <w:t>.</w:t>
+        <w:t>. La valutazione si basa sulla coerenza tra il comportamento osservato dell'applicazione e le specifiche tecniche formalizzate nel Requirement Analysis Document e nell'Object Design Document.</w:t>
       </w:r>
     </w:p>
     <w:p>
@@ -3762,26 +3471,13 @@
         <w:t>Integrità della Logica</w:t>
       </w:r>
       <w:r>
-        <w:t xml:space="preserve">: L’output prodotto </w:t>
-      </w:r>
-      <w:proofErr w:type="spellStart"/>
-      <w:r>
-        <w:t>dal</w:t>
+        <w:t>: L’output prodotto dal</w:t>
       </w:r>
       <w:r>
         <w:t>l’application</w:t>
       </w:r>
-      <w:proofErr w:type="spellEnd"/>
-      <w:r>
-        <w:t xml:space="preserve"> </w:t>
-      </w:r>
-      <w:proofErr w:type="spellStart"/>
-      <w:r>
-        <w:t>layer</w:t>
-      </w:r>
-      <w:proofErr w:type="spellEnd"/>
-      <w:r>
-        <w:t xml:space="preserve"> corrisponde esattamente ai risultati attesi definiti ne</w:t>
+      <w:r>
+        <w:t xml:space="preserve"> layer corrisponde esattamente ai risultati attesi definiti ne</w:t>
       </w:r>
       <w:r>
         <w:t>ll’oracolo del caso di test</w:t>
@@ -3812,15 +3508,7 @@
         <w:t>(</w:t>
       </w:r>
       <w:r>
-        <w:t xml:space="preserve">Ad esempio, la creazione di un task deve generare un nuovo record e il relativo </w:t>
-      </w:r>
-      <w:proofErr w:type="spellStart"/>
-      <w:r>
-        <w:t>path</w:t>
-      </w:r>
-      <w:proofErr w:type="spellEnd"/>
-      <w:r>
-        <w:t xml:space="preserve"> dell'allegato</w:t>
+        <w:t>Ad esempio, la creazione di un task deve generare un nuovo record e il relativo path dell'allegato</w:t>
       </w:r>
       <w:r>
         <w:t xml:space="preserve"> se presente)</w:t>
@@ -3845,15 +3533,7 @@
         <w:t>Feedback dell'Interfaccia</w:t>
       </w:r>
       <w:r>
-        <w:t xml:space="preserve">: La web </w:t>
-      </w:r>
-      <w:proofErr w:type="spellStart"/>
-      <w:r>
-        <w:t>interface</w:t>
-      </w:r>
-      <w:proofErr w:type="spellEnd"/>
-      <w:r>
-        <w:t xml:space="preserve"> mostra il messaggio di conferma o di errore previsto.</w:t>
+        <w:t>: La web interface mostra il messaggio di conferma o di errore previsto.</w:t>
       </w:r>
     </w:p>
     <w:p>
@@ -3933,23 +3613,7 @@
         <w:t>Mancata Validazione</w:t>
       </w:r>
       <w:r>
-        <w:t xml:space="preserve">: Il sistema accetta dati di input che violano i vincoli di </w:t>
-      </w:r>
-      <w:proofErr w:type="spellStart"/>
-      <w:r>
-        <w:t>boundary</w:t>
-      </w:r>
-      <w:proofErr w:type="spellEnd"/>
-      <w:r>
-        <w:t xml:space="preserve"> </w:t>
-      </w:r>
-      <w:proofErr w:type="spellStart"/>
-      <w:r>
-        <w:t>values</w:t>
-      </w:r>
-      <w:proofErr w:type="spellEnd"/>
-      <w:r>
-        <w:t xml:space="preserve"> (es. accettazione di una password troppo corta o di una data di scadenza passata).</w:t>
+        <w:t>: Il sistema accetta dati di input che violano i vincoli di boundary values (es. accettazione di una password troppo corta o di una data di scadenza passata).</w:t>
       </w:r>
       <w:r>
         <w:br/>
@@ -3971,23 +3635,7 @@
         <w:t>Inconsistenza dei Dati</w:t>
       </w:r>
       <w:r>
-        <w:t xml:space="preserve">: L'operazione non viene riportata correttamente nel </w:t>
-      </w:r>
-      <w:proofErr w:type="spellStart"/>
-      <w:r>
-        <w:t>persistence</w:t>
-      </w:r>
-      <w:proofErr w:type="spellEnd"/>
-      <w:r>
-        <w:t xml:space="preserve"> </w:t>
-      </w:r>
-      <w:proofErr w:type="spellStart"/>
-      <w:r>
-        <w:t>layer</w:t>
-      </w:r>
-      <w:proofErr w:type="spellEnd"/>
-      <w:r>
-        <w:t xml:space="preserve"> (es. dati mancanti o errati nel database nonostante un messaggio di successo).</w:t>
+        <w:t>: L'operazione non viene riportata correttamente nel persistence layer (es. dati mancanti o errati nel database nonostante un messaggio di successo).</w:t>
       </w:r>
       <w:r>
         <w:br/>
@@ -4009,31 +3657,7 @@
         <w:t>Eccezioni non Gestite</w:t>
       </w:r>
       <w:r>
-        <w:t xml:space="preserve">: L'esecuzione del test solleva una </w:t>
-      </w:r>
-      <w:proofErr w:type="spellStart"/>
-      <w:r>
-        <w:t>exception</w:t>
-      </w:r>
-      <w:proofErr w:type="spellEnd"/>
-      <w:r>
-        <w:t xml:space="preserve"> non intercettata (es. </w:t>
-      </w:r>
-      <w:proofErr w:type="spellStart"/>
-      <w:r>
-        <w:t>NullPointerException</w:t>
-      </w:r>
-      <w:proofErr w:type="spellEnd"/>
-      <w:r>
-        <w:t xml:space="preserve"> o </w:t>
-      </w:r>
-      <w:proofErr w:type="spellStart"/>
-      <w:r>
-        <w:t>SQLException</w:t>
-      </w:r>
-      <w:proofErr w:type="spellEnd"/>
-      <w:r>
-        <w:t>) che causa l'interruzione del processo o la visualizzazione di una pagina di errore generica non formattata.</w:t>
+        <w:t>: L'esecuzione del test solleva una exception non intercettata (es. NullPointerException o SQLException) che causa l'interruzione del processo o la visualizzazione di una pagina di errore generica non formattata.</w:t>
       </w:r>
     </w:p>
     <w:p/>
@@ -4064,15 +3688,7 @@
         <w:t xml:space="preserve"> della fase di testing viene misurata in base a quanti test hanno effettivamente </w:t>
       </w:r>
       <w:r>
-        <w:t xml:space="preserve">provocato delle </w:t>
-      </w:r>
-      <w:proofErr w:type="spellStart"/>
-      <w:r>
-        <w:t>failure</w:t>
-      </w:r>
-      <w:proofErr w:type="spellEnd"/>
-      <w:r>
-        <w:t xml:space="preserve"> all’interno del sistema. Per un testing di successo si prevede che la maggior parte dei test case falliscano alla fine di individuare tutte i possibili difetti che inevitabilmente saranno presenti durante lo sviluppo del sistema.</w:t>
+        <w:t>provocato delle failure all’interno del sistema. Per un testing di successo si prevede che la maggior parte dei test case falliscano alla fine di individuare tutte i possibili difetti che inevitabilmente saranno presenti durante lo sviluppo del sistema.</w:t>
       </w:r>
     </w:p>
     <w:p/>
@@ -4111,21 +3727,8 @@
     <w:p/>
     <w:p>
       <w:r>
-        <w:t xml:space="preserve">L'obiettivo dello </w:t>
-      </w:r>
-      <w:proofErr w:type="spellStart"/>
-      <w:r>
-        <w:t>unit</w:t>
-      </w:r>
-      <w:proofErr w:type="spellEnd"/>
-      <w:r>
-        <w:t xml:space="preserve"> testing è verificare la correttezza logica dei singoli componenti del sistema in modo isolato. Per E.W.M.S., questo livello di testing si focalizza sulle classi definite nell'Object Design </w:t>
-      </w:r>
-      <w:proofErr w:type="spellStart"/>
-      <w:r>
-        <w:t>Document</w:t>
-      </w:r>
-      <w:proofErr w:type="spellEnd"/>
+        <w:t>L'obiettivo dello unit testing è verificare la correttezza logica dei singoli componenti del sistema in modo isolato. Per E.W.M.S., questo livello di testing si focalizza sulle classi definite nell'Object Design Document</w:t>
+      </w:r>
       <w:r>
         <w:t xml:space="preserve"> e si concentrerà sui servizi offerti da ogni singolo sottosistema</w:t>
       </w:r>
@@ -4149,23 +3752,7 @@
         <w:t>Analisi dei contratti</w:t>
       </w:r>
       <w:r>
-        <w:t xml:space="preserve">: Verifica rigorosa delle </w:t>
-      </w:r>
-      <w:proofErr w:type="spellStart"/>
-      <w:r>
-        <w:t>pre-conditions</w:t>
-      </w:r>
-      <w:proofErr w:type="spellEnd"/>
-      <w:r>
-        <w:t xml:space="preserve"> e post-</w:t>
-      </w:r>
-      <w:proofErr w:type="spellStart"/>
-      <w:r>
-        <w:t>conditions</w:t>
-      </w:r>
-      <w:proofErr w:type="spellEnd"/>
-      <w:r>
-        <w:t xml:space="preserve"> specificate nell'ODD.</w:t>
+        <w:t>: Verifica rigorosa delle pre-conditions e post-conditions specificate nell'ODD.</w:t>
       </w:r>
     </w:p>
     <w:p>
@@ -4176,21 +3763,12 @@
           <w:numId w:val="10"/>
         </w:numPr>
       </w:pPr>
-      <w:proofErr w:type="spellStart"/>
       <w:r>
         <w:rPr>
           <w:b/>
           <w:bCs/>
         </w:rPr>
-        <w:t>Boundary</w:t>
-      </w:r>
-      <w:proofErr w:type="spellEnd"/>
-      <w:r>
-        <w:rPr>
-          <w:b/>
-          <w:bCs/>
-        </w:rPr>
-        <w:t xml:space="preserve"> Value Analysis</w:t>
+        <w:t>Boundary Value Analysis</w:t>
       </w:r>
       <w:r>
         <w:t>: Test dei limiti per ogni parametro di input (es. lunghezze stringhe, valori nulli).</w:t>
@@ -4204,7 +3782,6 @@
           <w:numId w:val="10"/>
         </w:numPr>
       </w:pPr>
-      <w:proofErr w:type="spellStart"/>
       <w:r>
         <w:rPr>
           <w:b/>
@@ -4212,33 +3789,8 @@
         </w:rPr>
         <w:t>Mocking</w:t>
       </w:r>
-      <w:proofErr w:type="spellEnd"/>
-      <w:r>
-        <w:t xml:space="preserve">: Utilizzo di </w:t>
-      </w:r>
-      <w:proofErr w:type="spellStart"/>
-      <w:r>
-        <w:t>mock</w:t>
-      </w:r>
-      <w:proofErr w:type="spellEnd"/>
-      <w:r>
-        <w:t xml:space="preserve"> </w:t>
-      </w:r>
-      <w:proofErr w:type="spellStart"/>
-      <w:r>
-        <w:t>objects</w:t>
-      </w:r>
-      <w:proofErr w:type="spellEnd"/>
-      <w:r>
-        <w:t xml:space="preserve"> o </w:t>
-      </w:r>
-      <w:proofErr w:type="spellStart"/>
-      <w:r>
-        <w:t>stubs</w:t>
-      </w:r>
-      <w:proofErr w:type="spellEnd"/>
-      <w:r>
-        <w:t xml:space="preserve"> per isolare l'unità sotto esame dalle dipendenze esterne, come il database o il web container, garantendo che l'errore rilevato appartenga esclusivamente all'unità testata.</w:t>
+      <w:r>
+        <w:t>: Utilizzo di mock objects o stubs per isolare l'unità sotto esame dalle dipendenze esterne, come il database o il web container, garantendo che l'errore rilevato appartenga esclusivamente all'unità testata.</w:t>
       </w:r>
     </w:p>
     <w:p>
@@ -4257,29 +3809,8 @@
     </w:p>
     <w:p/>
     <w:p>
-      <w:proofErr w:type="spellStart"/>
-      <w:r>
-        <w:t>L’integration</w:t>
-      </w:r>
-      <w:proofErr w:type="spellEnd"/>
-      <w:r>
-        <w:t xml:space="preserve"> testing ha l’obiettivo di verificare le interazioni tra i diversi moduli della </w:t>
-      </w:r>
-      <w:proofErr w:type="spellStart"/>
-      <w:r>
-        <w:t>three-tier</w:t>
-      </w:r>
-      <w:proofErr w:type="spellEnd"/>
-      <w:r>
-        <w:t xml:space="preserve"> </w:t>
-      </w:r>
-      <w:proofErr w:type="spellStart"/>
-      <w:r>
-        <w:t>architecture</w:t>
-      </w:r>
-      <w:proofErr w:type="spellEnd"/>
-      <w:r>
-        <w:t>. Per il sistema E.W.M.S., si è deciso di adottare la tecnica del sandwich testing</w:t>
+      <w:r>
+        <w:t>L’integration testing ha l’obiettivo di verificare le interazioni tra i diversi moduli della three-tier architecture. Per il sistema E.W.M.S., si è deciso di adottare la tecnica del sandwich testing</w:t>
       </w:r>
       <w:r>
         <w:t xml:space="preserve">. </w:t>
@@ -4287,21 +3818,11 @@
       <w:r>
         <w:t xml:space="preserve">Questo approccio permette di testare simultaneamente l’applicazione dall’alto verso il basso e dal basso verso l’alto, convergendo verso </w:t>
       </w:r>
-      <w:proofErr w:type="spellStart"/>
-      <w:r>
-        <w:t>l’application</w:t>
-      </w:r>
-      <w:proofErr w:type="spellEnd"/>
-      <w:r>
-        <w:t xml:space="preserve"> </w:t>
-      </w:r>
-      <w:proofErr w:type="spellStart"/>
-      <w:r>
-        <w:t>layer</w:t>
-      </w:r>
-      <w:proofErr w:type="spellEnd"/>
-      <w:r>
-        <w:t xml:space="preserve"> identificato come strato target.</w:t>
+      <w:r>
+        <w:t xml:space="preserve">l’application </w:t>
+      </w:r>
+      <w:r>
+        <w:t>layer identificato come strato target.</w:t>
       </w:r>
     </w:p>
     <w:p>
@@ -4325,23 +3846,7 @@
         <w:t>Strato Superiore</w:t>
       </w:r>
       <w:r>
-        <w:t xml:space="preserve">: Composto dai controller del </w:t>
-      </w:r>
-      <w:proofErr w:type="spellStart"/>
-      <w:r>
-        <w:t>presentation</w:t>
-      </w:r>
-      <w:proofErr w:type="spellEnd"/>
-      <w:r>
-        <w:t xml:space="preserve"> </w:t>
-      </w:r>
-      <w:proofErr w:type="spellStart"/>
-      <w:r>
-        <w:t>layer</w:t>
-      </w:r>
-      <w:proofErr w:type="spellEnd"/>
-      <w:r>
-        <w:t xml:space="preserve"> che gestiscono le interfacce utente.</w:t>
+        <w:t>: Composto dai controller del presentation layer che gestiscono le interfacce utente.</w:t>
       </w:r>
     </w:p>
     <w:p>
@@ -4361,29 +3866,11 @@
       <w:r>
         <w:t xml:space="preserve">: Rappresentato dai componenti del </w:t>
       </w:r>
-      <w:proofErr w:type="spellStart"/>
       <w:r>
         <w:t>application</w:t>
       </w:r>
-      <w:proofErr w:type="spellEnd"/>
-      <w:r>
-        <w:t xml:space="preserve"> </w:t>
-      </w:r>
-      <w:proofErr w:type="spellStart"/>
-      <w:r>
-        <w:t>layer</w:t>
-      </w:r>
-      <w:proofErr w:type="spellEnd"/>
-      <w:r>
-        <w:t xml:space="preserve"> dove risiede la business </w:t>
-      </w:r>
-      <w:proofErr w:type="spellStart"/>
-      <w:r>
-        <w:t>logic</w:t>
-      </w:r>
-      <w:proofErr w:type="spellEnd"/>
-      <w:r>
-        <w:t>.</w:t>
+      <w:r>
+        <w:t xml:space="preserve"> layer dove risiede la business logic.</w:t>
       </w:r>
     </w:p>
     <w:p>
@@ -4401,23 +3888,7 @@
         <w:t>Strato Inferiore</w:t>
       </w:r>
       <w:r>
-        <w:t xml:space="preserve">: Costituito dal </w:t>
-      </w:r>
-      <w:proofErr w:type="spellStart"/>
-      <w:r>
-        <w:t>persistence</w:t>
-      </w:r>
-      <w:proofErr w:type="spellEnd"/>
-      <w:r>
-        <w:t xml:space="preserve"> </w:t>
-      </w:r>
-      <w:proofErr w:type="spellStart"/>
-      <w:r>
-        <w:t>layer</w:t>
-      </w:r>
-      <w:proofErr w:type="spellEnd"/>
-      <w:r>
-        <w:t xml:space="preserve"> (</w:t>
+        <w:t>: Costituito dal persistence layer (</w:t>
       </w:r>
       <w:r>
         <w:rPr>
@@ -4442,39 +3913,7 @@
     <w:p/>
     <w:p>
       <w:r>
-        <w:t xml:space="preserve">Il system testing rappresenta la fase finale di verifica, in cui l'intera applicazione viene testata come un'unica entità per accertarsi che soddisfi i </w:t>
-      </w:r>
-      <w:proofErr w:type="spellStart"/>
-      <w:r>
-        <w:t>functional</w:t>
-      </w:r>
-      <w:proofErr w:type="spellEnd"/>
-      <w:r>
-        <w:t xml:space="preserve"> </w:t>
-      </w:r>
-      <w:proofErr w:type="spellStart"/>
-      <w:r>
-        <w:t>requirements</w:t>
-      </w:r>
-      <w:proofErr w:type="spellEnd"/>
-      <w:r>
-        <w:t xml:space="preserve"> descritti nel </w:t>
-      </w:r>
-      <w:proofErr w:type="spellStart"/>
-      <w:r>
-        <w:t>Requirement</w:t>
-      </w:r>
-      <w:proofErr w:type="spellEnd"/>
-      <w:r>
-        <w:t xml:space="preserve"> Analysis </w:t>
-      </w:r>
-      <w:proofErr w:type="spellStart"/>
-      <w:r>
-        <w:t>Document</w:t>
-      </w:r>
-      <w:proofErr w:type="spellEnd"/>
-      <w:r>
-        <w:t>.</w:t>
+        <w:t>Il system testing rappresenta la fase finale di verifica, in cui l'intera applicazione viene testata come un'unica entità per accertarsi che soddisfi i functional requirements descritti nel Requirement Analysis Document.</w:t>
       </w:r>
     </w:p>
     <w:p>
@@ -4490,39 +3929,16 @@
       <w:r>
         <w:t xml:space="preserve"> La tecnica utilizzata sarà </w:t>
       </w:r>
-      <w:proofErr w:type="spellStart"/>
       <w:r>
         <w:rPr>
           <w:b/>
           <w:bCs/>
         </w:rPr>
-        <w:t>category</w:t>
-      </w:r>
-      <w:proofErr w:type="spellEnd"/>
-      <w:r>
-        <w:rPr>
-          <w:b/>
-          <w:bCs/>
-        </w:rPr>
-        <w:t xml:space="preserve"> </w:t>
-      </w:r>
-      <w:proofErr w:type="spellStart"/>
-      <w:r>
-        <w:rPr>
-          <w:b/>
-          <w:bCs/>
-        </w:rPr>
-        <w:t>partition</w:t>
-      </w:r>
-      <w:proofErr w:type="spellEnd"/>
-      <w:r>
-        <w:t xml:space="preserve">: Applicazione sistematica delle tabelle di partizione generate (es. per il login o la creazione di un task) per coprire tutti gli scenari d'uso nominali e di </w:t>
-      </w:r>
-      <w:proofErr w:type="spellStart"/>
-      <w:r>
-        <w:t>error</w:t>
-      </w:r>
-      <w:proofErr w:type="spellEnd"/>
+        <w:t>category partition</w:t>
+      </w:r>
+      <w:r>
+        <w:t>: Applicazione sistematica delle tabelle di partizione generate (es. per il login o la creazione di un task) per coprire tutti gli scenari d'uso nominali e di error</w:t>
+      </w:r>
       <w:r>
         <w:t xml:space="preserve"> delle funzionalità critiche descritte all’interno di questo documento</w:t>
       </w:r>
@@ -4625,15 +4041,7 @@
         <w:t>Elevato tasso di fallimento</w:t>
       </w:r>
       <w:r>
-        <w:t xml:space="preserve">: Se oltre il 40% dei test frames eseguiti in una specifica sessione produce un esito di </w:t>
-      </w:r>
-      <w:proofErr w:type="spellStart"/>
-      <w:r>
-        <w:t>fail</w:t>
-      </w:r>
-      <w:proofErr w:type="spellEnd"/>
-      <w:r>
-        <w:t>, indicando un'instabilità diffusa della build corrente.</w:t>
+        <w:t>: Se oltre il 40% dei test frames eseguiti in una specifica sessione produce un esito di fail, indicando un'instabilità diffusa della build corrente.</w:t>
       </w:r>
     </w:p>
     <w:p>
@@ -4651,23 +4059,7 @@
         <w:t>Corruzione dei dati</w:t>
       </w:r>
       <w:r>
-        <w:t xml:space="preserve">: Rilevamento di anomalie gravi nel </w:t>
-      </w:r>
-      <w:proofErr w:type="spellStart"/>
-      <w:r>
-        <w:t>persistence</w:t>
-      </w:r>
-      <w:proofErr w:type="spellEnd"/>
-      <w:r>
-        <w:t xml:space="preserve"> </w:t>
-      </w:r>
-      <w:proofErr w:type="spellStart"/>
-      <w:r>
-        <w:t>layer</w:t>
-      </w:r>
-      <w:proofErr w:type="spellEnd"/>
-      <w:r>
-        <w:t xml:space="preserve"> che compromettono l'integrità dei record durante i test di integrazione</w:t>
+        <w:t>: Rilevamento di anomalie gravi nel persistence layer che compromettono l'integrità dei record durante i test di integrazione</w:t>
       </w:r>
       <w:r>
         <w:t xml:space="preserve"> o di sistema</w:t>
@@ -4722,23 +4114,7 @@
         <w:t>Risoluzione delle anomalie</w:t>
       </w:r>
       <w:r>
-        <w:t xml:space="preserve">: </w:t>
-      </w:r>
-      <w:proofErr w:type="gramStart"/>
-      <w:r>
-        <w:t>Il team</w:t>
-      </w:r>
-      <w:proofErr w:type="gramEnd"/>
-      <w:r>
-        <w:t xml:space="preserve"> di sviluppo deve fornire una nuova build in cui il bug che ha causato la sospensione è stato corretto e verificato tramite uno </w:t>
-      </w:r>
-      <w:proofErr w:type="spellStart"/>
-      <w:r>
-        <w:t>unit</w:t>
-      </w:r>
-      <w:proofErr w:type="spellEnd"/>
-      <w:r>
-        <w:t xml:space="preserve"> testing preliminare.</w:t>
+        <w:t>: Il team di sviluppo deve fornire una nuova build in cui il bug che ha causato la sospensione è stato corretto e verificato tramite uno unit testing preliminare.</w:t>
       </w:r>
     </w:p>
     <w:p>
@@ -4774,31 +4150,7 @@
         <w:t>Disponibilità della documentazione</w:t>
       </w:r>
       <w:r>
-        <w:t xml:space="preserve">: Aggiornamento dell'Object Design </w:t>
-      </w:r>
-      <w:proofErr w:type="spellStart"/>
-      <w:r>
-        <w:t>Document</w:t>
-      </w:r>
-      <w:proofErr w:type="spellEnd"/>
-      <w:r>
-        <w:t xml:space="preserve"> o del System Design </w:t>
-      </w:r>
-      <w:proofErr w:type="spellStart"/>
-      <w:r>
-        <w:t>Document</w:t>
-      </w:r>
-      <w:proofErr w:type="spellEnd"/>
-      <w:r>
-        <w:t xml:space="preserve"> qualora la correzione del problema abbia comportato modifiche strutturali alle class </w:t>
-      </w:r>
-      <w:proofErr w:type="spellStart"/>
-      <w:r>
-        <w:t>interfaces</w:t>
-      </w:r>
-      <w:proofErr w:type="spellEnd"/>
-      <w:r>
-        <w:t xml:space="preserve"> o alla logica di service.</w:t>
+        <w:t>: Aggiornamento dell'Object Design Document o del System Design Document qualora la correzione del problema abbia comportato modifiche strutturali alle class interfaces o alla logica di service.</w:t>
       </w:r>
     </w:p>
     <w:p>
@@ -4821,15 +4173,7 @@
         <w:t xml:space="preserve">sistema </w:t>
       </w:r>
       <w:r>
-        <w:t xml:space="preserve">mantenga standard qualitativi elevati, evitando che errori strutturali nello strato della business </w:t>
-      </w:r>
-      <w:proofErr w:type="spellStart"/>
-      <w:r>
-        <w:t>logic</w:t>
-      </w:r>
-      <w:proofErr w:type="spellEnd"/>
-      <w:r>
-        <w:t xml:space="preserve"> </w:t>
+        <w:t xml:space="preserve">mantenga standard qualitativi elevati, evitando che errori strutturali nello strato della business logic </w:t>
       </w:r>
       <w:r>
         <w:t xml:space="preserve">o incongruenze con il modello </w:t>
@@ -4856,31 +4200,7 @@
     </w:p>
     <w:p>
       <w:r>
-        <w:t xml:space="preserve">Per l'esecuzione dei test sul sistema E.W.M.S., verranno adottati strumenti specifici del software engineering per l'ambiente Java, garantendo l'automazione dei processi e la ripetibilità dei test </w:t>
-      </w:r>
-      <w:proofErr w:type="spellStart"/>
-      <w:r>
-        <w:t>cases</w:t>
-      </w:r>
-      <w:proofErr w:type="spellEnd"/>
-      <w:r>
-        <w:t xml:space="preserve">. La scelta degli strumenti è dettata dalla necessità di coprire i tre livelli di testing definiti nella metodologia, supportando la </w:t>
-      </w:r>
-      <w:proofErr w:type="spellStart"/>
-      <w:r>
-        <w:t>three-tier</w:t>
-      </w:r>
-      <w:proofErr w:type="spellEnd"/>
-      <w:r>
-        <w:t xml:space="preserve"> </w:t>
-      </w:r>
-      <w:proofErr w:type="spellStart"/>
-      <w:r>
-        <w:t>architecture</w:t>
-      </w:r>
-      <w:proofErr w:type="spellEnd"/>
-      <w:r>
-        <w:t xml:space="preserve"> del progetto.</w:t>
+        <w:t>Per l'esecuzione dei test sul sistema E.W.M.S., verranno adottati strumenti specifici del software engineering per l'ambiente Java, garantendo l'automazione dei processi e la ripetibilità dei test cases. La scelta degli strumenti è dettata dalla necessità di coprire i tre livelli di testing definiti nella metodologia, supportando la three-tier architecture del progetto.</w:t>
       </w:r>
     </w:p>
     <w:p>
@@ -4893,20 +4213,14 @@
         <w:pStyle w:val="Titolo4"/>
       </w:pPr>
       <w:r>
-        <w:t xml:space="preserve">Strumento per lo Unit Testing: </w:t>
-      </w:r>
-      <w:proofErr w:type="spellStart"/>
-      <w:r>
-        <w:t>JUnit</w:t>
-      </w:r>
-      <w:proofErr w:type="spellEnd"/>
+        <w:t>Strumento per lo Unit Testing: JUnit</w:t>
+      </w:r>
     </w:p>
     <w:p/>
     <w:p>
       <w:r>
         <w:t xml:space="preserve">Per la verifica dei singoli componenti, verrà utilizzato </w:t>
       </w:r>
-      <w:proofErr w:type="spellStart"/>
       <w:r>
         <w:rPr>
           <w:b/>
@@ -4914,7 +4228,6 @@
         </w:rPr>
         <w:t>JUnit</w:t>
       </w:r>
-      <w:proofErr w:type="spellEnd"/>
       <w:r>
         <w:t>.</w:t>
       </w:r>
@@ -4934,31 +4247,7 @@
         <w:t>Motivazione</w:t>
       </w:r>
       <w:r>
-        <w:t xml:space="preserve">: È il framework di testing standard per applicazioni Java. Permette di definire test </w:t>
-      </w:r>
-      <w:proofErr w:type="spellStart"/>
-      <w:r>
-        <w:t>cases</w:t>
-      </w:r>
-      <w:proofErr w:type="spellEnd"/>
-      <w:r>
-        <w:t xml:space="preserve"> atomici, gestire le </w:t>
-      </w:r>
-      <w:proofErr w:type="spellStart"/>
-      <w:r>
-        <w:t>pre-conditions</w:t>
-      </w:r>
-      <w:proofErr w:type="spellEnd"/>
-      <w:r>
-        <w:t xml:space="preserve"> tramite annotazioni come @Before e verificare i risultati attesi utilizzando le </w:t>
-      </w:r>
-      <w:proofErr w:type="spellStart"/>
-      <w:r>
-        <w:t>assertions</w:t>
-      </w:r>
-      <w:proofErr w:type="spellEnd"/>
-      <w:r>
-        <w:t>.</w:t>
+        <w:t>: È il framework di testing standard per applicazioni Java. Permette di definire test cases atomici, gestire le pre-conditions tramite annotazioni come @Before e verificare i risultati attesi utilizzando le assertions.</w:t>
       </w:r>
     </w:p>
     <w:p>
@@ -5009,21 +4298,8 @@
       </w:pPr>
       <w:r>
         <w:lastRenderedPageBreak/>
-        <w:t xml:space="preserve">Strumento per l'Integration Testing: </w:t>
-      </w:r>
-      <w:proofErr w:type="spellStart"/>
-      <w:r>
-        <w:t>Mockito</w:t>
-      </w:r>
-      <w:proofErr w:type="spellEnd"/>
-      <w:r>
-        <w:t xml:space="preserve"> e </w:t>
-      </w:r>
-      <w:proofErr w:type="spellStart"/>
-      <w:r>
-        <w:t>DBUnit</w:t>
-      </w:r>
-      <w:proofErr w:type="spellEnd"/>
+        <w:t>Strumento per l'Integration Testing: Mockito e DBUnit</w:t>
+      </w:r>
     </w:p>
     <w:p>
       <w:r>
@@ -5047,7 +4323,6 @@
           <w:numId w:val="19"/>
         </w:numPr>
       </w:pPr>
-      <w:proofErr w:type="spellStart"/>
       <w:r>
         <w:rPr>
           <w:b/>
@@ -5055,39 +4330,19 @@
         </w:rPr>
         <w:t>Mockito</w:t>
       </w:r>
-      <w:proofErr w:type="spellEnd"/>
       <w:r>
         <w:t xml:space="preserve">: È fondamentale per la creazione di </w:t>
       </w:r>
-      <w:proofErr w:type="spellStart"/>
       <w:r>
         <w:rPr>
           <w:b/>
           <w:bCs/>
         </w:rPr>
-        <w:t>mock</w:t>
-      </w:r>
-      <w:proofErr w:type="spellEnd"/>
-      <w:r>
-        <w:rPr>
-          <w:b/>
-          <w:bCs/>
-        </w:rPr>
-        <w:t xml:space="preserve"> </w:t>
-      </w:r>
-      <w:proofErr w:type="spellStart"/>
-      <w:r>
-        <w:rPr>
-          <w:b/>
-          <w:bCs/>
-        </w:rPr>
-        <w:t>objects</w:t>
-      </w:r>
-      <w:proofErr w:type="spellEnd"/>
+        <w:t>mock objects</w:t>
+      </w:r>
       <w:r>
         <w:t xml:space="preserve"> e </w:t>
       </w:r>
-      <w:proofErr w:type="spellStart"/>
       <w:r>
         <w:rPr>
           <w:b/>
@@ -5095,49 +4350,8 @@
         </w:rPr>
         <w:t>stubs</w:t>
       </w:r>
-      <w:proofErr w:type="spellEnd"/>
-      <w:r>
-        <w:t xml:space="preserve">. Nel nostro approccio, </w:t>
-      </w:r>
-      <w:proofErr w:type="spellStart"/>
-      <w:r>
-        <w:t>Mockito</w:t>
-      </w:r>
-      <w:proofErr w:type="spellEnd"/>
-      <w:r>
-        <w:t xml:space="preserve"> permetterà di isolare lo strato target simulando le risposte del </w:t>
-      </w:r>
-      <w:proofErr w:type="spellStart"/>
-      <w:r>
-        <w:t>persistence</w:t>
-      </w:r>
-      <w:proofErr w:type="spellEnd"/>
-      <w:r>
-        <w:t xml:space="preserve"> </w:t>
-      </w:r>
-      <w:proofErr w:type="spellStart"/>
-      <w:r>
-        <w:t>layer</w:t>
-      </w:r>
-      <w:proofErr w:type="spellEnd"/>
-      <w:r>
-        <w:t xml:space="preserve"> senza dover interrogare il database reale, o simulando le chiamate provenienti dal </w:t>
-      </w:r>
-      <w:proofErr w:type="spellStart"/>
-      <w:r>
-        <w:t>presentation</w:t>
-      </w:r>
-      <w:proofErr w:type="spellEnd"/>
-      <w:r>
-        <w:t xml:space="preserve"> </w:t>
-      </w:r>
-      <w:proofErr w:type="spellStart"/>
-      <w:r>
-        <w:t>layer</w:t>
-      </w:r>
-      <w:proofErr w:type="spellEnd"/>
-      <w:r>
-        <w:t>.</w:t>
+      <w:r>
+        <w:t>. Nel nostro approccio, Mockito permetterà di isolare lo strato target simulando le risposte del persistence layer senza dover interrogare il database reale, o simulando le chiamate provenienti dal presentation layer.</w:t>
       </w:r>
     </w:p>
     <w:p>
@@ -5147,7 +4361,6 @@
           <w:numId w:val="19"/>
         </w:numPr>
       </w:pPr>
-      <w:proofErr w:type="spellStart"/>
       <w:r>
         <w:rPr>
           <w:b/>
@@ -5155,17 +4368,8 @@
         </w:rPr>
         <w:t>DBUnit</w:t>
       </w:r>
-      <w:proofErr w:type="spellEnd"/>
-      <w:r>
-        <w:t xml:space="preserve">: Estensione di </w:t>
-      </w:r>
-      <w:proofErr w:type="spellStart"/>
-      <w:r>
-        <w:t>JUnit</w:t>
-      </w:r>
-      <w:proofErr w:type="spellEnd"/>
-      <w:r>
-        <w:t>, è ideale per l'integrazione con il database. Consente di mettere il database in uno stato noto prima di ogni test (tramite datasets in formato XML), verificando che le operazioni di CRUD eseguite dai DAO producano la persistenza corretta dei dati.</w:t>
+      <w:r>
+        <w:t>: Estensione di JUnit, è ideale per l'integrazione con il database. Consente di mettere il database in uno stato noto prima di ogni test (tramite datasets in formato XML), verificando che le operazioni di CRUD eseguite dai DAO producano la persistenza corretta dei dati.</w:t>
       </w:r>
     </w:p>
     <w:p>
@@ -5181,34 +4385,13 @@
         <w:pStyle w:val="Titolo4"/>
       </w:pPr>
       <w:r>
-        <w:t xml:space="preserve">Strumento per il System Testing: </w:t>
-      </w:r>
-      <w:proofErr w:type="spellStart"/>
-      <w:r>
-        <w:t>Selenium</w:t>
-      </w:r>
-      <w:proofErr w:type="spellEnd"/>
+        <w:t>Strumento per il System Testing: Selenium</w:t>
+      </w:r>
     </w:p>
     <w:p/>
     <w:p>
       <w:r>
-        <w:t xml:space="preserve">Per la validazione end-to-end dell'applicazione, verrà utilizzato </w:t>
-      </w:r>
-      <w:proofErr w:type="spellStart"/>
-      <w:r>
-        <w:t>Selenium</w:t>
-      </w:r>
-      <w:proofErr w:type="spellEnd"/>
-      <w:r>
-        <w:t xml:space="preserve"> </w:t>
-      </w:r>
-      <w:proofErr w:type="spellStart"/>
-      <w:r>
-        <w:t>WebDriver</w:t>
-      </w:r>
-      <w:proofErr w:type="spellEnd"/>
-      <w:r>
-        <w:t>.</w:t>
+        <w:t>Per la validazione end-to-end dell'applicazione, verrà utilizzato Selenium WebDriver.</w:t>
       </w:r>
     </w:p>
     <w:p>
@@ -5226,23 +4409,7 @@
         <w:t>Motivazione</w:t>
       </w:r>
       <w:r>
-        <w:t xml:space="preserve">: Permette di automatizzare le azioni degli utenti sui browser web. È ideale per verificare i flussi descritti nel RAD, interagendo direttamente con il </w:t>
-      </w:r>
-      <w:proofErr w:type="spellStart"/>
-      <w:r>
-        <w:t>presentation</w:t>
-      </w:r>
-      <w:proofErr w:type="spellEnd"/>
-      <w:r>
-        <w:t xml:space="preserve"> </w:t>
-      </w:r>
-      <w:proofErr w:type="spellStart"/>
-      <w:r>
-        <w:t>layer</w:t>
-      </w:r>
-      <w:proofErr w:type="spellEnd"/>
-      <w:r>
-        <w:t>.</w:t>
+        <w:t>: Permette di automatizzare le azioni degli utenti sui browser web. È ideale per verificare i flussi descritti nel RAD, interagendo direttamente con il presentation layer.</w:t>
       </w:r>
     </w:p>
     <w:p>
@@ -5260,23 +4427,7 @@
         <w:t>Utilizzo</w:t>
       </w:r>
       <w:r>
-        <w:t xml:space="preserve">: Verrà impiegato per simulare scenari completi, come il login, la creazione di un task (compreso l'upload di allegati). </w:t>
-      </w:r>
-      <w:proofErr w:type="spellStart"/>
-      <w:r>
-        <w:t>Selenium</w:t>
-      </w:r>
-      <w:proofErr w:type="spellEnd"/>
-      <w:r>
-        <w:t xml:space="preserve"> controllerà che, a fronte di input validi o errati, il DOM della pagina mostri correttamente i messaggi di successo o i messaggi di </w:t>
-      </w:r>
-      <w:proofErr w:type="spellStart"/>
-      <w:r>
-        <w:t>error</w:t>
-      </w:r>
-      <w:proofErr w:type="spellEnd"/>
-      <w:r>
-        <w:t xml:space="preserve"> definiti nei requisiti.</w:t>
+        <w:t>: Verrà impiegato per simulare scenari completi, come il login, la creazione di un task (compreso l'upload di allegati). Selenium controllerà che, a fronte di input validi o errati, il DOM della pagina mostri correttamente i messaggi di successo o i messaggi di error definiti nei requisiti.</w:t>
       </w:r>
     </w:p>
     <w:p>
@@ -5298,15 +4449,7 @@
     <w:p/>
     <w:p>
       <w:r>
-        <w:t xml:space="preserve">Tutti i test saranno integrati all'interno dell'IDE e potranno essere eseguiti tramite strumenti di build </w:t>
-      </w:r>
-      <w:proofErr w:type="spellStart"/>
-      <w:r>
-        <w:t>automation</w:t>
-      </w:r>
-      <w:proofErr w:type="spellEnd"/>
-      <w:r>
-        <w:t xml:space="preserve"> come Maven</w:t>
+        <w:t>Tutti i test saranno integrati all'interno dell'IDE e potranno essere eseguiti tramite strumenti di build automation come Maven</w:t>
       </w:r>
       <w:r>
         <w:t>.</w:t>
@@ -5330,49 +4473,20 @@
       <w:bookmarkStart w:id="8" w:name="_Toc217148119"/>
       <w:r>
         <w:lastRenderedPageBreak/>
-        <w:t xml:space="preserve">Test </w:t>
-      </w:r>
-      <w:proofErr w:type="spellStart"/>
-      <w:r>
-        <w:t>cases</w:t>
+        <w:t>Test cases</w:t>
       </w:r>
       <w:bookmarkEnd w:id="8"/>
-      <w:proofErr w:type="spellEnd"/>
     </w:p>
     <w:p>
       <w:r>
-        <w:t xml:space="preserve">In questa sezione verranno inserite le tabelle del </w:t>
-      </w:r>
-      <w:proofErr w:type="spellStart"/>
-      <w:r>
-        <w:t>Category</w:t>
-      </w:r>
-      <w:proofErr w:type="spellEnd"/>
+        <w:t>In questa sezione verranno inserite le tabelle del Category Partition per le funzionalità selezionate per il testing</w:t>
+      </w:r>
+      <w:r>
+        <w:t>, ogni test case avrà un Test case id (TC_id) e un nome</w:t>
+      </w:r>
       <w:r>
         <w:t xml:space="preserve"> </w:t>
       </w:r>
-      <w:proofErr w:type="spellStart"/>
-      <w:r>
-        <w:t>Partition</w:t>
-      </w:r>
-      <w:proofErr w:type="spellEnd"/>
-      <w:r>
-        <w:t xml:space="preserve"> per le funzionalità selezionate per il testing</w:t>
-      </w:r>
-      <w:r>
-        <w:t>, ogni test case avrà un Test case id (</w:t>
-      </w:r>
-      <w:proofErr w:type="spellStart"/>
-      <w:r>
-        <w:t>TC_id</w:t>
-      </w:r>
-      <w:proofErr w:type="spellEnd"/>
-      <w:r>
-        <w:t>) e un nome</w:t>
-      </w:r>
-      <w:r>
-        <w:t xml:space="preserve"> </w:t>
-      </w:r>
       <w:r>
         <w:t>utilizzat</w:t>
       </w:r>
@@ -5380,13 +4494,8 @@
         <w:t>i</w:t>
       </w:r>
       <w:r>
-        <w:t xml:space="preserve"> per il riferimento nel documento di Test Case </w:t>
-      </w:r>
-      <w:proofErr w:type="spellStart"/>
-      <w:r>
-        <w:t>Specification</w:t>
-      </w:r>
-      <w:proofErr w:type="spellEnd"/>
+        <w:t xml:space="preserve"> per il riferimento nel documento di Test Case Specification</w:t>
+      </w:r>
       <w:r>
         <w:t>.</w:t>
       </w:r>
@@ -5401,14 +4510,12 @@
       <w:r>
         <w:t xml:space="preserve">9.1 </w:t>
       </w:r>
-      <w:proofErr w:type="spellStart"/>
       <w:r>
         <w:t>Test_</w:t>
       </w:r>
       <w:r>
         <w:t>Login</w:t>
       </w:r>
-      <w:proofErr w:type="spellEnd"/>
       <w:r>
         <w:t xml:space="preserve"> </w:t>
       </w:r>
@@ -5449,7 +4556,6 @@
                 <w:bCs/>
               </w:rPr>
             </w:pPr>
-            <w:proofErr w:type="spellStart"/>
             <w:r>
               <w:rPr>
                 <w:b/>
@@ -5457,7 +4563,6 @@
               </w:rPr>
               <w:t>Category</w:t>
             </w:r>
-            <w:proofErr w:type="spellEnd"/>
           </w:p>
         </w:tc>
         <w:tc>
@@ -5518,15 +4623,7 @@
               <w:spacing w:after="160" w:line="259" w:lineRule="auto"/>
             </w:pPr>
             <w:r>
-              <w:t>Username (</w:t>
-            </w:r>
-            <w:proofErr w:type="gramStart"/>
-            <w:r>
-              <w:t>email</w:t>
-            </w:r>
-            <w:proofErr w:type="gramEnd"/>
-            <w:r>
-              <w:t>)</w:t>
+              <w:t>Username (email)</w:t>
             </w:r>
           </w:p>
         </w:tc>
@@ -5539,15 +4636,7 @@
               <w:spacing w:after="160" w:line="259" w:lineRule="auto"/>
             </w:pPr>
             <w:r>
-              <w:t xml:space="preserve">Valido (presente nel </w:t>
-            </w:r>
-            <w:proofErr w:type="spellStart"/>
-            <w:r>
-              <w:t>db</w:t>
-            </w:r>
-            <w:proofErr w:type="spellEnd"/>
-            <w:r>
-              <w:t>)</w:t>
+              <w:t>Valido (presente nel db)</w:t>
             </w:r>
           </w:p>
           <w:p>
@@ -5599,78 +4688,46 @@
               <w:spacing w:after="160" w:line="259" w:lineRule="auto"/>
             </w:pPr>
             <w:r>
-              <w:t>[</w:t>
-            </w:r>
-            <w:proofErr w:type="spellStart"/>
-            <w:r>
-              <w:t>property</w:t>
-            </w:r>
-            <w:proofErr w:type="spellEnd"/>
-            <w:r>
-              <w:t xml:space="preserve"> Valido]</w:t>
-            </w:r>
-          </w:p>
-          <w:p>
-            <w:pPr>
-              <w:spacing w:after="160" w:line="259" w:lineRule="auto"/>
-            </w:pPr>
-          </w:p>
-          <w:p>
-            <w:pPr>
-              <w:spacing w:after="160" w:line="259" w:lineRule="auto"/>
-            </w:pPr>
-            <w:r>
-              <w:t>[</w:t>
-            </w:r>
-            <w:proofErr w:type="spellStart"/>
-            <w:r>
-              <w:t>error</w:t>
-            </w:r>
-            <w:proofErr w:type="spellEnd"/>
-            <w:r>
-              <w:t>]</w:t>
-            </w:r>
-          </w:p>
-          <w:p>
-            <w:pPr>
-              <w:spacing w:after="160" w:line="259" w:lineRule="auto"/>
-            </w:pPr>
-          </w:p>
-          <w:p>
-            <w:pPr>
-              <w:spacing w:after="160" w:line="259" w:lineRule="auto"/>
-            </w:pPr>
-            <w:r>
-              <w:t>[</w:t>
-            </w:r>
-            <w:proofErr w:type="spellStart"/>
-            <w:r>
-              <w:t>error</w:t>
-            </w:r>
-            <w:proofErr w:type="spellEnd"/>
-            <w:r>
-              <w:t>]</w:t>
-            </w:r>
-          </w:p>
-          <w:p>
-            <w:pPr>
-              <w:spacing w:after="160" w:line="259" w:lineRule="auto"/>
-            </w:pPr>
-          </w:p>
-          <w:p>
-            <w:pPr>
-              <w:spacing w:after="160" w:line="259" w:lineRule="auto"/>
-            </w:pPr>
-            <w:r>
-              <w:t>[</w:t>
-            </w:r>
-            <w:proofErr w:type="spellStart"/>
-            <w:r>
-              <w:t>error</w:t>
-            </w:r>
-            <w:proofErr w:type="spellEnd"/>
-            <w:r>
-              <w:t>]</w:t>
+              <w:t>[property Valido]</w:t>
+            </w:r>
+          </w:p>
+          <w:p>
+            <w:pPr>
+              <w:spacing w:after="160" w:line="259" w:lineRule="auto"/>
+            </w:pPr>
+          </w:p>
+          <w:p>
+            <w:pPr>
+              <w:spacing w:after="160" w:line="259" w:lineRule="auto"/>
+            </w:pPr>
+            <w:r>
+              <w:t>[error]</w:t>
+            </w:r>
+          </w:p>
+          <w:p>
+            <w:pPr>
+              <w:spacing w:after="160" w:line="259" w:lineRule="auto"/>
+            </w:pPr>
+          </w:p>
+          <w:p>
+            <w:pPr>
+              <w:spacing w:after="160" w:line="259" w:lineRule="auto"/>
+            </w:pPr>
+            <w:r>
+              <w:t>[error]</w:t>
+            </w:r>
+          </w:p>
+          <w:p>
+            <w:pPr>
+              <w:spacing w:after="160" w:line="259" w:lineRule="auto"/>
+            </w:pPr>
+          </w:p>
+          <w:p>
+            <w:pPr>
+              <w:spacing w:after="160" w:line="259" w:lineRule="auto"/>
+            </w:pPr>
+            <w:r>
+              <w:t>[error]</w:t>
             </w:r>
           </w:p>
         </w:tc>
@@ -5807,33 +4864,11 @@
           <w:lang w:val="en-GB"/>
         </w:rPr>
       </w:pPr>
-      <w:proofErr w:type="spellStart"/>
       <w:r>
         <w:rPr>
           <w:lang w:val="en-GB"/>
         </w:rPr>
-        <w:t>Tabella</w:t>
-      </w:r>
-      <w:proofErr w:type="spellEnd"/>
-      <w:r>
-        <w:rPr>
-          <w:lang w:val="en-GB"/>
-        </w:rPr>
-        <w:t xml:space="preserve"> </w:t>
-      </w:r>
-      <w:proofErr w:type="spellStart"/>
-      <w:r>
-        <w:rPr>
-          <w:lang w:val="en-GB"/>
-        </w:rPr>
-        <w:t>formati</w:t>
-      </w:r>
-      <w:proofErr w:type="spellEnd"/>
-      <w:r>
-        <w:rPr>
-          <w:lang w:val="en-GB"/>
-        </w:rPr>
-        <w:t xml:space="preserve"> </w:t>
+        <w:t xml:space="preserve">Tabella formati </w:t>
       </w:r>
     </w:p>
     <w:p>
@@ -5907,15 +4942,7 @@
               <w:spacing w:after="160" w:line="259" w:lineRule="auto"/>
             </w:pPr>
             <w:r>
-              <w:t>Username (</w:t>
-            </w:r>
-            <w:proofErr w:type="gramStart"/>
-            <w:r>
-              <w:t>email</w:t>
-            </w:r>
-            <w:proofErr w:type="gramEnd"/>
-            <w:r>
-              <w:t>)</w:t>
+              <w:t>Username (email)</w:t>
             </w:r>
           </w:p>
         </w:tc>
@@ -6223,7 +5250,6 @@
             <w:pPr>
               <w:spacing w:after="160" w:line="259" w:lineRule="auto"/>
             </w:pPr>
-            <w:proofErr w:type="spellStart"/>
             <w:r>
               <w:rPr>
                 <w:b/>
@@ -6231,7 +5257,6 @@
               </w:rPr>
               <w:t>Error</w:t>
             </w:r>
-            <w:proofErr w:type="spellEnd"/>
             <w:r>
               <w:t xml:space="preserve">: "Username o password non corrette" </w:t>
             </w:r>
@@ -6294,7 +5319,6 @@
             <w:pPr>
               <w:spacing w:after="160" w:line="259" w:lineRule="auto"/>
             </w:pPr>
-            <w:proofErr w:type="spellStart"/>
             <w:r>
               <w:rPr>
                 <w:b/>
@@ -6302,7 +5326,6 @@
               </w:rPr>
               <w:t>Error</w:t>
             </w:r>
-            <w:proofErr w:type="spellEnd"/>
             <w:r>
               <w:t xml:space="preserve">: "Username o password non corrette" </w:t>
             </w:r>
@@ -6365,7 +5388,6 @@
             <w:pPr>
               <w:spacing w:after="160" w:line="259" w:lineRule="auto"/>
             </w:pPr>
-            <w:proofErr w:type="spellStart"/>
             <w:r>
               <w:rPr>
                 <w:b/>
@@ -6373,7 +5395,6 @@
               </w:rPr>
               <w:t>Error</w:t>
             </w:r>
-            <w:proofErr w:type="spellEnd"/>
             <w:r>
               <w:t xml:space="preserve">: "Il campo e-mail è obbligatorio" </w:t>
             </w:r>
@@ -6436,7 +5457,6 @@
             <w:pPr>
               <w:spacing w:after="160" w:line="259" w:lineRule="auto"/>
             </w:pPr>
-            <w:proofErr w:type="spellStart"/>
             <w:r>
               <w:rPr>
                 <w:b/>
@@ -6444,7 +5464,6 @@
               </w:rPr>
               <w:t>Error</w:t>
             </w:r>
-            <w:proofErr w:type="spellEnd"/>
             <w:r>
               <w:t xml:space="preserve">: "Il campo password è obbligatorio" </w:t>
             </w:r>
@@ -6507,7 +5526,6 @@
             <w:pPr>
               <w:spacing w:after="160" w:line="259" w:lineRule="auto"/>
             </w:pPr>
-            <w:proofErr w:type="spellStart"/>
             <w:r>
               <w:rPr>
                 <w:b/>
@@ -6515,7 +5533,6 @@
               </w:rPr>
               <w:t>Error</w:t>
             </w:r>
-            <w:proofErr w:type="spellEnd"/>
             <w:r>
               <w:t>: "Il formato e-mail non valido"</w:t>
             </w:r>
@@ -6539,7 +5556,6 @@
       <w:r>
         <w:t xml:space="preserve">9.2 </w:t>
       </w:r>
-      <w:proofErr w:type="spellStart"/>
       <w:r>
         <w:t>Test_</w:t>
       </w:r>
@@ -6552,7 +5568,6 @@
       <w:r>
         <w:t>password</w:t>
       </w:r>
-      <w:proofErr w:type="spellEnd"/>
       <w:r>
         <w:t xml:space="preserve"> (TC_2)</w:t>
       </w:r>
@@ -6587,7 +5602,6 @@
                 <w:bCs/>
               </w:rPr>
             </w:pPr>
-            <w:proofErr w:type="spellStart"/>
             <w:r>
               <w:rPr>
                 <w:b/>
@@ -6595,7 +5609,6 @@
               </w:rPr>
               <w:t>Category</w:t>
             </w:r>
-            <w:proofErr w:type="spellEnd"/>
           </w:p>
         </w:tc>
         <w:tc>
@@ -6690,41 +5703,20 @@
             <w:r>
               <w:t>[</w:t>
             </w:r>
-            <w:proofErr w:type="spellStart"/>
-            <w:r>
-              <w:t>property</w:t>
-            </w:r>
-            <w:proofErr w:type="spellEnd"/>
-            <w:r>
-              <w:t xml:space="preserve"> Valido]</w:t>
+            <w:r>
+              <w:t>property Valido]</w:t>
             </w:r>
           </w:p>
           <w:p/>
           <w:p>
             <w:r>
-              <w:t>[</w:t>
-            </w:r>
-            <w:proofErr w:type="spellStart"/>
-            <w:r>
-              <w:t>error</w:t>
-            </w:r>
-            <w:proofErr w:type="spellEnd"/>
-            <w:r>
-              <w:t>]</w:t>
+              <w:t>[error]</w:t>
             </w:r>
           </w:p>
           <w:p/>
           <w:p>
             <w:r>
-              <w:t>[</w:t>
-            </w:r>
-            <w:proofErr w:type="spellStart"/>
-            <w:r>
-              <w:t>error</w:t>
-            </w:r>
-            <w:proofErr w:type="spellEnd"/>
-            <w:r>
-              <w:t>]</w:t>
+              <w:t>[error]</w:t>
             </w:r>
           </w:p>
         </w:tc>
@@ -6771,51 +5763,19 @@
           </w:tcPr>
           <w:p>
             <w:r>
-              <w:t>[</w:t>
-            </w:r>
-            <w:proofErr w:type="spellStart"/>
-            <w:r>
-              <w:t>property</w:t>
-            </w:r>
-            <w:proofErr w:type="spellEnd"/>
-            <w:r>
-              <w:t xml:space="preserve"> </w:t>
-            </w:r>
-            <w:proofErr w:type="spellStart"/>
-            <w:r>
-              <w:t>nuovaValido</w:t>
-            </w:r>
-            <w:proofErr w:type="spellEnd"/>
-            <w:r>
-              <w:t>]</w:t>
+              <w:t>[property nuovaValido]</w:t>
             </w:r>
           </w:p>
           <w:p/>
           <w:p>
             <w:r>
-              <w:t>[</w:t>
-            </w:r>
-            <w:proofErr w:type="spellStart"/>
-            <w:r>
-              <w:t>error</w:t>
-            </w:r>
-            <w:proofErr w:type="spellEnd"/>
-            <w:r>
-              <w:t>]</w:t>
+              <w:t>[error]</w:t>
             </w:r>
           </w:p>
           <w:p/>
           <w:p>
             <w:r>
-              <w:t>[</w:t>
-            </w:r>
-            <w:proofErr w:type="spellStart"/>
-            <w:r>
-              <w:t>error</w:t>
-            </w:r>
-            <w:proofErr w:type="spellEnd"/>
-            <w:r>
-              <w:t>]</w:t>
+              <w:t>[error]</w:t>
             </w:r>
           </w:p>
         </w:tc>
@@ -6856,37 +5816,13 @@
           </w:tcPr>
           <w:p>
             <w:r>
-              <w:t>[</w:t>
-            </w:r>
-            <w:proofErr w:type="spellStart"/>
-            <w:r>
-              <w:t>if</w:t>
-            </w:r>
-            <w:proofErr w:type="spellEnd"/>
-            <w:r>
-              <w:t xml:space="preserve"> </w:t>
-            </w:r>
-            <w:proofErr w:type="spellStart"/>
-            <w:r>
-              <w:t>nuovaValida</w:t>
-            </w:r>
-            <w:proofErr w:type="spellEnd"/>
-            <w:r>
-              <w:t>]</w:t>
+              <w:t>[if nuovaValida]</w:t>
             </w:r>
           </w:p>
           <w:p/>
           <w:p>
             <w:r>
-              <w:t>[</w:t>
-            </w:r>
-            <w:proofErr w:type="spellStart"/>
-            <w:r>
-              <w:t>error</w:t>
-            </w:r>
-            <w:proofErr w:type="spellEnd"/>
-            <w:r>
-              <w:t>]</w:t>
+              <w:t>[error]</w:t>
             </w:r>
           </w:p>
         </w:tc>
@@ -7201,7 +6137,6 @@
             <w:r>
               <w:t xml:space="preserve">: Password aggiornata e </w:t>
             </w:r>
-            <w:proofErr w:type="spellStart"/>
             <w:r>
               <w:rPr>
                 <w:b/>
@@ -7209,7 +6144,6 @@
               </w:rPr>
               <w:t>redirect</w:t>
             </w:r>
-            <w:proofErr w:type="spellEnd"/>
             <w:r>
               <w:t xml:space="preserve"> </w:t>
             </w:r>
@@ -7300,7 +6234,6 @@
             <w:pPr>
               <w:spacing w:after="160" w:line="259" w:lineRule="auto"/>
             </w:pPr>
-            <w:proofErr w:type="spellStart"/>
             <w:r>
               <w:rPr>
                 <w:b/>
@@ -7308,7 +6241,6 @@
               </w:rPr>
               <w:t>Error</w:t>
             </w:r>
-            <w:proofErr w:type="spellEnd"/>
             <w:r>
               <w:t xml:space="preserve">: "Password attuale errata" </w:t>
             </w:r>
@@ -7399,7 +6331,6 @@
             <w:pPr>
               <w:spacing w:after="160" w:line="259" w:lineRule="auto"/>
             </w:pPr>
-            <w:proofErr w:type="spellStart"/>
             <w:r>
               <w:rPr>
                 <w:b/>
@@ -7407,7 +6338,6 @@
               </w:rPr>
               <w:t>Error</w:t>
             </w:r>
-            <w:proofErr w:type="spellEnd"/>
             <w:r>
               <w:t>: "Le nuova password inserite non coincidono"</w:t>
             </w:r>
@@ -7498,7 +6428,6 @@
             <w:pPr>
               <w:spacing w:after="160" w:line="259" w:lineRule="auto"/>
             </w:pPr>
-            <w:proofErr w:type="spellStart"/>
             <w:r>
               <w:rPr>
                 <w:b/>
@@ -7506,7 +6435,6 @@
               </w:rPr>
               <w:t>Error</w:t>
             </w:r>
-            <w:proofErr w:type="spellEnd"/>
             <w:r>
               <w:t xml:space="preserve">: "La nuova password non è sufficientemente sicura" </w:t>
             </w:r>
@@ -7590,7 +6518,6 @@
             <w:pPr>
               <w:spacing w:after="160" w:line="259" w:lineRule="auto"/>
             </w:pPr>
-            <w:proofErr w:type="spellStart"/>
             <w:r>
               <w:rPr>
                 <w:b/>
@@ -7598,7 +6525,6 @@
               </w:rPr>
               <w:t>Error</w:t>
             </w:r>
-            <w:proofErr w:type="spellEnd"/>
             <w:r>
               <w:t>: "Il campo 'password attuale' è obbligatorio"</w:t>
             </w:r>
@@ -7616,7 +6542,6 @@
       <w:r>
         <w:t xml:space="preserve">9.3 </w:t>
       </w:r>
-      <w:proofErr w:type="spellStart"/>
       <w:r>
         <w:t>Test_</w:t>
       </w:r>
@@ -7629,7 +6554,6 @@
       <w:r>
         <w:t>Task</w:t>
       </w:r>
-      <w:proofErr w:type="spellEnd"/>
       <w:r>
         <w:t xml:space="preserve"> (TC_3)</w:t>
       </w:r>
@@ -7664,7 +6588,6 @@
                 <w:bCs/>
               </w:rPr>
             </w:pPr>
-            <w:proofErr w:type="spellStart"/>
             <w:r>
               <w:rPr>
                 <w:b/>
@@ -7672,7 +6595,6 @@
               </w:rPr>
               <w:t>Category</w:t>
             </w:r>
-            <w:proofErr w:type="spellEnd"/>
           </w:p>
         </w:tc>
         <w:tc>
@@ -7787,55 +6709,23 @@
               <w:spacing w:after="160" w:line="259" w:lineRule="auto"/>
             </w:pPr>
             <w:r>
-              <w:t>[</w:t>
-            </w:r>
-            <w:proofErr w:type="spellStart"/>
-            <w:r>
-              <w:t>property</w:t>
-            </w:r>
-            <w:proofErr w:type="spellEnd"/>
-            <w:r>
-              <w:t xml:space="preserve"> </w:t>
-            </w:r>
-            <w:proofErr w:type="spellStart"/>
-            <w:r>
-              <w:t>TitoloOK</w:t>
-            </w:r>
-            <w:proofErr w:type="spellEnd"/>
-            <w:r>
-              <w:t>]</w:t>
-            </w:r>
-          </w:p>
-          <w:p>
-            <w:pPr>
-              <w:spacing w:after="160" w:line="259" w:lineRule="auto"/>
-            </w:pPr>
-            <w:r>
-              <w:t>[</w:t>
-            </w:r>
-            <w:proofErr w:type="spellStart"/>
-            <w:r>
-              <w:t>error</w:t>
-            </w:r>
-            <w:proofErr w:type="spellEnd"/>
-            <w:r>
-              <w:t>]</w:t>
-            </w:r>
-          </w:p>
-          <w:p>
-            <w:pPr>
-              <w:spacing w:after="160" w:line="259" w:lineRule="auto"/>
-            </w:pPr>
-            <w:r>
-              <w:t>[</w:t>
-            </w:r>
-            <w:proofErr w:type="spellStart"/>
-            <w:r>
-              <w:t>error</w:t>
-            </w:r>
-            <w:proofErr w:type="spellEnd"/>
-            <w:r>
-              <w:t>]</w:t>
+              <w:t>[property TitoloOK]</w:t>
+            </w:r>
+          </w:p>
+          <w:p>
+            <w:pPr>
+              <w:spacing w:after="160" w:line="259" w:lineRule="auto"/>
+            </w:pPr>
+            <w:r>
+              <w:t>[error]</w:t>
+            </w:r>
+          </w:p>
+          <w:p>
+            <w:pPr>
+              <w:spacing w:after="160" w:line="259" w:lineRule="auto"/>
+            </w:pPr>
+            <w:r>
+              <w:t>[error]</w:t>
             </w:r>
           </w:p>
         </w:tc>
@@ -7892,37 +6782,13 @@
           </w:tcPr>
           <w:p>
             <w:r>
-              <w:t>[</w:t>
-            </w:r>
-            <w:proofErr w:type="spellStart"/>
-            <w:r>
-              <w:t>property</w:t>
-            </w:r>
-            <w:proofErr w:type="spellEnd"/>
-            <w:r>
-              <w:t xml:space="preserve"> </w:t>
-            </w:r>
-            <w:proofErr w:type="spellStart"/>
-            <w:r>
-              <w:t>DipSelected</w:t>
-            </w:r>
-            <w:proofErr w:type="spellEnd"/>
-            <w:r>
-              <w:t>]</w:t>
+              <w:t>[property DipSelected]</w:t>
             </w:r>
           </w:p>
           <w:p/>
           <w:p>
             <w:r>
-              <w:t>[</w:t>
-            </w:r>
-            <w:proofErr w:type="spellStart"/>
-            <w:r>
-              <w:t>error</w:t>
-            </w:r>
-            <w:proofErr w:type="spellEnd"/>
-            <w:r>
-              <w:t>]</w:t>
+              <w:t>[error]</w:t>
             </w:r>
           </w:p>
         </w:tc>
@@ -7996,51 +6862,19 @@
           </w:tcPr>
           <w:p>
             <w:r>
-              <w:t>[</w:t>
-            </w:r>
-            <w:proofErr w:type="spellStart"/>
-            <w:r>
-              <w:t>property</w:t>
-            </w:r>
-            <w:proofErr w:type="spellEnd"/>
-            <w:r>
-              <w:t xml:space="preserve"> </w:t>
-            </w:r>
-            <w:proofErr w:type="spellStart"/>
-            <w:r>
-              <w:t>DataOK</w:t>
-            </w:r>
-            <w:proofErr w:type="spellEnd"/>
-            <w:r>
-              <w:t>]</w:t>
+              <w:t>[property DataOK]</w:t>
             </w:r>
           </w:p>
           <w:p/>
           <w:p>
             <w:r>
-              <w:t>[</w:t>
-            </w:r>
-            <w:proofErr w:type="spellStart"/>
-            <w:r>
-              <w:t>error</w:t>
-            </w:r>
-            <w:proofErr w:type="spellEnd"/>
-            <w:r>
-              <w:t>]</w:t>
+              <w:t>[error]</w:t>
             </w:r>
           </w:p>
           <w:p/>
           <w:p>
             <w:r>
-              <w:t>[</w:t>
-            </w:r>
-            <w:proofErr w:type="spellStart"/>
-            <w:r>
-              <w:t>error</w:t>
-            </w:r>
-            <w:proofErr w:type="spellEnd"/>
-            <w:r>
-              <w:t>]</w:t>
+              <w:t>[error]</w:t>
             </w:r>
           </w:p>
         </w:tc>
@@ -8097,37 +6931,13 @@
           </w:tcPr>
           <w:p>
             <w:r>
-              <w:t>[</w:t>
-            </w:r>
-            <w:proofErr w:type="spellStart"/>
-            <w:r>
-              <w:t>property</w:t>
-            </w:r>
-            <w:proofErr w:type="spellEnd"/>
-            <w:r>
-              <w:t xml:space="preserve"> </w:t>
-            </w:r>
-            <w:proofErr w:type="spellStart"/>
-            <w:r>
-              <w:t>PrioritàOK</w:t>
-            </w:r>
-            <w:proofErr w:type="spellEnd"/>
-            <w:r>
-              <w:t>]</w:t>
+              <w:t>[property PrioritàOK]</w:t>
             </w:r>
           </w:p>
           <w:p/>
           <w:p>
             <w:r>
-              <w:t>[</w:t>
-            </w:r>
-            <w:proofErr w:type="spellStart"/>
-            <w:r>
-              <w:t>error</w:t>
-            </w:r>
-            <w:proofErr w:type="spellEnd"/>
-            <w:r>
-              <w:t>]</w:t>
+              <w:t>[error]</w:t>
             </w:r>
           </w:p>
         </w:tc>
@@ -8184,37 +6994,13 @@
           </w:tcPr>
           <w:p>
             <w:r>
-              <w:t>[</w:t>
-            </w:r>
-            <w:proofErr w:type="spellStart"/>
-            <w:r>
-              <w:t>property</w:t>
-            </w:r>
-            <w:proofErr w:type="spellEnd"/>
-            <w:r>
-              <w:t xml:space="preserve"> </w:t>
-            </w:r>
-            <w:proofErr w:type="spellStart"/>
-            <w:r>
-              <w:t>IstruzioniOK</w:t>
-            </w:r>
-            <w:proofErr w:type="spellEnd"/>
-            <w:r>
-              <w:t>]</w:t>
+              <w:t>[property IstruzioniOK]</w:t>
             </w:r>
           </w:p>
           <w:p/>
           <w:p>
             <w:r>
-              <w:t>[</w:t>
-            </w:r>
-            <w:proofErr w:type="spellStart"/>
-            <w:r>
-              <w:t>error</w:t>
-            </w:r>
-            <w:proofErr w:type="spellEnd"/>
-            <w:r>
-              <w:t>]</w:t>
+              <w:t>[error]</w:t>
             </w:r>
           </w:p>
         </w:tc>
@@ -8307,52 +7093,20 @@
           <w:p>
             <w:r>
               <w:lastRenderedPageBreak/>
-              <w:t>[</w:t>
-            </w:r>
-            <w:proofErr w:type="spellStart"/>
-            <w:r>
-              <w:t>property</w:t>
-            </w:r>
-            <w:proofErr w:type="spellEnd"/>
-            <w:r>
-              <w:t xml:space="preserve"> </w:t>
-            </w:r>
-            <w:proofErr w:type="spellStart"/>
-            <w:r>
-              <w:t>FileOK</w:t>
-            </w:r>
-            <w:proofErr w:type="spellEnd"/>
-            <w:r>
-              <w:t>]</w:t>
+              <w:t>[property FileOK]</w:t>
             </w:r>
           </w:p>
           <w:p/>
           <w:p>
             <w:r>
               <w:lastRenderedPageBreak/>
-              <w:t>[</w:t>
-            </w:r>
-            <w:proofErr w:type="spellStart"/>
-            <w:r>
-              <w:t>error</w:t>
-            </w:r>
-            <w:proofErr w:type="spellEnd"/>
-            <w:r>
-              <w:t>]</w:t>
+              <w:t>[error]</w:t>
             </w:r>
           </w:p>
           <w:p/>
           <w:p>
             <w:r>
-              <w:t>[</w:t>
-            </w:r>
-            <w:proofErr w:type="spellStart"/>
-            <w:r>
-              <w:t>error</w:t>
-            </w:r>
-            <w:proofErr w:type="spellEnd"/>
-            <w:r>
-              <w:t>]</w:t>
+              <w:t>[error]</w:t>
             </w:r>
           </w:p>
           <w:p/>
@@ -8519,13 +7273,8 @@
           </w:tcPr>
           <w:p>
             <w:r>
-              <w:t>.pdf, .docx, .</w:t>
-            </w:r>
-            <w:proofErr w:type="spellStart"/>
-            <w:r>
-              <w:t>xlsx</w:t>
-            </w:r>
-            <w:proofErr w:type="spellEnd"/>
+              <w:t>.pdf, .docx, .xlsx</w:t>
+            </w:r>
             <w:r>
               <w:t>, dimensione</w:t>
             </w:r>
@@ -8831,21 +7580,7 @@
               <w:rPr>
                 <w:lang w:val="en-GB"/>
               </w:rPr>
-              <w:t xml:space="preserve"> </w:t>
-            </w:r>
-            <w:proofErr w:type="spellStart"/>
-            <w:r>
-              <w:rPr>
-                <w:lang w:val="en-GB"/>
-              </w:rPr>
-              <w:t>creato</w:t>
-            </w:r>
-            <w:proofErr w:type="spellEnd"/>
-            <w:r>
-              <w:rPr>
-                <w:lang w:val="en-GB"/>
-              </w:rPr>
-              <w:t xml:space="preserve">, </w:t>
+              <w:t xml:space="preserve"> creato, </w:t>
             </w:r>
             <w:r>
               <w:rPr>
@@ -9033,21 +7768,7 @@
               <w:rPr>
                 <w:lang w:val="en-GB"/>
               </w:rPr>
-              <w:t xml:space="preserve"> </w:t>
-            </w:r>
-            <w:proofErr w:type="spellStart"/>
-            <w:r>
-              <w:rPr>
-                <w:lang w:val="en-GB"/>
-              </w:rPr>
-              <w:t>salvati</w:t>
-            </w:r>
-            <w:proofErr w:type="spellEnd"/>
-            <w:r>
-              <w:rPr>
-                <w:lang w:val="en-GB"/>
-              </w:rPr>
-              <w:t xml:space="preserve"> </w:t>
+              <w:t xml:space="preserve"> salvati </w:t>
             </w:r>
           </w:p>
         </w:tc>
@@ -9164,7 +7885,6 @@
             <w:pPr>
               <w:spacing w:after="160" w:line="259" w:lineRule="auto"/>
             </w:pPr>
-            <w:proofErr w:type="spellStart"/>
             <w:r>
               <w:rPr>
                 <w:b/>
@@ -9172,17 +7892,8 @@
               </w:rPr>
               <w:t>Error</w:t>
             </w:r>
-            <w:proofErr w:type="spellEnd"/>
-            <w:r>
-              <w:t>: "Il campo '</w:t>
-            </w:r>
-            <w:proofErr w:type="spellStart"/>
-            <w:r>
-              <w:t>Titolo'</w:t>
-            </w:r>
-            <w:proofErr w:type="spellEnd"/>
-            <w:r>
-              <w:t xml:space="preserve"> è obbligatorio" </w:t>
+            <w:r>
+              <w:t xml:space="preserve">: "Il campo 'Titolo' è obbligatorio" </w:t>
             </w:r>
           </w:p>
         </w:tc>
@@ -9299,7 +8010,6 @@
             <w:pPr>
               <w:spacing w:after="160" w:line="259" w:lineRule="auto"/>
             </w:pPr>
-            <w:proofErr w:type="spellStart"/>
             <w:r>
               <w:rPr>
                 <w:b/>
@@ -9307,7 +8017,6 @@
               </w:rPr>
               <w:t>Error</w:t>
             </w:r>
-            <w:proofErr w:type="spellEnd"/>
             <w:r>
               <w:t xml:space="preserve">: "Per favore scegliere un dipendente" </w:t>
             </w:r>
@@ -9426,7 +8135,6 @@
             <w:pPr>
               <w:spacing w:after="160" w:line="259" w:lineRule="auto"/>
             </w:pPr>
-            <w:proofErr w:type="spellStart"/>
             <w:r>
               <w:rPr>
                 <w:b/>
@@ -9434,7 +8142,6 @@
               </w:rPr>
               <w:t>Error</w:t>
             </w:r>
-            <w:proofErr w:type="spellEnd"/>
             <w:r>
               <w:t xml:space="preserve">: "Data di scadenza obbligatoria e in formato valido" </w:t>
             </w:r>
@@ -9553,7 +8260,6 @@
             <w:pPr>
               <w:spacing w:after="160" w:line="259" w:lineRule="auto"/>
             </w:pPr>
-            <w:proofErr w:type="spellStart"/>
             <w:r>
               <w:rPr>
                 <w:b/>
@@ -9561,7 +8267,6 @@
               </w:rPr>
               <w:t>Error</w:t>
             </w:r>
-            <w:proofErr w:type="spellEnd"/>
             <w:r>
               <w:t>: "Inserire istruzioni (min. 10</w:t>
             </w:r>
@@ -9693,7 +8398,6 @@
             <w:pPr>
               <w:spacing w:after="160" w:line="259" w:lineRule="auto"/>
             </w:pPr>
-            <w:proofErr w:type="spellStart"/>
             <w:r>
               <w:rPr>
                 <w:b/>
@@ -9701,7 +8405,6 @@
               </w:rPr>
               <w:t>Error</w:t>
             </w:r>
-            <w:proofErr w:type="spellEnd"/>
             <w:r>
               <w:t xml:space="preserve">: "Inserito file non consentito" </w:t>
             </w:r>
@@ -9820,7 +8523,6 @@
             <w:pPr>
               <w:spacing w:after="160" w:line="259" w:lineRule="auto"/>
             </w:pPr>
-            <w:proofErr w:type="spellStart"/>
             <w:r>
               <w:rPr>
                 <w:b/>
@@ -9828,7 +8530,6 @@
               </w:rPr>
               <w:t>Error</w:t>
             </w:r>
-            <w:proofErr w:type="spellEnd"/>
             <w:r>
               <w:t xml:space="preserve">: "Il file supera la dimensione massima" </w:t>
             </w:r>
@@ -9845,7 +8546,6 @@
       <w:r>
         <w:t xml:space="preserve">9.4 </w:t>
       </w:r>
-      <w:proofErr w:type="spellStart"/>
       <w:r>
         <w:t>Test_</w:t>
       </w:r>
@@ -9858,7 +8558,6 @@
       <w:r>
         <w:t>task</w:t>
       </w:r>
-      <w:proofErr w:type="spellEnd"/>
       <w:r>
         <w:t xml:space="preserve"> (TC_4)</w:t>
       </w:r>
@@ -9893,7 +8592,6 @@
                 <w:bCs/>
               </w:rPr>
             </w:pPr>
-            <w:proofErr w:type="spellStart"/>
             <w:r>
               <w:rPr>
                 <w:b/>
@@ -9901,7 +8599,6 @@
               </w:rPr>
               <w:t>Category</w:t>
             </w:r>
-            <w:proofErr w:type="spellEnd"/>
           </w:p>
         </w:tc>
         <w:tc>
@@ -10012,71 +8709,31 @@
               <w:spacing w:after="160" w:line="259" w:lineRule="auto"/>
             </w:pPr>
             <w:r>
-              <w:t>[</w:t>
-            </w:r>
-            <w:proofErr w:type="spellStart"/>
-            <w:r>
-              <w:t>property</w:t>
-            </w:r>
-            <w:proofErr w:type="spellEnd"/>
-            <w:r>
-              <w:t xml:space="preserve"> </w:t>
-            </w:r>
-            <w:proofErr w:type="spellStart"/>
-            <w:r>
-              <w:t>StatoValido</w:t>
-            </w:r>
-            <w:proofErr w:type="spellEnd"/>
-            <w:r>
-              <w:t>]</w:t>
-            </w:r>
-          </w:p>
-          <w:p>
-            <w:pPr>
-              <w:spacing w:after="160" w:line="259" w:lineRule="auto"/>
-            </w:pPr>
-            <w:r>
-              <w:t>[</w:t>
-            </w:r>
-            <w:proofErr w:type="spellStart"/>
-            <w:r>
-              <w:t>error</w:t>
-            </w:r>
-            <w:proofErr w:type="spellEnd"/>
-            <w:r>
-              <w:t>]</w:t>
-            </w:r>
-          </w:p>
-          <w:p>
-            <w:pPr>
-              <w:spacing w:after="160" w:line="259" w:lineRule="auto"/>
-            </w:pPr>
-            <w:r>
-              <w:t>[</w:t>
-            </w:r>
-            <w:proofErr w:type="spellStart"/>
-            <w:r>
-              <w:t>error</w:t>
-            </w:r>
-            <w:proofErr w:type="spellEnd"/>
-            <w:r>
-              <w:t>]</w:t>
-            </w:r>
-          </w:p>
-          <w:p>
-            <w:pPr>
-              <w:spacing w:after="160" w:line="259" w:lineRule="auto"/>
-            </w:pPr>
-            <w:r>
-              <w:t>[</w:t>
-            </w:r>
-            <w:proofErr w:type="spellStart"/>
-            <w:r>
-              <w:t>error</w:t>
-            </w:r>
-            <w:proofErr w:type="spellEnd"/>
-            <w:r>
-              <w:t>]</w:t>
+              <w:t>[property StatoValido]</w:t>
+            </w:r>
+          </w:p>
+          <w:p>
+            <w:pPr>
+              <w:spacing w:after="160" w:line="259" w:lineRule="auto"/>
+            </w:pPr>
+            <w:r>
+              <w:t>[error]</w:t>
+            </w:r>
+          </w:p>
+          <w:p>
+            <w:pPr>
+              <w:spacing w:after="160" w:line="259" w:lineRule="auto"/>
+            </w:pPr>
+            <w:r>
+              <w:t>[error]</w:t>
+            </w:r>
+          </w:p>
+          <w:p>
+            <w:pPr>
+              <w:spacing w:after="160" w:line="259" w:lineRule="auto"/>
+            </w:pPr>
+            <w:r>
+              <w:t>[error]</w:t>
             </w:r>
           </w:p>
         </w:tc>
@@ -10123,51 +8780,19 @@
           </w:tcPr>
           <w:p>
             <w:r>
-              <w:t>[</w:t>
-            </w:r>
-            <w:proofErr w:type="spellStart"/>
-            <w:r>
-              <w:t>property</w:t>
-            </w:r>
-            <w:proofErr w:type="spellEnd"/>
-            <w:r>
-              <w:t xml:space="preserve"> </w:t>
-            </w:r>
-            <w:proofErr w:type="spellStart"/>
-            <w:r>
-              <w:t>MotivazioneOK</w:t>
-            </w:r>
-            <w:proofErr w:type="spellEnd"/>
-            <w:r>
-              <w:t>]</w:t>
+              <w:t>[property MotivazioneOK]</w:t>
             </w:r>
           </w:p>
           <w:p/>
           <w:p>
             <w:r>
-              <w:t>[</w:t>
-            </w:r>
-            <w:proofErr w:type="spellStart"/>
-            <w:r>
-              <w:t>error</w:t>
-            </w:r>
-            <w:proofErr w:type="spellEnd"/>
-            <w:r>
-              <w:t>]</w:t>
+              <w:t>[error]</w:t>
             </w:r>
           </w:p>
           <w:p/>
           <w:p>
             <w:r>
-              <w:t>[</w:t>
-            </w:r>
-            <w:proofErr w:type="spellStart"/>
-            <w:r>
-              <w:t>error</w:t>
-            </w:r>
-            <w:proofErr w:type="spellEnd"/>
-            <w:r>
-              <w:t>]</w:t>
+              <w:t>[error]</w:t>
             </w:r>
           </w:p>
         </w:tc>
@@ -10518,7 +9143,6 @@
             <w:pPr>
               <w:spacing w:after="160" w:line="259" w:lineRule="auto"/>
             </w:pPr>
-            <w:proofErr w:type="spellStart"/>
             <w:r>
               <w:rPr>
                 <w:b/>
@@ -10526,7 +9150,6 @@
               </w:rPr>
               <w:t>Error</w:t>
             </w:r>
-            <w:proofErr w:type="spellEnd"/>
             <w:r>
               <w:t>: "È obbligatorio inserire una motivazione... (minimo 10</w:t>
             </w:r>
@@ -10602,7 +9225,6 @@
             <w:pPr>
               <w:spacing w:after="160" w:line="259" w:lineRule="auto"/>
             </w:pPr>
-            <w:proofErr w:type="spellStart"/>
             <w:r>
               <w:rPr>
                 <w:b/>
@@ -10610,7 +9232,6 @@
               </w:rPr>
               <w:t>Error</w:t>
             </w:r>
-            <w:proofErr w:type="spellEnd"/>
             <w:r>
               <w:t>: possibilità di sospendere il task non disponibile</w:t>
             </w:r>
@@ -10639,7 +9260,14 @@
                 <w:b/>
                 <w:bCs/>
               </w:rPr>
-              <w:t>4.5</w:t>
+              <w:t>4.</w:t>
+            </w:r>
+            <w:r>
+              <w:rPr>
+                <w:b/>
+                <w:bCs/>
+              </w:rPr>
+              <w:t>4</w:t>
             </w:r>
           </w:p>
         </w:tc>
@@ -10680,7 +9308,6 @@
             <w:pPr>
               <w:spacing w:after="160" w:line="259" w:lineRule="auto"/>
             </w:pPr>
-            <w:proofErr w:type="spellStart"/>
             <w:r>
               <w:rPr>
                 <w:b/>
@@ -10688,7 +9315,6 @@
               </w:rPr>
               <w:t>Error</w:t>
             </w:r>
-            <w:proofErr w:type="spellEnd"/>
             <w:r>
               <w:rPr>
                 <w:b/>
@@ -10730,7 +9356,14 @@
                 <w:b/>
                 <w:bCs/>
               </w:rPr>
-              <w:t>4.6</w:t>
+              <w:t>4.</w:t>
+            </w:r>
+            <w:r>
+              <w:rPr>
+                <w:b/>
+                <w:bCs/>
+              </w:rPr>
+              <w:t>5</w:t>
             </w:r>
           </w:p>
         </w:tc>
@@ -10771,7 +9404,6 @@
             <w:pPr>
               <w:spacing w:after="160" w:line="259" w:lineRule="auto"/>
             </w:pPr>
-            <w:proofErr w:type="spellStart"/>
             <w:r>
               <w:rPr>
                 <w:b/>
@@ -10779,7 +9411,6 @@
               </w:rPr>
               <w:t>Error</w:t>
             </w:r>
-            <w:proofErr w:type="spellEnd"/>
             <w:r>
               <w:t>:</w:t>
             </w:r>
@@ -10814,7 +9445,14 @@
                 <w:b/>
                 <w:bCs/>
               </w:rPr>
-              <w:t>4.7</w:t>
+              <w:t>4.</w:t>
+            </w:r>
+            <w:r>
+              <w:rPr>
+                <w:b/>
+                <w:bCs/>
+              </w:rPr>
+              <w:t>6</w:t>
             </w:r>
           </w:p>
         </w:tc>
@@ -10859,7 +9497,6 @@
             <w:pPr>
               <w:spacing w:after="160" w:line="259" w:lineRule="auto"/>
             </w:pPr>
-            <w:proofErr w:type="spellStart"/>
             <w:r>
               <w:rPr>
                 <w:b/>
@@ -10867,7 +9504,6 @@
               </w:rPr>
               <w:t>Error</w:t>
             </w:r>
-            <w:proofErr w:type="spellEnd"/>
             <w:r>
               <w:t xml:space="preserve">: Motivazione obbligatoria </w:t>
             </w:r>
@@ -10885,7 +9521,6 @@
       <w:r>
         <w:t xml:space="preserve">9.5 </w:t>
       </w:r>
-      <w:proofErr w:type="spellStart"/>
       <w:r>
         <w:t>Test_</w:t>
       </w:r>
@@ -10898,7 +9533,6 @@
       <w:r>
         <w:t>account</w:t>
       </w:r>
-      <w:proofErr w:type="spellEnd"/>
       <w:r>
         <w:t xml:space="preserve"> (TC_5)</w:t>
       </w:r>
@@ -10933,7 +9567,6 @@
                 <w:bCs/>
               </w:rPr>
             </w:pPr>
-            <w:proofErr w:type="spellStart"/>
             <w:r>
               <w:rPr>
                 <w:b/>
@@ -10941,7 +9574,6 @@
               </w:rPr>
               <w:t>Category</w:t>
             </w:r>
-            <w:proofErr w:type="spellEnd"/>
           </w:p>
         </w:tc>
         <w:tc>
@@ -11031,51 +9663,19 @@
           </w:tcPr>
           <w:p>
             <w:r>
-              <w:t>[</w:t>
-            </w:r>
-            <w:proofErr w:type="spellStart"/>
-            <w:r>
-              <w:t>property</w:t>
-            </w:r>
-            <w:proofErr w:type="spellEnd"/>
-            <w:r>
-              <w:t xml:space="preserve"> </w:t>
-            </w:r>
-            <w:proofErr w:type="spellStart"/>
-            <w:r>
-              <w:t>NomeOK</w:t>
-            </w:r>
-            <w:proofErr w:type="spellEnd"/>
-            <w:r>
-              <w:t>]</w:t>
+              <w:t>[property NomeOK]</w:t>
             </w:r>
           </w:p>
           <w:p/>
           <w:p>
             <w:r>
-              <w:t>[</w:t>
-            </w:r>
-            <w:proofErr w:type="spellStart"/>
-            <w:r>
-              <w:t>error</w:t>
-            </w:r>
-            <w:proofErr w:type="spellEnd"/>
-            <w:r>
-              <w:t>]</w:t>
+              <w:t>[error]</w:t>
             </w:r>
           </w:p>
           <w:p/>
           <w:p>
             <w:r>
-              <w:t>[</w:t>
-            </w:r>
-            <w:proofErr w:type="spellStart"/>
-            <w:r>
-              <w:t>error</w:t>
-            </w:r>
-            <w:proofErr w:type="spellEnd"/>
-            <w:r>
-              <w:t>]</w:t>
+              <w:t>[error]</w:t>
             </w:r>
           </w:p>
         </w:tc>
@@ -11122,51 +9722,19 @@
           </w:tcPr>
           <w:p>
             <w:r>
-              <w:t>[</w:t>
-            </w:r>
-            <w:proofErr w:type="spellStart"/>
-            <w:r>
-              <w:t>property</w:t>
-            </w:r>
-            <w:proofErr w:type="spellEnd"/>
-            <w:r>
-              <w:t xml:space="preserve"> </w:t>
-            </w:r>
-            <w:proofErr w:type="spellStart"/>
-            <w:r>
-              <w:t>CognomeOK</w:t>
-            </w:r>
-            <w:proofErr w:type="spellEnd"/>
-            <w:r>
-              <w:t>]</w:t>
+              <w:t>[property CognomeOK]</w:t>
             </w:r>
           </w:p>
           <w:p/>
           <w:p>
             <w:r>
-              <w:t>[</w:t>
-            </w:r>
-            <w:proofErr w:type="spellStart"/>
-            <w:r>
-              <w:t>error</w:t>
-            </w:r>
-            <w:proofErr w:type="spellEnd"/>
-            <w:r>
-              <w:t>]</w:t>
+              <w:t>[error]</w:t>
             </w:r>
           </w:p>
           <w:p/>
           <w:p>
             <w:r>
-              <w:t>[</w:t>
-            </w:r>
-            <w:proofErr w:type="spellStart"/>
-            <w:r>
-              <w:t>error</w:t>
-            </w:r>
-            <w:proofErr w:type="spellEnd"/>
-            <w:r>
-              <w:t>]</w:t>
+              <w:t>[error]</w:t>
             </w:r>
           </w:p>
         </w:tc>
@@ -11180,11 +9748,9 @@
             <w:tcW w:w="2263" w:type="dxa"/>
           </w:tcPr>
           <w:p>
-            <w:proofErr w:type="gramStart"/>
             <w:r>
               <w:t>Email</w:t>
             </w:r>
-            <w:proofErr w:type="gramEnd"/>
           </w:p>
         </w:tc>
         <w:tc>
@@ -11229,21 +9795,7 @@
               <w:rPr>
                 <w:lang w:val="en-GB"/>
               </w:rPr>
-              <w:t xml:space="preserve">[property </w:t>
-            </w:r>
-            <w:proofErr w:type="spellStart"/>
-            <w:r>
-              <w:rPr>
-                <w:lang w:val="en-GB"/>
-              </w:rPr>
-              <w:t>EmailOK</w:t>
-            </w:r>
-            <w:proofErr w:type="spellEnd"/>
-            <w:r>
-              <w:rPr>
-                <w:lang w:val="en-GB"/>
-              </w:rPr>
-              <w:t>]</w:t>
+              <w:t>[property EmailOK]</w:t>
             </w:r>
           </w:p>
           <w:p>
@@ -11350,51 +9902,19 @@
           </w:tcPr>
           <w:p>
             <w:r>
-              <w:t>[</w:t>
-            </w:r>
-            <w:proofErr w:type="spellStart"/>
-            <w:r>
-              <w:t>property</w:t>
-            </w:r>
-            <w:proofErr w:type="spellEnd"/>
-            <w:r>
-              <w:t xml:space="preserve"> </w:t>
-            </w:r>
-            <w:proofErr w:type="spellStart"/>
-            <w:r>
-              <w:t>DataOK</w:t>
-            </w:r>
-            <w:proofErr w:type="spellEnd"/>
-            <w:r>
-              <w:t>]</w:t>
+              <w:t>[property DataOK]</w:t>
             </w:r>
           </w:p>
           <w:p/>
           <w:p>
             <w:r>
-              <w:t>[</w:t>
-            </w:r>
-            <w:proofErr w:type="spellStart"/>
-            <w:r>
-              <w:t>error</w:t>
-            </w:r>
-            <w:proofErr w:type="spellEnd"/>
-            <w:r>
-              <w:t>]</w:t>
+              <w:t>[error]</w:t>
             </w:r>
           </w:p>
           <w:p/>
           <w:p>
             <w:r>
-              <w:t>[</w:t>
-            </w:r>
-            <w:proofErr w:type="spellStart"/>
-            <w:r>
-              <w:t>error</w:t>
-            </w:r>
-            <w:proofErr w:type="spellEnd"/>
-            <w:r>
-              <w:t>]</w:t>
+              <w:t>[error]</w:t>
             </w:r>
           </w:p>
         </w:tc>
@@ -11437,15 +9957,7 @@
           <w:p/>
           <w:p>
             <w:r>
-              <w:t>[</w:t>
-            </w:r>
-            <w:proofErr w:type="spellStart"/>
-            <w:r>
-              <w:t>error</w:t>
-            </w:r>
-            <w:proofErr w:type="spellEnd"/>
-            <w:r>
-              <w:t>]</w:t>
+              <w:t>[error]</w:t>
             </w:r>
           </w:p>
         </w:tc>
@@ -11481,23 +9993,7 @@
           </w:tcPr>
           <w:p>
             <w:r>
-              <w:t>[</w:t>
-            </w:r>
-            <w:proofErr w:type="spellStart"/>
-            <w:r>
-              <w:t>property</w:t>
-            </w:r>
-            <w:proofErr w:type="spellEnd"/>
-            <w:r>
-              <w:t xml:space="preserve"> </w:t>
-            </w:r>
-            <w:proofErr w:type="spellStart"/>
-            <w:r>
-              <w:t>MatGenOK</w:t>
-            </w:r>
-            <w:proofErr w:type="spellEnd"/>
-            <w:r>
-              <w:t>]</w:t>
+              <w:t>[property MatGenOK]</w:t>
             </w:r>
           </w:p>
         </w:tc>
@@ -11538,37 +10034,13 @@
           </w:tcPr>
           <w:p>
             <w:r>
-              <w:t>[</w:t>
-            </w:r>
-            <w:proofErr w:type="spellStart"/>
-            <w:r>
-              <w:t>property</w:t>
-            </w:r>
-            <w:proofErr w:type="spellEnd"/>
-            <w:r>
-              <w:t xml:space="preserve"> </w:t>
-            </w:r>
-            <w:proofErr w:type="spellStart"/>
-            <w:r>
-              <w:t>passgenOK</w:t>
-            </w:r>
-            <w:proofErr w:type="spellEnd"/>
-            <w:r>
-              <w:t>]</w:t>
+              <w:t>[property passgenOK]</w:t>
             </w:r>
           </w:p>
           <w:p/>
           <w:p>
             <w:r>
-              <w:t>[</w:t>
-            </w:r>
-            <w:proofErr w:type="spellStart"/>
-            <w:r>
-              <w:t>error</w:t>
-            </w:r>
-            <w:proofErr w:type="spellEnd"/>
-            <w:r>
-              <w:t>]</w:t>
+              <w:t>[error]</w:t>
             </w:r>
           </w:p>
         </w:tc>
@@ -11658,15 +10130,7 @@
           </w:tcPr>
           <w:p>
             <w:r>
-              <w:t>^[a-</w:t>
-            </w:r>
-            <w:proofErr w:type="spellStart"/>
-            <w:r>
-              <w:t>zA</w:t>
-            </w:r>
-            <w:proofErr w:type="spellEnd"/>
-            <w:r>
-              <w:t>-Z]{1,50}$</w:t>
+              <w:t>^[a-zA-Z]{1,50}$</w:t>
             </w:r>
           </w:p>
         </w:tc>
@@ -11691,15 +10155,7 @@
           </w:tcPr>
           <w:p>
             <w:r>
-              <w:t>^[a-</w:t>
-            </w:r>
-            <w:proofErr w:type="spellStart"/>
-            <w:r>
-              <w:t>zA</w:t>
-            </w:r>
-            <w:proofErr w:type="spellEnd"/>
-            <w:r>
-              <w:t>-Z]{1,50}$</w:t>
+              <w:t>^[a-zA-Z]{1,50}$</w:t>
             </w:r>
           </w:p>
         </w:tc>
@@ -11713,11 +10169,9 @@
             <w:tcW w:w="1696" w:type="dxa"/>
           </w:tcPr>
           <w:p>
-            <w:proofErr w:type="gramStart"/>
             <w:r>
               <w:t>Email</w:t>
             </w:r>
-            <w:proofErr w:type="gramEnd"/>
           </w:p>
         </w:tc>
         <w:tc>
@@ -12207,7 +10661,6 @@
             <w:pPr>
               <w:spacing w:after="160" w:line="259" w:lineRule="auto"/>
             </w:pPr>
-            <w:proofErr w:type="spellStart"/>
             <w:r>
               <w:rPr>
                 <w:b/>
@@ -12215,7 +10668,6 @@
               </w:rPr>
               <w:t>Error</w:t>
             </w:r>
-            <w:proofErr w:type="spellEnd"/>
             <w:r>
               <w:t xml:space="preserve">: "Indirizzo e-mail già utilizzato" </w:t>
             </w:r>
@@ -12337,7 +10789,6 @@
             <w:pPr>
               <w:spacing w:after="160" w:line="259" w:lineRule="auto"/>
             </w:pPr>
-            <w:proofErr w:type="spellStart"/>
             <w:r>
               <w:rPr>
                 <w:b/>
@@ -12345,7 +10796,6 @@
               </w:rPr>
               <w:t>Error</w:t>
             </w:r>
-            <w:proofErr w:type="spellEnd"/>
             <w:r>
               <w:t>: "Il campo 'nome' è obbligatorio"</w:t>
             </w:r>
@@ -12467,7 +10917,6 @@
             <w:pPr>
               <w:spacing w:after="160" w:line="259" w:lineRule="auto"/>
             </w:pPr>
-            <w:proofErr w:type="spellStart"/>
             <w:r>
               <w:rPr>
                 <w:b/>
@@ -12475,7 +10924,6 @@
               </w:rPr>
               <w:t>Error</w:t>
             </w:r>
-            <w:proofErr w:type="spellEnd"/>
             <w:r>
               <w:t xml:space="preserve">: "Formato data non valido" </w:t>
             </w:r>
@@ -12597,7 +11045,6 @@
             <w:pPr>
               <w:spacing w:after="160" w:line="259" w:lineRule="auto"/>
             </w:pPr>
-            <w:proofErr w:type="spellStart"/>
             <w:r>
               <w:rPr>
                 <w:b/>
@@ -12605,17 +11052,8 @@
               </w:rPr>
               <w:t>Error</w:t>
             </w:r>
-            <w:proofErr w:type="spellEnd"/>
-            <w:r>
-              <w:t xml:space="preserve">: "Il campo 'data di </w:t>
-            </w:r>
-            <w:proofErr w:type="spellStart"/>
-            <w:r>
-              <w:t>nascita'</w:t>
-            </w:r>
-            <w:proofErr w:type="spellEnd"/>
-            <w:r>
-              <w:t xml:space="preserve"> è obbligatorio" </w:t>
+            <w:r>
+              <w:t xml:space="preserve">: "Il campo 'data di nascita' è obbligatorio" </w:t>
             </w:r>
           </w:p>
         </w:tc>
@@ -12735,7 +11173,6 @@
             <w:pPr>
               <w:spacing w:after="160" w:line="259" w:lineRule="auto"/>
             </w:pPr>
-            <w:proofErr w:type="spellStart"/>
             <w:r>
               <w:rPr>
                 <w:b/>
@@ -12743,7 +11180,6 @@
               </w:rPr>
               <w:t>Error</w:t>
             </w:r>
-            <w:proofErr w:type="spellEnd"/>
             <w:r>
               <w:t xml:space="preserve">: "Il formato e-mail non </w:t>
             </w:r>
@@ -12869,7 +11305,6 @@
             <w:pPr>
               <w:spacing w:after="160" w:line="259" w:lineRule="auto"/>
             </w:pPr>
-            <w:proofErr w:type="spellStart"/>
             <w:r>
               <w:rPr>
                 <w:b/>
@@ -12877,7 +11312,6 @@
               </w:rPr>
               <w:t>Error</w:t>
             </w:r>
-            <w:proofErr w:type="spellEnd"/>
             <w:r>
               <w:t>: "</w:t>
             </w:r>
@@ -12978,21 +11412,12 @@
                 <w:bCs/>
               </w:rPr>
             </w:pPr>
-            <w:proofErr w:type="spellStart"/>
-            <w:r>
-              <w:rPr>
-                <w:b/>
-                <w:bCs/>
-              </w:rPr>
-              <w:t>Error</w:t>
-            </w:r>
-            <w:proofErr w:type="spellEnd"/>
-            <w:r>
-              <w:rPr>
-                <w:b/>
-                <w:bCs/>
-              </w:rPr>
-              <w:t xml:space="preserve">: </w:t>
+            <w:r>
+              <w:rPr>
+                <w:b/>
+                <w:bCs/>
+              </w:rPr>
+              <w:t xml:space="preserve">Error: </w:t>
             </w:r>
             <w:r>
               <w:t>“</w:t>
@@ -13085,21 +11510,12 @@
             <w:tcW w:w="2151" w:type="dxa"/>
           </w:tcPr>
           <w:p>
-            <w:proofErr w:type="spellStart"/>
-            <w:r>
-              <w:rPr>
-                <w:b/>
-                <w:bCs/>
-              </w:rPr>
-              <w:t>Error</w:t>
-            </w:r>
-            <w:proofErr w:type="spellEnd"/>
-            <w:r>
-              <w:rPr>
-                <w:b/>
-                <w:bCs/>
-              </w:rPr>
-              <w:t xml:space="preserve">: </w:t>
+            <w:r>
+              <w:rPr>
+                <w:b/>
+                <w:bCs/>
+              </w:rPr>
+              <w:t xml:space="preserve">Error: </w:t>
             </w:r>
             <w:r>
               <w:t>“Campo ‘cognome’ obbligatorio”</w:t>
@@ -13133,15 +11549,7 @@
     <w:p/>
     <w:p>
       <w:r>
-        <w:t xml:space="preserve">Le attività di testing per il sistema E.W.M.S. non sono concepite come una fase isolata al termine dello sviluppo, ma sono integrate nell'intero ciclo di vita del software engineering. Il processo prevede che lo </w:t>
-      </w:r>
-      <w:proofErr w:type="spellStart"/>
-      <w:r>
-        <w:t>unit</w:t>
-      </w:r>
-      <w:proofErr w:type="spellEnd"/>
-      <w:r>
-        <w:t xml:space="preserve"> testing venga eseguito non appena le singole unità logiche risultano pront</w:t>
+        <w:t>Le attività di testing per il sistema E.W.M.S. non sono concepite come una fase isolata al termine dello sviluppo, ma sono integrate nell'intero ciclo di vita del software engineering. Il processo prevede che lo unit testing venga eseguito non appena le singole unità logiche risultano pront</w:t>
       </w:r>
       <w:r>
         <w:t>e</w:t>
@@ -13152,83 +11560,19 @@
     </w:p>
     <w:p>
       <w:r>
-        <w:t xml:space="preserve">Inoltre, la suite di test è considerata un'entità dinamica. Durante lo sviluppo, </w:t>
-      </w:r>
-      <w:proofErr w:type="gramStart"/>
-      <w:r>
-        <w:t>il team</w:t>
-      </w:r>
-      <w:proofErr w:type="gramEnd"/>
-      <w:r>
-        <w:t xml:space="preserve"> </w:t>
+        <w:t xml:space="preserve">Inoltre, la suite di test è considerata un'entità dinamica. Durante lo sviluppo, il team </w:t>
       </w:r>
       <w:r>
         <w:t>aggiungerà</w:t>
       </w:r>
       <w:r>
-        <w:t xml:space="preserve"> nuovi test </w:t>
-      </w:r>
-      <w:proofErr w:type="spellStart"/>
-      <w:r>
-        <w:t>cases</w:t>
-      </w:r>
-      <w:proofErr w:type="spellEnd"/>
-      <w:r>
-        <w:t xml:space="preserve"> </w:t>
+        <w:t xml:space="preserve"> nuovi test cases </w:t>
       </w:r>
       <w:r>
         <w:t xml:space="preserve">man mano che lo sviluppo porta ad un miglior comprensione del sistema e dei suoi requisiti o </w:t>
       </w:r>
       <w:r>
-        <w:t xml:space="preserve">qualora emergano scenari d'uso non previsti inizialmente o nel caso in cui la scomposizione gerarchica delle nuove funzionalità riveli ulteriori </w:t>
-      </w:r>
-      <w:proofErr w:type="spellStart"/>
-      <w:r>
-        <w:t>boundary</w:t>
-      </w:r>
-      <w:proofErr w:type="spellEnd"/>
-      <w:r>
-        <w:t xml:space="preserve"> </w:t>
-      </w:r>
-      <w:proofErr w:type="spellStart"/>
-      <w:r>
-        <w:t>values</w:t>
-      </w:r>
-      <w:proofErr w:type="spellEnd"/>
-      <w:r>
-        <w:t xml:space="preserve"> critici. Questo garantisce che la copertura dei </w:t>
-      </w:r>
-      <w:proofErr w:type="spellStart"/>
-      <w:r>
-        <w:t>functional</w:t>
-      </w:r>
-      <w:proofErr w:type="spellEnd"/>
-      <w:r>
-        <w:t xml:space="preserve"> </w:t>
-      </w:r>
-      <w:proofErr w:type="spellStart"/>
-      <w:r>
-        <w:t>requirements</w:t>
-      </w:r>
-      <w:proofErr w:type="spellEnd"/>
-      <w:r>
-        <w:t xml:space="preserve"> rimanga completa e aggiornata rispetto all'evoluzione della business </w:t>
-      </w:r>
-      <w:proofErr w:type="spellStart"/>
-      <w:r>
-        <w:t>logic</w:t>
-      </w:r>
-      <w:proofErr w:type="spellEnd"/>
-      <w:r>
-        <w:t xml:space="preserve"> e delle interfacce definite nell'Object Design </w:t>
-      </w:r>
-      <w:proofErr w:type="spellStart"/>
-      <w:r>
-        <w:t>Document</w:t>
-      </w:r>
-      <w:proofErr w:type="spellEnd"/>
-      <w:r>
-        <w:t>.</w:t>
+        <w:t>qualora emergano scenari d'uso non previsti inizialmente o nel caso in cui la scomposizione gerarchica delle nuove funzionalità riveli ulteriori boundary values critici. Questo garantisce che la copertura dei functional requirements rimanga completa e aggiornata rispetto all'evoluzione della business logic e delle interfacce definite nell'Object Design Document.</w:t>
       </w:r>
     </w:p>
     <w:p/>

--- a/Workspace/Testing/Test plan/TestPlan_EWMS.docx
+++ b/Workspace/Testing/Test plan/TestPlan_EWMS.docx
@@ -143,7 +143,26 @@
           <w:lang w:val="en-GB"/>
         </w:rPr>
         <w:br/>
-        <w:t xml:space="preserve">Versione </w:t>
+      </w:r>
+      <w:proofErr w:type="spellStart"/>
+      <w:r>
+        <w:rPr>
+          <w:rFonts w:ascii="Arial" w:hAnsi="Arial"/>
+          <w:b/>
+          <w:sz w:val="36"/>
+          <w:lang w:val="en-GB"/>
+        </w:rPr>
+        <w:t>Versione</w:t>
+      </w:r>
+      <w:proofErr w:type="spellEnd"/>
+      <w:r>
+        <w:rPr>
+          <w:rFonts w:ascii="Arial" w:hAnsi="Arial"/>
+          <w:b/>
+          <w:sz w:val="36"/>
+          <w:lang w:val="en-GB"/>
+        </w:rPr>
+        <w:t xml:space="preserve"> </w:t>
       </w:r>
       <w:r>
         <w:rPr>
@@ -1013,13 +1032,23 @@
           <w:sz w:val="32"/>
         </w:rPr>
       </w:pPr>
+      <w:proofErr w:type="spellStart"/>
       <w:r>
         <w:rPr>
           <w:rFonts w:cs="Times New Roman"/>
           <w:b/>
           <w:sz w:val="32"/>
         </w:rPr>
-        <w:t>Revision History</w:t>
+        <w:t>Revision</w:t>
+      </w:r>
+      <w:proofErr w:type="spellEnd"/>
+      <w:r>
+        <w:rPr>
+          <w:rFonts w:cs="Times New Roman"/>
+          <w:b/>
+          <w:sz w:val="32"/>
+        </w:rPr>
+        <w:t xml:space="preserve"> History</w:t>
       </w:r>
       <w:r>
         <w:rPr>
@@ -1333,8 +1362,16 @@
               <w:rPr>
                 <w:sz w:val="20"/>
               </w:rPr>
-              <w:t>Sono stati aggiunti tutti i punti previsti, si prevede l’aggiunta di nuovi test cases</w:t>
-            </w:r>
+              <w:t xml:space="preserve">Sono stati aggiunti tutti i punti previsti, si prevede l’aggiunta di nuovi test </w:t>
+            </w:r>
+            <w:proofErr w:type="spellStart"/>
+            <w:r>
+              <w:rPr>
+                <w:sz w:val="20"/>
+              </w:rPr>
+              <w:t>cases</w:t>
+            </w:r>
+            <w:proofErr w:type="spellEnd"/>
           </w:p>
         </w:tc>
         <w:tc>
@@ -2305,7 +2342,21 @@
             <w:rStyle w:val="Collegamentoipertestuale"/>
             <w:noProof/>
           </w:rPr>
-          <w:t>Approccio</w:t>
+          <w:t>App</w:t>
+        </w:r>
+        <w:r>
+          <w:rPr>
+            <w:rStyle w:val="Collegamentoipertestuale"/>
+            <w:noProof/>
+          </w:rPr>
+          <w:t>r</w:t>
+        </w:r>
+        <w:r>
+          <w:rPr>
+            <w:rStyle w:val="Collegamentoipertestuale"/>
+            <w:noProof/>
+          </w:rPr>
+          <w:t>occio</w:t>
         </w:r>
         <w:r>
           <w:rPr>
@@ -2483,7 +2534,21 @@
             <w:rStyle w:val="Collegamentoipertestuale"/>
             <w:noProof/>
           </w:rPr>
-          <w:t>Materiale per i test</w:t>
+          <w:t>Materi</w:t>
+        </w:r>
+        <w:r>
+          <w:rPr>
+            <w:rStyle w:val="Collegamentoipertestuale"/>
+            <w:noProof/>
+          </w:rPr>
+          <w:t>a</w:t>
+        </w:r>
+        <w:r>
+          <w:rPr>
+            <w:rStyle w:val="Collegamentoipertestuale"/>
+            <w:noProof/>
+          </w:rPr>
+          <w:t>le per i test</w:t>
         </w:r>
         <w:r>
           <w:rPr>
@@ -3111,7 +3176,39 @@
         <w:t>Questo documento ha l’obiettivo di definire la strategia di testing e le specifiche di validazione per la piattaforma Easy Work Management System (E.W.M.S.).</w:t>
       </w:r>
       <w:r>
-        <w:t xml:space="preserve"> In questo documento saranno presentate le strategie per il testing per il sistema. Saranno esplorate le tecniche che il team applicherà per effettuare unit testing, integration testing e system testing. In particolare, saranno elencati i test cases per le funzionalità critiche del sistema.</w:t>
+        <w:t xml:space="preserve"> In questo documento saranno presentate le strategie per il testing per il sistema. Saranno esplorate le tecniche che </w:t>
+      </w:r>
+      <w:proofErr w:type="gramStart"/>
+      <w:r>
+        <w:t>il team</w:t>
+      </w:r>
+      <w:proofErr w:type="gramEnd"/>
+      <w:r>
+        <w:t xml:space="preserve"> applicherà per effettuare </w:t>
+      </w:r>
+      <w:proofErr w:type="spellStart"/>
+      <w:r>
+        <w:t>unit</w:t>
+      </w:r>
+      <w:proofErr w:type="spellEnd"/>
+      <w:r>
+        <w:t xml:space="preserve"> testing, </w:t>
+      </w:r>
+      <w:proofErr w:type="spellStart"/>
+      <w:r>
+        <w:t>integration</w:t>
+      </w:r>
+      <w:proofErr w:type="spellEnd"/>
+      <w:r>
+        <w:t xml:space="preserve"> testing e system testing. In particolare, saranno elencati i test </w:t>
+      </w:r>
+      <w:proofErr w:type="spellStart"/>
+      <w:r>
+        <w:t>cases</w:t>
+      </w:r>
+      <w:proofErr w:type="spellEnd"/>
+      <w:r>
+        <w:t xml:space="preserve"> per le funzionalità critiche del sistema.</w:t>
       </w:r>
     </w:p>
     <w:p>
@@ -3147,13 +3244,31 @@
           <w:numId w:val="9"/>
         </w:numPr>
       </w:pPr>
+      <w:proofErr w:type="spellStart"/>
       <w:r>
         <w:rPr>
           <w:b/>
           <w:bCs/>
         </w:rPr>
-        <w:t>Requirement Analysis Document</w:t>
-      </w:r>
+        <w:t>Requirement</w:t>
+      </w:r>
+      <w:proofErr w:type="spellEnd"/>
+      <w:r>
+        <w:rPr>
+          <w:b/>
+          <w:bCs/>
+        </w:rPr>
+        <w:t xml:space="preserve"> Analysis </w:t>
+      </w:r>
+      <w:proofErr w:type="spellStart"/>
+      <w:r>
+        <w:rPr>
+          <w:b/>
+          <w:bCs/>
+        </w:rPr>
+        <w:t>Document</w:t>
+      </w:r>
+      <w:proofErr w:type="spellEnd"/>
       <w:r>
         <w:t>: tale relazione si f</w:t>
       </w:r>
@@ -3177,8 +3292,17 @@
           <w:b/>
           <w:bCs/>
         </w:rPr>
-        <w:t>System Design Document</w:t>
-      </w:r>
+        <w:t xml:space="preserve">System Design </w:t>
+      </w:r>
+      <w:proofErr w:type="spellStart"/>
+      <w:r>
+        <w:rPr>
+          <w:b/>
+          <w:bCs/>
+        </w:rPr>
+        <w:t>Document</w:t>
+      </w:r>
+      <w:proofErr w:type="spellEnd"/>
       <w:r>
         <w:t>: tale relazione si fonda sulla suddivisione in sottosistemi del sistema EWMS, grazie a questo documento è stato possibile individuare correttamente i sottosistemi che partecipano ai test case descritti in questo documento.</w:t>
       </w:r>
@@ -3199,8 +3323,17 @@
           <w:b/>
           <w:bCs/>
         </w:rPr>
-        <w:t>Object Design Document</w:t>
-      </w:r>
+        <w:t xml:space="preserve">Object Design </w:t>
+      </w:r>
+      <w:proofErr w:type="spellStart"/>
+      <w:r>
+        <w:rPr>
+          <w:b/>
+          <w:bCs/>
+        </w:rPr>
+        <w:t>Document</w:t>
+      </w:r>
+      <w:proofErr w:type="spellEnd"/>
       <w:r>
         <w:t>: tale relazione è</w:t>
       </w:r>
@@ -3221,19 +3354,56 @@
       </w:pPr>
       <w:bookmarkStart w:id="2" w:name="_Toc217148113"/>
       <w:r>
-        <w:t>System overview</w:t>
+        <w:t xml:space="preserve">System </w:t>
+      </w:r>
+      <w:proofErr w:type="spellStart"/>
+      <w:r>
+        <w:t>overview</w:t>
       </w:r>
       <w:bookmarkEnd w:id="2"/>
+      <w:proofErr w:type="spellEnd"/>
     </w:p>
     <w:p>
       <w:r>
         <w:t xml:space="preserve">L’applicazione E.W.M.S. è </w:t>
       </w:r>
       <w:r>
-        <w:t xml:space="preserve">una web application </w:t>
-      </w:r>
-      <w:r>
-        <w:t>basata su una three-tier architecture, come descritto nel System Design Document. Questa struttura consente una netta separazione delle responsabilità, facilitando la decomposizione gerarchica necessaria per il testing modulare:</w:t>
+        <w:t xml:space="preserve">una web </w:t>
+      </w:r>
+      <w:proofErr w:type="spellStart"/>
+      <w:r>
+        <w:t>application</w:t>
+      </w:r>
+      <w:proofErr w:type="spellEnd"/>
+      <w:r>
+        <w:t xml:space="preserve"> </w:t>
+      </w:r>
+      <w:r>
+        <w:t xml:space="preserve">basata su una </w:t>
+      </w:r>
+      <w:proofErr w:type="spellStart"/>
+      <w:r>
+        <w:t>three-tier</w:t>
+      </w:r>
+      <w:proofErr w:type="spellEnd"/>
+      <w:r>
+        <w:t xml:space="preserve"> </w:t>
+      </w:r>
+      <w:proofErr w:type="spellStart"/>
+      <w:r>
+        <w:t>architecture</w:t>
+      </w:r>
+      <w:proofErr w:type="spellEnd"/>
+      <w:r>
+        <w:t xml:space="preserve">, come descritto nel System Design </w:t>
+      </w:r>
+      <w:proofErr w:type="spellStart"/>
+      <w:r>
+        <w:t>Document</w:t>
+      </w:r>
+      <w:proofErr w:type="spellEnd"/>
+      <w:r>
+        <w:t>. Questa struttura consente una netta separazione delle responsabilità, facilitando la decomposizione gerarchica necessaria per il testing modulare:</w:t>
       </w:r>
     </w:p>
     <w:p>
@@ -3270,7 +3440,15 @@
         <w:t>Application</w:t>
       </w:r>
       <w:r>
-        <w:t xml:space="preserve"> Layer: Rappresenta il nucleo dell’applicazione dove risiede la business logic. In questo livello, i vari service elaborano le richieste e applicano i vincoli definiti nel RAD.</w:t>
+        <w:t xml:space="preserve"> Layer: Rappresenta il nucleo dell’applicazione dove risiede la business </w:t>
+      </w:r>
+      <w:proofErr w:type="spellStart"/>
+      <w:r>
+        <w:t>logic</w:t>
+      </w:r>
+      <w:proofErr w:type="spellEnd"/>
+      <w:r>
+        <w:t>. In questo livello, i vari service elaborano le richieste e applicano i vincoli definiti nel RAD.</w:t>
       </w:r>
     </w:p>
     <w:p>
@@ -3282,7 +3460,15 @@
       </w:pPr>
       <w:r>
         <w:lastRenderedPageBreak/>
-        <w:t>Data Layer: Responsabile della persistence dei dati, interagisce con il database relazionale. Utilizza il pattern DAO (Data Access Object) per garantire l'integrità delle informazioni durante i processi di lettura e scrittura.</w:t>
+        <w:t xml:space="preserve">Data Layer: Responsabile della </w:t>
+      </w:r>
+      <w:proofErr w:type="spellStart"/>
+      <w:r>
+        <w:t>persistence</w:t>
+      </w:r>
+      <w:proofErr w:type="spellEnd"/>
+      <w:r>
+        <w:t xml:space="preserve"> dei dati, interagisce con il database relazionale. Utilizza il pattern DAO (Data Access Object) per garantire l'integrità delle informazioni durante i processi di lettura e scrittura.</w:t>
       </w:r>
     </w:p>
     <w:p>
@@ -3309,7 +3495,79 @@
     <w:p/>
     <w:p>
       <w:r>
-        <w:t>In questa sezione viene riportata l’applicazione sistematica del metodo category partition per le principali funzionalità del sistema E.W.M.S., identificate come critiche nel Requirement Analysis Document. L'obiettivo è trasformare i functional requirements in una serie di test frames che garantiscano una copertura esaustiva degli scenari di utilizzo, dei casi di error e dei boundary values.</w:t>
+        <w:t xml:space="preserve">In questa sezione viene riportata l’applicazione sistematica del metodo </w:t>
+      </w:r>
+      <w:proofErr w:type="spellStart"/>
+      <w:r>
+        <w:t>category</w:t>
+      </w:r>
+      <w:proofErr w:type="spellEnd"/>
+      <w:r>
+        <w:t xml:space="preserve"> </w:t>
+      </w:r>
+      <w:proofErr w:type="spellStart"/>
+      <w:r>
+        <w:t>partition</w:t>
+      </w:r>
+      <w:proofErr w:type="spellEnd"/>
+      <w:r>
+        <w:t xml:space="preserve"> per le principali funzionalità del sistema E.W.M.S., identificate come critiche nel </w:t>
+      </w:r>
+      <w:proofErr w:type="spellStart"/>
+      <w:r>
+        <w:t>Requirement</w:t>
+      </w:r>
+      <w:proofErr w:type="spellEnd"/>
+      <w:r>
+        <w:t xml:space="preserve"> Analysis </w:t>
+      </w:r>
+      <w:proofErr w:type="spellStart"/>
+      <w:r>
+        <w:t>Document</w:t>
+      </w:r>
+      <w:proofErr w:type="spellEnd"/>
+      <w:r>
+        <w:t xml:space="preserve">. L'obiettivo è trasformare i </w:t>
+      </w:r>
+      <w:proofErr w:type="spellStart"/>
+      <w:r>
+        <w:t>functional</w:t>
+      </w:r>
+      <w:proofErr w:type="spellEnd"/>
+      <w:r>
+        <w:t xml:space="preserve"> </w:t>
+      </w:r>
+      <w:proofErr w:type="spellStart"/>
+      <w:r>
+        <w:t>requirements</w:t>
+      </w:r>
+      <w:proofErr w:type="spellEnd"/>
+      <w:r>
+        <w:t xml:space="preserve"> in una serie di test frames che garantiscano una copertura esaustiva degli scenari di utilizzo, dei casi di </w:t>
+      </w:r>
+      <w:proofErr w:type="spellStart"/>
+      <w:r>
+        <w:t>error</w:t>
+      </w:r>
+      <w:proofErr w:type="spellEnd"/>
+      <w:r>
+        <w:t xml:space="preserve"> e dei </w:t>
+      </w:r>
+      <w:proofErr w:type="spellStart"/>
+      <w:r>
+        <w:t>boundary</w:t>
+      </w:r>
+      <w:proofErr w:type="spellEnd"/>
+      <w:r>
+        <w:t xml:space="preserve"> </w:t>
+      </w:r>
+      <w:proofErr w:type="spellStart"/>
+      <w:r>
+        <w:t>values</w:t>
+      </w:r>
+      <w:proofErr w:type="spellEnd"/>
+      <w:r>
+        <w:t>.</w:t>
       </w:r>
       <w:r>
         <w:t xml:space="preserve"> Le funzionalità che sono state scelte per avere un testing più approfondito sono:</w:t>
@@ -3379,7 +3637,23 @@
     <w:p/>
     <w:p>
       <w:r>
-        <w:t xml:space="preserve">Il sistema presenta diverse altre funzionalità, le quali però hanno un’interazione leggera con gli attori del sistema o hanno un funzionamento molto simile alle funzionalità testate, la loro fase di testing quindi si condurrà principalmente all’interno di unit e integration testing. </w:t>
+        <w:t xml:space="preserve">Il sistema presenta diverse altre funzionalità, le quali però hanno un’interazione leggera con gli attori del sistema o hanno un funzionamento molto simile alle funzionalità testate, la loro fase di testing quindi si condurrà principalmente all’interno di </w:t>
+      </w:r>
+      <w:proofErr w:type="spellStart"/>
+      <w:r>
+        <w:t>unit</w:t>
+      </w:r>
+      <w:proofErr w:type="spellEnd"/>
+      <w:r>
+        <w:t xml:space="preserve"> e </w:t>
+      </w:r>
+      <w:proofErr w:type="spellStart"/>
+      <w:r>
+        <w:t>integration</w:t>
+      </w:r>
+      <w:proofErr w:type="spellEnd"/>
+      <w:r>
+        <w:t xml:space="preserve"> testing. </w:t>
       </w:r>
     </w:p>
     <w:p/>
@@ -3401,19 +3675,56 @@
       <w:bookmarkStart w:id="4" w:name="_Toc217148115"/>
       <w:r>
         <w:lastRenderedPageBreak/>
-        <w:t>Pass/Fail criteria</w:t>
+        <w:t xml:space="preserve">Pass/Fail </w:t>
+      </w:r>
+      <w:proofErr w:type="spellStart"/>
+      <w:r>
+        <w:t>criteria</w:t>
       </w:r>
       <w:bookmarkEnd w:id="4"/>
+      <w:proofErr w:type="spellEnd"/>
     </w:p>
     <w:p>
       <w:r>
-        <w:t>In questa sezione vengono definiti i criteri oggettivi per determinare l’esito delle attività di testing condotte sul sistema E.W.M.S</w:t>
+        <w:t xml:space="preserve">In questa sezione vengono definiti i criteri oggettivi per determinare l’esito delle attività di testing condotte sul sistema </w:t>
+      </w:r>
+      <w:proofErr w:type="gramStart"/>
+      <w:r>
+        <w:t>E.W.M.S</w:t>
       </w:r>
       <w:r>
         <w:t>.</w:t>
       </w:r>
       <w:r>
-        <w:t>. La valutazione si basa sulla coerenza tra il comportamento osservato dell'applicazione e le specifiche tecniche formalizzate nel Requirement Analysis Document e nell'Object Design Document.</w:t>
+        <w:t>.</w:t>
+      </w:r>
+      <w:proofErr w:type="gramEnd"/>
+      <w:r>
+        <w:t xml:space="preserve"> La valutazione si basa sulla coerenza tra il comportamento osservato dell'applicazione e le specifiche tecniche formalizzate nel </w:t>
+      </w:r>
+      <w:proofErr w:type="spellStart"/>
+      <w:r>
+        <w:t>Requirement</w:t>
+      </w:r>
+      <w:proofErr w:type="spellEnd"/>
+      <w:r>
+        <w:t xml:space="preserve"> Analysis </w:t>
+      </w:r>
+      <w:proofErr w:type="spellStart"/>
+      <w:r>
+        <w:t>Document</w:t>
+      </w:r>
+      <w:proofErr w:type="spellEnd"/>
+      <w:r>
+        <w:t xml:space="preserve"> e nell'Object Design </w:t>
+      </w:r>
+      <w:proofErr w:type="spellStart"/>
+      <w:r>
+        <w:t>Document</w:t>
+      </w:r>
+      <w:proofErr w:type="spellEnd"/>
+      <w:r>
+        <w:t>.</w:t>
       </w:r>
     </w:p>
     <w:p>
@@ -3471,13 +3782,26 @@
         <w:t>Integrità della Logica</w:t>
       </w:r>
       <w:r>
-        <w:t>: L’output prodotto dal</w:t>
+        <w:t xml:space="preserve">: L’output prodotto </w:t>
+      </w:r>
+      <w:proofErr w:type="spellStart"/>
+      <w:r>
+        <w:t>dal</w:t>
       </w:r>
       <w:r>
         <w:t>l’application</w:t>
       </w:r>
-      <w:r>
-        <w:t xml:space="preserve"> layer corrisponde esattamente ai risultati attesi definiti ne</w:t>
+      <w:proofErr w:type="spellEnd"/>
+      <w:r>
+        <w:t xml:space="preserve"> </w:t>
+      </w:r>
+      <w:proofErr w:type="spellStart"/>
+      <w:r>
+        <w:t>layer</w:t>
+      </w:r>
+      <w:proofErr w:type="spellEnd"/>
+      <w:r>
+        <w:t xml:space="preserve"> corrisponde esattamente ai risultati attesi definiti ne</w:t>
       </w:r>
       <w:r>
         <w:t>ll’oracolo del caso di test</w:t>
@@ -3508,7 +3832,15 @@
         <w:t>(</w:t>
       </w:r>
       <w:r>
-        <w:t>Ad esempio, la creazione di un task deve generare un nuovo record e il relativo path dell'allegato</w:t>
+        <w:t xml:space="preserve">Ad esempio, la creazione di un task deve generare un nuovo record e il relativo </w:t>
+      </w:r>
+      <w:proofErr w:type="spellStart"/>
+      <w:r>
+        <w:t>path</w:t>
+      </w:r>
+      <w:proofErr w:type="spellEnd"/>
+      <w:r>
+        <w:t xml:space="preserve"> dell'allegato</w:t>
       </w:r>
       <w:r>
         <w:t xml:space="preserve"> se presente)</w:t>
@@ -3533,7 +3865,15 @@
         <w:t>Feedback dell'Interfaccia</w:t>
       </w:r>
       <w:r>
-        <w:t>: La web interface mostra il messaggio di conferma o di errore previsto.</w:t>
+        <w:t xml:space="preserve">: La web </w:t>
+      </w:r>
+      <w:proofErr w:type="spellStart"/>
+      <w:r>
+        <w:t>interface</w:t>
+      </w:r>
+      <w:proofErr w:type="spellEnd"/>
+      <w:r>
+        <w:t xml:space="preserve"> mostra il messaggio di conferma o di errore previsto.</w:t>
       </w:r>
     </w:p>
     <w:p>
@@ -3613,7 +3953,23 @@
         <w:t>Mancata Validazione</w:t>
       </w:r>
       <w:r>
-        <w:t>: Il sistema accetta dati di input che violano i vincoli di boundary values (es. accettazione di una password troppo corta o di una data di scadenza passata).</w:t>
+        <w:t xml:space="preserve">: Il sistema accetta dati di input che violano i vincoli di </w:t>
+      </w:r>
+      <w:proofErr w:type="spellStart"/>
+      <w:r>
+        <w:t>boundary</w:t>
+      </w:r>
+      <w:proofErr w:type="spellEnd"/>
+      <w:r>
+        <w:t xml:space="preserve"> </w:t>
+      </w:r>
+      <w:proofErr w:type="spellStart"/>
+      <w:r>
+        <w:t>values</w:t>
+      </w:r>
+      <w:proofErr w:type="spellEnd"/>
+      <w:r>
+        <w:t xml:space="preserve"> (es. accettazione di una password troppo corta o di una data di scadenza passata).</w:t>
       </w:r>
       <w:r>
         <w:br/>
@@ -3635,7 +3991,23 @@
         <w:t>Inconsistenza dei Dati</w:t>
       </w:r>
       <w:r>
-        <w:t>: L'operazione non viene riportata correttamente nel persistence layer (es. dati mancanti o errati nel database nonostante un messaggio di successo).</w:t>
+        <w:t xml:space="preserve">: L'operazione non viene riportata correttamente nel </w:t>
+      </w:r>
+      <w:proofErr w:type="spellStart"/>
+      <w:r>
+        <w:t>persistence</w:t>
+      </w:r>
+      <w:proofErr w:type="spellEnd"/>
+      <w:r>
+        <w:t xml:space="preserve"> </w:t>
+      </w:r>
+      <w:proofErr w:type="spellStart"/>
+      <w:r>
+        <w:t>layer</w:t>
+      </w:r>
+      <w:proofErr w:type="spellEnd"/>
+      <w:r>
+        <w:t xml:space="preserve"> (es. dati mancanti o errati nel database nonostante un messaggio di successo).</w:t>
       </w:r>
       <w:r>
         <w:br/>
@@ -3657,7 +4029,31 @@
         <w:t>Eccezioni non Gestite</w:t>
       </w:r>
       <w:r>
-        <w:t>: L'esecuzione del test solleva una exception non intercettata (es. NullPointerException o SQLException) che causa l'interruzione del processo o la visualizzazione di una pagina di errore generica non formattata.</w:t>
+        <w:t xml:space="preserve">: L'esecuzione del test solleva una </w:t>
+      </w:r>
+      <w:proofErr w:type="spellStart"/>
+      <w:r>
+        <w:t>exception</w:t>
+      </w:r>
+      <w:proofErr w:type="spellEnd"/>
+      <w:r>
+        <w:t xml:space="preserve"> non intercettata (es. </w:t>
+      </w:r>
+      <w:proofErr w:type="spellStart"/>
+      <w:r>
+        <w:t>NullPointerException</w:t>
+      </w:r>
+      <w:proofErr w:type="spellEnd"/>
+      <w:r>
+        <w:t xml:space="preserve"> o </w:t>
+      </w:r>
+      <w:proofErr w:type="spellStart"/>
+      <w:r>
+        <w:t>SQLException</w:t>
+      </w:r>
+      <w:proofErr w:type="spellEnd"/>
+      <w:r>
+        <w:t>) che causa l'interruzione del processo o la visualizzazione di una pagina di errore generica non formattata.</w:t>
       </w:r>
     </w:p>
     <w:p/>
@@ -3688,7 +4084,15 @@
         <w:t xml:space="preserve"> della fase di testing viene misurata in base a quanti test hanno effettivamente </w:t>
       </w:r>
       <w:r>
-        <w:t>provocato delle failure all’interno del sistema. Per un testing di successo si prevede che la maggior parte dei test case falliscano alla fine di individuare tutte i possibili difetti che inevitabilmente saranno presenti durante lo sviluppo del sistema.</w:t>
+        <w:t xml:space="preserve">provocato delle </w:t>
+      </w:r>
+      <w:proofErr w:type="spellStart"/>
+      <w:r>
+        <w:t>failure</w:t>
+      </w:r>
+      <w:proofErr w:type="spellEnd"/>
+      <w:r>
+        <w:t xml:space="preserve"> all’interno del sistema. Per un testing di successo si prevede che la maggior parte dei test case falliscano alla fine di individuare tutte i possibili difetti che inevitabilmente saranno presenti durante lo sviluppo del sistema.</w:t>
       </w:r>
     </w:p>
     <w:p/>
@@ -3727,8 +4131,21 @@
     <w:p/>
     <w:p>
       <w:r>
-        <w:t>L'obiettivo dello unit testing è verificare la correttezza logica dei singoli componenti del sistema in modo isolato. Per E.W.M.S., questo livello di testing si focalizza sulle classi definite nell'Object Design Document</w:t>
-      </w:r>
+        <w:t xml:space="preserve">L'obiettivo dello </w:t>
+      </w:r>
+      <w:proofErr w:type="spellStart"/>
+      <w:r>
+        <w:t>unit</w:t>
+      </w:r>
+      <w:proofErr w:type="spellEnd"/>
+      <w:r>
+        <w:t xml:space="preserve"> testing è verificare la correttezza logica dei singoli componenti del sistema in modo isolato. Per E.W.M.S., questo livello di testing si focalizza sulle classi definite nell'Object Design </w:t>
+      </w:r>
+      <w:proofErr w:type="spellStart"/>
+      <w:r>
+        <w:t>Document</w:t>
+      </w:r>
+      <w:proofErr w:type="spellEnd"/>
       <w:r>
         <w:t xml:space="preserve"> e si concentrerà sui servizi offerti da ogni singolo sottosistema</w:t>
       </w:r>
@@ -3752,7 +4169,23 @@
         <w:t>Analisi dei contratti</w:t>
       </w:r>
       <w:r>
-        <w:t>: Verifica rigorosa delle pre-conditions e post-conditions specificate nell'ODD.</w:t>
+        <w:t xml:space="preserve">: Verifica rigorosa delle </w:t>
+      </w:r>
+      <w:proofErr w:type="spellStart"/>
+      <w:r>
+        <w:t>pre-conditions</w:t>
+      </w:r>
+      <w:proofErr w:type="spellEnd"/>
+      <w:r>
+        <w:t xml:space="preserve"> e post-</w:t>
+      </w:r>
+      <w:proofErr w:type="spellStart"/>
+      <w:r>
+        <w:t>conditions</w:t>
+      </w:r>
+      <w:proofErr w:type="spellEnd"/>
+      <w:r>
+        <w:t xml:space="preserve"> specificate nell'ODD.</w:t>
       </w:r>
     </w:p>
     <w:p>
@@ -3763,12 +4196,21 @@
           <w:numId w:val="10"/>
         </w:numPr>
       </w:pPr>
+      <w:proofErr w:type="spellStart"/>
       <w:r>
         <w:rPr>
           <w:b/>
           <w:bCs/>
         </w:rPr>
-        <w:t>Boundary Value Analysis</w:t>
+        <w:t>Boundary</w:t>
+      </w:r>
+      <w:proofErr w:type="spellEnd"/>
+      <w:r>
+        <w:rPr>
+          <w:b/>
+          <w:bCs/>
+        </w:rPr>
+        <w:t xml:space="preserve"> Value Analysis</w:t>
       </w:r>
       <w:r>
         <w:t>: Test dei limiti per ogni parametro di input (es. lunghezze stringhe, valori nulli).</w:t>
@@ -3782,6 +4224,7 @@
           <w:numId w:val="10"/>
         </w:numPr>
       </w:pPr>
+      <w:proofErr w:type="spellStart"/>
       <w:r>
         <w:rPr>
           <w:b/>
@@ -3789,8 +4232,33 @@
         </w:rPr>
         <w:t>Mocking</w:t>
       </w:r>
-      <w:r>
-        <w:t>: Utilizzo di mock objects o stubs per isolare l'unità sotto esame dalle dipendenze esterne, come il database o il web container, garantendo che l'errore rilevato appartenga esclusivamente all'unità testata.</w:t>
+      <w:proofErr w:type="spellEnd"/>
+      <w:r>
+        <w:t xml:space="preserve">: Utilizzo di </w:t>
+      </w:r>
+      <w:proofErr w:type="spellStart"/>
+      <w:r>
+        <w:t>mock</w:t>
+      </w:r>
+      <w:proofErr w:type="spellEnd"/>
+      <w:r>
+        <w:t xml:space="preserve"> </w:t>
+      </w:r>
+      <w:proofErr w:type="spellStart"/>
+      <w:r>
+        <w:t>objects</w:t>
+      </w:r>
+      <w:proofErr w:type="spellEnd"/>
+      <w:r>
+        <w:t xml:space="preserve"> o </w:t>
+      </w:r>
+      <w:proofErr w:type="spellStart"/>
+      <w:r>
+        <w:t>stubs</w:t>
+      </w:r>
+      <w:proofErr w:type="spellEnd"/>
+      <w:r>
+        <w:t xml:space="preserve"> per isolare l'unità sotto esame dalle dipendenze esterne, come il database o il web container, garantendo che l'errore rilevato appartenga esclusivamente all'unità testata.</w:t>
       </w:r>
     </w:p>
     <w:p>
@@ -3809,8 +4277,29 @@
     </w:p>
     <w:p/>
     <w:p>
-      <w:r>
-        <w:t>L’integration testing ha l’obiettivo di verificare le interazioni tra i diversi moduli della three-tier architecture. Per il sistema E.W.M.S., si è deciso di adottare la tecnica del sandwich testing</w:t>
+      <w:proofErr w:type="spellStart"/>
+      <w:r>
+        <w:t>L’integration</w:t>
+      </w:r>
+      <w:proofErr w:type="spellEnd"/>
+      <w:r>
+        <w:t xml:space="preserve"> testing ha l’obiettivo di verificare le interazioni tra i diversi moduli della </w:t>
+      </w:r>
+      <w:proofErr w:type="spellStart"/>
+      <w:r>
+        <w:t>three-tier</w:t>
+      </w:r>
+      <w:proofErr w:type="spellEnd"/>
+      <w:r>
+        <w:t xml:space="preserve"> </w:t>
+      </w:r>
+      <w:proofErr w:type="spellStart"/>
+      <w:r>
+        <w:t>architecture</w:t>
+      </w:r>
+      <w:proofErr w:type="spellEnd"/>
+      <w:r>
+        <w:t>. Per il sistema E.W.M.S., si è deciso di adottare la tecnica del sandwich testing</w:t>
       </w:r>
       <w:r>
         <w:t xml:space="preserve">. </w:t>
@@ -3818,11 +4307,21 @@
       <w:r>
         <w:t xml:space="preserve">Questo approccio permette di testare simultaneamente l’applicazione dall’alto verso il basso e dal basso verso l’alto, convergendo verso </w:t>
       </w:r>
-      <w:r>
-        <w:t xml:space="preserve">l’application </w:t>
-      </w:r>
-      <w:r>
-        <w:t>layer identificato come strato target.</w:t>
+      <w:proofErr w:type="spellStart"/>
+      <w:r>
+        <w:t>l’application</w:t>
+      </w:r>
+      <w:proofErr w:type="spellEnd"/>
+      <w:r>
+        <w:t xml:space="preserve"> </w:t>
+      </w:r>
+      <w:proofErr w:type="spellStart"/>
+      <w:r>
+        <w:t>layer</w:t>
+      </w:r>
+      <w:proofErr w:type="spellEnd"/>
+      <w:r>
+        <w:t xml:space="preserve"> identificato come strato target.</w:t>
       </w:r>
     </w:p>
     <w:p>
@@ -3846,7 +4345,23 @@
         <w:t>Strato Superiore</w:t>
       </w:r>
       <w:r>
-        <w:t>: Composto dai controller del presentation layer che gestiscono le interfacce utente.</w:t>
+        <w:t xml:space="preserve">: Composto dai controller del </w:t>
+      </w:r>
+      <w:proofErr w:type="spellStart"/>
+      <w:r>
+        <w:t>presentation</w:t>
+      </w:r>
+      <w:proofErr w:type="spellEnd"/>
+      <w:r>
+        <w:t xml:space="preserve"> </w:t>
+      </w:r>
+      <w:proofErr w:type="spellStart"/>
+      <w:r>
+        <w:t>layer</w:t>
+      </w:r>
+      <w:proofErr w:type="spellEnd"/>
+      <w:r>
+        <w:t xml:space="preserve"> che gestiscono le interfacce utente.</w:t>
       </w:r>
     </w:p>
     <w:p>
@@ -3866,11 +4381,29 @@
       <w:r>
         <w:t xml:space="preserve">: Rappresentato dai componenti del </w:t>
       </w:r>
+      <w:proofErr w:type="spellStart"/>
       <w:r>
         <w:t>application</w:t>
       </w:r>
-      <w:r>
-        <w:t xml:space="preserve"> layer dove risiede la business logic.</w:t>
+      <w:proofErr w:type="spellEnd"/>
+      <w:r>
+        <w:t xml:space="preserve"> </w:t>
+      </w:r>
+      <w:proofErr w:type="spellStart"/>
+      <w:r>
+        <w:t>layer</w:t>
+      </w:r>
+      <w:proofErr w:type="spellEnd"/>
+      <w:r>
+        <w:t xml:space="preserve"> dove risiede la business </w:t>
+      </w:r>
+      <w:proofErr w:type="spellStart"/>
+      <w:r>
+        <w:t>logic</w:t>
+      </w:r>
+      <w:proofErr w:type="spellEnd"/>
+      <w:r>
+        <w:t>.</w:t>
       </w:r>
     </w:p>
     <w:p>
@@ -3888,7 +4421,23 @@
         <w:t>Strato Inferiore</w:t>
       </w:r>
       <w:r>
-        <w:t>: Costituito dal persistence layer (</w:t>
+        <w:t xml:space="preserve">: Costituito dal </w:t>
+      </w:r>
+      <w:proofErr w:type="spellStart"/>
+      <w:r>
+        <w:t>persistence</w:t>
+      </w:r>
+      <w:proofErr w:type="spellEnd"/>
+      <w:r>
+        <w:t xml:space="preserve"> </w:t>
+      </w:r>
+      <w:proofErr w:type="spellStart"/>
+      <w:r>
+        <w:t>layer</w:t>
+      </w:r>
+      <w:proofErr w:type="spellEnd"/>
+      <w:r>
+        <w:t xml:space="preserve"> (</w:t>
       </w:r>
       <w:r>
         <w:rPr>
@@ -3913,7 +4462,39 @@
     <w:p/>
     <w:p>
       <w:r>
-        <w:t>Il system testing rappresenta la fase finale di verifica, in cui l'intera applicazione viene testata come un'unica entità per accertarsi che soddisfi i functional requirements descritti nel Requirement Analysis Document.</w:t>
+        <w:t xml:space="preserve">Il system testing rappresenta la fase finale di verifica, in cui l'intera applicazione viene testata come un'unica entità per accertarsi che soddisfi i </w:t>
+      </w:r>
+      <w:proofErr w:type="spellStart"/>
+      <w:r>
+        <w:t>functional</w:t>
+      </w:r>
+      <w:proofErr w:type="spellEnd"/>
+      <w:r>
+        <w:t xml:space="preserve"> </w:t>
+      </w:r>
+      <w:proofErr w:type="spellStart"/>
+      <w:r>
+        <w:t>requirements</w:t>
+      </w:r>
+      <w:proofErr w:type="spellEnd"/>
+      <w:r>
+        <w:t xml:space="preserve"> descritti nel </w:t>
+      </w:r>
+      <w:proofErr w:type="spellStart"/>
+      <w:r>
+        <w:t>Requirement</w:t>
+      </w:r>
+      <w:proofErr w:type="spellEnd"/>
+      <w:r>
+        <w:t xml:space="preserve"> Analysis </w:t>
+      </w:r>
+      <w:proofErr w:type="spellStart"/>
+      <w:r>
+        <w:t>Document</w:t>
+      </w:r>
+      <w:proofErr w:type="spellEnd"/>
+      <w:r>
+        <w:t>.</w:t>
       </w:r>
     </w:p>
     <w:p>
@@ -3929,16 +4510,39 @@
       <w:r>
         <w:t xml:space="preserve"> La tecnica utilizzata sarà </w:t>
       </w:r>
+      <w:proofErr w:type="spellStart"/>
       <w:r>
         <w:rPr>
           <w:b/>
           <w:bCs/>
         </w:rPr>
-        <w:t>category partition</w:t>
-      </w:r>
-      <w:r>
-        <w:t>: Applicazione sistematica delle tabelle di partizione generate (es. per il login o la creazione di un task) per coprire tutti gli scenari d'uso nominali e di error</w:t>
-      </w:r>
+        <w:t>category</w:t>
+      </w:r>
+      <w:proofErr w:type="spellEnd"/>
+      <w:r>
+        <w:rPr>
+          <w:b/>
+          <w:bCs/>
+        </w:rPr>
+        <w:t xml:space="preserve"> </w:t>
+      </w:r>
+      <w:proofErr w:type="spellStart"/>
+      <w:r>
+        <w:rPr>
+          <w:b/>
+          <w:bCs/>
+        </w:rPr>
+        <w:t>partition</w:t>
+      </w:r>
+      <w:proofErr w:type="spellEnd"/>
+      <w:r>
+        <w:t xml:space="preserve">: Applicazione sistematica delle tabelle di partizione generate (es. per il login o la creazione di un task) per coprire tutti gli scenari d'uso nominali e di </w:t>
+      </w:r>
+      <w:proofErr w:type="spellStart"/>
+      <w:r>
+        <w:t>error</w:t>
+      </w:r>
+      <w:proofErr w:type="spellEnd"/>
       <w:r>
         <w:t xml:space="preserve"> delle funzionalità critiche descritte all’interno di questo documento</w:t>
       </w:r>
@@ -4041,7 +4645,15 @@
         <w:t>Elevato tasso di fallimento</w:t>
       </w:r>
       <w:r>
-        <w:t>: Se oltre il 40% dei test frames eseguiti in una specifica sessione produce un esito di fail, indicando un'instabilità diffusa della build corrente.</w:t>
+        <w:t xml:space="preserve">: Se oltre il 40% dei test frames eseguiti in una specifica sessione produce un esito di </w:t>
+      </w:r>
+      <w:proofErr w:type="spellStart"/>
+      <w:r>
+        <w:t>fail</w:t>
+      </w:r>
+      <w:proofErr w:type="spellEnd"/>
+      <w:r>
+        <w:t>, indicando un'instabilità diffusa della build corrente.</w:t>
       </w:r>
     </w:p>
     <w:p>
@@ -4059,7 +4671,23 @@
         <w:t>Corruzione dei dati</w:t>
       </w:r>
       <w:r>
-        <w:t>: Rilevamento di anomalie gravi nel persistence layer che compromettono l'integrità dei record durante i test di integrazione</w:t>
+        <w:t xml:space="preserve">: Rilevamento di anomalie gravi nel </w:t>
+      </w:r>
+      <w:proofErr w:type="spellStart"/>
+      <w:r>
+        <w:t>persistence</w:t>
+      </w:r>
+      <w:proofErr w:type="spellEnd"/>
+      <w:r>
+        <w:t xml:space="preserve"> </w:t>
+      </w:r>
+      <w:proofErr w:type="spellStart"/>
+      <w:r>
+        <w:t>layer</w:t>
+      </w:r>
+      <w:proofErr w:type="spellEnd"/>
+      <w:r>
+        <w:t xml:space="preserve"> che compromettono l'integrità dei record durante i test di integrazione</w:t>
       </w:r>
       <w:r>
         <w:t xml:space="preserve"> o di sistema</w:t>
@@ -4114,7 +4742,23 @@
         <w:t>Risoluzione delle anomalie</w:t>
       </w:r>
       <w:r>
-        <w:t>: Il team di sviluppo deve fornire una nuova build in cui il bug che ha causato la sospensione è stato corretto e verificato tramite uno unit testing preliminare.</w:t>
+        <w:t xml:space="preserve">: </w:t>
+      </w:r>
+      <w:proofErr w:type="gramStart"/>
+      <w:r>
+        <w:t>Il team</w:t>
+      </w:r>
+      <w:proofErr w:type="gramEnd"/>
+      <w:r>
+        <w:t xml:space="preserve"> di sviluppo deve fornire una nuova build in cui il bug che ha causato la sospensione è stato corretto e verificato tramite uno </w:t>
+      </w:r>
+      <w:proofErr w:type="spellStart"/>
+      <w:r>
+        <w:t>unit</w:t>
+      </w:r>
+      <w:proofErr w:type="spellEnd"/>
+      <w:r>
+        <w:t xml:space="preserve"> testing preliminare.</w:t>
       </w:r>
     </w:p>
     <w:p>
@@ -4150,7 +4794,31 @@
         <w:t>Disponibilità della documentazione</w:t>
       </w:r>
       <w:r>
-        <w:t>: Aggiornamento dell'Object Design Document o del System Design Document qualora la correzione del problema abbia comportato modifiche strutturali alle class interfaces o alla logica di service.</w:t>
+        <w:t xml:space="preserve">: Aggiornamento dell'Object Design </w:t>
+      </w:r>
+      <w:proofErr w:type="spellStart"/>
+      <w:r>
+        <w:t>Document</w:t>
+      </w:r>
+      <w:proofErr w:type="spellEnd"/>
+      <w:r>
+        <w:t xml:space="preserve"> o del System Design </w:t>
+      </w:r>
+      <w:proofErr w:type="spellStart"/>
+      <w:r>
+        <w:t>Document</w:t>
+      </w:r>
+      <w:proofErr w:type="spellEnd"/>
+      <w:r>
+        <w:t xml:space="preserve"> qualora la correzione del problema abbia comportato modifiche strutturali alle class </w:t>
+      </w:r>
+      <w:proofErr w:type="spellStart"/>
+      <w:r>
+        <w:t>interfaces</w:t>
+      </w:r>
+      <w:proofErr w:type="spellEnd"/>
+      <w:r>
+        <w:t xml:space="preserve"> o alla logica di service.</w:t>
       </w:r>
     </w:p>
     <w:p>
@@ -4173,7 +4841,15 @@
         <w:t xml:space="preserve">sistema </w:t>
       </w:r>
       <w:r>
-        <w:t xml:space="preserve">mantenga standard qualitativi elevati, evitando che errori strutturali nello strato della business logic </w:t>
+        <w:t xml:space="preserve">mantenga standard qualitativi elevati, evitando che errori strutturali nello strato della business </w:t>
+      </w:r>
+      <w:proofErr w:type="spellStart"/>
+      <w:r>
+        <w:t>logic</w:t>
+      </w:r>
+      <w:proofErr w:type="spellEnd"/>
+      <w:r>
+        <w:t xml:space="preserve"> </w:t>
       </w:r>
       <w:r>
         <w:t xml:space="preserve">o incongruenze con il modello </w:t>
@@ -4200,7 +4876,31 @@
     </w:p>
     <w:p>
       <w:r>
-        <w:t>Per l'esecuzione dei test sul sistema E.W.M.S., verranno adottati strumenti specifici del software engineering per l'ambiente Java, garantendo l'automazione dei processi e la ripetibilità dei test cases. La scelta degli strumenti è dettata dalla necessità di coprire i tre livelli di testing definiti nella metodologia, supportando la three-tier architecture del progetto.</w:t>
+        <w:t xml:space="preserve">Per l'esecuzione dei test sul sistema E.W.M.S., verranno adottati strumenti specifici del software engineering per l'ambiente Java, garantendo l'automazione dei processi e la ripetibilità dei test </w:t>
+      </w:r>
+      <w:proofErr w:type="spellStart"/>
+      <w:r>
+        <w:t>cases</w:t>
+      </w:r>
+      <w:proofErr w:type="spellEnd"/>
+      <w:r>
+        <w:t xml:space="preserve">. La scelta degli strumenti è dettata dalla necessità di coprire i tre livelli di testing definiti nella metodologia, supportando la </w:t>
+      </w:r>
+      <w:proofErr w:type="spellStart"/>
+      <w:r>
+        <w:t>three-tier</w:t>
+      </w:r>
+      <w:proofErr w:type="spellEnd"/>
+      <w:r>
+        <w:t xml:space="preserve"> </w:t>
+      </w:r>
+      <w:proofErr w:type="spellStart"/>
+      <w:r>
+        <w:t>architecture</w:t>
+      </w:r>
+      <w:proofErr w:type="spellEnd"/>
+      <w:r>
+        <w:t xml:space="preserve"> del progetto.</w:t>
       </w:r>
     </w:p>
     <w:p>
@@ -4213,14 +4913,20 @@
         <w:pStyle w:val="Titolo4"/>
       </w:pPr>
       <w:r>
-        <w:t>Strumento per lo Unit Testing: JUnit</w:t>
-      </w:r>
+        <w:t xml:space="preserve">Strumento per lo Unit Testing: </w:t>
+      </w:r>
+      <w:proofErr w:type="spellStart"/>
+      <w:r>
+        <w:t>JUnit</w:t>
+      </w:r>
+      <w:proofErr w:type="spellEnd"/>
     </w:p>
     <w:p/>
     <w:p>
       <w:r>
         <w:t xml:space="preserve">Per la verifica dei singoli componenti, verrà utilizzato </w:t>
       </w:r>
+      <w:proofErr w:type="spellStart"/>
       <w:r>
         <w:rPr>
           <w:b/>
@@ -4228,6 +4934,7 @@
         </w:rPr>
         <w:t>JUnit</w:t>
       </w:r>
+      <w:proofErr w:type="spellEnd"/>
       <w:r>
         <w:t>.</w:t>
       </w:r>
@@ -4247,7 +4954,31 @@
         <w:t>Motivazione</w:t>
       </w:r>
       <w:r>
-        <w:t>: È il framework di testing standard per applicazioni Java. Permette di definire test cases atomici, gestire le pre-conditions tramite annotazioni come @Before e verificare i risultati attesi utilizzando le assertions.</w:t>
+        <w:t xml:space="preserve">: È il framework di testing standard per applicazioni Java. Permette di definire test </w:t>
+      </w:r>
+      <w:proofErr w:type="spellStart"/>
+      <w:r>
+        <w:t>cases</w:t>
+      </w:r>
+      <w:proofErr w:type="spellEnd"/>
+      <w:r>
+        <w:t xml:space="preserve"> atomici, gestire le </w:t>
+      </w:r>
+      <w:proofErr w:type="spellStart"/>
+      <w:r>
+        <w:t>pre-conditions</w:t>
+      </w:r>
+      <w:proofErr w:type="spellEnd"/>
+      <w:r>
+        <w:t xml:space="preserve"> tramite annotazioni come @Before e verificare i risultati attesi utilizzando le </w:t>
+      </w:r>
+      <w:proofErr w:type="spellStart"/>
+      <w:r>
+        <w:t>assertions</w:t>
+      </w:r>
+      <w:proofErr w:type="spellEnd"/>
+      <w:r>
+        <w:t>.</w:t>
       </w:r>
     </w:p>
     <w:p>
@@ -4298,7 +5029,15 @@
       </w:pPr>
       <w:r>
         <w:lastRenderedPageBreak/>
-        <w:t>Strumento per l'Integration Testing: Mockito e DBUnit</w:t>
+        <w:t xml:space="preserve">Strumento per l'Integration Testing: </w:t>
+      </w:r>
+      <w:proofErr w:type="spellStart"/>
+      <w:r>
+        <w:t>Mockito</w:t>
+      </w:r>
+      <w:proofErr w:type="spellEnd"/>
+      <w:r>
+        <w:t xml:space="preserve"> </w:t>
       </w:r>
     </w:p>
     <w:p>
@@ -4313,16 +5052,12 @@
         <w:t>sandwich testing</w:t>
       </w:r>
       <w:r>
-        <w:t xml:space="preserve"> e l'integrazione tra i livelli, si consiglia l'accoppiata di questi due strumenti:</w:t>
-      </w:r>
-    </w:p>
-    <w:p>
-      <w:pPr>
-        <w:numPr>
-          <w:ilvl w:val="0"/>
-          <w:numId w:val="19"/>
-        </w:numPr>
-      </w:pPr>
+        <w:t xml:space="preserve"> e l'integrazione tra i livelli</w:t>
+      </w:r>
+      <w:r>
+        <w:t xml:space="preserve">, verrà utilizzato </w:t>
+      </w:r>
+      <w:proofErr w:type="spellStart"/>
       <w:r>
         <w:rPr>
           <w:b/>
@@ -4330,19 +5065,46 @@
         </w:rPr>
         <w:t>Mockito</w:t>
       </w:r>
-      <w:r>
-        <w:t xml:space="preserve">: È fondamentale per la creazione di </w:t>
-      </w:r>
+      <w:proofErr w:type="spellEnd"/>
       <w:r>
         <w:rPr>
           <w:b/>
           <w:bCs/>
         </w:rPr>
-        <w:t>mock objects</w:t>
-      </w:r>
+        <w:t xml:space="preserve"> </w:t>
+      </w:r>
+      <w:r>
+        <w:t xml:space="preserve">fondamentale per la creazione di </w:t>
+      </w:r>
+      <w:proofErr w:type="spellStart"/>
+      <w:r>
+        <w:rPr>
+          <w:b/>
+          <w:bCs/>
+        </w:rPr>
+        <w:t>mock</w:t>
+      </w:r>
+      <w:proofErr w:type="spellEnd"/>
+      <w:r>
+        <w:rPr>
+          <w:b/>
+          <w:bCs/>
+        </w:rPr>
+        <w:t xml:space="preserve"> </w:t>
+      </w:r>
+      <w:proofErr w:type="spellStart"/>
+      <w:r>
+        <w:rPr>
+          <w:b/>
+          <w:bCs/>
+        </w:rPr>
+        <w:t>objects</w:t>
+      </w:r>
+      <w:proofErr w:type="spellEnd"/>
       <w:r>
         <w:t xml:space="preserve"> e </w:t>
       </w:r>
+      <w:proofErr w:type="spellStart"/>
       <w:r>
         <w:rPr>
           <w:b/>
@@ -4350,48 +5112,92 @@
         </w:rPr>
         <w:t>stubs</w:t>
       </w:r>
-      <w:r>
-        <w:t>. Nel nostro approccio, Mockito permetterà di isolare lo strato target simulando le risposte del persistence layer senza dover interrogare il database reale, o simulando le chiamate provenienti dal presentation layer.</w:t>
+      <w:proofErr w:type="spellEnd"/>
+      <w:r>
+        <w:t xml:space="preserve">. Nel nostro approccio, </w:t>
+      </w:r>
+      <w:proofErr w:type="spellStart"/>
+      <w:r>
+        <w:t>Mockito</w:t>
+      </w:r>
+      <w:proofErr w:type="spellEnd"/>
+      <w:r>
+        <w:t xml:space="preserve"> permetterà di isolare lo strato target simulando le risposte del </w:t>
+      </w:r>
+      <w:proofErr w:type="spellStart"/>
+      <w:r>
+        <w:t>persistence</w:t>
+      </w:r>
+      <w:proofErr w:type="spellEnd"/>
+      <w:r>
+        <w:t xml:space="preserve"> </w:t>
+      </w:r>
+      <w:proofErr w:type="spellStart"/>
+      <w:r>
+        <w:t>layer</w:t>
+      </w:r>
+      <w:proofErr w:type="spellEnd"/>
+      <w:r>
+        <w:t xml:space="preserve"> senza dover interrogare il database reale, o simulando le chiamate provenienti dal </w:t>
+      </w:r>
+      <w:proofErr w:type="spellStart"/>
+      <w:r>
+        <w:t>presentation</w:t>
+      </w:r>
+      <w:proofErr w:type="spellEnd"/>
+      <w:r>
+        <w:t xml:space="preserve"> </w:t>
+      </w:r>
+      <w:proofErr w:type="spellStart"/>
+      <w:r>
+        <w:t>layer</w:t>
+      </w:r>
+      <w:proofErr w:type="spellEnd"/>
+      <w:r>
+        <w:t>.</w:t>
       </w:r>
     </w:p>
     <w:p>
       <w:pPr>
-        <w:numPr>
-          <w:ilvl w:val="0"/>
-          <w:numId w:val="19"/>
-        </w:numPr>
-      </w:pPr>
-      <w:r>
         <w:rPr>
           <w:b/>
           <w:bCs/>
         </w:rPr>
-        <w:t>DBUnit</w:t>
-      </w:r>
-      <w:r>
-        <w:t>: Estensione di JUnit, è ideale per l'integrazione con il database. Consente di mettere il database in uno stato noto prima di ogni test (tramite datasets in formato XML), verificando che le operazioni di CRUD eseguite dai DAO producano la persistenza corretta dei dati.</w:t>
-      </w:r>
+      </w:pPr>
     </w:p>
     <w:p>
       <w:pPr>
-        <w:rPr>
-          <w:b/>
-          <w:bCs/>
-        </w:rPr>
-      </w:pPr>
-    </w:p>
-    <w:p>
-      <w:pPr>
         <w:pStyle w:val="Titolo4"/>
       </w:pPr>
       <w:r>
-        <w:t>Strumento per il System Testing: Selenium</w:t>
-      </w:r>
+        <w:t xml:space="preserve">Strumento per il System Testing: </w:t>
+      </w:r>
+      <w:proofErr w:type="spellStart"/>
+      <w:r>
+        <w:t>Selenium</w:t>
+      </w:r>
+      <w:proofErr w:type="spellEnd"/>
     </w:p>
     <w:p/>
     <w:p>
       <w:r>
-        <w:t>Per la validazione end-to-end dell'applicazione, verrà utilizzato Selenium WebDriver.</w:t>
+        <w:t xml:space="preserve">Per la validazione end-to-end dell'applicazione, verrà utilizzato </w:t>
+      </w:r>
+      <w:proofErr w:type="spellStart"/>
+      <w:r>
+        <w:t>Selenium</w:t>
+      </w:r>
+      <w:proofErr w:type="spellEnd"/>
+      <w:r>
+        <w:t xml:space="preserve"> </w:t>
+      </w:r>
+      <w:proofErr w:type="spellStart"/>
+      <w:r>
+        <w:t>WebDriver</w:t>
+      </w:r>
+      <w:proofErr w:type="spellEnd"/>
+      <w:r>
+        <w:t>.</w:t>
       </w:r>
     </w:p>
     <w:p>
@@ -4409,7 +5215,23 @@
         <w:t>Motivazione</w:t>
       </w:r>
       <w:r>
-        <w:t>: Permette di automatizzare le azioni degli utenti sui browser web. È ideale per verificare i flussi descritti nel RAD, interagendo direttamente con il presentation layer.</w:t>
+        <w:t xml:space="preserve">: Permette di automatizzare le azioni degli utenti sui browser web. È ideale per verificare i flussi descritti nel RAD, interagendo direttamente con il </w:t>
+      </w:r>
+      <w:proofErr w:type="spellStart"/>
+      <w:r>
+        <w:t>presentation</w:t>
+      </w:r>
+      <w:proofErr w:type="spellEnd"/>
+      <w:r>
+        <w:t xml:space="preserve"> </w:t>
+      </w:r>
+      <w:proofErr w:type="spellStart"/>
+      <w:r>
+        <w:t>layer</w:t>
+      </w:r>
+      <w:proofErr w:type="spellEnd"/>
+      <w:r>
+        <w:t>.</w:t>
       </w:r>
     </w:p>
     <w:p>
@@ -4427,7 +5249,23 @@
         <w:t>Utilizzo</w:t>
       </w:r>
       <w:r>
-        <w:t>: Verrà impiegato per simulare scenari completi, come il login, la creazione di un task (compreso l'upload di allegati). Selenium controllerà che, a fronte di input validi o errati, il DOM della pagina mostri correttamente i messaggi di successo o i messaggi di error definiti nei requisiti.</w:t>
+        <w:t xml:space="preserve">: Verrà impiegato per simulare scenari completi, come il login, la creazione di un task (compreso l'upload di allegati). </w:t>
+      </w:r>
+      <w:proofErr w:type="spellStart"/>
+      <w:r>
+        <w:t>Selenium</w:t>
+      </w:r>
+      <w:proofErr w:type="spellEnd"/>
+      <w:r>
+        <w:t xml:space="preserve"> controllerà che, a fronte di input validi o errati, il DOM della pagina mostri correttamente i messaggi di successo o i messaggi di </w:t>
+      </w:r>
+      <w:proofErr w:type="spellStart"/>
+      <w:r>
+        <w:t>error</w:t>
+      </w:r>
+      <w:proofErr w:type="spellEnd"/>
+      <w:r>
+        <w:t xml:space="preserve"> definiti nei requisiti.</w:t>
       </w:r>
     </w:p>
     <w:p>
@@ -4449,7 +5287,15 @@
     <w:p/>
     <w:p>
       <w:r>
-        <w:t>Tutti i test saranno integrati all'interno dell'IDE e potranno essere eseguiti tramite strumenti di build automation come Maven</w:t>
+        <w:t xml:space="preserve">Tutti i test saranno integrati all'interno dell'IDE e potranno essere eseguiti tramite strumenti di build </w:t>
+      </w:r>
+      <w:proofErr w:type="spellStart"/>
+      <w:r>
+        <w:t>automation</w:t>
+      </w:r>
+      <w:proofErr w:type="spellEnd"/>
+      <w:r>
+        <w:t xml:space="preserve"> come Maven</w:t>
       </w:r>
       <w:r>
         <w:t>.</w:t>
@@ -4461,6 +5307,10 @@
     <w:p/>
     <w:p/>
     <w:p/>
+    <w:p/>
+    <w:p/>
+    <w:p/>
+    <w:p/>
     <w:p>
       <w:pPr>
         <w:pStyle w:val="Titolo1"/>
@@ -4473,20 +5323,49 @@
       <w:bookmarkStart w:id="8" w:name="_Toc217148119"/>
       <w:r>
         <w:lastRenderedPageBreak/>
-        <w:t>Test cases</w:t>
+        <w:t xml:space="preserve">Test </w:t>
+      </w:r>
+      <w:proofErr w:type="spellStart"/>
+      <w:r>
+        <w:t>cases</w:t>
       </w:r>
       <w:bookmarkEnd w:id="8"/>
+      <w:proofErr w:type="spellEnd"/>
     </w:p>
     <w:p>
       <w:r>
-        <w:t>In questa sezione verranno inserite le tabelle del Category Partition per le funzionalità selezionate per il testing</w:t>
-      </w:r>
-      <w:r>
-        <w:t>, ogni test case avrà un Test case id (TC_id) e un nome</w:t>
-      </w:r>
+        <w:t xml:space="preserve">In questa sezione verranno inserite le tabelle del </w:t>
+      </w:r>
+      <w:proofErr w:type="spellStart"/>
+      <w:r>
+        <w:t>Category</w:t>
+      </w:r>
+      <w:proofErr w:type="spellEnd"/>
       <w:r>
         <w:t xml:space="preserve"> </w:t>
       </w:r>
+      <w:proofErr w:type="spellStart"/>
+      <w:r>
+        <w:t>Partition</w:t>
+      </w:r>
+      <w:proofErr w:type="spellEnd"/>
+      <w:r>
+        <w:t xml:space="preserve"> per le funzionalità selezionate per il testing</w:t>
+      </w:r>
+      <w:r>
+        <w:t>, ogni test case avrà un Test case id (</w:t>
+      </w:r>
+      <w:proofErr w:type="spellStart"/>
+      <w:r>
+        <w:t>TC_id</w:t>
+      </w:r>
+      <w:proofErr w:type="spellEnd"/>
+      <w:r>
+        <w:t>) e un nome</w:t>
+      </w:r>
+      <w:r>
+        <w:t xml:space="preserve"> </w:t>
+      </w:r>
       <w:r>
         <w:t>utilizzat</w:t>
       </w:r>
@@ -4494,8 +5373,13 @@
         <w:t>i</w:t>
       </w:r>
       <w:r>
-        <w:t xml:space="preserve"> per il riferimento nel documento di Test Case Specification</w:t>
-      </w:r>
+        <w:t xml:space="preserve"> per il riferimento nel documento di Test Case </w:t>
+      </w:r>
+      <w:proofErr w:type="spellStart"/>
+      <w:r>
+        <w:t>Specification</w:t>
+      </w:r>
+      <w:proofErr w:type="spellEnd"/>
       <w:r>
         <w:t>.</w:t>
       </w:r>
@@ -4510,12 +5394,14 @@
       <w:r>
         <w:t xml:space="preserve">9.1 </w:t>
       </w:r>
+      <w:proofErr w:type="spellStart"/>
       <w:r>
         <w:t>Test_</w:t>
       </w:r>
       <w:r>
         <w:t>Login</w:t>
       </w:r>
+      <w:proofErr w:type="spellEnd"/>
       <w:r>
         <w:t xml:space="preserve"> </w:t>
       </w:r>
@@ -4556,6 +5442,7 @@
                 <w:bCs/>
               </w:rPr>
             </w:pPr>
+            <w:proofErr w:type="spellStart"/>
             <w:r>
               <w:rPr>
                 <w:b/>
@@ -4563,6 +5450,7 @@
               </w:rPr>
               <w:t>Category</w:t>
             </w:r>
+            <w:proofErr w:type="spellEnd"/>
           </w:p>
         </w:tc>
         <w:tc>
@@ -4623,7 +5511,15 @@
               <w:spacing w:after="160" w:line="259" w:lineRule="auto"/>
             </w:pPr>
             <w:r>
-              <w:t>Username (email)</w:t>
+              <w:t>Username (</w:t>
+            </w:r>
+            <w:proofErr w:type="gramStart"/>
+            <w:r>
+              <w:t>email</w:t>
+            </w:r>
+            <w:proofErr w:type="gramEnd"/>
+            <w:r>
+              <w:t>)</w:t>
             </w:r>
           </w:p>
         </w:tc>
@@ -4636,7 +5532,15 @@
               <w:spacing w:after="160" w:line="259" w:lineRule="auto"/>
             </w:pPr>
             <w:r>
-              <w:t>Valido (presente nel db)</w:t>
+              <w:t xml:space="preserve">Valido (presente nel </w:t>
+            </w:r>
+            <w:proofErr w:type="spellStart"/>
+            <w:r>
+              <w:t>db</w:t>
+            </w:r>
+            <w:proofErr w:type="spellEnd"/>
+            <w:r>
+              <w:t>)</w:t>
             </w:r>
           </w:p>
           <w:p>
@@ -4688,46 +5592,78 @@
               <w:spacing w:after="160" w:line="259" w:lineRule="auto"/>
             </w:pPr>
             <w:r>
-              <w:t>[property Valido]</w:t>
-            </w:r>
-          </w:p>
-          <w:p>
-            <w:pPr>
-              <w:spacing w:after="160" w:line="259" w:lineRule="auto"/>
-            </w:pPr>
-          </w:p>
-          <w:p>
-            <w:pPr>
-              <w:spacing w:after="160" w:line="259" w:lineRule="auto"/>
-            </w:pPr>
-            <w:r>
-              <w:t>[error]</w:t>
-            </w:r>
-          </w:p>
-          <w:p>
-            <w:pPr>
-              <w:spacing w:after="160" w:line="259" w:lineRule="auto"/>
-            </w:pPr>
-          </w:p>
-          <w:p>
-            <w:pPr>
-              <w:spacing w:after="160" w:line="259" w:lineRule="auto"/>
-            </w:pPr>
-            <w:r>
-              <w:t>[error]</w:t>
-            </w:r>
-          </w:p>
-          <w:p>
-            <w:pPr>
-              <w:spacing w:after="160" w:line="259" w:lineRule="auto"/>
-            </w:pPr>
-          </w:p>
-          <w:p>
-            <w:pPr>
-              <w:spacing w:after="160" w:line="259" w:lineRule="auto"/>
-            </w:pPr>
-            <w:r>
-              <w:t>[error]</w:t>
+              <w:t>[</w:t>
+            </w:r>
+            <w:proofErr w:type="spellStart"/>
+            <w:r>
+              <w:t>property</w:t>
+            </w:r>
+            <w:proofErr w:type="spellEnd"/>
+            <w:r>
+              <w:t xml:space="preserve"> Valido]</w:t>
+            </w:r>
+          </w:p>
+          <w:p>
+            <w:pPr>
+              <w:spacing w:after="160" w:line="259" w:lineRule="auto"/>
+            </w:pPr>
+          </w:p>
+          <w:p>
+            <w:pPr>
+              <w:spacing w:after="160" w:line="259" w:lineRule="auto"/>
+            </w:pPr>
+            <w:r>
+              <w:t>[</w:t>
+            </w:r>
+            <w:proofErr w:type="spellStart"/>
+            <w:r>
+              <w:t>error</w:t>
+            </w:r>
+            <w:proofErr w:type="spellEnd"/>
+            <w:r>
+              <w:t>]</w:t>
+            </w:r>
+          </w:p>
+          <w:p>
+            <w:pPr>
+              <w:spacing w:after="160" w:line="259" w:lineRule="auto"/>
+            </w:pPr>
+          </w:p>
+          <w:p>
+            <w:pPr>
+              <w:spacing w:after="160" w:line="259" w:lineRule="auto"/>
+            </w:pPr>
+            <w:r>
+              <w:t>[</w:t>
+            </w:r>
+            <w:proofErr w:type="spellStart"/>
+            <w:r>
+              <w:t>error</w:t>
+            </w:r>
+            <w:proofErr w:type="spellEnd"/>
+            <w:r>
+              <w:t>]</w:t>
+            </w:r>
+          </w:p>
+          <w:p>
+            <w:pPr>
+              <w:spacing w:after="160" w:line="259" w:lineRule="auto"/>
+            </w:pPr>
+          </w:p>
+          <w:p>
+            <w:pPr>
+              <w:spacing w:after="160" w:line="259" w:lineRule="auto"/>
+            </w:pPr>
+            <w:r>
+              <w:t>[</w:t>
+            </w:r>
+            <w:proofErr w:type="spellStart"/>
+            <w:r>
+              <w:t>error</w:t>
+            </w:r>
+            <w:proofErr w:type="spellEnd"/>
+            <w:r>
+              <w:t>]</w:t>
             </w:r>
           </w:p>
         </w:tc>
@@ -4864,11 +5800,33 @@
           <w:lang w:val="en-GB"/>
         </w:rPr>
       </w:pPr>
+      <w:proofErr w:type="spellStart"/>
       <w:r>
         <w:rPr>
           <w:lang w:val="en-GB"/>
         </w:rPr>
-        <w:t xml:space="preserve">Tabella formati </w:t>
+        <w:t>Tabella</w:t>
+      </w:r>
+      <w:proofErr w:type="spellEnd"/>
+      <w:r>
+        <w:rPr>
+          <w:lang w:val="en-GB"/>
+        </w:rPr>
+        <w:t xml:space="preserve"> </w:t>
+      </w:r>
+      <w:proofErr w:type="spellStart"/>
+      <w:r>
+        <w:rPr>
+          <w:lang w:val="en-GB"/>
+        </w:rPr>
+        <w:t>formati</w:t>
+      </w:r>
+      <w:proofErr w:type="spellEnd"/>
+      <w:r>
+        <w:rPr>
+          <w:lang w:val="en-GB"/>
+        </w:rPr>
+        <w:t xml:space="preserve"> </w:t>
       </w:r>
     </w:p>
     <w:p>
@@ -4942,7 +5900,15 @@
               <w:spacing w:after="160" w:line="259" w:lineRule="auto"/>
             </w:pPr>
             <w:r>
-              <w:t>Username (email)</w:t>
+              <w:t>Username (</w:t>
+            </w:r>
+            <w:proofErr w:type="gramStart"/>
+            <w:r>
+              <w:t>email</w:t>
+            </w:r>
+            <w:proofErr w:type="gramEnd"/>
+            <w:r>
+              <w:t>)</w:t>
             </w:r>
           </w:p>
         </w:tc>
@@ -5556,6 +6522,7 @@
       <w:r>
         <w:t xml:space="preserve">9.2 </w:t>
       </w:r>
+      <w:proofErr w:type="spellStart"/>
       <w:r>
         <w:t>Test_</w:t>
       </w:r>
@@ -5568,6 +6535,7 @@
       <w:r>
         <w:t>password</w:t>
       </w:r>
+      <w:proofErr w:type="spellEnd"/>
       <w:r>
         <w:t xml:space="preserve"> (TC_2)</w:t>
       </w:r>
@@ -5602,6 +6570,7 @@
                 <w:bCs/>
               </w:rPr>
             </w:pPr>
+            <w:proofErr w:type="spellStart"/>
             <w:r>
               <w:rPr>
                 <w:b/>
@@ -5609,6 +6578,7 @@
               </w:rPr>
               <w:t>Category</w:t>
             </w:r>
+            <w:proofErr w:type="spellEnd"/>
           </w:p>
         </w:tc>
         <w:tc>
@@ -5703,20 +6673,41 @@
             <w:r>
               <w:t>[</w:t>
             </w:r>
-            <w:r>
-              <w:t>property Valido]</w:t>
+            <w:proofErr w:type="spellStart"/>
+            <w:r>
+              <w:t>property</w:t>
+            </w:r>
+            <w:proofErr w:type="spellEnd"/>
+            <w:r>
+              <w:t xml:space="preserve"> Valido]</w:t>
             </w:r>
           </w:p>
           <w:p/>
           <w:p>
             <w:r>
-              <w:t>[error]</w:t>
+              <w:t>[</w:t>
+            </w:r>
+            <w:proofErr w:type="spellStart"/>
+            <w:r>
+              <w:t>error</w:t>
+            </w:r>
+            <w:proofErr w:type="spellEnd"/>
+            <w:r>
+              <w:t>]</w:t>
             </w:r>
           </w:p>
           <w:p/>
           <w:p>
             <w:r>
-              <w:t>[error]</w:t>
+              <w:t>[</w:t>
+            </w:r>
+            <w:proofErr w:type="spellStart"/>
+            <w:r>
+              <w:t>error</w:t>
+            </w:r>
+            <w:proofErr w:type="spellEnd"/>
+            <w:r>
+              <w:t>]</w:t>
             </w:r>
           </w:p>
         </w:tc>
@@ -5763,19 +6754,51 @@
           </w:tcPr>
           <w:p>
             <w:r>
-              <w:t>[property nuovaValido]</w:t>
+              <w:t>[</w:t>
+            </w:r>
+            <w:proofErr w:type="spellStart"/>
+            <w:r>
+              <w:t>property</w:t>
+            </w:r>
+            <w:proofErr w:type="spellEnd"/>
+            <w:r>
+              <w:t xml:space="preserve"> </w:t>
+            </w:r>
+            <w:proofErr w:type="spellStart"/>
+            <w:r>
+              <w:t>nuovaValido</w:t>
+            </w:r>
+            <w:proofErr w:type="spellEnd"/>
+            <w:r>
+              <w:t>]</w:t>
             </w:r>
           </w:p>
           <w:p/>
           <w:p>
             <w:r>
-              <w:t>[error]</w:t>
+              <w:t>[</w:t>
+            </w:r>
+            <w:proofErr w:type="spellStart"/>
+            <w:r>
+              <w:t>error</w:t>
+            </w:r>
+            <w:proofErr w:type="spellEnd"/>
+            <w:r>
+              <w:t>]</w:t>
             </w:r>
           </w:p>
           <w:p/>
           <w:p>
             <w:r>
-              <w:t>[error]</w:t>
+              <w:t>[</w:t>
+            </w:r>
+            <w:proofErr w:type="spellStart"/>
+            <w:r>
+              <w:t>error</w:t>
+            </w:r>
+            <w:proofErr w:type="spellEnd"/>
+            <w:r>
+              <w:t>]</w:t>
             </w:r>
           </w:p>
         </w:tc>
@@ -5816,13 +6839,37 @@
           </w:tcPr>
           <w:p>
             <w:r>
-              <w:t>[if nuovaValida]</w:t>
+              <w:t>[</w:t>
+            </w:r>
+            <w:proofErr w:type="spellStart"/>
+            <w:r>
+              <w:t>if</w:t>
+            </w:r>
+            <w:proofErr w:type="spellEnd"/>
+            <w:r>
+              <w:t xml:space="preserve"> </w:t>
+            </w:r>
+            <w:proofErr w:type="spellStart"/>
+            <w:r>
+              <w:t>nuovaValida</w:t>
+            </w:r>
+            <w:proofErr w:type="spellEnd"/>
+            <w:r>
+              <w:t>]</w:t>
             </w:r>
           </w:p>
           <w:p/>
           <w:p>
             <w:r>
-              <w:t>[error]</w:t>
+              <w:t>[</w:t>
+            </w:r>
+            <w:proofErr w:type="spellStart"/>
+            <w:r>
+              <w:t>error</w:t>
+            </w:r>
+            <w:proofErr w:type="spellEnd"/>
+            <w:r>
+              <w:t>]</w:t>
             </w:r>
           </w:p>
         </w:tc>
@@ -6137,6 +7184,7 @@
             <w:r>
               <w:t xml:space="preserve">: Password aggiornata e </w:t>
             </w:r>
+            <w:proofErr w:type="spellStart"/>
             <w:r>
               <w:rPr>
                 <w:b/>
@@ -6144,6 +7192,7 @@
               </w:rPr>
               <w:t>redirect</w:t>
             </w:r>
+            <w:proofErr w:type="spellEnd"/>
             <w:r>
               <w:t xml:space="preserve"> </w:t>
             </w:r>
@@ -6542,6 +7591,7 @@
       <w:r>
         <w:t xml:space="preserve">9.3 </w:t>
       </w:r>
+      <w:proofErr w:type="spellStart"/>
       <w:r>
         <w:t>Test_</w:t>
       </w:r>
@@ -6554,6 +7604,7 @@
       <w:r>
         <w:t>Task</w:t>
       </w:r>
+      <w:proofErr w:type="spellEnd"/>
       <w:r>
         <w:t xml:space="preserve"> (TC_3)</w:t>
       </w:r>
@@ -6588,6 +7639,7 @@
                 <w:bCs/>
               </w:rPr>
             </w:pPr>
+            <w:proofErr w:type="spellStart"/>
             <w:r>
               <w:rPr>
                 <w:b/>
@@ -6595,6 +7647,7 @@
               </w:rPr>
               <w:t>Category</w:t>
             </w:r>
+            <w:proofErr w:type="spellEnd"/>
           </w:p>
         </w:tc>
         <w:tc>
@@ -6709,23 +7762,55 @@
               <w:spacing w:after="160" w:line="259" w:lineRule="auto"/>
             </w:pPr>
             <w:r>
-              <w:t>[property TitoloOK]</w:t>
-            </w:r>
-          </w:p>
-          <w:p>
-            <w:pPr>
-              <w:spacing w:after="160" w:line="259" w:lineRule="auto"/>
-            </w:pPr>
-            <w:r>
-              <w:t>[error]</w:t>
-            </w:r>
-          </w:p>
-          <w:p>
-            <w:pPr>
-              <w:spacing w:after="160" w:line="259" w:lineRule="auto"/>
-            </w:pPr>
-            <w:r>
-              <w:t>[error]</w:t>
+              <w:t>[</w:t>
+            </w:r>
+            <w:proofErr w:type="spellStart"/>
+            <w:r>
+              <w:t>property</w:t>
+            </w:r>
+            <w:proofErr w:type="spellEnd"/>
+            <w:r>
+              <w:t xml:space="preserve"> </w:t>
+            </w:r>
+            <w:proofErr w:type="spellStart"/>
+            <w:r>
+              <w:t>TitoloOK</w:t>
+            </w:r>
+            <w:proofErr w:type="spellEnd"/>
+            <w:r>
+              <w:t>]</w:t>
+            </w:r>
+          </w:p>
+          <w:p>
+            <w:pPr>
+              <w:spacing w:after="160" w:line="259" w:lineRule="auto"/>
+            </w:pPr>
+            <w:r>
+              <w:t>[</w:t>
+            </w:r>
+            <w:proofErr w:type="spellStart"/>
+            <w:r>
+              <w:t>error</w:t>
+            </w:r>
+            <w:proofErr w:type="spellEnd"/>
+            <w:r>
+              <w:t>]</w:t>
+            </w:r>
+          </w:p>
+          <w:p>
+            <w:pPr>
+              <w:spacing w:after="160" w:line="259" w:lineRule="auto"/>
+            </w:pPr>
+            <w:r>
+              <w:t>[</w:t>
+            </w:r>
+            <w:proofErr w:type="spellStart"/>
+            <w:r>
+              <w:t>error</w:t>
+            </w:r>
+            <w:proofErr w:type="spellEnd"/>
+            <w:r>
+              <w:t>]</w:t>
             </w:r>
           </w:p>
         </w:tc>
@@ -6782,13 +7867,37 @@
           </w:tcPr>
           <w:p>
             <w:r>
-              <w:t>[property DipSelected]</w:t>
+              <w:t>[</w:t>
+            </w:r>
+            <w:proofErr w:type="spellStart"/>
+            <w:r>
+              <w:t>property</w:t>
+            </w:r>
+            <w:proofErr w:type="spellEnd"/>
+            <w:r>
+              <w:t xml:space="preserve"> </w:t>
+            </w:r>
+            <w:proofErr w:type="spellStart"/>
+            <w:r>
+              <w:t>DipSelected</w:t>
+            </w:r>
+            <w:proofErr w:type="spellEnd"/>
+            <w:r>
+              <w:t>]</w:t>
             </w:r>
           </w:p>
           <w:p/>
           <w:p>
             <w:r>
-              <w:t>[error]</w:t>
+              <w:t>[</w:t>
+            </w:r>
+            <w:proofErr w:type="spellStart"/>
+            <w:r>
+              <w:t>error</w:t>
+            </w:r>
+            <w:proofErr w:type="spellEnd"/>
+            <w:r>
+              <w:t>]</w:t>
             </w:r>
           </w:p>
         </w:tc>
@@ -6862,19 +7971,51 @@
           </w:tcPr>
           <w:p>
             <w:r>
-              <w:t>[property DataOK]</w:t>
+              <w:t>[</w:t>
+            </w:r>
+            <w:proofErr w:type="spellStart"/>
+            <w:r>
+              <w:t>property</w:t>
+            </w:r>
+            <w:proofErr w:type="spellEnd"/>
+            <w:r>
+              <w:t xml:space="preserve"> </w:t>
+            </w:r>
+            <w:proofErr w:type="spellStart"/>
+            <w:r>
+              <w:t>DataOK</w:t>
+            </w:r>
+            <w:proofErr w:type="spellEnd"/>
+            <w:r>
+              <w:t>]</w:t>
             </w:r>
           </w:p>
           <w:p/>
           <w:p>
             <w:r>
-              <w:t>[error]</w:t>
+              <w:t>[</w:t>
+            </w:r>
+            <w:proofErr w:type="spellStart"/>
+            <w:r>
+              <w:t>error</w:t>
+            </w:r>
+            <w:proofErr w:type="spellEnd"/>
+            <w:r>
+              <w:t>]</w:t>
             </w:r>
           </w:p>
           <w:p/>
           <w:p>
             <w:r>
-              <w:t>[error]</w:t>
+              <w:t>[</w:t>
+            </w:r>
+            <w:proofErr w:type="spellStart"/>
+            <w:r>
+              <w:t>error</w:t>
+            </w:r>
+            <w:proofErr w:type="spellEnd"/>
+            <w:r>
+              <w:t>]</w:t>
             </w:r>
           </w:p>
         </w:tc>
@@ -6931,13 +8072,37 @@
           </w:tcPr>
           <w:p>
             <w:r>
-              <w:t>[property PrioritàOK]</w:t>
+              <w:t>[</w:t>
+            </w:r>
+            <w:proofErr w:type="spellStart"/>
+            <w:r>
+              <w:t>property</w:t>
+            </w:r>
+            <w:proofErr w:type="spellEnd"/>
+            <w:r>
+              <w:t xml:space="preserve"> </w:t>
+            </w:r>
+            <w:proofErr w:type="spellStart"/>
+            <w:r>
+              <w:t>PrioritàOK</w:t>
+            </w:r>
+            <w:proofErr w:type="spellEnd"/>
+            <w:r>
+              <w:t>]</w:t>
             </w:r>
           </w:p>
           <w:p/>
           <w:p>
             <w:r>
-              <w:t>[error]</w:t>
+              <w:t>[</w:t>
+            </w:r>
+            <w:proofErr w:type="spellStart"/>
+            <w:r>
+              <w:t>error</w:t>
+            </w:r>
+            <w:proofErr w:type="spellEnd"/>
+            <w:r>
+              <w:t>]</w:t>
             </w:r>
           </w:p>
         </w:tc>
@@ -6994,13 +8159,37 @@
           </w:tcPr>
           <w:p>
             <w:r>
-              <w:t>[property IstruzioniOK]</w:t>
+              <w:t>[</w:t>
+            </w:r>
+            <w:proofErr w:type="spellStart"/>
+            <w:r>
+              <w:t>property</w:t>
+            </w:r>
+            <w:proofErr w:type="spellEnd"/>
+            <w:r>
+              <w:t xml:space="preserve"> </w:t>
+            </w:r>
+            <w:proofErr w:type="spellStart"/>
+            <w:r>
+              <w:t>IstruzioniOK</w:t>
+            </w:r>
+            <w:proofErr w:type="spellEnd"/>
+            <w:r>
+              <w:t>]</w:t>
             </w:r>
           </w:p>
           <w:p/>
           <w:p>
             <w:r>
-              <w:t>[error]</w:t>
+              <w:t>[</w:t>
+            </w:r>
+            <w:proofErr w:type="spellStart"/>
+            <w:r>
+              <w:t>error</w:t>
+            </w:r>
+            <w:proofErr w:type="spellEnd"/>
+            <w:r>
+              <w:t>]</w:t>
             </w:r>
           </w:p>
         </w:tc>
@@ -7093,20 +8282,52 @@
           <w:p>
             <w:r>
               <w:lastRenderedPageBreak/>
-              <w:t>[property FileOK]</w:t>
+              <w:t>[</w:t>
+            </w:r>
+            <w:proofErr w:type="spellStart"/>
+            <w:r>
+              <w:t>property</w:t>
+            </w:r>
+            <w:proofErr w:type="spellEnd"/>
+            <w:r>
+              <w:t xml:space="preserve"> </w:t>
+            </w:r>
+            <w:proofErr w:type="spellStart"/>
+            <w:r>
+              <w:t>FileOK</w:t>
+            </w:r>
+            <w:proofErr w:type="spellEnd"/>
+            <w:r>
+              <w:t>]</w:t>
             </w:r>
           </w:p>
           <w:p/>
           <w:p>
             <w:r>
               <w:lastRenderedPageBreak/>
-              <w:t>[error]</w:t>
+              <w:t>[</w:t>
+            </w:r>
+            <w:proofErr w:type="spellStart"/>
+            <w:r>
+              <w:t>error</w:t>
+            </w:r>
+            <w:proofErr w:type="spellEnd"/>
+            <w:r>
+              <w:t>]</w:t>
             </w:r>
           </w:p>
           <w:p/>
           <w:p>
             <w:r>
-              <w:t>[error]</w:t>
+              <w:t>[</w:t>
+            </w:r>
+            <w:proofErr w:type="spellStart"/>
+            <w:r>
+              <w:t>error</w:t>
+            </w:r>
+            <w:proofErr w:type="spellEnd"/>
+            <w:r>
+              <w:t>]</w:t>
             </w:r>
           </w:p>
           <w:p/>
@@ -7273,8 +8494,13 @@
           </w:tcPr>
           <w:p>
             <w:r>
-              <w:t>.pdf, .docx, .xlsx</w:t>
-            </w:r>
+              <w:t>.pdf, .docx, .</w:t>
+            </w:r>
+            <w:proofErr w:type="spellStart"/>
+            <w:r>
+              <w:t>xlsx</w:t>
+            </w:r>
+            <w:proofErr w:type="spellEnd"/>
             <w:r>
               <w:t>, dimensione</w:t>
             </w:r>
@@ -7580,7 +8806,21 @@
               <w:rPr>
                 <w:lang w:val="en-GB"/>
               </w:rPr>
-              <w:t xml:space="preserve"> creato, </w:t>
+              <w:t xml:space="preserve"> </w:t>
+            </w:r>
+            <w:proofErr w:type="spellStart"/>
+            <w:r>
+              <w:rPr>
+                <w:lang w:val="en-GB"/>
+              </w:rPr>
+              <w:t>creato</w:t>
+            </w:r>
+            <w:proofErr w:type="spellEnd"/>
+            <w:r>
+              <w:rPr>
+                <w:lang w:val="en-GB"/>
+              </w:rPr>
+              <w:t xml:space="preserve">, </w:t>
             </w:r>
             <w:r>
               <w:rPr>
@@ -7768,7 +9008,21 @@
               <w:rPr>
                 <w:lang w:val="en-GB"/>
               </w:rPr>
-              <w:t xml:space="preserve"> salvati </w:t>
+              <w:t xml:space="preserve"> </w:t>
+            </w:r>
+            <w:proofErr w:type="spellStart"/>
+            <w:r>
+              <w:rPr>
+                <w:lang w:val="en-GB"/>
+              </w:rPr>
+              <w:t>salvati</w:t>
+            </w:r>
+            <w:proofErr w:type="spellEnd"/>
+            <w:r>
+              <w:rPr>
+                <w:lang w:val="en-GB"/>
+              </w:rPr>
+              <w:t xml:space="preserve"> </w:t>
             </w:r>
           </w:p>
         </w:tc>
@@ -7893,7 +9147,15 @@
               <w:t>Error</w:t>
             </w:r>
             <w:r>
-              <w:t xml:space="preserve">: "Il campo 'Titolo' è obbligatorio" </w:t>
+              <w:t>: "Il campo '</w:t>
+            </w:r>
+            <w:proofErr w:type="spellStart"/>
+            <w:r>
+              <w:t>Titolo'</w:t>
+            </w:r>
+            <w:proofErr w:type="spellEnd"/>
+            <w:r>
+              <w:t xml:space="preserve"> è obbligatorio" </w:t>
             </w:r>
           </w:p>
         </w:tc>
@@ -8546,6 +9808,7 @@
       <w:r>
         <w:t xml:space="preserve">9.4 </w:t>
       </w:r>
+      <w:proofErr w:type="spellStart"/>
       <w:r>
         <w:t>Test_</w:t>
       </w:r>
@@ -8558,6 +9821,7 @@
       <w:r>
         <w:t>task</w:t>
       </w:r>
+      <w:proofErr w:type="spellEnd"/>
       <w:r>
         <w:t xml:space="preserve"> (TC_4)</w:t>
       </w:r>
@@ -8592,6 +9856,7 @@
                 <w:bCs/>
               </w:rPr>
             </w:pPr>
+            <w:proofErr w:type="spellStart"/>
             <w:r>
               <w:rPr>
                 <w:b/>
@@ -8599,6 +9864,7 @@
               </w:rPr>
               <w:t>Category</w:t>
             </w:r>
+            <w:proofErr w:type="spellEnd"/>
           </w:p>
         </w:tc>
         <w:tc>
@@ -8709,31 +9975,71 @@
               <w:spacing w:after="160" w:line="259" w:lineRule="auto"/>
             </w:pPr>
             <w:r>
-              <w:t>[property StatoValido]</w:t>
-            </w:r>
-          </w:p>
-          <w:p>
-            <w:pPr>
-              <w:spacing w:after="160" w:line="259" w:lineRule="auto"/>
-            </w:pPr>
-            <w:r>
-              <w:t>[error]</w:t>
-            </w:r>
-          </w:p>
-          <w:p>
-            <w:pPr>
-              <w:spacing w:after="160" w:line="259" w:lineRule="auto"/>
-            </w:pPr>
-            <w:r>
-              <w:t>[error]</w:t>
-            </w:r>
-          </w:p>
-          <w:p>
-            <w:pPr>
-              <w:spacing w:after="160" w:line="259" w:lineRule="auto"/>
-            </w:pPr>
-            <w:r>
-              <w:t>[error]</w:t>
+              <w:t>[</w:t>
+            </w:r>
+            <w:proofErr w:type="spellStart"/>
+            <w:r>
+              <w:t>property</w:t>
+            </w:r>
+            <w:proofErr w:type="spellEnd"/>
+            <w:r>
+              <w:t xml:space="preserve"> </w:t>
+            </w:r>
+            <w:proofErr w:type="spellStart"/>
+            <w:r>
+              <w:t>StatoValido</w:t>
+            </w:r>
+            <w:proofErr w:type="spellEnd"/>
+            <w:r>
+              <w:t>]</w:t>
+            </w:r>
+          </w:p>
+          <w:p>
+            <w:pPr>
+              <w:spacing w:after="160" w:line="259" w:lineRule="auto"/>
+            </w:pPr>
+            <w:r>
+              <w:t>[</w:t>
+            </w:r>
+            <w:proofErr w:type="spellStart"/>
+            <w:r>
+              <w:t>error</w:t>
+            </w:r>
+            <w:proofErr w:type="spellEnd"/>
+            <w:r>
+              <w:t>]</w:t>
+            </w:r>
+          </w:p>
+          <w:p>
+            <w:pPr>
+              <w:spacing w:after="160" w:line="259" w:lineRule="auto"/>
+            </w:pPr>
+            <w:r>
+              <w:t>[</w:t>
+            </w:r>
+            <w:proofErr w:type="spellStart"/>
+            <w:r>
+              <w:t>error</w:t>
+            </w:r>
+            <w:proofErr w:type="spellEnd"/>
+            <w:r>
+              <w:t>]</w:t>
+            </w:r>
+          </w:p>
+          <w:p>
+            <w:pPr>
+              <w:spacing w:after="160" w:line="259" w:lineRule="auto"/>
+            </w:pPr>
+            <w:r>
+              <w:t>[</w:t>
+            </w:r>
+            <w:proofErr w:type="spellStart"/>
+            <w:r>
+              <w:t>error</w:t>
+            </w:r>
+            <w:proofErr w:type="spellEnd"/>
+            <w:r>
+              <w:t>]</w:t>
             </w:r>
           </w:p>
         </w:tc>
@@ -8780,19 +10086,51 @@
           </w:tcPr>
           <w:p>
             <w:r>
-              <w:t>[property MotivazioneOK]</w:t>
+              <w:t>[</w:t>
+            </w:r>
+            <w:proofErr w:type="spellStart"/>
+            <w:r>
+              <w:t>property</w:t>
+            </w:r>
+            <w:proofErr w:type="spellEnd"/>
+            <w:r>
+              <w:t xml:space="preserve"> </w:t>
+            </w:r>
+            <w:proofErr w:type="spellStart"/>
+            <w:r>
+              <w:t>MotivazioneOK</w:t>
+            </w:r>
+            <w:proofErr w:type="spellEnd"/>
+            <w:r>
+              <w:t>]</w:t>
             </w:r>
           </w:p>
           <w:p/>
           <w:p>
             <w:r>
-              <w:t>[error]</w:t>
+              <w:t>[</w:t>
+            </w:r>
+            <w:proofErr w:type="spellStart"/>
+            <w:r>
+              <w:t>error</w:t>
+            </w:r>
+            <w:proofErr w:type="spellEnd"/>
+            <w:r>
+              <w:t>]</w:t>
             </w:r>
           </w:p>
           <w:p/>
           <w:p>
             <w:r>
-              <w:t>[error]</w:t>
+              <w:t>[</w:t>
+            </w:r>
+            <w:proofErr w:type="spellStart"/>
+            <w:r>
+              <w:t>error</w:t>
+            </w:r>
+            <w:proofErr w:type="spellEnd"/>
+            <w:r>
+              <w:t>]</w:t>
             </w:r>
           </w:p>
         </w:tc>
@@ -9521,6 +10859,7 @@
       <w:r>
         <w:t xml:space="preserve">9.5 </w:t>
       </w:r>
+      <w:proofErr w:type="spellStart"/>
       <w:r>
         <w:t>Test_</w:t>
       </w:r>
@@ -9533,6 +10872,7 @@
       <w:r>
         <w:t>account</w:t>
       </w:r>
+      <w:proofErr w:type="spellEnd"/>
       <w:r>
         <w:t xml:space="preserve"> (TC_5)</w:t>
       </w:r>
@@ -9567,6 +10907,7 @@
                 <w:bCs/>
               </w:rPr>
             </w:pPr>
+            <w:proofErr w:type="spellStart"/>
             <w:r>
               <w:rPr>
                 <w:b/>
@@ -9574,6 +10915,7 @@
               </w:rPr>
               <w:t>Category</w:t>
             </w:r>
+            <w:proofErr w:type="spellEnd"/>
           </w:p>
         </w:tc>
         <w:tc>
@@ -9663,19 +11005,51 @@
           </w:tcPr>
           <w:p>
             <w:r>
-              <w:t>[property NomeOK]</w:t>
+              <w:t>[</w:t>
+            </w:r>
+            <w:proofErr w:type="spellStart"/>
+            <w:r>
+              <w:t>property</w:t>
+            </w:r>
+            <w:proofErr w:type="spellEnd"/>
+            <w:r>
+              <w:t xml:space="preserve"> </w:t>
+            </w:r>
+            <w:proofErr w:type="spellStart"/>
+            <w:r>
+              <w:t>NomeOK</w:t>
+            </w:r>
+            <w:proofErr w:type="spellEnd"/>
+            <w:r>
+              <w:t>]</w:t>
             </w:r>
           </w:p>
           <w:p/>
           <w:p>
             <w:r>
-              <w:t>[error]</w:t>
+              <w:t>[</w:t>
+            </w:r>
+            <w:proofErr w:type="spellStart"/>
+            <w:r>
+              <w:t>error</w:t>
+            </w:r>
+            <w:proofErr w:type="spellEnd"/>
+            <w:r>
+              <w:t>]</w:t>
             </w:r>
           </w:p>
           <w:p/>
           <w:p>
             <w:r>
-              <w:t>[error]</w:t>
+              <w:t>[</w:t>
+            </w:r>
+            <w:proofErr w:type="spellStart"/>
+            <w:r>
+              <w:t>error</w:t>
+            </w:r>
+            <w:proofErr w:type="spellEnd"/>
+            <w:r>
+              <w:t>]</w:t>
             </w:r>
           </w:p>
         </w:tc>
@@ -9722,19 +11096,51 @@
           </w:tcPr>
           <w:p>
             <w:r>
-              <w:t>[property CognomeOK]</w:t>
+              <w:t>[</w:t>
+            </w:r>
+            <w:proofErr w:type="spellStart"/>
+            <w:r>
+              <w:t>property</w:t>
+            </w:r>
+            <w:proofErr w:type="spellEnd"/>
+            <w:r>
+              <w:t xml:space="preserve"> </w:t>
+            </w:r>
+            <w:proofErr w:type="spellStart"/>
+            <w:r>
+              <w:t>CognomeOK</w:t>
+            </w:r>
+            <w:proofErr w:type="spellEnd"/>
+            <w:r>
+              <w:t>]</w:t>
             </w:r>
           </w:p>
           <w:p/>
           <w:p>
             <w:r>
-              <w:t>[error]</w:t>
+              <w:t>[</w:t>
+            </w:r>
+            <w:proofErr w:type="spellStart"/>
+            <w:r>
+              <w:t>error</w:t>
+            </w:r>
+            <w:proofErr w:type="spellEnd"/>
+            <w:r>
+              <w:t>]</w:t>
             </w:r>
           </w:p>
           <w:p/>
           <w:p>
             <w:r>
-              <w:t>[error]</w:t>
+              <w:t>[</w:t>
+            </w:r>
+            <w:proofErr w:type="spellStart"/>
+            <w:r>
+              <w:t>error</w:t>
+            </w:r>
+            <w:proofErr w:type="spellEnd"/>
+            <w:r>
+              <w:t>]</w:t>
             </w:r>
           </w:p>
         </w:tc>
@@ -9748,9 +11154,11 @@
             <w:tcW w:w="2263" w:type="dxa"/>
           </w:tcPr>
           <w:p>
+            <w:proofErr w:type="gramStart"/>
             <w:r>
               <w:t>Email</w:t>
             </w:r>
+            <w:proofErr w:type="gramEnd"/>
           </w:p>
         </w:tc>
         <w:tc>
@@ -9795,7 +11203,21 @@
               <w:rPr>
                 <w:lang w:val="en-GB"/>
               </w:rPr>
-              <w:t>[property EmailOK]</w:t>
+              <w:t xml:space="preserve">[property </w:t>
+            </w:r>
+            <w:proofErr w:type="spellStart"/>
+            <w:r>
+              <w:rPr>
+                <w:lang w:val="en-GB"/>
+              </w:rPr>
+              <w:t>EmailOK</w:t>
+            </w:r>
+            <w:proofErr w:type="spellEnd"/>
+            <w:r>
+              <w:rPr>
+                <w:lang w:val="en-GB"/>
+              </w:rPr>
+              <w:t>]</w:t>
             </w:r>
           </w:p>
           <w:p>
@@ -9902,19 +11324,51 @@
           </w:tcPr>
           <w:p>
             <w:r>
-              <w:t>[property DataOK]</w:t>
+              <w:t>[</w:t>
+            </w:r>
+            <w:proofErr w:type="spellStart"/>
+            <w:r>
+              <w:t>property</w:t>
+            </w:r>
+            <w:proofErr w:type="spellEnd"/>
+            <w:r>
+              <w:t xml:space="preserve"> </w:t>
+            </w:r>
+            <w:proofErr w:type="spellStart"/>
+            <w:r>
+              <w:t>DataOK</w:t>
+            </w:r>
+            <w:proofErr w:type="spellEnd"/>
+            <w:r>
+              <w:t>]</w:t>
             </w:r>
           </w:p>
           <w:p/>
           <w:p>
             <w:r>
-              <w:t>[error]</w:t>
+              <w:t>[</w:t>
+            </w:r>
+            <w:proofErr w:type="spellStart"/>
+            <w:r>
+              <w:t>error</w:t>
+            </w:r>
+            <w:proofErr w:type="spellEnd"/>
+            <w:r>
+              <w:t>]</w:t>
             </w:r>
           </w:p>
           <w:p/>
           <w:p>
             <w:r>
-              <w:t>[error]</w:t>
+              <w:t>[</w:t>
+            </w:r>
+            <w:proofErr w:type="spellStart"/>
+            <w:r>
+              <w:t>error</w:t>
+            </w:r>
+            <w:proofErr w:type="spellEnd"/>
+            <w:r>
+              <w:t>]</w:t>
             </w:r>
           </w:p>
         </w:tc>
@@ -9957,7 +11411,15 @@
           <w:p/>
           <w:p>
             <w:r>
-              <w:t>[error]</w:t>
+              <w:t>[</w:t>
+            </w:r>
+            <w:proofErr w:type="spellStart"/>
+            <w:r>
+              <w:t>error</w:t>
+            </w:r>
+            <w:proofErr w:type="spellEnd"/>
+            <w:r>
+              <w:t>]</w:t>
             </w:r>
           </w:p>
         </w:tc>
@@ -9993,7 +11455,23 @@
           </w:tcPr>
           <w:p>
             <w:r>
-              <w:t>[property MatGenOK]</w:t>
+              <w:t>[</w:t>
+            </w:r>
+            <w:proofErr w:type="spellStart"/>
+            <w:r>
+              <w:t>property</w:t>
+            </w:r>
+            <w:proofErr w:type="spellEnd"/>
+            <w:r>
+              <w:t xml:space="preserve"> </w:t>
+            </w:r>
+            <w:proofErr w:type="spellStart"/>
+            <w:r>
+              <w:t>MatGenOK</w:t>
+            </w:r>
+            <w:proofErr w:type="spellEnd"/>
+            <w:r>
+              <w:t>]</w:t>
             </w:r>
           </w:p>
         </w:tc>
@@ -10034,13 +11512,37 @@
           </w:tcPr>
           <w:p>
             <w:r>
-              <w:t>[property passgenOK]</w:t>
+              <w:t>[</w:t>
+            </w:r>
+            <w:proofErr w:type="spellStart"/>
+            <w:r>
+              <w:t>property</w:t>
+            </w:r>
+            <w:proofErr w:type="spellEnd"/>
+            <w:r>
+              <w:t xml:space="preserve"> </w:t>
+            </w:r>
+            <w:proofErr w:type="spellStart"/>
+            <w:r>
+              <w:t>passgenOK</w:t>
+            </w:r>
+            <w:proofErr w:type="spellEnd"/>
+            <w:r>
+              <w:t>]</w:t>
             </w:r>
           </w:p>
           <w:p/>
           <w:p>
             <w:r>
-              <w:t>[error]</w:t>
+              <w:t>[</w:t>
+            </w:r>
+            <w:proofErr w:type="spellStart"/>
+            <w:r>
+              <w:t>error</w:t>
+            </w:r>
+            <w:proofErr w:type="spellEnd"/>
+            <w:r>
+              <w:t>]</w:t>
             </w:r>
           </w:p>
         </w:tc>
@@ -10130,7 +11632,15 @@
           </w:tcPr>
           <w:p>
             <w:r>
-              <w:t>^[a-zA-Z]{1,50}$</w:t>
+              <w:t>^[a-</w:t>
+            </w:r>
+            <w:proofErr w:type="spellStart"/>
+            <w:r>
+              <w:t>zA</w:t>
+            </w:r>
+            <w:proofErr w:type="spellEnd"/>
+            <w:r>
+              <w:t>-Z]{1,50}$</w:t>
             </w:r>
           </w:p>
         </w:tc>
@@ -10155,7 +11665,15 @@
           </w:tcPr>
           <w:p>
             <w:r>
-              <w:t>^[a-zA-Z]{1,50}$</w:t>
+              <w:t>^[a-</w:t>
+            </w:r>
+            <w:proofErr w:type="spellStart"/>
+            <w:r>
+              <w:t>zA</w:t>
+            </w:r>
+            <w:proofErr w:type="spellEnd"/>
+            <w:r>
+              <w:t>-Z]{1,50}$</w:t>
             </w:r>
           </w:p>
         </w:tc>
@@ -10169,9 +11687,11 @@
             <w:tcW w:w="1696" w:type="dxa"/>
           </w:tcPr>
           <w:p>
+            <w:proofErr w:type="gramStart"/>
             <w:r>
               <w:t>Email</w:t>
             </w:r>
+            <w:proofErr w:type="gramEnd"/>
           </w:p>
         </w:tc>
         <w:tc>
@@ -11053,7 +12573,15 @@
               <w:t>Error</w:t>
             </w:r>
             <w:r>
-              <w:t xml:space="preserve">: "Il campo 'data di nascita' è obbligatorio" </w:t>
+              <w:t xml:space="preserve">: "Il campo 'data di </w:t>
+            </w:r>
+            <w:proofErr w:type="spellStart"/>
+            <w:r>
+              <w:t>nascita'</w:t>
+            </w:r>
+            <w:proofErr w:type="spellEnd"/>
+            <w:r>
+              <w:t xml:space="preserve"> è obbligatorio" </w:t>
             </w:r>
           </w:p>
         </w:tc>
@@ -11549,7 +13077,15 @@
     <w:p/>
     <w:p>
       <w:r>
-        <w:t>Le attività di testing per il sistema E.W.M.S. non sono concepite come una fase isolata al termine dello sviluppo, ma sono integrate nell'intero ciclo di vita del software engineering. Il processo prevede che lo unit testing venga eseguito non appena le singole unità logiche risultano pront</w:t>
+        <w:t xml:space="preserve">Le attività di testing per il sistema E.W.M.S. non sono concepite come una fase isolata al termine dello sviluppo, ma sono integrate nell'intero ciclo di vita del software engineering. Il processo prevede che lo </w:t>
+      </w:r>
+      <w:proofErr w:type="spellStart"/>
+      <w:r>
+        <w:t>unit</w:t>
+      </w:r>
+      <w:proofErr w:type="spellEnd"/>
+      <w:r>
+        <w:t xml:space="preserve"> testing venga eseguito non appena le singole unità logiche risultano pront</w:t>
       </w:r>
       <w:r>
         <w:t>e</w:t>
@@ -11560,19 +13096,83 @@
     </w:p>
     <w:p>
       <w:r>
-        <w:t xml:space="preserve">Inoltre, la suite di test è considerata un'entità dinamica. Durante lo sviluppo, il team </w:t>
+        <w:t xml:space="preserve">Inoltre, la suite di test è considerata un'entità dinamica. Durante lo sviluppo, </w:t>
+      </w:r>
+      <w:proofErr w:type="gramStart"/>
+      <w:r>
+        <w:t>il team</w:t>
+      </w:r>
+      <w:proofErr w:type="gramEnd"/>
+      <w:r>
+        <w:t xml:space="preserve"> </w:t>
       </w:r>
       <w:r>
         <w:t>aggiungerà</w:t>
       </w:r>
       <w:r>
-        <w:t xml:space="preserve"> nuovi test cases </w:t>
+        <w:t xml:space="preserve"> nuovi test </w:t>
+      </w:r>
+      <w:proofErr w:type="spellStart"/>
+      <w:r>
+        <w:t>cases</w:t>
+      </w:r>
+      <w:proofErr w:type="spellEnd"/>
+      <w:r>
+        <w:t xml:space="preserve"> </w:t>
       </w:r>
       <w:r>
         <w:t xml:space="preserve">man mano che lo sviluppo porta ad un miglior comprensione del sistema e dei suoi requisiti o </w:t>
       </w:r>
       <w:r>
-        <w:t>qualora emergano scenari d'uso non previsti inizialmente o nel caso in cui la scomposizione gerarchica delle nuove funzionalità riveli ulteriori boundary values critici. Questo garantisce che la copertura dei functional requirements rimanga completa e aggiornata rispetto all'evoluzione della business logic e delle interfacce definite nell'Object Design Document.</w:t>
+        <w:t xml:space="preserve">qualora emergano scenari d'uso non previsti inizialmente o nel caso in cui la scomposizione gerarchica delle nuove funzionalità riveli ulteriori </w:t>
+      </w:r>
+      <w:proofErr w:type="spellStart"/>
+      <w:r>
+        <w:t>boundary</w:t>
+      </w:r>
+      <w:proofErr w:type="spellEnd"/>
+      <w:r>
+        <w:t xml:space="preserve"> </w:t>
+      </w:r>
+      <w:proofErr w:type="spellStart"/>
+      <w:r>
+        <w:t>values</w:t>
+      </w:r>
+      <w:proofErr w:type="spellEnd"/>
+      <w:r>
+        <w:t xml:space="preserve"> critici. Questo garantisce che la copertura dei </w:t>
+      </w:r>
+      <w:proofErr w:type="spellStart"/>
+      <w:r>
+        <w:t>functional</w:t>
+      </w:r>
+      <w:proofErr w:type="spellEnd"/>
+      <w:r>
+        <w:t xml:space="preserve"> </w:t>
+      </w:r>
+      <w:proofErr w:type="spellStart"/>
+      <w:r>
+        <w:t>requirements</w:t>
+      </w:r>
+      <w:proofErr w:type="spellEnd"/>
+      <w:r>
+        <w:t xml:space="preserve"> rimanga completa e aggiornata rispetto all'evoluzione della business </w:t>
+      </w:r>
+      <w:proofErr w:type="spellStart"/>
+      <w:r>
+        <w:t>logic</w:t>
+      </w:r>
+      <w:proofErr w:type="spellEnd"/>
+      <w:r>
+        <w:t xml:space="preserve"> e delle interfacce definite nell'Object Design </w:t>
+      </w:r>
+      <w:proofErr w:type="spellStart"/>
+      <w:r>
+        <w:t>Document</w:t>
+      </w:r>
+      <w:proofErr w:type="spellEnd"/>
+      <w:r>
+        <w:t>.</w:t>
       </w:r>
     </w:p>
     <w:p/>

--- a/Workspace/Testing/Test plan/TestPlan_EWMS.docx
+++ b/Workspace/Testing/Test plan/TestPlan_EWMS.docx
@@ -2342,21 +2342,7 @@
             <w:rStyle w:val="Collegamentoipertestuale"/>
             <w:noProof/>
           </w:rPr>
-          <w:t>App</w:t>
-        </w:r>
-        <w:r>
-          <w:rPr>
-            <w:rStyle w:val="Collegamentoipertestuale"/>
-            <w:noProof/>
-          </w:rPr>
-          <w:t>r</w:t>
-        </w:r>
-        <w:r>
-          <w:rPr>
-            <w:rStyle w:val="Collegamentoipertestuale"/>
-            <w:noProof/>
-          </w:rPr>
-          <w:t>occio</w:t>
+          <w:t>Approccio</w:t>
         </w:r>
         <w:r>
           <w:rPr>
@@ -2534,21 +2520,7 @@
             <w:rStyle w:val="Collegamentoipertestuale"/>
             <w:noProof/>
           </w:rPr>
-          <w:t>Materi</w:t>
-        </w:r>
-        <w:r>
-          <w:rPr>
-            <w:rStyle w:val="Collegamentoipertestuale"/>
-            <w:noProof/>
-          </w:rPr>
-          <w:t>a</w:t>
-        </w:r>
-        <w:r>
-          <w:rPr>
-            <w:rStyle w:val="Collegamentoipertestuale"/>
-            <w:noProof/>
-          </w:rPr>
-          <w:t>le per i test</w:t>
+          <w:t>Materiale per i test</w:t>
         </w:r>
         <w:r>
           <w:rPr>

--- a/Workspace/Testing/Test plan/TestPlan_EWMS.docx
+++ b/Workspace/Testing/Test plan/TestPlan_EWMS.docx
@@ -4082,6 +4082,9 @@
         <w:t>Approccio</w:t>
       </w:r>
       <w:bookmarkEnd w:id="5"/>
+      <w:r>
+        <w:br/>
+      </w:r>
     </w:p>
     <w:p>
       <w:r>
@@ -4119,7 +4122,10 @@
       </w:r>
       <w:proofErr w:type="spellEnd"/>
       <w:r>
-        <w:t xml:space="preserve"> e si concentrerà sui servizi offerti da ogni singolo sottosistema</w:t>
+        <w:t xml:space="preserve"> e si concentrerà sui servizi offerti da</w:t>
+      </w:r>
+      <w:r>
+        <w:t>i sottosistemi del livello applicativo e di persistenza</w:t>
       </w:r>
       <w:r>
         <w:t>.</w:t>
@@ -4235,7 +4241,23 @@
     </w:p>
     <w:p>
       <w:r>
-        <w:t>Per verificare che l’intero codice sia testato in questa fase verranno utilizzate anche tecniche di white-box testing a discrezione dello sviluppatore.</w:t>
+        <w:t xml:space="preserve">Per effettuare i test si procederà tramite </w:t>
+      </w:r>
+      <w:proofErr w:type="spellStart"/>
+      <w:r>
+        <w:t>category</w:t>
+      </w:r>
+      <w:proofErr w:type="spellEnd"/>
+      <w:r>
+        <w:t xml:space="preserve"> </w:t>
+      </w:r>
+      <w:proofErr w:type="spellStart"/>
+      <w:r>
+        <w:t>partition</w:t>
+      </w:r>
+      <w:proofErr w:type="spellEnd"/>
+      <w:r>
+        <w:t>.</w:t>
       </w:r>
     </w:p>
     <w:p/>
@@ -4249,98 +4271,39 @@
     </w:p>
     <w:p/>
     <w:p>
-      <w:proofErr w:type="spellStart"/>
-      <w:r>
-        <w:t>L’integration</w:t>
-      </w:r>
-      <w:proofErr w:type="spellEnd"/>
-      <w:r>
-        <w:t xml:space="preserve"> testing ha l’obiettivo di verificare le interazioni tra i diversi moduli della </w:t>
-      </w:r>
-      <w:proofErr w:type="spellStart"/>
-      <w:r>
-        <w:t>three-tier</w:t>
-      </w:r>
-      <w:proofErr w:type="spellEnd"/>
-      <w:r>
-        <w:t xml:space="preserve"> </w:t>
-      </w:r>
-      <w:proofErr w:type="spellStart"/>
-      <w:r>
-        <w:t>architecture</w:t>
-      </w:r>
-      <w:proofErr w:type="spellEnd"/>
-      <w:r>
-        <w:t>. Per il sistema E.W.M.S., si è deciso di adottare la tecnica del sandwich testing</w:t>
-      </w:r>
-      <w:r>
-        <w:t xml:space="preserve">. </w:t>
-      </w:r>
-      <w:r>
-        <w:t xml:space="preserve">Questo approccio permette di testare simultaneamente l’applicazione dall’alto verso il basso e dal basso verso l’alto, convergendo verso </w:t>
-      </w:r>
-      <w:proofErr w:type="spellStart"/>
-      <w:r>
-        <w:t>l’application</w:t>
-      </w:r>
-      <w:proofErr w:type="spellEnd"/>
-      <w:r>
-        <w:t xml:space="preserve"> </w:t>
-      </w:r>
-      <w:proofErr w:type="spellStart"/>
-      <w:r>
-        <w:t>layer</w:t>
-      </w:r>
-      <w:proofErr w:type="spellEnd"/>
-      <w:r>
-        <w:t xml:space="preserve"> identificato come strato target.</w:t>
-      </w:r>
-    </w:p>
-    <w:p>
-      <w:r>
-        <w:lastRenderedPageBreak/>
-        <w:t>La decomposizione gerarchica del sistema per questa fase prevede la suddivisione in tre livelli logici:</w:t>
-      </w:r>
-    </w:p>
-    <w:p>
-      <w:pPr>
-        <w:numPr>
-          <w:ilvl w:val="0"/>
-          <w:numId w:val="14"/>
-        </w:numPr>
-      </w:pPr>
+      <w:r>
+        <w:t xml:space="preserve">Per il sistema E.W.M.S., si è deciso di adottare la tecnica del </w:t>
+      </w:r>
       <w:r>
         <w:rPr>
           <w:b/>
           <w:bCs/>
         </w:rPr>
-        <w:t>Strato Superiore</w:t>
-      </w:r>
-      <w:r>
-        <w:t xml:space="preserve">: Composto dai controller del </w:t>
+        <w:t>bottom-up testing</w:t>
+      </w:r>
+      <w:r>
+        <w:t xml:space="preserve">. Questo approccio prevede di iniziare il test dai componenti di livello più basso (indipendenti da altri moduli), per poi integrarli progressivamente nei moduli di livello superiore, eliminando la necessità di utilizzare </w:t>
       </w:r>
       <w:proofErr w:type="spellStart"/>
       <w:r>
-        <w:t>presentation</w:t>
+        <w:t>stubs</w:t>
       </w:r>
       <w:proofErr w:type="spellEnd"/>
       <w:r>
-        <w:t xml:space="preserve"> </w:t>
-      </w:r>
-      <w:proofErr w:type="spellStart"/>
-      <w:r>
-        <w:t>layer</w:t>
-      </w:r>
-      <w:proofErr w:type="spellEnd"/>
-      <w:r>
-        <w:t xml:space="preserve"> che gestiscono le interfacce utente.</w:t>
+        <w:t>.</w:t>
       </w:r>
     </w:p>
     <w:p>
+      <w:r>
+        <w:lastRenderedPageBreak/>
+        <w:t>La decomposizione gerarchica del sistema per questa fase prevede la seguente progressione:</w:t>
+      </w:r>
+    </w:p>
+    <w:p>
       <w:pPr>
         <w:numPr>
           <w:ilvl w:val="0"/>
-          <w:numId w:val="14"/>
+          <w:numId w:val="21"/>
         </w:numPr>
       </w:pPr>
       <w:r>
@@ -4348,14 +4311,14 @@
           <w:b/>
           <w:bCs/>
         </w:rPr>
-        <w:t>Strato Target</w:t>
-      </w:r>
-      <w:r>
-        <w:t xml:space="preserve">: Rappresentato dai componenti del </w:t>
+        <w:t>Livello Iniziale</w:t>
+      </w:r>
+      <w:r>
+        <w:t xml:space="preserve">: Costituito dal </w:t>
       </w:r>
       <w:proofErr w:type="spellStart"/>
       <w:r>
-        <w:t>application</w:t>
+        <w:t>persistence</w:t>
       </w:r>
       <w:proofErr w:type="spellEnd"/>
       <w:r>
@@ -4367,22 +4330,14 @@
       </w:r>
       <w:proofErr w:type="spellEnd"/>
       <w:r>
-        <w:t xml:space="preserve"> dove risiede la business </w:t>
-      </w:r>
-      <w:proofErr w:type="spellStart"/>
-      <w:r>
-        <w:t>logic</w:t>
-      </w:r>
-      <w:proofErr w:type="spellEnd"/>
-      <w:r>
-        <w:t>.</w:t>
+        <w:t xml:space="preserve"> (DAO), che viene testato per primo, eventualmente con l'ausilio di test drivers.</w:t>
       </w:r>
     </w:p>
     <w:p>
       <w:pPr>
         <w:numPr>
           <w:ilvl w:val="0"/>
-          <w:numId w:val="14"/>
+          <w:numId w:val="21"/>
         </w:numPr>
       </w:pPr>
       <w:r>
@@ -4390,14 +4345,14 @@
           <w:b/>
           <w:bCs/>
         </w:rPr>
-        <w:t>Strato Inferiore</w:t>
-      </w:r>
-      <w:r>
-        <w:t xml:space="preserve">: Costituito dal </w:t>
+        <w:t>Livello Intermedio</w:t>
+      </w:r>
+      <w:r>
+        <w:t xml:space="preserve">: Rappresentato dai componenti </w:t>
       </w:r>
       <w:proofErr w:type="spellStart"/>
       <w:r>
-        <w:t>persistence</w:t>
+        <w:t>dell’application</w:t>
       </w:r>
       <w:proofErr w:type="spellEnd"/>
       <w:r>
@@ -4409,17 +4364,50 @@
       </w:r>
       <w:proofErr w:type="spellEnd"/>
       <w:r>
-        <w:t xml:space="preserve"> (</w:t>
-      </w:r>
+        <w:t xml:space="preserve"> (dove risiede la </w:t>
+      </w:r>
+      <w:r>
+        <w:t>logica di business</w:t>
+      </w:r>
+      <w:r>
+        <w:t xml:space="preserve"> </w:t>
+      </w:r>
+      <w:r>
+        <w:t>che vengono integrati e testati utilizzando i moduli del livello inferiore già verificati.</w:t>
+      </w:r>
+    </w:p>
+    <w:p>
+      <w:pPr>
+        <w:numPr>
+          <w:ilvl w:val="0"/>
+          <w:numId w:val="21"/>
+        </w:numPr>
+      </w:pPr>
       <w:r>
         <w:rPr>
           <w:b/>
           <w:bCs/>
         </w:rPr>
-        <w:t>DAO</w:t>
-      </w:r>
-      <w:r>
-        <w:t>).</w:t>
+        <w:t>Livello Finale</w:t>
+      </w:r>
+      <w:r>
+        <w:t xml:space="preserve">: Composto dai controller del </w:t>
+      </w:r>
+      <w:proofErr w:type="spellStart"/>
+      <w:r>
+        <w:t>presentation</w:t>
+      </w:r>
+      <w:proofErr w:type="spellEnd"/>
+      <w:r>
+        <w:t xml:space="preserve"> </w:t>
+      </w:r>
+      <w:proofErr w:type="spellStart"/>
+      <w:r>
+        <w:t>layer</w:t>
+      </w:r>
+      <w:proofErr w:type="spellEnd"/>
+      <w:r>
+        <w:t>, che vengono testati interagendo con l'intera catena sottostante per validare le interfacce utente.</w:t>
       </w:r>
     </w:p>
     <w:p/>
@@ -14425,6 +14413,155 @@
     </w:lvl>
   </w:abstractNum>
   <w:abstractNum w:abstractNumId="6" w15:restartNumberingAfterBreak="0">
+    <w:nsid w:val="2D182296"/>
+    <w:multiLevelType w:val="multilevel"/>
+    <w:tmpl w:val="37C26E7A"/>
+    <w:lvl w:ilvl="0">
+      <w:start w:val="1"/>
+      <w:numFmt w:val="bullet"/>
+      <w:lvlText w:val=""/>
+      <w:lvlJc w:val="left"/>
+      <w:pPr>
+        <w:tabs>
+          <w:tab w:val="num" w:pos="720"/>
+        </w:tabs>
+        <w:ind w:left="720" w:hanging="360"/>
+      </w:pPr>
+      <w:rPr>
+        <w:rFonts w:ascii="Symbol" w:hAnsi="Symbol" w:hint="default"/>
+        <w:sz w:val="20"/>
+      </w:rPr>
+    </w:lvl>
+    <w:lvl w:ilvl="1" w:tentative="1">
+      <w:start w:val="1"/>
+      <w:numFmt w:val="bullet"/>
+      <w:lvlText w:val="o"/>
+      <w:lvlJc w:val="left"/>
+      <w:pPr>
+        <w:tabs>
+          <w:tab w:val="num" w:pos="1440"/>
+        </w:tabs>
+        <w:ind w:left="1440" w:hanging="360"/>
+      </w:pPr>
+      <w:rPr>
+        <w:rFonts w:ascii="Courier New" w:hAnsi="Courier New" w:hint="default"/>
+        <w:sz w:val="20"/>
+      </w:rPr>
+    </w:lvl>
+    <w:lvl w:ilvl="2" w:tentative="1">
+      <w:start w:val="1"/>
+      <w:numFmt w:val="bullet"/>
+      <w:lvlText w:val=""/>
+      <w:lvlJc w:val="left"/>
+      <w:pPr>
+        <w:tabs>
+          <w:tab w:val="num" w:pos="2160"/>
+        </w:tabs>
+        <w:ind w:left="2160" w:hanging="360"/>
+      </w:pPr>
+      <w:rPr>
+        <w:rFonts w:ascii="Wingdings" w:hAnsi="Wingdings" w:hint="default"/>
+        <w:sz w:val="20"/>
+      </w:rPr>
+    </w:lvl>
+    <w:lvl w:ilvl="3" w:tentative="1">
+      <w:start w:val="1"/>
+      <w:numFmt w:val="bullet"/>
+      <w:lvlText w:val=""/>
+      <w:lvlJc w:val="left"/>
+      <w:pPr>
+        <w:tabs>
+          <w:tab w:val="num" w:pos="2880"/>
+        </w:tabs>
+        <w:ind w:left="2880" w:hanging="360"/>
+      </w:pPr>
+      <w:rPr>
+        <w:rFonts w:ascii="Wingdings" w:hAnsi="Wingdings" w:hint="default"/>
+        <w:sz w:val="20"/>
+      </w:rPr>
+    </w:lvl>
+    <w:lvl w:ilvl="4" w:tentative="1">
+      <w:start w:val="1"/>
+      <w:numFmt w:val="bullet"/>
+      <w:lvlText w:val=""/>
+      <w:lvlJc w:val="left"/>
+      <w:pPr>
+        <w:tabs>
+          <w:tab w:val="num" w:pos="3600"/>
+        </w:tabs>
+        <w:ind w:left="3600" w:hanging="360"/>
+      </w:pPr>
+      <w:rPr>
+        <w:rFonts w:ascii="Wingdings" w:hAnsi="Wingdings" w:hint="default"/>
+        <w:sz w:val="20"/>
+      </w:rPr>
+    </w:lvl>
+    <w:lvl w:ilvl="5" w:tentative="1">
+      <w:start w:val="1"/>
+      <w:numFmt w:val="bullet"/>
+      <w:lvlText w:val=""/>
+      <w:lvlJc w:val="left"/>
+      <w:pPr>
+        <w:tabs>
+          <w:tab w:val="num" w:pos="4320"/>
+        </w:tabs>
+        <w:ind w:left="4320" w:hanging="360"/>
+      </w:pPr>
+      <w:rPr>
+        <w:rFonts w:ascii="Wingdings" w:hAnsi="Wingdings" w:hint="default"/>
+        <w:sz w:val="20"/>
+      </w:rPr>
+    </w:lvl>
+    <w:lvl w:ilvl="6" w:tentative="1">
+      <w:start w:val="1"/>
+      <w:numFmt w:val="bullet"/>
+      <w:lvlText w:val=""/>
+      <w:lvlJc w:val="left"/>
+      <w:pPr>
+        <w:tabs>
+          <w:tab w:val="num" w:pos="5040"/>
+        </w:tabs>
+        <w:ind w:left="5040" w:hanging="360"/>
+      </w:pPr>
+      <w:rPr>
+        <w:rFonts w:ascii="Wingdings" w:hAnsi="Wingdings" w:hint="default"/>
+        <w:sz w:val="20"/>
+      </w:rPr>
+    </w:lvl>
+    <w:lvl w:ilvl="7" w:tentative="1">
+      <w:start w:val="1"/>
+      <w:numFmt w:val="bullet"/>
+      <w:lvlText w:val=""/>
+      <w:lvlJc w:val="left"/>
+      <w:pPr>
+        <w:tabs>
+          <w:tab w:val="num" w:pos="5760"/>
+        </w:tabs>
+        <w:ind w:left="5760" w:hanging="360"/>
+      </w:pPr>
+      <w:rPr>
+        <w:rFonts w:ascii="Wingdings" w:hAnsi="Wingdings" w:hint="default"/>
+        <w:sz w:val="20"/>
+      </w:rPr>
+    </w:lvl>
+    <w:lvl w:ilvl="8" w:tentative="1">
+      <w:start w:val="1"/>
+      <w:numFmt w:val="bullet"/>
+      <w:lvlText w:val=""/>
+      <w:lvlJc w:val="left"/>
+      <w:pPr>
+        <w:tabs>
+          <w:tab w:val="num" w:pos="6480"/>
+        </w:tabs>
+        <w:ind w:left="6480" w:hanging="360"/>
+      </w:pPr>
+      <w:rPr>
+        <w:rFonts w:ascii="Wingdings" w:hAnsi="Wingdings" w:hint="default"/>
+        <w:sz w:val="20"/>
+      </w:rPr>
+    </w:lvl>
+  </w:abstractNum>
+  <w:abstractNum w:abstractNumId="7" w15:restartNumberingAfterBreak="0">
     <w:nsid w:val="38A8391E"/>
     <w:multiLevelType w:val="multilevel"/>
     <w:tmpl w:val="FF7A7D90"/>
@@ -14573,7 +14710,7 @@
       </w:rPr>
     </w:lvl>
   </w:abstractNum>
-  <w:abstractNum w:abstractNumId="7" w15:restartNumberingAfterBreak="0">
+  <w:abstractNum w:abstractNumId="8" w15:restartNumberingAfterBreak="0">
     <w:nsid w:val="39C442B9"/>
     <w:multiLevelType w:val="multilevel"/>
     <w:tmpl w:val="6818E00C"/>
@@ -14722,7 +14859,7 @@
       </w:rPr>
     </w:lvl>
   </w:abstractNum>
-  <w:abstractNum w:abstractNumId="8" w15:restartNumberingAfterBreak="0">
+  <w:abstractNum w:abstractNumId="9" w15:restartNumberingAfterBreak="0">
     <w:nsid w:val="42F31A3D"/>
     <w:multiLevelType w:val="hybridMultilevel"/>
     <w:tmpl w:val="E5E62C26"/>
@@ -14811,7 +14948,7 @@
       </w:pPr>
     </w:lvl>
   </w:abstractNum>
-  <w:abstractNum w:abstractNumId="9" w15:restartNumberingAfterBreak="0">
+  <w:abstractNum w:abstractNumId="10" w15:restartNumberingAfterBreak="0">
     <w:nsid w:val="439A2B6F"/>
     <w:multiLevelType w:val="hybridMultilevel"/>
     <w:tmpl w:val="404E3DF8"/>
@@ -14923,7 +15060,7 @@
       </w:rPr>
     </w:lvl>
   </w:abstractNum>
-  <w:abstractNum w:abstractNumId="10" w15:restartNumberingAfterBreak="0">
+  <w:abstractNum w:abstractNumId="11" w15:restartNumberingAfterBreak="0">
     <w:nsid w:val="4B0A1659"/>
     <w:multiLevelType w:val="hybridMultilevel"/>
     <w:tmpl w:val="0F4C37F6"/>
@@ -15035,7 +15172,7 @@
       </w:rPr>
     </w:lvl>
   </w:abstractNum>
-  <w:abstractNum w:abstractNumId="11" w15:restartNumberingAfterBreak="0">
+  <w:abstractNum w:abstractNumId="12" w15:restartNumberingAfterBreak="0">
     <w:nsid w:val="4F386EF5"/>
     <w:multiLevelType w:val="multilevel"/>
     <w:tmpl w:val="6818E00C"/>
@@ -15184,7 +15321,7 @@
       </w:rPr>
     </w:lvl>
   </w:abstractNum>
-  <w:abstractNum w:abstractNumId="12" w15:restartNumberingAfterBreak="0">
+  <w:abstractNum w:abstractNumId="13" w15:restartNumberingAfterBreak="0">
     <w:nsid w:val="524C7EB1"/>
     <w:multiLevelType w:val="hybridMultilevel"/>
     <w:tmpl w:val="609EE8F2"/>
@@ -15297,7 +15434,7 @@
       </w:rPr>
     </w:lvl>
   </w:abstractNum>
-  <w:abstractNum w:abstractNumId="13" w15:restartNumberingAfterBreak="0">
+  <w:abstractNum w:abstractNumId="14" w15:restartNumberingAfterBreak="0">
     <w:nsid w:val="5817304E"/>
     <w:multiLevelType w:val="multilevel"/>
     <w:tmpl w:val="A6DCD448"/>
@@ -15446,7 +15583,7 @@
       </w:rPr>
     </w:lvl>
   </w:abstractNum>
-  <w:abstractNum w:abstractNumId="14" w15:restartNumberingAfterBreak="0">
+  <w:abstractNum w:abstractNumId="15" w15:restartNumberingAfterBreak="0">
     <w:nsid w:val="65506B4F"/>
     <w:multiLevelType w:val="hybridMultilevel"/>
     <w:tmpl w:val="5D54F930"/>
@@ -15535,7 +15672,7 @@
       </w:pPr>
     </w:lvl>
   </w:abstractNum>
-  <w:abstractNum w:abstractNumId="15" w15:restartNumberingAfterBreak="0">
+  <w:abstractNum w:abstractNumId="16" w15:restartNumberingAfterBreak="0">
     <w:nsid w:val="6D412EDD"/>
     <w:multiLevelType w:val="hybridMultilevel"/>
     <w:tmpl w:val="2ED64BC6"/>
@@ -15621,7 +15758,7 @@
       </w:pPr>
     </w:lvl>
   </w:abstractNum>
-  <w:abstractNum w:abstractNumId="16" w15:restartNumberingAfterBreak="0">
+  <w:abstractNum w:abstractNumId="17" w15:restartNumberingAfterBreak="0">
     <w:nsid w:val="73777F89"/>
     <w:multiLevelType w:val="hybridMultilevel"/>
     <w:tmpl w:val="DAC093B0"/>
@@ -15733,7 +15870,7 @@
       </w:rPr>
     </w:lvl>
   </w:abstractNum>
-  <w:abstractNum w:abstractNumId="17" w15:restartNumberingAfterBreak="0">
+  <w:abstractNum w:abstractNumId="18" w15:restartNumberingAfterBreak="0">
     <w:nsid w:val="78F17C73"/>
     <w:multiLevelType w:val="multilevel"/>
     <w:tmpl w:val="6818E00C"/>
@@ -15882,7 +16019,7 @@
       </w:rPr>
     </w:lvl>
   </w:abstractNum>
-  <w:abstractNum w:abstractNumId="18" w15:restartNumberingAfterBreak="0">
+  <w:abstractNum w:abstractNumId="19" w15:restartNumberingAfterBreak="0">
     <w:nsid w:val="7BB34708"/>
     <w:multiLevelType w:val="multilevel"/>
     <w:tmpl w:val="6818E00C"/>
@@ -16031,7 +16168,7 @@
       </w:rPr>
     </w:lvl>
   </w:abstractNum>
-  <w:abstractNum w:abstractNumId="19" w15:restartNumberingAfterBreak="0">
+  <w:abstractNum w:abstractNumId="20" w15:restartNumberingAfterBreak="0">
     <w:nsid w:val="7DBA18C3"/>
     <w:multiLevelType w:val="hybridMultilevel"/>
     <w:tmpl w:val="55622970"/>
@@ -16145,49 +16282,49 @@
     </w:lvl>
   </w:abstractNum>
   <w:num w:numId="1" w16cid:durableId="254364697">
-    <w:abstractNumId w:val="8"/>
+    <w:abstractNumId w:val="9"/>
   </w:num>
   <w:num w:numId="2" w16cid:durableId="709258864">
-    <w:abstractNumId w:val="19"/>
+    <w:abstractNumId w:val="20"/>
   </w:num>
   <w:num w:numId="3" w16cid:durableId="2059426409">
-    <w:abstractNumId w:val="12"/>
+    <w:abstractNumId w:val="13"/>
   </w:num>
   <w:num w:numId="4" w16cid:durableId="1142649016">
-    <w:abstractNumId w:val="15"/>
+    <w:abstractNumId w:val="16"/>
   </w:num>
   <w:num w:numId="5" w16cid:durableId="611784743">
-    <w:abstractNumId w:val="16"/>
+    <w:abstractNumId w:val="17"/>
   </w:num>
   <w:num w:numId="6" w16cid:durableId="894001301">
     <w:abstractNumId w:val="4"/>
   </w:num>
   <w:num w:numId="7" w16cid:durableId="1938168655">
-    <w:abstractNumId w:val="13"/>
+    <w:abstractNumId w:val="14"/>
   </w:num>
   <w:num w:numId="8" w16cid:durableId="695277720">
-    <w:abstractNumId w:val="14"/>
+    <w:abstractNumId w:val="15"/>
   </w:num>
   <w:num w:numId="9" w16cid:durableId="1287852039">
-    <w:abstractNumId w:val="9"/>
+    <w:abstractNumId w:val="10"/>
   </w:num>
   <w:num w:numId="10" w16cid:durableId="1751345419">
-    <w:abstractNumId w:val="18"/>
+    <w:abstractNumId w:val="19"/>
   </w:num>
   <w:num w:numId="11" w16cid:durableId="1064255021">
-    <w:abstractNumId w:val="6"/>
+    <w:abstractNumId w:val="7"/>
   </w:num>
   <w:num w:numId="12" w16cid:durableId="534924243">
     <w:abstractNumId w:val="2"/>
   </w:num>
   <w:num w:numId="13" w16cid:durableId="416634463">
-    <w:abstractNumId w:val="10"/>
+    <w:abstractNumId w:val="11"/>
   </w:num>
   <w:num w:numId="14" w16cid:durableId="1592808662">
     <w:abstractNumId w:val="5"/>
   </w:num>
   <w:num w:numId="15" w16cid:durableId="481428850">
-    <w:abstractNumId w:val="17"/>
+    <w:abstractNumId w:val="18"/>
   </w:num>
   <w:num w:numId="16" w16cid:durableId="602348232">
     <w:abstractNumId w:val="0"/>
@@ -16196,13 +16333,16 @@
     <w:abstractNumId w:val="3"/>
   </w:num>
   <w:num w:numId="18" w16cid:durableId="67118456">
-    <w:abstractNumId w:val="11"/>
+    <w:abstractNumId w:val="12"/>
   </w:num>
   <w:num w:numId="19" w16cid:durableId="382145297">
     <w:abstractNumId w:val="1"/>
   </w:num>
   <w:num w:numId="20" w16cid:durableId="1903783222">
-    <w:abstractNumId w:val="7"/>
+    <w:abstractNumId w:val="8"/>
+  </w:num>
+  <w:num w:numId="21" w16cid:durableId="1845972031">
+    <w:abstractNumId w:val="6"/>
   </w:num>
 </w:numbering>
 </file>
@@ -16811,7 +16951,6 @@
   <w:style w:type="character" w:default="1" w:styleId="Carpredefinitoparagrafo">
     <w:name w:val="Default Paragraph Font"/>
     <w:uiPriority w:val="1"/>
-    <w:semiHidden/>
     <w:unhideWhenUsed/>
   </w:style>
   <w:style w:type="table" w:default="1" w:styleId="Tabellanormale">

--- a/Workspace/Testing/Test plan/TestPlan_EWMS.docx
+++ b/Workspace/Testing/Test plan/TestPlan_EWMS.docx
@@ -4364,10 +4364,7 @@
       </w:r>
       <w:proofErr w:type="spellEnd"/>
       <w:r>
-        <w:t xml:space="preserve"> (dove risiede la </w:t>
-      </w:r>
-      <w:r>
-        <w:t>logica di business</w:t>
+        <w:t xml:space="preserve"> (dove risiede la logica di business</w:t>
       </w:r>
       <w:r>
         <w:t xml:space="preserve"> </w:t>
@@ -16951,6 +16948,7 @@
   <w:style w:type="character" w:default="1" w:styleId="Carpredefinitoparagrafo">
     <w:name w:val="Default Paragraph Font"/>
     <w:uiPriority w:val="1"/>
+    <w:semiHidden/>
     <w:unhideWhenUsed/>
   </w:style>
   <w:style w:type="table" w:default="1" w:styleId="Tabellanormale">

--- a/Workspace/Testing/Test plan/TestPlan_EWMS.docx
+++ b/Workspace/Testing/Test plan/TestPlan_EWMS.docx
@@ -1913,7 +1913,7 @@
       <w:r>
         <w:fldChar w:fldCharType="separate"/>
       </w:r>
-      <w:hyperlink w:anchor="_Toc217148111" w:history="1">
+      <w:hyperlink w:anchor="_Toc221350306" w:history="1">
         <w:r>
           <w:rPr>
             <w:rStyle w:val="Collegamentoipertestuale"/>
@@ -1957,7 +1957,7 @@
             <w:noProof/>
             <w:webHidden/>
           </w:rPr>
-          <w:instrText xml:space="preserve"> PAGEREF _Toc217148111 \h </w:instrText>
+          <w:instrText xml:space="preserve"> PAGEREF _Toc221350306 \h </w:instrText>
         </w:r>
         <w:r>
           <w:rPr>
@@ -2002,7 +2002,7 @@
           <w14:ligatures w14:val="standardContextual"/>
         </w:rPr>
       </w:pPr>
-      <w:hyperlink w:anchor="_Toc217148112" w:history="1">
+      <w:hyperlink w:anchor="_Toc221350307" w:history="1">
         <w:r>
           <w:rPr>
             <w:rStyle w:val="Collegamentoipertestuale"/>
@@ -2046,7 +2046,7 @@
             <w:noProof/>
             <w:webHidden/>
           </w:rPr>
-          <w:instrText xml:space="preserve"> PAGEREF _Toc217148112 \h </w:instrText>
+          <w:instrText xml:space="preserve"> PAGEREF _Toc221350307 \h </w:instrText>
         </w:r>
         <w:r>
           <w:rPr>
@@ -2091,7 +2091,7 @@
           <w14:ligatures w14:val="standardContextual"/>
         </w:rPr>
       </w:pPr>
-      <w:hyperlink w:anchor="_Toc217148113" w:history="1">
+      <w:hyperlink w:anchor="_Toc221350308" w:history="1">
         <w:r>
           <w:rPr>
             <w:rStyle w:val="Collegamentoipertestuale"/>
@@ -2135,7 +2135,7 @@
             <w:noProof/>
             <w:webHidden/>
           </w:rPr>
-          <w:instrText xml:space="preserve"> PAGEREF _Toc217148113 \h </w:instrText>
+          <w:instrText xml:space="preserve"> PAGEREF _Toc221350308 \h </w:instrText>
         </w:r>
         <w:r>
           <w:rPr>
@@ -2180,7 +2180,7 @@
           <w14:ligatures w14:val="standardContextual"/>
         </w:rPr>
       </w:pPr>
-      <w:hyperlink w:anchor="_Toc217148114" w:history="1">
+      <w:hyperlink w:anchor="_Toc221350309" w:history="1">
         <w:r>
           <w:rPr>
             <w:rStyle w:val="Collegamentoipertestuale"/>
@@ -2224,7 +2224,7 @@
             <w:noProof/>
             <w:webHidden/>
           </w:rPr>
-          <w:instrText xml:space="preserve"> PAGEREF _Toc217148114 \h </w:instrText>
+          <w:instrText xml:space="preserve"> PAGEREF _Toc221350309 \h </w:instrText>
         </w:r>
         <w:r>
           <w:rPr>
@@ -2269,7 +2269,7 @@
           <w14:ligatures w14:val="standardContextual"/>
         </w:rPr>
       </w:pPr>
-      <w:hyperlink w:anchor="_Toc217148115" w:history="1">
+      <w:hyperlink w:anchor="_Toc221350310" w:history="1">
         <w:r>
           <w:rPr>
             <w:rStyle w:val="Collegamentoipertestuale"/>
@@ -2313,7 +2313,7 @@
             <w:noProof/>
             <w:webHidden/>
           </w:rPr>
-          <w:instrText xml:space="preserve"> PAGEREF _Toc217148115 \h </w:instrText>
+          <w:instrText xml:space="preserve"> PAGEREF _Toc221350310 \h </w:instrText>
         </w:r>
         <w:r>
           <w:rPr>
@@ -2358,7 +2358,7 @@
           <w14:ligatures w14:val="standardContextual"/>
         </w:rPr>
       </w:pPr>
-      <w:hyperlink w:anchor="_Toc217148116" w:history="1">
+      <w:hyperlink w:anchor="_Toc221350311" w:history="1">
         <w:r>
           <w:rPr>
             <w:rStyle w:val="Collegamentoipertestuale"/>
@@ -2402,7 +2402,7 @@
             <w:noProof/>
             <w:webHidden/>
           </w:rPr>
-          <w:instrText xml:space="preserve"> PAGEREF _Toc217148116 \h </w:instrText>
+          <w:instrText xml:space="preserve"> PAGEREF _Toc221350311 \h </w:instrText>
         </w:r>
         <w:r>
           <w:rPr>
@@ -2447,7 +2447,7 @@
           <w14:ligatures w14:val="standardContextual"/>
         </w:rPr>
       </w:pPr>
-      <w:hyperlink w:anchor="_Toc217148117" w:history="1">
+      <w:hyperlink w:anchor="_Toc221350312" w:history="1">
         <w:r>
           <w:rPr>
             <w:rStyle w:val="Collegamentoipertestuale"/>
@@ -2491,7 +2491,7 @@
             <w:noProof/>
             <w:webHidden/>
           </w:rPr>
-          <w:instrText xml:space="preserve"> PAGEREF _Toc217148117 \h </w:instrText>
+          <w:instrText xml:space="preserve"> PAGEREF _Toc221350312 \h </w:instrText>
         </w:r>
         <w:r>
           <w:rPr>
@@ -2536,7 +2536,7 @@
           <w14:ligatures w14:val="standardContextual"/>
         </w:rPr>
       </w:pPr>
-      <w:hyperlink w:anchor="_Toc217148118" w:history="1">
+      <w:hyperlink w:anchor="_Toc221350313" w:history="1">
         <w:r>
           <w:rPr>
             <w:rStyle w:val="Collegamentoipertestuale"/>
@@ -2580,7 +2580,7 @@
             <w:noProof/>
             <w:webHidden/>
           </w:rPr>
-          <w:instrText xml:space="preserve"> PAGEREF _Toc217148118 \h </w:instrText>
+          <w:instrText xml:space="preserve"> PAGEREF _Toc221350313 \h </w:instrText>
         </w:r>
         <w:r>
           <w:rPr>
@@ -2625,7 +2625,7 @@
           <w14:ligatures w14:val="standardContextual"/>
         </w:rPr>
       </w:pPr>
-      <w:hyperlink w:anchor="_Toc217148119" w:history="1">
+      <w:hyperlink w:anchor="_Toc221350314" w:history="1">
         <w:r>
           <w:rPr>
             <w:rStyle w:val="Collegamentoipertestuale"/>
@@ -2669,7 +2669,7 @@
             <w:noProof/>
             <w:webHidden/>
           </w:rPr>
-          <w:instrText xml:space="preserve"> PAGEREF _Toc217148119 \h </w:instrText>
+          <w:instrText xml:space="preserve"> PAGEREF _Toc221350314 \h </w:instrText>
         </w:r>
         <w:r>
           <w:rPr>
@@ -2703,6 +2703,9 @@
     <w:p>
       <w:pPr>
         <w:pStyle w:val="Sommario2"/>
+        <w:tabs>
+          <w:tab w:val="left" w:pos="1132"/>
+        </w:tabs>
         <w:rPr>
           <w:rFonts w:asciiTheme="minorHAnsi" w:eastAsiaTheme="minorEastAsia" w:hAnsiTheme="minorHAnsi" w:cstheme="minorBidi"/>
           <w:noProof/>
@@ -2711,13 +2714,30 @@
           <w14:ligatures w14:val="standardContextual"/>
         </w:rPr>
       </w:pPr>
-      <w:hyperlink w:anchor="_Toc217148120" w:history="1">
+      <w:hyperlink w:anchor="_Toc221350315" w:history="1">
         <w:r>
           <w:rPr>
             <w:rStyle w:val="Collegamentoipertestuale"/>
             <w:noProof/>
           </w:rPr>
-          <w:t>9.1 Test_Login  (TC_1)</w:t>
+          <w:t>9.1</w:t>
+        </w:r>
+        <w:r>
+          <w:rPr>
+            <w:rFonts w:asciiTheme="minorHAnsi" w:eastAsiaTheme="minorEastAsia" w:hAnsiTheme="minorHAnsi" w:cstheme="minorBidi"/>
+            <w:noProof/>
+            <w:kern w:val="2"/>
+            <w:lang w:eastAsia="it-IT"/>
+            <w14:ligatures w14:val="standardContextual"/>
+          </w:rPr>
+          <w:tab/>
+        </w:r>
+        <w:r>
+          <w:rPr>
+            <w:rStyle w:val="Collegamentoipertestuale"/>
+            <w:noProof/>
+          </w:rPr>
+          <w:t>Unit Testing</w:t>
         </w:r>
         <w:r>
           <w:rPr>
@@ -2738,7 +2758,537 @@
             <w:noProof/>
             <w:webHidden/>
           </w:rPr>
-          <w:instrText xml:space="preserve"> PAGEREF _Toc217148120 \h </w:instrText>
+          <w:instrText xml:space="preserve"> PAGEREF _Toc221350315 \h </w:instrText>
+        </w:r>
+        <w:r>
+          <w:rPr>
+            <w:noProof/>
+            <w:webHidden/>
+          </w:rPr>
+        </w:r>
+        <w:r>
+          <w:rPr>
+            <w:noProof/>
+            <w:webHidden/>
+          </w:rPr>
+          <w:fldChar w:fldCharType="separate"/>
+        </w:r>
+        <w:r>
+          <w:rPr>
+            <w:noProof/>
+            <w:webHidden/>
+          </w:rPr>
+          <w:t>11</w:t>
+        </w:r>
+        <w:r>
+          <w:rPr>
+            <w:noProof/>
+            <w:webHidden/>
+          </w:rPr>
+          <w:fldChar w:fldCharType="end"/>
+        </w:r>
+      </w:hyperlink>
+    </w:p>
+    <w:p>
+      <w:pPr>
+        <w:pStyle w:val="Sommario2"/>
+        <w:tabs>
+          <w:tab w:val="left" w:pos="1132"/>
+        </w:tabs>
+        <w:rPr>
+          <w:rFonts w:asciiTheme="minorHAnsi" w:eastAsiaTheme="minorEastAsia" w:hAnsiTheme="minorHAnsi" w:cstheme="minorBidi"/>
+          <w:noProof/>
+          <w:kern w:val="2"/>
+          <w:lang w:eastAsia="it-IT"/>
+          <w14:ligatures w14:val="standardContextual"/>
+        </w:rPr>
+      </w:pPr>
+      <w:hyperlink w:anchor="_Toc221350316" w:history="1">
+        <w:r>
+          <w:rPr>
+            <w:rStyle w:val="Collegamentoipertestuale"/>
+            <w:noProof/>
+          </w:rPr>
+          <w:t>9.2</w:t>
+        </w:r>
+        <w:r>
+          <w:rPr>
+            <w:rFonts w:asciiTheme="minorHAnsi" w:eastAsiaTheme="minorEastAsia" w:hAnsiTheme="minorHAnsi" w:cstheme="minorBidi"/>
+            <w:noProof/>
+            <w:kern w:val="2"/>
+            <w:lang w:eastAsia="it-IT"/>
+            <w14:ligatures w14:val="standardContextual"/>
+          </w:rPr>
+          <w:tab/>
+        </w:r>
+        <w:r>
+          <w:rPr>
+            <w:rStyle w:val="Collegamentoipertestuale"/>
+            <w:noProof/>
+          </w:rPr>
+          <w:t>Integration testing</w:t>
+        </w:r>
+        <w:r>
+          <w:rPr>
+            <w:noProof/>
+            <w:webHidden/>
+          </w:rPr>
+          <w:tab/>
+        </w:r>
+        <w:r>
+          <w:rPr>
+            <w:noProof/>
+            <w:webHidden/>
+          </w:rPr>
+          <w:fldChar w:fldCharType="begin"/>
+        </w:r>
+        <w:r>
+          <w:rPr>
+            <w:noProof/>
+            <w:webHidden/>
+          </w:rPr>
+          <w:instrText xml:space="preserve"> PAGEREF _Toc221350316 \h </w:instrText>
+        </w:r>
+        <w:r>
+          <w:rPr>
+            <w:noProof/>
+            <w:webHidden/>
+          </w:rPr>
+        </w:r>
+        <w:r>
+          <w:rPr>
+            <w:noProof/>
+            <w:webHidden/>
+          </w:rPr>
+          <w:fldChar w:fldCharType="separate"/>
+        </w:r>
+        <w:r>
+          <w:rPr>
+            <w:noProof/>
+            <w:webHidden/>
+          </w:rPr>
+          <w:t>11</w:t>
+        </w:r>
+        <w:r>
+          <w:rPr>
+            <w:noProof/>
+            <w:webHidden/>
+          </w:rPr>
+          <w:fldChar w:fldCharType="end"/>
+        </w:r>
+      </w:hyperlink>
+    </w:p>
+    <w:p>
+      <w:pPr>
+        <w:pStyle w:val="Sommario3"/>
+        <w:tabs>
+          <w:tab w:val="left" w:pos="1440"/>
+          <w:tab w:val="right" w:leader="dot" w:pos="9627"/>
+        </w:tabs>
+        <w:rPr>
+          <w:rFonts w:asciiTheme="minorHAnsi" w:eastAsiaTheme="minorEastAsia" w:hAnsiTheme="minorHAnsi"/>
+          <w:noProof/>
+          <w:szCs w:val="24"/>
+          <w:lang w:eastAsia="it-IT"/>
+        </w:rPr>
+      </w:pPr>
+      <w:hyperlink w:anchor="_Toc221350317" w:history="1">
+        <w:r>
+          <w:rPr>
+            <w:rStyle w:val="Collegamentoipertestuale"/>
+            <w:noProof/>
+          </w:rPr>
+          <w:t>9.2.1</w:t>
+        </w:r>
+        <w:r>
+          <w:rPr>
+            <w:rFonts w:asciiTheme="minorHAnsi" w:eastAsiaTheme="minorEastAsia" w:hAnsiTheme="minorHAnsi"/>
+            <w:noProof/>
+            <w:szCs w:val="24"/>
+            <w:lang w:eastAsia="it-IT"/>
+          </w:rPr>
+          <w:tab/>
+        </w:r>
+        <w:r>
+          <w:rPr>
+            <w:rStyle w:val="Collegamentoipertestuale"/>
+            <w:noProof/>
+          </w:rPr>
+          <w:t>PersistenceManagemet</w:t>
+        </w:r>
+        <w:r>
+          <w:rPr>
+            <w:noProof/>
+            <w:webHidden/>
+          </w:rPr>
+          <w:tab/>
+        </w:r>
+        <w:r>
+          <w:rPr>
+            <w:noProof/>
+            <w:webHidden/>
+          </w:rPr>
+          <w:fldChar w:fldCharType="begin"/>
+        </w:r>
+        <w:r>
+          <w:rPr>
+            <w:noProof/>
+            <w:webHidden/>
+          </w:rPr>
+          <w:instrText xml:space="preserve"> PAGEREF _Toc221350317 \h </w:instrText>
+        </w:r>
+        <w:r>
+          <w:rPr>
+            <w:noProof/>
+            <w:webHidden/>
+          </w:rPr>
+        </w:r>
+        <w:r>
+          <w:rPr>
+            <w:noProof/>
+            <w:webHidden/>
+          </w:rPr>
+          <w:fldChar w:fldCharType="separate"/>
+        </w:r>
+        <w:r>
+          <w:rPr>
+            <w:noProof/>
+            <w:webHidden/>
+          </w:rPr>
+          <w:t>11</w:t>
+        </w:r>
+        <w:r>
+          <w:rPr>
+            <w:noProof/>
+            <w:webHidden/>
+          </w:rPr>
+          <w:fldChar w:fldCharType="end"/>
+        </w:r>
+      </w:hyperlink>
+    </w:p>
+    <w:p>
+      <w:pPr>
+        <w:pStyle w:val="Sommario3"/>
+        <w:tabs>
+          <w:tab w:val="left" w:pos="1440"/>
+          <w:tab w:val="right" w:leader="dot" w:pos="9627"/>
+        </w:tabs>
+        <w:rPr>
+          <w:rFonts w:asciiTheme="minorHAnsi" w:eastAsiaTheme="minorEastAsia" w:hAnsiTheme="minorHAnsi"/>
+          <w:noProof/>
+          <w:szCs w:val="24"/>
+          <w:lang w:eastAsia="it-IT"/>
+        </w:rPr>
+      </w:pPr>
+      <w:hyperlink w:anchor="_Toc221350318" w:history="1">
+        <w:r>
+          <w:rPr>
+            <w:rStyle w:val="Collegamentoipertestuale"/>
+            <w:noProof/>
+          </w:rPr>
+          <w:t>9.2.2</w:t>
+        </w:r>
+        <w:r>
+          <w:rPr>
+            <w:rFonts w:asciiTheme="minorHAnsi" w:eastAsiaTheme="minorEastAsia" w:hAnsiTheme="minorHAnsi"/>
+            <w:noProof/>
+            <w:szCs w:val="24"/>
+            <w:lang w:eastAsia="it-IT"/>
+          </w:rPr>
+          <w:tab/>
+        </w:r>
+        <w:r>
+          <w:rPr>
+            <w:rStyle w:val="Collegamentoipertestuale"/>
+            <w:noProof/>
+          </w:rPr>
+          <w:t>Integration AccountManagement + PersistenceManagement</w:t>
+        </w:r>
+        <w:r>
+          <w:rPr>
+            <w:noProof/>
+            <w:webHidden/>
+          </w:rPr>
+          <w:tab/>
+        </w:r>
+        <w:r>
+          <w:rPr>
+            <w:noProof/>
+            <w:webHidden/>
+          </w:rPr>
+          <w:fldChar w:fldCharType="begin"/>
+        </w:r>
+        <w:r>
+          <w:rPr>
+            <w:noProof/>
+            <w:webHidden/>
+          </w:rPr>
+          <w:instrText xml:space="preserve"> PAGEREF _Toc221350318 \h </w:instrText>
+        </w:r>
+        <w:r>
+          <w:rPr>
+            <w:noProof/>
+            <w:webHidden/>
+          </w:rPr>
+        </w:r>
+        <w:r>
+          <w:rPr>
+            <w:noProof/>
+            <w:webHidden/>
+          </w:rPr>
+          <w:fldChar w:fldCharType="separate"/>
+        </w:r>
+        <w:r>
+          <w:rPr>
+            <w:noProof/>
+            <w:webHidden/>
+          </w:rPr>
+          <w:t>12</w:t>
+        </w:r>
+        <w:r>
+          <w:rPr>
+            <w:noProof/>
+            <w:webHidden/>
+          </w:rPr>
+          <w:fldChar w:fldCharType="end"/>
+        </w:r>
+      </w:hyperlink>
+    </w:p>
+    <w:p>
+      <w:pPr>
+        <w:pStyle w:val="Sommario3"/>
+        <w:tabs>
+          <w:tab w:val="left" w:pos="1440"/>
+          <w:tab w:val="right" w:leader="dot" w:pos="9627"/>
+        </w:tabs>
+        <w:rPr>
+          <w:rFonts w:asciiTheme="minorHAnsi" w:eastAsiaTheme="minorEastAsia" w:hAnsiTheme="minorHAnsi"/>
+          <w:noProof/>
+          <w:szCs w:val="24"/>
+          <w:lang w:eastAsia="it-IT"/>
+        </w:rPr>
+      </w:pPr>
+      <w:hyperlink w:anchor="_Toc221350319" w:history="1">
+        <w:r>
+          <w:rPr>
+            <w:rStyle w:val="Collegamentoipertestuale"/>
+            <w:noProof/>
+          </w:rPr>
+          <w:t>9.2.3</w:t>
+        </w:r>
+        <w:r>
+          <w:rPr>
+            <w:rFonts w:asciiTheme="minorHAnsi" w:eastAsiaTheme="minorEastAsia" w:hAnsiTheme="minorHAnsi"/>
+            <w:noProof/>
+            <w:szCs w:val="24"/>
+            <w:lang w:eastAsia="it-IT"/>
+          </w:rPr>
+          <w:tab/>
+        </w:r>
+        <w:r>
+          <w:rPr>
+            <w:rStyle w:val="Collegamentoipertestuale"/>
+            <w:noProof/>
+          </w:rPr>
+          <w:t>Integration AccessManagement + PersistenceManagement</w:t>
+        </w:r>
+        <w:r>
+          <w:rPr>
+            <w:noProof/>
+            <w:webHidden/>
+          </w:rPr>
+          <w:tab/>
+        </w:r>
+        <w:r>
+          <w:rPr>
+            <w:noProof/>
+            <w:webHidden/>
+          </w:rPr>
+          <w:fldChar w:fldCharType="begin"/>
+        </w:r>
+        <w:r>
+          <w:rPr>
+            <w:noProof/>
+            <w:webHidden/>
+          </w:rPr>
+          <w:instrText xml:space="preserve"> PAGEREF _Toc221350319 \h </w:instrText>
+        </w:r>
+        <w:r>
+          <w:rPr>
+            <w:noProof/>
+            <w:webHidden/>
+          </w:rPr>
+        </w:r>
+        <w:r>
+          <w:rPr>
+            <w:noProof/>
+            <w:webHidden/>
+          </w:rPr>
+          <w:fldChar w:fldCharType="separate"/>
+        </w:r>
+        <w:r>
+          <w:rPr>
+            <w:noProof/>
+            <w:webHidden/>
+          </w:rPr>
+          <w:t>14</w:t>
+        </w:r>
+        <w:r>
+          <w:rPr>
+            <w:noProof/>
+            <w:webHidden/>
+          </w:rPr>
+          <w:fldChar w:fldCharType="end"/>
+        </w:r>
+      </w:hyperlink>
+    </w:p>
+    <w:p>
+      <w:pPr>
+        <w:pStyle w:val="Sommario3"/>
+        <w:tabs>
+          <w:tab w:val="left" w:pos="1440"/>
+          <w:tab w:val="right" w:leader="dot" w:pos="9627"/>
+        </w:tabs>
+        <w:rPr>
+          <w:rFonts w:asciiTheme="minorHAnsi" w:eastAsiaTheme="minorEastAsia" w:hAnsiTheme="minorHAnsi"/>
+          <w:noProof/>
+          <w:szCs w:val="24"/>
+          <w:lang w:eastAsia="it-IT"/>
+        </w:rPr>
+      </w:pPr>
+      <w:hyperlink w:anchor="_Toc221350320" w:history="1">
+        <w:r>
+          <w:rPr>
+            <w:rStyle w:val="Collegamentoipertestuale"/>
+            <w:noProof/>
+          </w:rPr>
+          <w:t>9.2.4</w:t>
+        </w:r>
+        <w:r>
+          <w:rPr>
+            <w:rFonts w:asciiTheme="minorHAnsi" w:eastAsiaTheme="minorEastAsia" w:hAnsiTheme="minorHAnsi"/>
+            <w:noProof/>
+            <w:szCs w:val="24"/>
+            <w:lang w:eastAsia="it-IT"/>
+          </w:rPr>
+          <w:tab/>
+        </w:r>
+        <w:r>
+          <w:rPr>
+            <w:rStyle w:val="Collegamentoipertestuale"/>
+            <w:noProof/>
+          </w:rPr>
+          <w:t>Integration TaskManagement + PersistenceManagement</w:t>
+        </w:r>
+        <w:r>
+          <w:rPr>
+            <w:noProof/>
+            <w:webHidden/>
+          </w:rPr>
+          <w:tab/>
+        </w:r>
+        <w:r>
+          <w:rPr>
+            <w:noProof/>
+            <w:webHidden/>
+          </w:rPr>
+          <w:fldChar w:fldCharType="begin"/>
+        </w:r>
+        <w:r>
+          <w:rPr>
+            <w:noProof/>
+            <w:webHidden/>
+          </w:rPr>
+          <w:instrText xml:space="preserve"> PAGEREF _Toc221350320 \h </w:instrText>
+        </w:r>
+        <w:r>
+          <w:rPr>
+            <w:noProof/>
+            <w:webHidden/>
+          </w:rPr>
+        </w:r>
+        <w:r>
+          <w:rPr>
+            <w:noProof/>
+            <w:webHidden/>
+          </w:rPr>
+          <w:fldChar w:fldCharType="separate"/>
+        </w:r>
+        <w:r>
+          <w:rPr>
+            <w:noProof/>
+            <w:webHidden/>
+          </w:rPr>
+          <w:t>15</w:t>
+        </w:r>
+        <w:r>
+          <w:rPr>
+            <w:noProof/>
+            <w:webHidden/>
+          </w:rPr>
+          <w:fldChar w:fldCharType="end"/>
+        </w:r>
+      </w:hyperlink>
+    </w:p>
+    <w:p>
+      <w:pPr>
+        <w:pStyle w:val="Sommario2"/>
+        <w:tabs>
+          <w:tab w:val="left" w:pos="1132"/>
+        </w:tabs>
+        <w:rPr>
+          <w:rFonts w:asciiTheme="minorHAnsi" w:eastAsiaTheme="minorEastAsia" w:hAnsiTheme="minorHAnsi" w:cstheme="minorBidi"/>
+          <w:noProof/>
+          <w:kern w:val="2"/>
+          <w:lang w:eastAsia="it-IT"/>
+          <w14:ligatures w14:val="standardContextual"/>
+        </w:rPr>
+      </w:pPr>
+      <w:hyperlink w:anchor="_Toc221350321" w:history="1">
+        <w:r>
+          <w:rPr>
+            <w:rStyle w:val="Collegamentoipertestuale"/>
+            <w:noProof/>
+          </w:rPr>
+          <w:t>9.3</w:t>
+        </w:r>
+        <w:r>
+          <w:rPr>
+            <w:rFonts w:asciiTheme="minorHAnsi" w:eastAsiaTheme="minorEastAsia" w:hAnsiTheme="minorHAnsi" w:cstheme="minorBidi"/>
+            <w:noProof/>
+            <w:kern w:val="2"/>
+            <w:lang w:eastAsia="it-IT"/>
+            <w14:ligatures w14:val="standardContextual"/>
+          </w:rPr>
+          <w:tab/>
+        </w:r>
+        <w:r>
+          <w:rPr>
+            <w:rStyle w:val="Collegamentoipertestuale"/>
+            <w:noProof/>
+          </w:rPr>
+          <w:t>System testing</w:t>
+        </w:r>
+        <w:r>
+          <w:rPr>
+            <w:noProof/>
+            <w:webHidden/>
+          </w:rPr>
+          <w:tab/>
+        </w:r>
+        <w:r>
+          <w:rPr>
+            <w:noProof/>
+            <w:webHidden/>
+          </w:rPr>
+          <w:fldChar w:fldCharType="begin"/>
+        </w:r>
+        <w:r>
+          <w:rPr>
+            <w:noProof/>
+            <w:webHidden/>
+          </w:rPr>
+          <w:instrText xml:space="preserve"> PAGEREF _Toc221350321 \h </w:instrText>
         </w:r>
         <w:r>
           <w:rPr>
@@ -2771,22 +3321,41 @@
     </w:p>
     <w:p>
       <w:pPr>
-        <w:pStyle w:val="Sommario2"/>
+        <w:pStyle w:val="Sommario3"/>
+        <w:tabs>
+          <w:tab w:val="left" w:pos="1440"/>
+          <w:tab w:val="right" w:leader="dot" w:pos="9627"/>
+        </w:tabs>
         <w:rPr>
-          <w:rFonts w:asciiTheme="minorHAnsi" w:eastAsiaTheme="minorEastAsia" w:hAnsiTheme="minorHAnsi" w:cstheme="minorBidi"/>
+          <w:rFonts w:asciiTheme="minorHAnsi" w:eastAsiaTheme="minorEastAsia" w:hAnsiTheme="minorHAnsi"/>
           <w:noProof/>
-          <w:kern w:val="2"/>
+          <w:szCs w:val="24"/>
           <w:lang w:eastAsia="it-IT"/>
-          <w14:ligatures w14:val="standardContextual"/>
         </w:rPr>
       </w:pPr>
-      <w:hyperlink w:anchor="_Toc217148121" w:history="1">
+      <w:hyperlink w:anchor="_Toc221350322" w:history="1">
         <w:r>
           <w:rPr>
             <w:rStyle w:val="Collegamentoipertestuale"/>
             <w:noProof/>
           </w:rPr>
-          <w:t>9.2 Test_Modifica_password (TC_2)</w:t>
+          <w:t>9.3.1</w:t>
+        </w:r>
+        <w:r>
+          <w:rPr>
+            <w:rFonts w:asciiTheme="minorHAnsi" w:eastAsiaTheme="minorEastAsia" w:hAnsiTheme="minorHAnsi"/>
+            <w:noProof/>
+            <w:szCs w:val="24"/>
+            <w:lang w:eastAsia="it-IT"/>
+          </w:rPr>
+          <w:tab/>
+        </w:r>
+        <w:r>
+          <w:rPr>
+            <w:rStyle w:val="Collegamentoipertestuale"/>
+            <w:noProof/>
+          </w:rPr>
+          <w:t>Test_Login  (TC_1)</w:t>
         </w:r>
         <w:r>
           <w:rPr>
@@ -2807,7 +3376,13 @@
             <w:noProof/>
             <w:webHidden/>
           </w:rPr>
-          <w:instrText xml:space="preserve"> PAGEREF _Toc217148121 \h </w:instrText>
+          <w:instrText xml:space="preserve"> PAGEREF _Toc221350322 \h </w:instrText>
+        </w:r>
+        <w:r>
+          <w:rPr>
+            <w:noProof/>
+            <w:webHidden/>
+          </w:rPr>
         </w:r>
         <w:r>
           <w:rPr>
@@ -2818,12 +3393,10 @@
         </w:r>
         <w:r>
           <w:rPr>
-            <w:b/>
-            <w:bCs/>
             <w:noProof/>
             <w:webHidden/>
           </w:rPr>
-          <w:t>Errore. Il segnalibro non è definito.</w:t>
+          <w:t>18</w:t>
         </w:r>
         <w:r>
           <w:rPr>
@@ -2836,22 +3409,41 @@
     </w:p>
     <w:p>
       <w:pPr>
-        <w:pStyle w:val="Sommario2"/>
+        <w:pStyle w:val="Sommario3"/>
+        <w:tabs>
+          <w:tab w:val="left" w:pos="1440"/>
+          <w:tab w:val="right" w:leader="dot" w:pos="9627"/>
+        </w:tabs>
         <w:rPr>
-          <w:rFonts w:asciiTheme="minorHAnsi" w:eastAsiaTheme="minorEastAsia" w:hAnsiTheme="minorHAnsi" w:cstheme="minorBidi"/>
+          <w:rFonts w:asciiTheme="minorHAnsi" w:eastAsiaTheme="minorEastAsia" w:hAnsiTheme="minorHAnsi"/>
           <w:noProof/>
-          <w:kern w:val="2"/>
+          <w:szCs w:val="24"/>
           <w:lang w:eastAsia="it-IT"/>
-          <w14:ligatures w14:val="standardContextual"/>
         </w:rPr>
       </w:pPr>
-      <w:hyperlink w:anchor="_Toc217148122" w:history="1">
+      <w:hyperlink w:anchor="_Toc221350323" w:history="1">
         <w:r>
           <w:rPr>
             <w:rStyle w:val="Collegamentoipertestuale"/>
             <w:noProof/>
           </w:rPr>
-          <w:t>9.3 Test_Creazione_Task (TC_3)</w:t>
+          <w:t>9.3.2</w:t>
+        </w:r>
+        <w:r>
+          <w:rPr>
+            <w:rFonts w:asciiTheme="minorHAnsi" w:eastAsiaTheme="minorEastAsia" w:hAnsiTheme="minorHAnsi"/>
+            <w:noProof/>
+            <w:szCs w:val="24"/>
+            <w:lang w:eastAsia="it-IT"/>
+          </w:rPr>
+          <w:tab/>
+        </w:r>
+        <w:r>
+          <w:rPr>
+            <w:rStyle w:val="Collegamentoipertestuale"/>
+            <w:noProof/>
+          </w:rPr>
+          <w:t>Test_Creazione_Task (TC_2)</w:t>
         </w:r>
         <w:r>
           <w:rPr>
@@ -2872,7 +3464,7 @@
             <w:noProof/>
             <w:webHidden/>
           </w:rPr>
-          <w:instrText xml:space="preserve"> PAGEREF _Toc217148122 \h </w:instrText>
+          <w:instrText xml:space="preserve"> PAGEREF _Toc221350323 \h </w:instrText>
         </w:r>
         <w:r>
           <w:rPr>
@@ -2905,22 +3497,41 @@
     </w:p>
     <w:p>
       <w:pPr>
-        <w:pStyle w:val="Sommario2"/>
+        <w:pStyle w:val="Sommario3"/>
+        <w:tabs>
+          <w:tab w:val="left" w:pos="1440"/>
+          <w:tab w:val="right" w:leader="dot" w:pos="9627"/>
+        </w:tabs>
         <w:rPr>
-          <w:rFonts w:asciiTheme="minorHAnsi" w:eastAsiaTheme="minorEastAsia" w:hAnsiTheme="minorHAnsi" w:cstheme="minorBidi"/>
+          <w:rFonts w:asciiTheme="minorHAnsi" w:eastAsiaTheme="minorEastAsia" w:hAnsiTheme="minorHAnsi"/>
           <w:noProof/>
-          <w:kern w:val="2"/>
+          <w:szCs w:val="24"/>
           <w:lang w:eastAsia="it-IT"/>
-          <w14:ligatures w14:val="standardContextual"/>
         </w:rPr>
       </w:pPr>
-      <w:hyperlink w:anchor="_Toc217148123" w:history="1">
+      <w:hyperlink w:anchor="_Toc221350324" w:history="1">
         <w:r>
           <w:rPr>
             <w:rStyle w:val="Collegamentoipertestuale"/>
             <w:noProof/>
           </w:rPr>
-          <w:t>9.4 Test_Sospensione_task (TC_4)</w:t>
+          <w:t>9.3.3</w:t>
+        </w:r>
+        <w:r>
+          <w:rPr>
+            <w:rFonts w:asciiTheme="minorHAnsi" w:eastAsiaTheme="minorEastAsia" w:hAnsiTheme="minorHAnsi"/>
+            <w:noProof/>
+            <w:szCs w:val="24"/>
+            <w:lang w:eastAsia="it-IT"/>
+          </w:rPr>
+          <w:tab/>
+        </w:r>
+        <w:r>
+          <w:rPr>
+            <w:rStyle w:val="Collegamentoipertestuale"/>
+            <w:noProof/>
+          </w:rPr>
+          <w:t>Test_Inserimento_account (TC_3)</w:t>
         </w:r>
         <w:r>
           <w:rPr>
@@ -2941,72 +3552,7 @@
             <w:noProof/>
             <w:webHidden/>
           </w:rPr>
-          <w:instrText xml:space="preserve"> PAGEREF _Toc217148123 \h </w:instrText>
-        </w:r>
-        <w:r>
-          <w:rPr>
-            <w:noProof/>
-            <w:webHidden/>
-          </w:rPr>
-          <w:fldChar w:fldCharType="separate"/>
-        </w:r>
-        <w:r>
-          <w:rPr>
-            <w:b/>
-            <w:bCs/>
-            <w:noProof/>
-            <w:webHidden/>
-          </w:rPr>
-          <w:t>Errore. Il segnalibro non è definito.</w:t>
-        </w:r>
-        <w:r>
-          <w:rPr>
-            <w:noProof/>
-            <w:webHidden/>
-          </w:rPr>
-          <w:fldChar w:fldCharType="end"/>
-        </w:r>
-      </w:hyperlink>
-    </w:p>
-    <w:p>
-      <w:pPr>
-        <w:pStyle w:val="Sommario2"/>
-        <w:rPr>
-          <w:rFonts w:asciiTheme="minorHAnsi" w:eastAsiaTheme="minorEastAsia" w:hAnsiTheme="minorHAnsi" w:cstheme="minorBidi"/>
-          <w:noProof/>
-          <w:kern w:val="2"/>
-          <w:lang w:eastAsia="it-IT"/>
-          <w14:ligatures w14:val="standardContextual"/>
-        </w:rPr>
-      </w:pPr>
-      <w:hyperlink w:anchor="_Toc217148124" w:history="1">
-        <w:r>
-          <w:rPr>
-            <w:rStyle w:val="Collegamentoipertestuale"/>
-            <w:noProof/>
-          </w:rPr>
-          <w:t>9.5 Test_Inserimento_account (TC_5)</w:t>
-        </w:r>
-        <w:r>
-          <w:rPr>
-            <w:noProof/>
-            <w:webHidden/>
-          </w:rPr>
-          <w:tab/>
-        </w:r>
-        <w:r>
-          <w:rPr>
-            <w:noProof/>
-            <w:webHidden/>
-          </w:rPr>
-          <w:fldChar w:fldCharType="begin"/>
-        </w:r>
-        <w:r>
-          <w:rPr>
-            <w:noProof/>
-            <w:webHidden/>
-          </w:rPr>
-          <w:instrText xml:space="preserve"> PAGEREF _Toc217148124 \h </w:instrText>
+          <w:instrText xml:space="preserve"> PAGEREF _Toc221350324 \h </w:instrText>
         </w:r>
         <w:r>
           <w:rPr>
@@ -3051,13 +3597,13 @@
           <w14:ligatures w14:val="standardContextual"/>
         </w:rPr>
       </w:pPr>
-      <w:hyperlink w:anchor="_Toc217148125" w:history="1">
+      <w:hyperlink w:anchor="_Toc221350325" w:history="1">
         <w:r>
           <w:rPr>
             <w:rStyle w:val="Collegamentoipertestuale"/>
             <w:noProof/>
           </w:rPr>
-          <w:t>10.</w:t>
+          <w:t>10</w:t>
         </w:r>
         <w:r>
           <w:rPr>
@@ -3074,7 +3620,7 @@
             <w:rStyle w:val="Collegamentoipertestuale"/>
             <w:noProof/>
           </w:rPr>
-          <w:t>Testing Schedule</w:t>
+          <w:t>. Testing Schedule</w:t>
         </w:r>
         <w:r>
           <w:rPr>
@@ -3095,7 +3641,7 @@
             <w:noProof/>
             <w:webHidden/>
           </w:rPr>
-          <w:instrText xml:space="preserve"> PAGEREF _Toc217148125 \h </w:instrText>
+          <w:instrText xml:space="preserve"> PAGEREF _Toc221350325 \h </w:instrText>
         </w:r>
         <w:r>
           <w:rPr>
@@ -3166,7 +3712,7 @@
         </w:numPr>
         <w:ind w:left="0"/>
       </w:pPr>
-      <w:bookmarkStart w:id="0" w:name="_Toc217148111"/>
+      <w:bookmarkStart w:id="0" w:name="_Toc221350306"/>
       <w:r>
         <w:lastRenderedPageBreak/>
         <w:t>Introduzione</w:t>
@@ -3228,7 +3774,7 @@
         </w:numPr>
         <w:ind w:left="0"/>
       </w:pPr>
-      <w:bookmarkStart w:id="1" w:name="_Toc217148112"/>
+      <w:bookmarkStart w:id="1" w:name="_Toc221350307"/>
       <w:r>
         <w:t>Relazione con gli altri documenti</w:t>
       </w:r>
@@ -3355,7 +3901,7 @@
         </w:numPr>
         <w:ind w:left="0"/>
       </w:pPr>
-      <w:bookmarkStart w:id="2" w:name="_Toc217148113"/>
+      <w:bookmarkStart w:id="2" w:name="_Toc221350308"/>
       <w:r>
         <w:t xml:space="preserve">System </w:t>
       </w:r>
@@ -3489,7 +4035,7 @@
         </w:numPr>
         <w:ind w:left="0"/>
       </w:pPr>
-      <w:bookmarkStart w:id="3" w:name="_Toc217148114"/>
+      <w:bookmarkStart w:id="3" w:name="_Toc221350309"/>
       <w:r>
         <w:t>Funzionalità da testare/da non testare</w:t>
       </w:r>
@@ -3652,7 +4198,7 @@
         </w:numPr>
         <w:ind w:left="0"/>
       </w:pPr>
-      <w:bookmarkStart w:id="4" w:name="_Toc217148115"/>
+      <w:bookmarkStart w:id="4" w:name="_Toc221350310"/>
       <w:r>
         <w:lastRenderedPageBreak/>
         <w:t xml:space="preserve">Pass/Fail </w:t>
@@ -3762,26 +4308,7 @@
         <w:t>Integrità della Logica</w:t>
       </w:r>
       <w:r>
-        <w:t xml:space="preserve">: L’output prodotto </w:t>
-      </w:r>
-      <w:proofErr w:type="spellStart"/>
-      <w:r>
-        <w:t>dal</w:t>
-      </w:r>
-      <w:r>
-        <w:t>l’application</w:t>
-      </w:r>
-      <w:proofErr w:type="spellEnd"/>
-      <w:r>
-        <w:t xml:space="preserve"> </w:t>
-      </w:r>
-      <w:proofErr w:type="spellStart"/>
-      <w:r>
-        <w:t>layer</w:t>
-      </w:r>
-      <w:proofErr w:type="spellEnd"/>
-      <w:r>
-        <w:t xml:space="preserve"> corrisponde esattamente ai risultati attesi definiti ne</w:t>
+        <w:t>: L’output prodotto corrisponde esattamente ai risultati attesi definiti ne</w:t>
       </w:r>
       <w:r>
         <w:t>ll’oracolo del caso di test</w:t>
@@ -3812,18 +4339,21 @@
         <w:t>(</w:t>
       </w:r>
       <w:r>
-        <w:t xml:space="preserve">Ad esempio, la creazione di un task deve generare un nuovo record e il relativo </w:t>
+        <w:t xml:space="preserve">Ad esempio, la creazione di un </w:t>
+      </w:r>
+      <w:r>
+        <w:t xml:space="preserve">dipendente deve generare portare anche alla generazione di </w:t>
       </w:r>
       <w:proofErr w:type="spellStart"/>
       <w:r>
-        <w:t>path</w:t>
+        <w:t>un’entry</w:t>
       </w:r>
       <w:proofErr w:type="spellEnd"/>
       <w:r>
-        <w:t xml:space="preserve"> dell'allegato</w:t>
-      </w:r>
-      <w:r>
-        <w:t xml:space="preserve"> se presente)</w:t>
+        <w:t xml:space="preserve"> all’interno della tabella Dipendente</w:t>
+      </w:r>
+      <w:r>
+        <w:t>)</w:t>
       </w:r>
       <w:r>
         <w:t>.</w:t>
@@ -4085,7 +4615,7 @@
         </w:numPr>
         <w:ind w:left="0"/>
       </w:pPr>
-      <w:bookmarkStart w:id="5" w:name="_Toc217148116"/>
+      <w:bookmarkStart w:id="5" w:name="_Toc221350311"/>
       <w:r>
         <w:t>Approccio</w:t>
       </w:r>
@@ -4532,7 +5062,7 @@
         </w:numPr>
         <w:ind w:left="0"/>
       </w:pPr>
-      <w:bookmarkStart w:id="6" w:name="_Toc217148117"/>
+      <w:bookmarkStart w:id="6" w:name="_Toc221350312"/>
       <w:r>
         <w:t>Sospensione e ripristino</w:t>
       </w:r>
@@ -4840,7 +5370,7 @@
         </w:numPr>
         <w:ind w:left="0"/>
       </w:pPr>
-      <w:bookmarkStart w:id="7" w:name="_Toc217148118"/>
+      <w:bookmarkStart w:id="7" w:name="_Toc221350313"/>
       <w:r>
         <w:t>Materiale per i test</w:t>
       </w:r>
@@ -5186,7 +5716,7 @@
         </w:numPr>
         <w:ind w:left="0"/>
       </w:pPr>
-      <w:bookmarkStart w:id="8" w:name="_Toc217148119"/>
+      <w:bookmarkStart w:id="8" w:name="_Toc221350314"/>
       <w:r>
         <w:lastRenderedPageBreak/>
         <w:t xml:space="preserve">Test </w:t>
@@ -5207,9 +5737,11 @@
           <w:numId w:val="23"/>
         </w:numPr>
       </w:pPr>
+      <w:bookmarkStart w:id="9" w:name="_Toc221350315"/>
       <w:r>
         <w:t>Unit Testing</w:t>
       </w:r>
+      <w:bookmarkEnd w:id="9"/>
     </w:p>
     <w:p/>
     <w:p>
@@ -5368,9 +5900,11 @@
           <w:numId w:val="23"/>
         </w:numPr>
       </w:pPr>
+      <w:bookmarkStart w:id="10" w:name="_Toc221350316"/>
       <w:r>
         <w:t>Integration testing</w:t>
       </w:r>
+      <w:bookmarkEnd w:id="10"/>
     </w:p>
     <w:p/>
     <w:p>
@@ -5441,10 +5975,12 @@
           <w:numId w:val="23"/>
         </w:numPr>
       </w:pPr>
+      <w:bookmarkStart w:id="11" w:name="_Toc221350317"/>
       <w:proofErr w:type="spellStart"/>
       <w:r>
         <w:t>PersistenceManagemet</w:t>
       </w:r>
+      <w:bookmarkEnd w:id="11"/>
       <w:proofErr w:type="spellEnd"/>
       <w:r>
         <w:br/>
@@ -5497,6 +6033,7 @@
           <w:numId w:val="23"/>
         </w:numPr>
       </w:pPr>
+      <w:bookmarkStart w:id="12" w:name="_Toc221350318"/>
       <w:r>
         <w:lastRenderedPageBreak/>
         <w:t xml:space="preserve">Integration </w:t>
@@ -5509,6 +6046,7 @@
       <w:r>
         <w:t xml:space="preserve"> + PersistenceManagement</w:t>
       </w:r>
+      <w:bookmarkEnd w:id="12"/>
     </w:p>
     <w:p/>
     <w:p>
@@ -6285,15 +6823,7 @@
               <w:spacing w:after="160" w:line="259" w:lineRule="auto"/>
             </w:pPr>
             <w:r>
-              <w:t xml:space="preserve">Un utente con </w:t>
-            </w:r>
-            <w:proofErr w:type="gramStart"/>
-            <w:r>
-              <w:t>email</w:t>
-            </w:r>
-            <w:proofErr w:type="gramEnd"/>
-            <w:r>
-              <w:t xml:space="preserve"> </w:t>
+              <w:t xml:space="preserve">Un utente con email </w:t>
             </w:r>
             <w:proofErr w:type="spellStart"/>
             <w:r>
@@ -6315,26 +6845,16 @@
               <w:spacing w:after="160" w:line="259" w:lineRule="auto"/>
             </w:pPr>
             <w:r>
-              <w:t xml:space="preserve">Nuovo utente con la stessa </w:t>
-            </w:r>
-            <w:proofErr w:type="gramStart"/>
-            <w:r>
-              <w:t>email</w:t>
-            </w:r>
-            <w:proofErr w:type="gramEnd"/>
-            <w:r>
-              <w:t xml:space="preserve"> </w:t>
+              <w:t xml:space="preserve">Nuovo utente con la stessa email </w:t>
             </w:r>
             <w:proofErr w:type="spellStart"/>
             <w:r>
               <w:t>mario.rossi</w:t>
             </w:r>
             <w:proofErr w:type="spellEnd"/>
-            <w:proofErr w:type="gramStart"/>
             <w:r>
               <w:t>@....</w:t>
             </w:r>
-            <w:proofErr w:type="gramEnd"/>
           </w:p>
         </w:tc>
         <w:tc>
@@ -6711,6 +7231,7 @@
           <w:numId w:val="23"/>
         </w:numPr>
       </w:pPr>
+      <w:bookmarkStart w:id="13" w:name="_Toc221350319"/>
       <w:r>
         <w:lastRenderedPageBreak/>
         <w:t xml:space="preserve">Integration </w:t>
@@ -6723,6 +7244,7 @@
       <w:r>
         <w:t xml:space="preserve"> + PersistenceManagement</w:t>
       </w:r>
+      <w:bookmarkEnd w:id="13"/>
     </w:p>
     <w:p/>
     <w:tbl>
@@ -7266,13 +7788,8 @@
             <w:pPr>
               <w:spacing w:after="160" w:line="259" w:lineRule="auto"/>
             </w:pPr>
-            <w:proofErr w:type="gramStart"/>
-            <w:r>
-              <w:t>Email</w:t>
-            </w:r>
-            <w:proofErr w:type="gramEnd"/>
-            <w:r>
-              <w:t>: mario.rossi@azienda.it</w:t>
+            <w:r>
+              <w:t>Email: mario.rossi@azienda.it</w:t>
             </w:r>
           </w:p>
           <w:p>
@@ -7364,15 +7881,7 @@
               <w:spacing w:after="160" w:line="259" w:lineRule="auto"/>
             </w:pPr>
             <w:r>
-              <w:t xml:space="preserve">Verifica il comportamento con </w:t>
-            </w:r>
-            <w:proofErr w:type="gramStart"/>
-            <w:r>
-              <w:t>email</w:t>
-            </w:r>
-            <w:proofErr w:type="gramEnd"/>
-            <w:r>
-              <w:t xml:space="preserve"> non presente nel sistema.</w:t>
+              <w:t>Verifica il comportamento con email non presente nel sistema.</w:t>
             </w:r>
           </w:p>
         </w:tc>
@@ -7386,15 +7895,7 @@
               <w:spacing w:after="160" w:line="259" w:lineRule="auto"/>
             </w:pPr>
             <w:r>
-              <w:t xml:space="preserve">Database popolato, ma </w:t>
-            </w:r>
-            <w:proofErr w:type="gramStart"/>
-            <w:r>
-              <w:t>l'email</w:t>
-            </w:r>
-            <w:proofErr w:type="gramEnd"/>
-            <w:r>
-              <w:t xml:space="preserve"> di test non esiste.</w:t>
+              <w:t>Database popolato, ma l'email di test non esiste.</w:t>
             </w:r>
           </w:p>
         </w:tc>
@@ -7407,13 +7908,8 @@
             <w:pPr>
               <w:spacing w:after="160" w:line="259" w:lineRule="auto"/>
             </w:pPr>
-            <w:proofErr w:type="gramStart"/>
-            <w:r>
-              <w:t>Email</w:t>
-            </w:r>
-            <w:proofErr w:type="gramEnd"/>
-            <w:r>
-              <w:t>: email.inesistente@ghost.com</w:t>
+            <w:r>
+              <w:t>Email: email.inesistente@ghost.com</w:t>
             </w:r>
           </w:p>
           <w:p>
@@ -7755,6 +8251,7 @@
           <w:numId w:val="23"/>
         </w:numPr>
       </w:pPr>
+      <w:bookmarkStart w:id="14" w:name="_Toc221350320"/>
       <w:r>
         <w:t xml:space="preserve">Integration </w:t>
       </w:r>
@@ -7766,6 +8263,7 @@
       <w:r>
         <w:t xml:space="preserve"> + PersistenceManagement</w:t>
       </w:r>
+      <w:bookmarkEnd w:id="14"/>
     </w:p>
     <w:p/>
     <w:p>
@@ -8914,21 +9412,12 @@
             <w:r>
               <w:t xml:space="preserve">La lista contiene esattamente </w:t>
             </w:r>
-            <w:proofErr w:type="gramStart"/>
-            <w:r>
-              <w:rPr>
-                <w:b/>
-                <w:bCs/>
-              </w:rPr>
-              <w:t>2</w:t>
-            </w:r>
-            <w:proofErr w:type="gramEnd"/>
-            <w:r>
-              <w:rPr>
-                <w:b/>
-                <w:bCs/>
-              </w:rPr>
-              <w:t xml:space="preserve"> task</w:t>
+            <w:r>
+              <w:rPr>
+                <w:b/>
+                <w:bCs/>
+              </w:rPr>
+              <w:t>2 task</w:t>
             </w:r>
             <w:r>
               <w:t>. Il task dell'altro supervisore è escluso.</w:t>
@@ -9182,12 +9671,14 @@
       </w:tr>
     </w:tbl>
     <w:p/>
+    <w:p/>
     <w:p>
       <w:pPr>
         <w:pStyle w:val="Titolo4"/>
       </w:pPr>
       <w:proofErr w:type="spellStart"/>
       <w:r>
+        <w:lastRenderedPageBreak/>
         <w:t>TaskDipendenteService</w:t>
       </w:r>
       <w:proofErr w:type="spellEnd"/>
@@ -9224,7 +9715,6 @@
                 <w:b/>
                 <w:bCs/>
               </w:rPr>
-              <w:lastRenderedPageBreak/>
               <w:t>ID Test Case</w:t>
             </w:r>
           </w:p>
@@ -10064,10 +10554,12 @@
           <w:numId w:val="23"/>
         </w:numPr>
       </w:pPr>
+      <w:bookmarkStart w:id="15" w:name="_Toc221350321"/>
       <w:r>
         <w:lastRenderedPageBreak/>
         <w:t>System testing</w:t>
       </w:r>
+      <w:bookmarkEnd w:id="15"/>
     </w:p>
     <w:p>
       <w:r>
@@ -10130,7 +10622,7 @@
           <w:numId w:val="23"/>
         </w:numPr>
       </w:pPr>
-      <w:bookmarkStart w:id="9" w:name="_Toc217148120"/>
+      <w:bookmarkStart w:id="16" w:name="_Toc221350322"/>
       <w:proofErr w:type="spellStart"/>
       <w:r>
         <w:t>Test_</w:t>
@@ -10148,7 +10640,7 @@
       <w:r>
         <w:t>(TC_1)</w:t>
       </w:r>
-      <w:bookmarkEnd w:id="9"/>
+      <w:bookmarkEnd w:id="16"/>
     </w:p>
     <w:p/>
     <w:tbl>
@@ -11274,7 +11766,7 @@
           <w:numId w:val="23"/>
         </w:numPr>
       </w:pPr>
-      <w:bookmarkStart w:id="10" w:name="_Toc217148122"/>
+      <w:bookmarkStart w:id="17" w:name="_Toc221350323"/>
       <w:proofErr w:type="spellStart"/>
       <w:r>
         <w:t>Test_</w:t>
@@ -11298,7 +11790,7 @@
       <w:r>
         <w:t>)</w:t>
       </w:r>
-      <w:bookmarkEnd w:id="10"/>
+      <w:bookmarkEnd w:id="17"/>
     </w:p>
     <w:p/>
     <w:tbl>
@@ -13499,7 +13991,7 @@
           <w:numId w:val="23"/>
         </w:numPr>
       </w:pPr>
-      <w:bookmarkStart w:id="11" w:name="_Toc217148124"/>
+      <w:bookmarkStart w:id="18" w:name="_Toc221350324"/>
       <w:proofErr w:type="spellStart"/>
       <w:r>
         <w:t>Test_</w:t>
@@ -13523,7 +14015,7 @@
       <w:r>
         <w:t>)</w:t>
       </w:r>
-      <w:bookmarkEnd w:id="11"/>
+      <w:bookmarkEnd w:id="18"/>
     </w:p>
     <w:p/>
     <w:tbl>
@@ -15703,27 +16195,21 @@
     </w:tbl>
     <w:p/>
     <w:p/>
-    <w:p>
-      <w:pPr>
-        <w:pStyle w:val="Titolo1"/>
-      </w:pPr>
-    </w:p>
+    <w:p/>
     <w:p>
       <w:pPr>
         <w:pStyle w:val="Titolo1"/>
         <w:numPr>
           <w:ilvl w:val="0"/>
-          <w:numId w:val="23"/>
+          <w:numId w:val="8"/>
         </w:numPr>
-      </w:pPr>
-      <w:bookmarkStart w:id="12" w:name="_Toc217148125"/>
-      <w:r>
-        <w:t xml:space="preserve">. </w:t>
-      </w:r>
+        <w:ind w:left="-284"/>
+      </w:pPr>
+      <w:bookmarkStart w:id="19" w:name="_Toc221350325"/>
       <w:r>
         <w:t>Testing Schedule</w:t>
       </w:r>
-      <w:bookmarkEnd w:id="12"/>
+      <w:bookmarkEnd w:id="19"/>
     </w:p>
     <w:p/>
     <w:p>
@@ -18472,7 +18958,7 @@
   <w:abstractNum w:abstractNumId="17" w15:restartNumberingAfterBreak="0">
     <w:nsid w:val="65506B4F"/>
     <w:multiLevelType w:val="hybridMultilevel"/>
-    <w:tmpl w:val="ACC46000"/>
+    <w:tmpl w:val="A8BCAB38"/>
     <w:lvl w:ilvl="0" w:tplc="0410000F">
       <w:start w:val="1"/>
       <w:numFmt w:val="decimal"/>
@@ -19995,6 +20481,7 @@
   <w:style w:type="character" w:default="1" w:styleId="Carpredefinitoparagrafo">
     <w:name w:val="Default Paragraph Font"/>
     <w:uiPriority w:val="1"/>
+    <w:semiHidden/>
     <w:unhideWhenUsed/>
   </w:style>
   <w:style w:type="table" w:default="1" w:styleId="Tabellanormale">

--- a/Workspace/Testing/Test plan/TestPlan_EWMS.docx
+++ b/Workspace/Testing/Test plan/TestPlan_EWMS.docx
@@ -12711,13 +12711,13 @@
         <w:tblLook w:val="04A0" w:firstRow="1" w:lastRow="0" w:firstColumn="1" w:lastColumn="0" w:noHBand="0" w:noVBand="1"/>
       </w:tblPr>
       <w:tblGrid>
-        <w:gridCol w:w="1004"/>
+        <w:gridCol w:w="1029"/>
         <w:gridCol w:w="843"/>
-        <w:gridCol w:w="1472"/>
+        <w:gridCol w:w="1507"/>
         <w:gridCol w:w="843"/>
-        <w:gridCol w:w="1409"/>
-        <w:gridCol w:w="1623"/>
-        <w:gridCol w:w="2433"/>
+        <w:gridCol w:w="1493"/>
+        <w:gridCol w:w="1070"/>
+        <w:gridCol w:w="2842"/>
       </w:tblGrid>
       <w:tr>
         <w:tc>
@@ -12869,7 +12869,14 @@
                 <w:b/>
                 <w:bCs/>
               </w:rPr>
-              <w:t>3.</w:t>
+              <w:t>2</w:t>
+            </w:r>
+            <w:r>
+              <w:rPr>
+                <w:b/>
+                <w:bCs/>
+              </w:rPr>
+              <w:t>.</w:t>
             </w:r>
             <w:r>
               <w:rPr>
@@ -13057,15 +13064,22 @@
                 <w:b/>
                 <w:bCs/>
               </w:rPr>
-              <w:t>3.</w:t>
-            </w:r>
-            <w:r>
-              <w:rPr>
-                <w:b/>
-                <w:bCs/>
-              </w:rPr>
               <w:t>2</w:t>
             </w:r>
+            <w:r>
+              <w:rPr>
+                <w:b/>
+                <w:bCs/>
+              </w:rPr>
+              <w:t>.</w:t>
+            </w:r>
+            <w:r>
+              <w:rPr>
+                <w:b/>
+                <w:bCs/>
+              </w:rPr>
+              <w:t>2</w:t>
+            </w:r>
           </w:p>
         </w:tc>
         <w:tc>
@@ -13078,7 +13092,7 @@
               <w:spacing w:after="160" w:line="259" w:lineRule="auto"/>
             </w:pPr>
             <w:r>
-              <w:t>Valido</w:t>
+              <w:t>Vuoto</w:t>
             </w:r>
           </w:p>
         </w:tc>
@@ -13134,7 +13148,7 @@
               <w:spacing w:after="160" w:line="259" w:lineRule="auto"/>
             </w:pPr>
             <w:r>
-              <w:t>Valido</w:t>
+              <w:t>N/A</w:t>
             </w:r>
           </w:p>
         </w:tc>
@@ -13146,65 +13160,24 @@
           <w:p>
             <w:pPr>
               <w:spacing w:after="160" w:line="259" w:lineRule="auto"/>
-              <w:rPr>
-                <w:lang w:val="en-GB"/>
-              </w:rPr>
-            </w:pPr>
-            <w:r>
-              <w:rPr>
-                <w:b/>
-                <w:bCs/>
-                <w:lang w:val="en-GB"/>
-              </w:rPr>
-              <w:t>Success</w:t>
-            </w:r>
-            <w:r>
-              <w:rPr>
-                <w:lang w:val="en-GB"/>
-              </w:rPr>
-              <w:t xml:space="preserve">: </w:t>
-            </w:r>
-            <w:r>
-              <w:rPr>
-                <w:b/>
-                <w:bCs/>
-                <w:lang w:val="en-GB"/>
-              </w:rPr>
-              <w:t>Task</w:t>
-            </w:r>
-            <w:r>
-              <w:rPr>
-                <w:lang w:val="en-GB"/>
-              </w:rPr>
-              <w:t xml:space="preserve"> e </w:t>
-            </w:r>
-            <w:r>
-              <w:rPr>
-                <w:b/>
-                <w:bCs/>
-                <w:lang w:val="en-GB"/>
-              </w:rPr>
-              <w:t>attachment</w:t>
-            </w:r>
-            <w:r>
-              <w:rPr>
-                <w:lang w:val="en-GB"/>
-              </w:rPr>
-              <w:t xml:space="preserve"> </w:t>
+            </w:pPr>
+            <w:r>
+              <w:rPr>
+                <w:b/>
+                <w:bCs/>
+              </w:rPr>
+              <w:t>Error</w:t>
+            </w:r>
+            <w:r>
+              <w:t>: "Il campo '</w:t>
             </w:r>
             <w:proofErr w:type="spellStart"/>
             <w:r>
-              <w:rPr>
-                <w:lang w:val="en-GB"/>
-              </w:rPr>
-              <w:t>salvati</w:t>
+              <w:t>Titolo'</w:t>
             </w:r>
             <w:proofErr w:type="spellEnd"/>
             <w:r>
-              <w:rPr>
-                <w:lang w:val="en-GB"/>
-              </w:rPr>
-              <w:t xml:space="preserve"> </w:t>
+              <w:t xml:space="preserve"> è obbligatorio" </w:t>
             </w:r>
           </w:p>
         </w:tc>
@@ -13231,7 +13204,14 @@
                 <w:b/>
                 <w:bCs/>
               </w:rPr>
-              <w:t>3.</w:t>
+              <w:t>2</w:t>
+            </w:r>
+            <w:r>
+              <w:rPr>
+                <w:b/>
+                <w:bCs/>
+              </w:rPr>
+              <w:t>.</w:t>
             </w:r>
             <w:r>
               <w:rPr>
@@ -13252,7 +13232,7 @@
               <w:spacing w:after="160" w:line="259" w:lineRule="auto"/>
             </w:pPr>
             <w:r>
-              <w:t>Vuoto</w:t>
+              <w:t>Valido</w:t>
             </w:r>
           </w:p>
         </w:tc>
@@ -13266,7 +13246,7 @@
               <w:spacing w:after="160" w:line="259" w:lineRule="auto"/>
             </w:pPr>
             <w:r>
-              <w:t>Selezionato</w:t>
+              <w:t>Non selezionato</w:t>
             </w:r>
           </w:p>
         </w:tc>
@@ -13329,15 +13309,7 @@
               <w:t>Error</w:t>
             </w:r>
             <w:r>
-              <w:t>: "Il campo '</w:t>
-            </w:r>
-            <w:proofErr w:type="spellStart"/>
-            <w:r>
-              <w:t>Titolo'</w:t>
-            </w:r>
-            <w:proofErr w:type="spellEnd"/>
-            <w:r>
-              <w:t xml:space="preserve"> è obbligatorio" </w:t>
+              <w:t xml:space="preserve">: "Per favore scegliere un dipendente" </w:t>
             </w:r>
           </w:p>
         </w:tc>
@@ -13364,7 +13336,14 @@
                 <w:b/>
                 <w:bCs/>
               </w:rPr>
-              <w:t>3.</w:t>
+              <w:t>2</w:t>
+            </w:r>
+            <w:r>
+              <w:rPr>
+                <w:b/>
+                <w:bCs/>
+              </w:rPr>
+              <w:t>.</w:t>
             </w:r>
             <w:r>
               <w:rPr>
@@ -13399,7 +13378,7 @@
               <w:spacing w:after="160" w:line="259" w:lineRule="auto"/>
             </w:pPr>
             <w:r>
-              <w:t>Non selezionato</w:t>
+              <w:t>Selezionato</w:t>
             </w:r>
           </w:p>
         </w:tc>
@@ -13413,7 +13392,7 @@
               <w:spacing w:after="160" w:line="259" w:lineRule="auto"/>
             </w:pPr>
             <w:r>
-              <w:t>Futura</w:t>
+              <w:t>Errata</w:t>
             </w:r>
           </w:p>
         </w:tc>
@@ -13462,7 +13441,7 @@
               <w:t>Error</w:t>
             </w:r>
             <w:r>
-              <w:t xml:space="preserve">: "Per favore scegliere un dipendente" </w:t>
+              <w:t xml:space="preserve">: "Data di scadenza obbligatoria e in formato valido" </w:t>
             </w:r>
           </w:p>
         </w:tc>
@@ -13489,7 +13468,14 @@
                 <w:b/>
                 <w:bCs/>
               </w:rPr>
-              <w:t>3.</w:t>
+              <w:t>2</w:t>
+            </w:r>
+            <w:r>
+              <w:rPr>
+                <w:b/>
+                <w:bCs/>
+              </w:rPr>
+              <w:t>.</w:t>
             </w:r>
             <w:r>
               <w:rPr>
@@ -13538,7 +13524,7 @@
               <w:spacing w:after="160" w:line="259" w:lineRule="auto"/>
             </w:pPr>
             <w:r>
-              <w:t>Errata</w:t>
+              <w:t>Futura</w:t>
             </w:r>
           </w:p>
         </w:tc>
@@ -13552,7 +13538,7 @@
               <w:spacing w:after="160" w:line="259" w:lineRule="auto"/>
             </w:pPr>
             <w:r>
-              <w:t>Valida</w:t>
+              <w:t>Formato non valido</w:t>
             </w:r>
           </w:p>
         </w:tc>
@@ -13587,131 +13573,6 @@
               <w:t>Error</w:t>
             </w:r>
             <w:r>
-              <w:t xml:space="preserve">: "Data di scadenza obbligatoria e in formato valido" </w:t>
-            </w:r>
-          </w:p>
-        </w:tc>
-      </w:tr>
-      <w:tr>
-        <w:tc>
-          <w:tcPr>
-            <w:tcW w:w="0" w:type="auto"/>
-            <w:hideMark/>
-          </w:tcPr>
-          <w:p>
-            <w:pPr>
-              <w:spacing w:after="160" w:line="259" w:lineRule="auto"/>
-            </w:pPr>
-            <w:r>
-              <w:rPr>
-                <w:b/>
-                <w:bCs/>
-              </w:rPr>
-              <w:t>TF_</w:t>
-            </w:r>
-            <w:r>
-              <w:rPr>
-                <w:b/>
-                <w:bCs/>
-              </w:rPr>
-              <w:t>3.</w:t>
-            </w:r>
-            <w:r>
-              <w:rPr>
-                <w:b/>
-                <w:bCs/>
-              </w:rPr>
-              <w:t>6</w:t>
-            </w:r>
-          </w:p>
-        </w:tc>
-        <w:tc>
-          <w:tcPr>
-            <w:tcW w:w="0" w:type="auto"/>
-            <w:hideMark/>
-          </w:tcPr>
-          <w:p>
-            <w:pPr>
-              <w:spacing w:after="160" w:line="259" w:lineRule="auto"/>
-            </w:pPr>
-            <w:r>
-              <w:t>Valido</w:t>
-            </w:r>
-          </w:p>
-        </w:tc>
-        <w:tc>
-          <w:tcPr>
-            <w:tcW w:w="0" w:type="auto"/>
-            <w:hideMark/>
-          </w:tcPr>
-          <w:p>
-            <w:pPr>
-              <w:spacing w:after="160" w:line="259" w:lineRule="auto"/>
-            </w:pPr>
-            <w:r>
-              <w:t>Selezionato</w:t>
-            </w:r>
-          </w:p>
-        </w:tc>
-        <w:tc>
-          <w:tcPr>
-            <w:tcW w:w="0" w:type="auto"/>
-            <w:hideMark/>
-          </w:tcPr>
-          <w:p>
-            <w:pPr>
-              <w:spacing w:after="160" w:line="259" w:lineRule="auto"/>
-            </w:pPr>
-            <w:r>
-              <w:t>Futura</w:t>
-            </w:r>
-          </w:p>
-        </w:tc>
-        <w:tc>
-          <w:tcPr>
-            <w:tcW w:w="0" w:type="auto"/>
-            <w:hideMark/>
-          </w:tcPr>
-          <w:p>
-            <w:pPr>
-              <w:spacing w:after="160" w:line="259" w:lineRule="auto"/>
-            </w:pPr>
-            <w:r>
-              <w:t>Formato non valido</w:t>
-            </w:r>
-          </w:p>
-        </w:tc>
-        <w:tc>
-          <w:tcPr>
-            <w:tcW w:w="0" w:type="auto"/>
-            <w:hideMark/>
-          </w:tcPr>
-          <w:p>
-            <w:pPr>
-              <w:spacing w:after="160" w:line="259" w:lineRule="auto"/>
-            </w:pPr>
-            <w:r>
-              <w:t>N/A</w:t>
-            </w:r>
-          </w:p>
-        </w:tc>
-        <w:tc>
-          <w:tcPr>
-            <w:tcW w:w="0" w:type="auto"/>
-            <w:hideMark/>
-          </w:tcPr>
-          <w:p>
-            <w:pPr>
-              <w:spacing w:after="160" w:line="259" w:lineRule="auto"/>
-            </w:pPr>
-            <w:r>
-              <w:rPr>
-                <w:b/>
-                <w:bCs/>
-              </w:rPr>
-              <w:t>Error</w:t>
-            </w:r>
-            <w:r>
               <w:t>: "Inserire istruzioni (min. 10</w:t>
             </w:r>
             <w:r>
@@ -13725,262 +13586,13 @@
             </w:r>
             <w:r>
               <w:t xml:space="preserve"> caratteri)" </w:t>
-            </w:r>
-          </w:p>
-        </w:tc>
-      </w:tr>
-      <w:tr>
-        <w:tc>
-          <w:tcPr>
-            <w:tcW w:w="0" w:type="auto"/>
-            <w:hideMark/>
-          </w:tcPr>
-          <w:p>
-            <w:pPr>
-              <w:spacing w:after="160" w:line="259" w:lineRule="auto"/>
-            </w:pPr>
-            <w:r>
-              <w:rPr>
-                <w:b/>
-                <w:bCs/>
-              </w:rPr>
-              <w:t>TF_</w:t>
-            </w:r>
-            <w:r>
-              <w:rPr>
-                <w:b/>
-                <w:bCs/>
-              </w:rPr>
-              <w:t>3.</w:t>
-            </w:r>
-            <w:r>
-              <w:rPr>
-                <w:b/>
-                <w:bCs/>
-              </w:rPr>
-              <w:t>7</w:t>
-            </w:r>
-          </w:p>
-        </w:tc>
-        <w:tc>
-          <w:tcPr>
-            <w:tcW w:w="0" w:type="auto"/>
-            <w:hideMark/>
-          </w:tcPr>
-          <w:p>
-            <w:pPr>
-              <w:spacing w:after="160" w:line="259" w:lineRule="auto"/>
-            </w:pPr>
-            <w:r>
-              <w:t>Valido</w:t>
-            </w:r>
-          </w:p>
-        </w:tc>
-        <w:tc>
-          <w:tcPr>
-            <w:tcW w:w="0" w:type="auto"/>
-            <w:hideMark/>
-          </w:tcPr>
-          <w:p>
-            <w:pPr>
-              <w:spacing w:after="160" w:line="259" w:lineRule="auto"/>
-            </w:pPr>
-            <w:r>
-              <w:t>Selezionato</w:t>
-            </w:r>
-          </w:p>
-        </w:tc>
-        <w:tc>
-          <w:tcPr>
-            <w:tcW w:w="0" w:type="auto"/>
-            <w:hideMark/>
-          </w:tcPr>
-          <w:p>
-            <w:pPr>
-              <w:spacing w:after="160" w:line="259" w:lineRule="auto"/>
-            </w:pPr>
-            <w:r>
-              <w:t>Futura</w:t>
-            </w:r>
-          </w:p>
-        </w:tc>
-        <w:tc>
-          <w:tcPr>
-            <w:tcW w:w="0" w:type="auto"/>
-            <w:hideMark/>
-          </w:tcPr>
-          <w:p>
-            <w:pPr>
-              <w:spacing w:after="160" w:line="259" w:lineRule="auto"/>
-            </w:pPr>
-            <w:r>
-              <w:t>Valida</w:t>
-            </w:r>
-          </w:p>
-        </w:tc>
-        <w:tc>
-          <w:tcPr>
-            <w:tcW w:w="0" w:type="auto"/>
-            <w:hideMark/>
-          </w:tcPr>
-          <w:p>
-            <w:pPr>
-              <w:spacing w:after="160" w:line="259" w:lineRule="auto"/>
-            </w:pPr>
-            <w:r>
-              <w:t>Formato non supportato</w:t>
-            </w:r>
-          </w:p>
-        </w:tc>
-        <w:tc>
-          <w:tcPr>
-            <w:tcW w:w="0" w:type="auto"/>
-            <w:hideMark/>
-          </w:tcPr>
-          <w:p>
-            <w:pPr>
-              <w:spacing w:after="160" w:line="259" w:lineRule="auto"/>
-            </w:pPr>
-            <w:r>
-              <w:rPr>
-                <w:b/>
-                <w:bCs/>
-              </w:rPr>
-              <w:t>Error</w:t>
-            </w:r>
-            <w:r>
-              <w:t xml:space="preserve">: "Inserito file non consentito" </w:t>
-            </w:r>
-          </w:p>
-        </w:tc>
-      </w:tr>
-      <w:tr>
-        <w:tc>
-          <w:tcPr>
-            <w:tcW w:w="0" w:type="auto"/>
-            <w:hideMark/>
-          </w:tcPr>
-          <w:p>
-            <w:pPr>
-              <w:spacing w:after="160" w:line="259" w:lineRule="auto"/>
-            </w:pPr>
-            <w:r>
-              <w:rPr>
-                <w:b/>
-                <w:bCs/>
-              </w:rPr>
-              <w:lastRenderedPageBreak/>
-              <w:t>TF_</w:t>
-            </w:r>
-            <w:r>
-              <w:rPr>
-                <w:b/>
-                <w:bCs/>
-              </w:rPr>
-              <w:t>3.</w:t>
-            </w:r>
-            <w:r>
-              <w:rPr>
-                <w:b/>
-                <w:bCs/>
-              </w:rPr>
-              <w:t>8</w:t>
-            </w:r>
-          </w:p>
-        </w:tc>
-        <w:tc>
-          <w:tcPr>
-            <w:tcW w:w="0" w:type="auto"/>
-            <w:hideMark/>
-          </w:tcPr>
-          <w:p>
-            <w:pPr>
-              <w:spacing w:after="160" w:line="259" w:lineRule="auto"/>
-            </w:pPr>
-            <w:r>
-              <w:t>Valido</w:t>
-            </w:r>
-          </w:p>
-        </w:tc>
-        <w:tc>
-          <w:tcPr>
-            <w:tcW w:w="0" w:type="auto"/>
-            <w:hideMark/>
-          </w:tcPr>
-          <w:p>
-            <w:pPr>
-              <w:spacing w:after="160" w:line="259" w:lineRule="auto"/>
-            </w:pPr>
-            <w:r>
-              <w:t>Selezionato</w:t>
-            </w:r>
-          </w:p>
-        </w:tc>
-        <w:tc>
-          <w:tcPr>
-            <w:tcW w:w="0" w:type="auto"/>
-            <w:hideMark/>
-          </w:tcPr>
-          <w:p>
-            <w:pPr>
-              <w:spacing w:after="160" w:line="259" w:lineRule="auto"/>
-            </w:pPr>
-            <w:r>
-              <w:t>Futura</w:t>
-            </w:r>
-          </w:p>
-        </w:tc>
-        <w:tc>
-          <w:tcPr>
-            <w:tcW w:w="0" w:type="auto"/>
-            <w:hideMark/>
-          </w:tcPr>
-          <w:p>
-            <w:pPr>
-              <w:spacing w:after="160" w:line="259" w:lineRule="auto"/>
-            </w:pPr>
-            <w:r>
-              <w:t>Valida</w:t>
-            </w:r>
-          </w:p>
-        </w:tc>
-        <w:tc>
-          <w:tcPr>
-            <w:tcW w:w="0" w:type="auto"/>
-            <w:hideMark/>
-          </w:tcPr>
-          <w:p>
-            <w:pPr>
-              <w:spacing w:after="160" w:line="259" w:lineRule="auto"/>
-            </w:pPr>
-            <w:r>
-              <w:t>Dimensione eccessiva</w:t>
-            </w:r>
-          </w:p>
-        </w:tc>
-        <w:tc>
-          <w:tcPr>
-            <w:tcW w:w="0" w:type="auto"/>
-            <w:hideMark/>
-          </w:tcPr>
-          <w:p>
-            <w:pPr>
-              <w:spacing w:after="160" w:line="259" w:lineRule="auto"/>
-            </w:pPr>
-            <w:r>
-              <w:rPr>
-                <w:b/>
-                <w:bCs/>
-              </w:rPr>
-              <w:t>Error</w:t>
-            </w:r>
-            <w:r>
-              <w:t xml:space="preserve">: "Il file supera la dimensione massima" </w:t>
             </w:r>
           </w:p>
         </w:tc>
       </w:tr>
     </w:tbl>
+    <w:p/>
+    <w:p/>
     <w:p/>
     <w:p/>
     <w:p>
@@ -13994,6 +13606,7 @@
       <w:bookmarkStart w:id="18" w:name="_Toc221350324"/>
       <w:proofErr w:type="spellStart"/>
       <w:r>
+        <w:lastRenderedPageBreak/>
         <w:t>Test_</w:t>
       </w:r>
       <w:r>
@@ -14694,7 +14307,6 @@
         <w:pStyle w:val="Titolo4"/>
       </w:pPr>
       <w:r>
-        <w:lastRenderedPageBreak/>
         <w:t>Tabella formati</w:t>
       </w:r>
     </w:p>
@@ -14830,6 +14442,7 @@
           <w:p>
             <w:proofErr w:type="gramStart"/>
             <w:r>
+              <w:lastRenderedPageBreak/>
               <w:t>Email</w:t>
             </w:r>
             <w:proofErr w:type="gramEnd"/>
@@ -14920,24 +14533,25 @@
     <w:tbl>
       <w:tblPr>
         <w:tblStyle w:val="Grigliatabella"/>
-        <w:tblW w:w="0" w:type="auto"/>
+        <w:tblW w:w="10348" w:type="dxa"/>
         <w:tblInd w:w="-147" w:type="dxa"/>
         <w:tblLayout w:type="fixed"/>
         <w:tblLook w:val="04A0" w:firstRow="1" w:lastRow="0" w:firstColumn="1" w:lastColumn="0" w:noHBand="0" w:noVBand="1"/>
       </w:tblPr>
       <w:tblGrid>
-        <w:gridCol w:w="993"/>
-        <w:gridCol w:w="1134"/>
-        <w:gridCol w:w="1276"/>
-        <w:gridCol w:w="1134"/>
-        <w:gridCol w:w="1299"/>
-        <w:gridCol w:w="1788"/>
-        <w:gridCol w:w="2151"/>
+        <w:gridCol w:w="1233"/>
+        <w:gridCol w:w="1233"/>
+        <w:gridCol w:w="1234"/>
+        <w:gridCol w:w="1233"/>
+        <w:gridCol w:w="1233"/>
+        <w:gridCol w:w="1234"/>
+        <w:gridCol w:w="1233"/>
+        <w:gridCol w:w="1715"/>
       </w:tblGrid>
       <w:tr>
         <w:tc>
           <w:tcPr>
-            <w:tcW w:w="993" w:type="dxa"/>
+            <w:tcW w:w="1233" w:type="dxa"/>
             <w:hideMark/>
           </w:tcPr>
           <w:p>
@@ -14955,7 +14569,7 @@
         </w:tc>
         <w:tc>
           <w:tcPr>
-            <w:tcW w:w="1134" w:type="dxa"/>
+            <w:tcW w:w="1233" w:type="dxa"/>
             <w:hideMark/>
           </w:tcPr>
           <w:p>
@@ -14973,7 +14587,7 @@
         </w:tc>
         <w:tc>
           <w:tcPr>
-            <w:tcW w:w="1276" w:type="dxa"/>
+            <w:tcW w:w="1234" w:type="dxa"/>
             <w:hideMark/>
           </w:tcPr>
           <w:p>
@@ -14991,7 +14605,7 @@
         </w:tc>
         <w:tc>
           <w:tcPr>
-            <w:tcW w:w="1134" w:type="dxa"/>
+            <w:tcW w:w="1233" w:type="dxa"/>
             <w:hideMark/>
           </w:tcPr>
           <w:p>
@@ -15009,7 +14623,7 @@
         </w:tc>
         <w:tc>
           <w:tcPr>
-            <w:tcW w:w="1299" w:type="dxa"/>
+            <w:tcW w:w="1233" w:type="dxa"/>
             <w:hideMark/>
           </w:tcPr>
           <w:p>
@@ -15027,7 +14641,27 @@
         </w:tc>
         <w:tc>
           <w:tcPr>
-            <w:tcW w:w="1788" w:type="dxa"/>
+            <w:tcW w:w="1234" w:type="dxa"/>
+          </w:tcPr>
+          <w:p>
+            <w:pPr>
+              <w:rPr>
+                <w:b/>
+                <w:bCs/>
+              </w:rPr>
+            </w:pPr>
+            <w:r>
+              <w:rPr>
+                <w:b/>
+                <w:bCs/>
+              </w:rPr>
+              <w:t>Ruolo</w:t>
+            </w:r>
+          </w:p>
+        </w:tc>
+        <w:tc>
+          <w:tcPr>
+            <w:tcW w:w="1233" w:type="dxa"/>
             <w:hideMark/>
           </w:tcPr>
           <w:p>
@@ -15052,7 +14686,7 @@
         </w:tc>
         <w:tc>
           <w:tcPr>
-            <w:tcW w:w="2151" w:type="dxa"/>
+            <w:tcW w:w="1715" w:type="dxa"/>
             <w:hideMark/>
           </w:tcPr>
           <w:p>
@@ -15072,7 +14706,7 @@
       <w:tr>
         <w:tc>
           <w:tcPr>
-            <w:tcW w:w="993" w:type="dxa"/>
+            <w:tcW w:w="1233" w:type="dxa"/>
             <w:hideMark/>
           </w:tcPr>
           <w:p>
@@ -15091,7 +14725,7 @@
                 <w:b/>
                 <w:bCs/>
               </w:rPr>
-              <w:t>5.</w:t>
+              <w:t>3.</w:t>
             </w:r>
             <w:r>
               <w:rPr>
@@ -15104,7 +14738,7 @@
         </w:tc>
         <w:tc>
           <w:tcPr>
-            <w:tcW w:w="1134" w:type="dxa"/>
+            <w:tcW w:w="1233" w:type="dxa"/>
             <w:hideMark/>
           </w:tcPr>
           <w:p>
@@ -15118,7 +14752,7 @@
         </w:tc>
         <w:tc>
           <w:tcPr>
-            <w:tcW w:w="1276" w:type="dxa"/>
+            <w:tcW w:w="1234" w:type="dxa"/>
             <w:hideMark/>
           </w:tcPr>
           <w:p>
@@ -15132,7 +14766,7 @@
         </w:tc>
         <w:tc>
           <w:tcPr>
-            <w:tcW w:w="1134" w:type="dxa"/>
+            <w:tcW w:w="1233" w:type="dxa"/>
             <w:hideMark/>
           </w:tcPr>
           <w:p>
@@ -15146,7 +14780,7 @@
         </w:tc>
         <w:tc>
           <w:tcPr>
-            <w:tcW w:w="1299" w:type="dxa"/>
+            <w:tcW w:w="1233" w:type="dxa"/>
             <w:hideMark/>
           </w:tcPr>
           <w:p>
@@ -15160,7 +14794,17 @@
         </w:tc>
         <w:tc>
           <w:tcPr>
-            <w:tcW w:w="1788" w:type="dxa"/>
+            <w:tcW w:w="1234" w:type="dxa"/>
+          </w:tcPr>
+          <w:p>
+            <w:r>
+              <w:t>SUPERVISORE</w:t>
+            </w:r>
+          </w:p>
+        </w:tc>
+        <w:tc>
+          <w:tcPr>
+            <w:tcW w:w="1233" w:type="dxa"/>
             <w:hideMark/>
           </w:tcPr>
           <w:p>
@@ -15177,7 +14821,7 @@
         </w:tc>
         <w:tc>
           <w:tcPr>
-            <w:tcW w:w="2151" w:type="dxa"/>
+            <w:tcW w:w="1715" w:type="dxa"/>
             <w:hideMark/>
           </w:tcPr>
           <w:p>
@@ -15210,7 +14854,7 @@
       <w:tr>
         <w:tc>
           <w:tcPr>
-            <w:tcW w:w="993" w:type="dxa"/>
+            <w:tcW w:w="1233" w:type="dxa"/>
             <w:hideMark/>
           </w:tcPr>
           <w:p>
@@ -15229,7 +14873,7 @@
                 <w:b/>
                 <w:bCs/>
               </w:rPr>
-              <w:t>5.</w:t>
+              <w:t>3.</w:t>
             </w:r>
             <w:r>
               <w:rPr>
@@ -15242,7 +14886,7 @@
         </w:tc>
         <w:tc>
           <w:tcPr>
-            <w:tcW w:w="1134" w:type="dxa"/>
+            <w:tcW w:w="1233" w:type="dxa"/>
             <w:hideMark/>
           </w:tcPr>
           <w:p>
@@ -15256,7 +14900,7 @@
         </w:tc>
         <w:tc>
           <w:tcPr>
-            <w:tcW w:w="1276" w:type="dxa"/>
+            <w:tcW w:w="1234" w:type="dxa"/>
             <w:hideMark/>
           </w:tcPr>
           <w:p>
@@ -15270,7 +14914,7 @@
         </w:tc>
         <w:tc>
           <w:tcPr>
-            <w:tcW w:w="1134" w:type="dxa"/>
+            <w:tcW w:w="1233" w:type="dxa"/>
             <w:hideMark/>
           </w:tcPr>
           <w:p>
@@ -15284,7 +14928,7 @@
         </w:tc>
         <w:tc>
           <w:tcPr>
-            <w:tcW w:w="1299" w:type="dxa"/>
+            <w:tcW w:w="1233" w:type="dxa"/>
             <w:hideMark/>
           </w:tcPr>
           <w:p>
@@ -15298,7 +14942,17 @@
         </w:tc>
         <w:tc>
           <w:tcPr>
-            <w:tcW w:w="1788" w:type="dxa"/>
+            <w:tcW w:w="1234" w:type="dxa"/>
+          </w:tcPr>
+          <w:p>
+            <w:r>
+              <w:t>SUPERVISORE</w:t>
+            </w:r>
+          </w:p>
+        </w:tc>
+        <w:tc>
+          <w:tcPr>
+            <w:tcW w:w="1233" w:type="dxa"/>
             <w:hideMark/>
           </w:tcPr>
           <w:p>
@@ -15315,7 +14969,7 @@
         </w:tc>
         <w:tc>
           <w:tcPr>
-            <w:tcW w:w="2151" w:type="dxa"/>
+            <w:tcW w:w="1715" w:type="dxa"/>
             <w:hideMark/>
           </w:tcPr>
           <w:p>
@@ -15338,7 +14992,7 @@
       <w:tr>
         <w:tc>
           <w:tcPr>
-            <w:tcW w:w="993" w:type="dxa"/>
+            <w:tcW w:w="1233" w:type="dxa"/>
             <w:hideMark/>
           </w:tcPr>
           <w:p>
@@ -15357,7 +15011,7 @@
                 <w:b/>
                 <w:bCs/>
               </w:rPr>
-              <w:t>5.</w:t>
+              <w:t>3.</w:t>
             </w:r>
             <w:r>
               <w:rPr>
@@ -15370,7 +15024,7 @@
         </w:tc>
         <w:tc>
           <w:tcPr>
-            <w:tcW w:w="1134" w:type="dxa"/>
+            <w:tcW w:w="1233" w:type="dxa"/>
             <w:hideMark/>
           </w:tcPr>
           <w:p>
@@ -15384,7 +15038,7 @@
         </w:tc>
         <w:tc>
           <w:tcPr>
-            <w:tcW w:w="1276" w:type="dxa"/>
+            <w:tcW w:w="1234" w:type="dxa"/>
             <w:hideMark/>
           </w:tcPr>
           <w:p>
@@ -15398,7 +15052,7 @@
         </w:tc>
         <w:tc>
           <w:tcPr>
-            <w:tcW w:w="1134" w:type="dxa"/>
+            <w:tcW w:w="1233" w:type="dxa"/>
             <w:hideMark/>
           </w:tcPr>
           <w:p>
@@ -15412,7 +15066,7 @@
         </w:tc>
         <w:tc>
           <w:tcPr>
-            <w:tcW w:w="1299" w:type="dxa"/>
+            <w:tcW w:w="1233" w:type="dxa"/>
             <w:hideMark/>
           </w:tcPr>
           <w:p>
@@ -15426,7 +15080,17 @@
         </w:tc>
         <w:tc>
           <w:tcPr>
-            <w:tcW w:w="1788" w:type="dxa"/>
+            <w:tcW w:w="1234" w:type="dxa"/>
+          </w:tcPr>
+          <w:p>
+            <w:r>
+              <w:t>SUPERVISORE</w:t>
+            </w:r>
+          </w:p>
+        </w:tc>
+        <w:tc>
+          <w:tcPr>
+            <w:tcW w:w="1233" w:type="dxa"/>
             <w:hideMark/>
           </w:tcPr>
           <w:p>
@@ -15443,7 +15107,7 @@
         </w:tc>
         <w:tc>
           <w:tcPr>
-            <w:tcW w:w="2151" w:type="dxa"/>
+            <w:tcW w:w="1715" w:type="dxa"/>
             <w:hideMark/>
           </w:tcPr>
           <w:p>
@@ -15466,7 +15130,7 @@
       <w:tr>
         <w:tc>
           <w:tcPr>
-            <w:tcW w:w="993" w:type="dxa"/>
+            <w:tcW w:w="1233" w:type="dxa"/>
             <w:hideMark/>
           </w:tcPr>
           <w:p>
@@ -15485,7 +15149,7 @@
                 <w:b/>
                 <w:bCs/>
               </w:rPr>
-              <w:t>5.</w:t>
+              <w:t>3.</w:t>
             </w:r>
             <w:r>
               <w:rPr>
@@ -15498,7 +15162,7 @@
         </w:tc>
         <w:tc>
           <w:tcPr>
-            <w:tcW w:w="1134" w:type="dxa"/>
+            <w:tcW w:w="1233" w:type="dxa"/>
             <w:hideMark/>
           </w:tcPr>
           <w:p>
@@ -15512,7 +15176,7 @@
         </w:tc>
         <w:tc>
           <w:tcPr>
-            <w:tcW w:w="1276" w:type="dxa"/>
+            <w:tcW w:w="1234" w:type="dxa"/>
             <w:hideMark/>
           </w:tcPr>
           <w:p>
@@ -15526,7 +15190,7 @@
         </w:tc>
         <w:tc>
           <w:tcPr>
-            <w:tcW w:w="1134" w:type="dxa"/>
+            <w:tcW w:w="1233" w:type="dxa"/>
             <w:hideMark/>
           </w:tcPr>
           <w:p>
@@ -15540,7 +15204,7 @@
         </w:tc>
         <w:tc>
           <w:tcPr>
-            <w:tcW w:w="1299" w:type="dxa"/>
+            <w:tcW w:w="1233" w:type="dxa"/>
             <w:hideMark/>
           </w:tcPr>
           <w:p>
@@ -15554,7 +15218,17 @@
         </w:tc>
         <w:tc>
           <w:tcPr>
-            <w:tcW w:w="1788" w:type="dxa"/>
+            <w:tcW w:w="1234" w:type="dxa"/>
+          </w:tcPr>
+          <w:p>
+            <w:r>
+              <w:t>SUPERVISORE</w:t>
+            </w:r>
+          </w:p>
+        </w:tc>
+        <w:tc>
+          <w:tcPr>
+            <w:tcW w:w="1233" w:type="dxa"/>
             <w:hideMark/>
           </w:tcPr>
           <w:p>
@@ -15571,7 +15245,7 @@
         </w:tc>
         <w:tc>
           <w:tcPr>
-            <w:tcW w:w="2151" w:type="dxa"/>
+            <w:tcW w:w="1715" w:type="dxa"/>
             <w:hideMark/>
           </w:tcPr>
           <w:p>
@@ -15594,7 +15268,7 @@
       <w:tr>
         <w:tc>
           <w:tcPr>
-            <w:tcW w:w="993" w:type="dxa"/>
+            <w:tcW w:w="1233" w:type="dxa"/>
             <w:hideMark/>
           </w:tcPr>
           <w:p>
@@ -15613,7 +15287,7 @@
                 <w:b/>
                 <w:bCs/>
               </w:rPr>
-              <w:t>5.</w:t>
+              <w:t>3.</w:t>
             </w:r>
             <w:r>
               <w:rPr>
@@ -15626,7 +15300,7 @@
         </w:tc>
         <w:tc>
           <w:tcPr>
-            <w:tcW w:w="1134" w:type="dxa"/>
+            <w:tcW w:w="1233" w:type="dxa"/>
             <w:hideMark/>
           </w:tcPr>
           <w:p>
@@ -15640,7 +15314,7 @@
         </w:tc>
         <w:tc>
           <w:tcPr>
-            <w:tcW w:w="1276" w:type="dxa"/>
+            <w:tcW w:w="1234" w:type="dxa"/>
             <w:hideMark/>
           </w:tcPr>
           <w:p>
@@ -15654,7 +15328,7 @@
         </w:tc>
         <w:tc>
           <w:tcPr>
-            <w:tcW w:w="1134" w:type="dxa"/>
+            <w:tcW w:w="1233" w:type="dxa"/>
             <w:hideMark/>
           </w:tcPr>
           <w:p>
@@ -15668,7 +15342,7 @@
         </w:tc>
         <w:tc>
           <w:tcPr>
-            <w:tcW w:w="1299" w:type="dxa"/>
+            <w:tcW w:w="1233" w:type="dxa"/>
             <w:hideMark/>
           </w:tcPr>
           <w:p>
@@ -15682,7 +15356,17 @@
         </w:tc>
         <w:tc>
           <w:tcPr>
-            <w:tcW w:w="1788" w:type="dxa"/>
+            <w:tcW w:w="1234" w:type="dxa"/>
+          </w:tcPr>
+          <w:p>
+            <w:r>
+              <w:t>SUPERVISORE</w:t>
+            </w:r>
+          </w:p>
+        </w:tc>
+        <w:tc>
+          <w:tcPr>
+            <w:tcW w:w="1233" w:type="dxa"/>
             <w:hideMark/>
           </w:tcPr>
           <w:p>
@@ -15699,7 +15383,7 @@
         </w:tc>
         <w:tc>
           <w:tcPr>
-            <w:tcW w:w="2151" w:type="dxa"/>
+            <w:tcW w:w="1715" w:type="dxa"/>
             <w:hideMark/>
           </w:tcPr>
           <w:p>
@@ -15730,7 +15414,7 @@
       <w:tr>
         <w:tc>
           <w:tcPr>
-            <w:tcW w:w="993" w:type="dxa"/>
+            <w:tcW w:w="1233" w:type="dxa"/>
             <w:hideMark/>
           </w:tcPr>
           <w:p>
@@ -15749,7 +15433,7 @@
                 <w:b/>
                 <w:bCs/>
               </w:rPr>
-              <w:t>5.</w:t>
+              <w:t>3.</w:t>
             </w:r>
             <w:r>
               <w:rPr>
@@ -15762,7 +15446,7 @@
         </w:tc>
         <w:tc>
           <w:tcPr>
-            <w:tcW w:w="1134" w:type="dxa"/>
+            <w:tcW w:w="1233" w:type="dxa"/>
             <w:hideMark/>
           </w:tcPr>
           <w:p>
@@ -15776,7 +15460,7 @@
         </w:tc>
         <w:tc>
           <w:tcPr>
-            <w:tcW w:w="1276" w:type="dxa"/>
+            <w:tcW w:w="1234" w:type="dxa"/>
             <w:hideMark/>
           </w:tcPr>
           <w:p>
@@ -15790,7 +15474,7 @@
         </w:tc>
         <w:tc>
           <w:tcPr>
-            <w:tcW w:w="1134" w:type="dxa"/>
+            <w:tcW w:w="1233" w:type="dxa"/>
             <w:hideMark/>
           </w:tcPr>
           <w:p>
@@ -15804,7 +15488,7 @@
         </w:tc>
         <w:tc>
           <w:tcPr>
-            <w:tcW w:w="1299" w:type="dxa"/>
+            <w:tcW w:w="1233" w:type="dxa"/>
             <w:hideMark/>
           </w:tcPr>
           <w:p>
@@ -15818,7 +15502,17 @@
         </w:tc>
         <w:tc>
           <w:tcPr>
-            <w:tcW w:w="1788" w:type="dxa"/>
+            <w:tcW w:w="1234" w:type="dxa"/>
+          </w:tcPr>
+          <w:p>
+            <w:r>
+              <w:t>SUPERVISORE</w:t>
+            </w:r>
+          </w:p>
+        </w:tc>
+        <w:tc>
+          <w:tcPr>
+            <w:tcW w:w="1233" w:type="dxa"/>
             <w:hideMark/>
           </w:tcPr>
           <w:p>
@@ -15835,7 +15529,7 @@
         </w:tc>
         <w:tc>
           <w:tcPr>
-            <w:tcW w:w="2151" w:type="dxa"/>
+            <w:tcW w:w="1715" w:type="dxa"/>
             <w:hideMark/>
           </w:tcPr>
           <w:p>
@@ -15864,7 +15558,7 @@
       <w:tr>
         <w:tc>
           <w:tcPr>
-            <w:tcW w:w="993" w:type="dxa"/>
+            <w:tcW w:w="1233" w:type="dxa"/>
             <w:hideMark/>
           </w:tcPr>
           <w:p>
@@ -15883,7 +15577,7 @@
                 <w:b/>
                 <w:bCs/>
               </w:rPr>
-              <w:t>5.</w:t>
+              <w:t>3.</w:t>
             </w:r>
             <w:r>
               <w:rPr>
@@ -15896,7 +15590,7 @@
         </w:tc>
         <w:tc>
           <w:tcPr>
-            <w:tcW w:w="1134" w:type="dxa"/>
+            <w:tcW w:w="1233" w:type="dxa"/>
             <w:hideMark/>
           </w:tcPr>
           <w:p>
@@ -15910,7 +15604,7 @@
         </w:tc>
         <w:tc>
           <w:tcPr>
-            <w:tcW w:w="1276" w:type="dxa"/>
+            <w:tcW w:w="1234" w:type="dxa"/>
             <w:hideMark/>
           </w:tcPr>
           <w:p>
@@ -15924,7 +15618,7 @@
         </w:tc>
         <w:tc>
           <w:tcPr>
-            <w:tcW w:w="1134" w:type="dxa"/>
+            <w:tcW w:w="1233" w:type="dxa"/>
             <w:hideMark/>
           </w:tcPr>
           <w:p>
@@ -15938,7 +15632,7 @@
         </w:tc>
         <w:tc>
           <w:tcPr>
-            <w:tcW w:w="1299" w:type="dxa"/>
+            <w:tcW w:w="1233" w:type="dxa"/>
             <w:hideMark/>
           </w:tcPr>
           <w:p>
@@ -15952,7 +15646,17 @@
         </w:tc>
         <w:tc>
           <w:tcPr>
-            <w:tcW w:w="1788" w:type="dxa"/>
+            <w:tcW w:w="1234" w:type="dxa"/>
+          </w:tcPr>
+          <w:p>
+            <w:r>
+              <w:t>SUPERVISORE</w:t>
+            </w:r>
+          </w:p>
+        </w:tc>
+        <w:tc>
+          <w:tcPr>
+            <w:tcW w:w="1233" w:type="dxa"/>
             <w:hideMark/>
           </w:tcPr>
           <w:p>
@@ -15966,7 +15670,7 @@
         </w:tc>
         <w:tc>
           <w:tcPr>
-            <w:tcW w:w="2151" w:type="dxa"/>
+            <w:tcW w:w="1715" w:type="dxa"/>
             <w:hideMark/>
           </w:tcPr>
           <w:p>
@@ -15995,27 +15699,27 @@
       <w:tr>
         <w:tc>
           <w:tcPr>
-            <w:tcW w:w="993" w:type="dxa"/>
-          </w:tcPr>
-          <w:p>
-            <w:pPr>
-              <w:rPr>
-                <w:b/>
-                <w:bCs/>
-              </w:rPr>
-            </w:pPr>
-            <w:r>
-              <w:rPr>
-                <w:b/>
-                <w:bCs/>
-              </w:rPr>
-              <w:t>TF_5.8</w:t>
-            </w:r>
-          </w:p>
-        </w:tc>
-        <w:tc>
-          <w:tcPr>
-            <w:tcW w:w="1134" w:type="dxa"/>
+            <w:tcW w:w="1233" w:type="dxa"/>
+          </w:tcPr>
+          <w:p>
+            <w:pPr>
+              <w:rPr>
+                <w:b/>
+                <w:bCs/>
+              </w:rPr>
+            </w:pPr>
+            <w:r>
+              <w:rPr>
+                <w:b/>
+                <w:bCs/>
+              </w:rPr>
+              <w:t>TF_3.8</w:t>
+            </w:r>
+          </w:p>
+        </w:tc>
+        <w:tc>
+          <w:tcPr>
+            <w:tcW w:w="1233" w:type="dxa"/>
           </w:tcPr>
           <w:p>
             <w:r>
@@ -16025,7 +15729,7 @@
         </w:tc>
         <w:tc>
           <w:tcPr>
-            <w:tcW w:w="1276" w:type="dxa"/>
+            <w:tcW w:w="1234" w:type="dxa"/>
           </w:tcPr>
           <w:p>
             <w:r>
@@ -16035,7 +15739,7 @@
         </w:tc>
         <w:tc>
           <w:tcPr>
-            <w:tcW w:w="1134" w:type="dxa"/>
+            <w:tcW w:w="1233" w:type="dxa"/>
           </w:tcPr>
           <w:p>
             <w:r>
@@ -16045,7 +15749,7 @@
         </w:tc>
         <w:tc>
           <w:tcPr>
-            <w:tcW w:w="1299" w:type="dxa"/>
+            <w:tcW w:w="1233" w:type="dxa"/>
           </w:tcPr>
           <w:p>
             <w:r>
@@ -16055,7 +15759,17 @@
         </w:tc>
         <w:tc>
           <w:tcPr>
-            <w:tcW w:w="1788" w:type="dxa"/>
+            <w:tcW w:w="1234" w:type="dxa"/>
+          </w:tcPr>
+          <w:p>
+            <w:r>
+              <w:t>SUPERVISORE</w:t>
+            </w:r>
+          </w:p>
+        </w:tc>
+        <w:tc>
+          <w:tcPr>
+            <w:tcW w:w="1233" w:type="dxa"/>
           </w:tcPr>
           <w:p>
             <w:r>
@@ -16071,7 +15785,7 @@
         </w:tc>
         <w:tc>
           <w:tcPr>
-            <w:tcW w:w="2151" w:type="dxa"/>
+            <w:tcW w:w="1715" w:type="dxa"/>
           </w:tcPr>
           <w:p>
             <w:pPr>
@@ -16099,7 +15813,7 @@
       <w:tr>
         <w:tc>
           <w:tcPr>
-            <w:tcW w:w="993" w:type="dxa"/>
+            <w:tcW w:w="1233" w:type="dxa"/>
           </w:tcPr>
           <w:p>
             <w:pPr>
@@ -16114,13 +15828,13 @@
                 <w:bCs/>
               </w:rPr>
               <w:lastRenderedPageBreak/>
-              <w:t>TF_5.9</w:t>
-            </w:r>
-          </w:p>
-        </w:tc>
-        <w:tc>
-          <w:tcPr>
-            <w:tcW w:w="1134" w:type="dxa"/>
+              <w:t>TF_3.9</w:t>
+            </w:r>
+          </w:p>
+        </w:tc>
+        <w:tc>
+          <w:tcPr>
+            <w:tcW w:w="1233" w:type="dxa"/>
           </w:tcPr>
           <w:p>
             <w:r>
@@ -16130,7 +15844,7 @@
         </w:tc>
         <w:tc>
           <w:tcPr>
-            <w:tcW w:w="1276" w:type="dxa"/>
+            <w:tcW w:w="1234" w:type="dxa"/>
           </w:tcPr>
           <w:p>
             <w:r>
@@ -16140,7 +15854,7 @@
         </w:tc>
         <w:tc>
           <w:tcPr>
-            <w:tcW w:w="1134" w:type="dxa"/>
+            <w:tcW w:w="1233" w:type="dxa"/>
           </w:tcPr>
           <w:p>
             <w:r>
@@ -16150,7 +15864,7 @@
         </w:tc>
         <w:tc>
           <w:tcPr>
-            <w:tcW w:w="1299" w:type="dxa"/>
+            <w:tcW w:w="1233" w:type="dxa"/>
           </w:tcPr>
           <w:p>
             <w:r>
@@ -16160,7 +15874,17 @@
         </w:tc>
         <w:tc>
           <w:tcPr>
-            <w:tcW w:w="1788" w:type="dxa"/>
+            <w:tcW w:w="1234" w:type="dxa"/>
+          </w:tcPr>
+          <w:p>
+            <w:r>
+              <w:t>SUPERVISORE</w:t>
+            </w:r>
+          </w:p>
+        </w:tc>
+        <w:tc>
+          <w:tcPr>
+            <w:tcW w:w="1233" w:type="dxa"/>
           </w:tcPr>
           <w:p>
             <w:r>
@@ -16176,7 +15900,7 @@
         </w:tc>
         <w:tc>
           <w:tcPr>
-            <w:tcW w:w="2151" w:type="dxa"/>
+            <w:tcW w:w="1715" w:type="dxa"/>
           </w:tcPr>
           <w:p>
             <w:r>
@@ -16188,6 +15912,231 @@
             </w:r>
             <w:r>
               <w:t>“Campo ‘cognome’ obbligatorio”</w:t>
+            </w:r>
+          </w:p>
+        </w:tc>
+      </w:tr>
+      <w:tr>
+        <w:tc>
+          <w:tcPr>
+            <w:tcW w:w="1233" w:type="dxa"/>
+          </w:tcPr>
+          <w:p>
+            <w:pPr>
+              <w:rPr>
+                <w:b/>
+                <w:bCs/>
+              </w:rPr>
+            </w:pPr>
+            <w:r>
+              <w:rPr>
+                <w:b/>
+                <w:bCs/>
+              </w:rPr>
+              <w:t>TF_3.10</w:t>
+            </w:r>
+          </w:p>
+        </w:tc>
+        <w:tc>
+          <w:tcPr>
+            <w:tcW w:w="1233" w:type="dxa"/>
+          </w:tcPr>
+          <w:p>
+            <w:r>
+              <w:t>Valido</w:t>
+            </w:r>
+          </w:p>
+        </w:tc>
+        <w:tc>
+          <w:tcPr>
+            <w:tcW w:w="1234" w:type="dxa"/>
+          </w:tcPr>
+          <w:p>
+            <w:r>
+              <w:t>Formato non valido</w:t>
+            </w:r>
+          </w:p>
+        </w:tc>
+        <w:tc>
+          <w:tcPr>
+            <w:tcW w:w="1233" w:type="dxa"/>
+          </w:tcPr>
+          <w:p>
+            <w:r>
+              <w:t>Valido</w:t>
+            </w:r>
+          </w:p>
+        </w:tc>
+        <w:tc>
+          <w:tcPr>
+            <w:tcW w:w="1233" w:type="dxa"/>
+          </w:tcPr>
+          <w:p>
+            <w:r>
+              <w:t>Valida</w:t>
+            </w:r>
+          </w:p>
+        </w:tc>
+        <w:tc>
+          <w:tcPr>
+            <w:tcW w:w="1234" w:type="dxa"/>
+          </w:tcPr>
+          <w:p>
+            <w:r>
+              <w:t>SUPERVISORE</w:t>
+            </w:r>
+          </w:p>
+        </w:tc>
+        <w:tc>
+          <w:tcPr>
+            <w:tcW w:w="1233" w:type="dxa"/>
+          </w:tcPr>
+          <w:p>
+            <w:r>
+              <w:t>G</w:t>
+            </w:r>
+            <w:r>
+              <w:t>enerat</w:t>
+            </w:r>
+            <w:r>
+              <w:t>a</w:t>
+            </w:r>
+          </w:p>
+        </w:tc>
+        <w:tc>
+          <w:tcPr>
+            <w:tcW w:w="1715" w:type="dxa"/>
+          </w:tcPr>
+          <w:p>
+            <w:pPr>
+              <w:rPr>
+                <w:b/>
+                <w:bCs/>
+              </w:rPr>
+            </w:pPr>
+            <w:r>
+              <w:rPr>
+                <w:b/>
+                <w:bCs/>
+              </w:rPr>
+              <w:t>Error: “</w:t>
+            </w:r>
+            <w:r>
+              <w:t>Il cognome è troppo lungo (max 50).</w:t>
+            </w:r>
+            <w:r>
+              <w:t>”</w:t>
+            </w:r>
+          </w:p>
+        </w:tc>
+      </w:tr>
+      <w:tr>
+        <w:tc>
+          <w:tcPr>
+            <w:tcW w:w="1233" w:type="dxa"/>
+          </w:tcPr>
+          <w:p>
+            <w:pPr>
+              <w:rPr>
+                <w:b/>
+                <w:bCs/>
+              </w:rPr>
+            </w:pPr>
+            <w:r>
+              <w:rPr>
+                <w:b/>
+                <w:bCs/>
+              </w:rPr>
+              <w:t>TF_3.11</w:t>
+            </w:r>
+          </w:p>
+        </w:tc>
+        <w:tc>
+          <w:tcPr>
+            <w:tcW w:w="1233" w:type="dxa"/>
+          </w:tcPr>
+          <w:p>
+            <w:r>
+              <w:t>Valido</w:t>
+            </w:r>
+          </w:p>
+        </w:tc>
+        <w:tc>
+          <w:tcPr>
+            <w:tcW w:w="1234" w:type="dxa"/>
+          </w:tcPr>
+          <w:p>
+            <w:r>
+              <w:t>Valido</w:t>
+            </w:r>
+          </w:p>
+        </w:tc>
+        <w:tc>
+          <w:tcPr>
+            <w:tcW w:w="1233" w:type="dxa"/>
+          </w:tcPr>
+          <w:p>
+            <w:r>
+              <w:t>Valido</w:t>
+            </w:r>
+          </w:p>
+        </w:tc>
+        <w:tc>
+          <w:tcPr>
+            <w:tcW w:w="1233" w:type="dxa"/>
+          </w:tcPr>
+          <w:p>
+            <w:r>
+              <w:t>Valida</w:t>
+            </w:r>
+          </w:p>
+        </w:tc>
+        <w:tc>
+          <w:tcPr>
+            <w:tcW w:w="1234" w:type="dxa"/>
+          </w:tcPr>
+          <w:p>
+            <w:r>
+              <w:t>Dipendente(Supervisore non selezionato)</w:t>
+            </w:r>
+          </w:p>
+        </w:tc>
+        <w:tc>
+          <w:tcPr>
+            <w:tcW w:w="1233" w:type="dxa"/>
+          </w:tcPr>
+          <w:p>
+            <w:r>
+              <w:t>Generata</w:t>
+            </w:r>
+          </w:p>
+        </w:tc>
+        <w:tc>
+          <w:tcPr>
+            <w:tcW w:w="1715" w:type="dxa"/>
+          </w:tcPr>
+          <w:p>
+            <w:pPr>
+              <w:rPr>
+                <w:b/>
+                <w:bCs/>
+              </w:rPr>
+            </w:pPr>
+            <w:r>
+              <w:rPr>
+                <w:b/>
+                <w:bCs/>
+              </w:rPr>
+              <w:t xml:space="preserve">Error: </w:t>
+            </w:r>
+            <w:r>
+              <w:t>“</w:t>
+            </w:r>
+            <w:r>
+              <w:t>Seleziona un supervisore.</w:t>
+            </w:r>
+            <w:r>
+              <w:t>”</w:t>
             </w:r>
           </w:p>
         </w:tc>
@@ -20481,7 +20430,6 @@
   <w:style w:type="character" w:default="1" w:styleId="Carpredefinitoparagrafo">
     <w:name w:val="Default Paragraph Font"/>
     <w:uiPriority w:val="1"/>
-    <w:semiHidden/>
     <w:unhideWhenUsed/>
   </w:style>
   <w:style w:type="table" w:default="1" w:styleId="Tabellanormale">

--- a/Workspace/Testing/Test plan/TestPlan_EWMS.docx
+++ b/Workspace/Testing/Test plan/TestPlan_EWMS.docx
@@ -275,7 +275,7 @@
             <v:path o:extrusionok="f" gradientshapeok="t" o:connecttype="rect"/>
             <o:lock v:ext="edit" aspectratio="t"/>
           </v:shapetype>
-          <v:shape id="_x0000_i1025" type="#_x0000_t75" style="width:324pt;height:246pt">
+          <v:shape id="_x0000_i1025" type="#_x0000_t75" style="width:324.25pt;height:245.75pt">
             <v:imagedata r:id="rId8" o:title=""/>
           </v:shape>
         </w:pict>
@@ -3928,11 +3928,11 @@
         <w:t xml:space="preserve"> </w:t>
       </w:r>
       <w:r>
-        <w:t xml:space="preserve">basata su una </w:t>
+        <w:t>basata su una three-</w:t>
       </w:r>
       <w:proofErr w:type="spellStart"/>
       <w:r>
-        <w:t>three-tier</w:t>
+        <w:t>tier</w:t>
       </w:r>
       <w:proofErr w:type="spellEnd"/>
       <w:r>
@@ -4108,15 +4108,7 @@
       </w:r>
       <w:proofErr w:type="spellEnd"/>
       <w:r>
-        <w:t xml:space="preserve"> </w:t>
-      </w:r>
-      <w:proofErr w:type="spellStart"/>
-      <w:r>
-        <w:t>values</w:t>
-      </w:r>
-      <w:proofErr w:type="spellEnd"/>
-      <w:r>
-        <w:t>.</w:t>
+        <w:t xml:space="preserve"> values.</w:t>
       </w:r>
       <w:r>
         <w:t xml:space="preserve"> Le funzionalità che sono state scelte per avere un testing più approfondito sono:</w:t>
@@ -4471,15 +4463,7 @@
       </w:r>
       <w:proofErr w:type="spellEnd"/>
       <w:r>
-        <w:t xml:space="preserve"> </w:t>
-      </w:r>
-      <w:proofErr w:type="spellStart"/>
-      <w:r>
-        <w:t>values</w:t>
-      </w:r>
-      <w:proofErr w:type="spellEnd"/>
-      <w:r>
-        <w:t xml:space="preserve"> (es. accettazione di una password troppo corta o di una data di scadenza passata).</w:t>
+        <w:t xml:space="preserve"> values (es. accettazione di una password troppo corta o di una data di scadenza passata).</w:t>
       </w:r>
       <w:r>
         <w:br/>
@@ -5386,11 +5370,11 @@
       </w:r>
       <w:proofErr w:type="spellEnd"/>
       <w:r>
-        <w:t xml:space="preserve">. La scelta degli strumenti è dettata dalla necessità di coprire i tre livelli di testing definiti nella metodologia, supportando la </w:t>
+        <w:t>. La scelta degli strumenti è dettata dalla necessità di coprire i tre livelli di testing definiti nella metodologia, supportando la three-</w:t>
       </w:r>
       <w:proofErr w:type="spellStart"/>
       <w:r>
-        <w:t>three-tier</w:t>
+        <w:t>tier</w:t>
       </w:r>
       <w:proofErr w:type="spellEnd"/>
       <w:r>
@@ -5813,13 +5797,6 @@
         <w:t>specification</w:t>
       </w:r>
       <w:proofErr w:type="spellEnd"/>
-      <w:r>
-        <w:rPr>
-          <w:b/>
-          <w:bCs/>
-        </w:rPr>
-        <w:t xml:space="preserve"> </w:t>
-      </w:r>
       <w:r>
         <w:rPr>
           <w:b/>
@@ -6466,15 +6443,7 @@
               <w:spacing w:after="160" w:line="259" w:lineRule="auto"/>
             </w:pPr>
             <w:r>
-              <w:t xml:space="preserve">L'oggetto restituito non è </w:t>
-            </w:r>
-            <w:proofErr w:type="spellStart"/>
-            <w:r>
-              <w:t>null</w:t>
-            </w:r>
-            <w:proofErr w:type="spellEnd"/>
-            <w:r>
-              <w:t xml:space="preserve">. Tutti i campi (Nome, Cognome, </w:t>
+              <w:t xml:space="preserve">L'oggetto restituito non è null. Tutti i campi (Nome, Cognome, </w:t>
             </w:r>
             <w:proofErr w:type="gramStart"/>
             <w:r>
@@ -6482,15 +6451,7 @@
             </w:r>
             <w:proofErr w:type="gramEnd"/>
             <w:r>
-              <w:t xml:space="preserve">, </w:t>
-            </w:r>
-            <w:proofErr w:type="spellStart"/>
-            <w:r>
-              <w:t>DataNascita</w:t>
-            </w:r>
-            <w:proofErr w:type="spellEnd"/>
-            <w:r>
-              <w:t>) corrispondono ai dati inseriti.</w:t>
+              <w:t>, DataNascita) corrispondono ai dati inseriti.</w:t>
             </w:r>
           </w:p>
         </w:tc>
@@ -7171,15 +7132,7 @@
             </w:r>
             <w:proofErr w:type="spellEnd"/>
             <w:r>
-              <w:t xml:space="preserve"> ritorna </w:t>
-            </w:r>
-            <w:proofErr w:type="spellStart"/>
-            <w:r>
-              <w:t>null</w:t>
-            </w:r>
-            <w:proofErr w:type="spellEnd"/>
-            <w:r>
-              <w:t>.</w:t>
+              <w:t xml:space="preserve"> ritorna null.</w:t>
             </w:r>
           </w:p>
           <w:p>
@@ -8090,17 +8043,8 @@
                 <w:b/>
                 <w:bCs/>
               </w:rPr>
-              <w:t xml:space="preserve">non è </w:t>
-            </w:r>
-            <w:proofErr w:type="spellStart"/>
-            <w:r>
-              <w:rPr>
-                <w:b/>
-                <w:bCs/>
-              </w:rPr>
-              <w:t>null</w:t>
-            </w:r>
-            <w:proofErr w:type="spellEnd"/>
+              <w:t>non è null</w:t>
+            </w:r>
             <w:r>
               <w:t xml:space="preserve">. I dati (Nome, Ruolo) </w:t>
             </w:r>
@@ -8225,7 +8169,6 @@
             <w:r>
               <w:t xml:space="preserve">Il metodo restituisce </w:t>
             </w:r>
-            <w:proofErr w:type="spellStart"/>
             <w:r>
               <w:rPr>
                 <w:b/>
@@ -8233,7 +8176,6 @@
               </w:rPr>
               <w:t>null</w:t>
             </w:r>
-            <w:proofErr w:type="spellEnd"/>
             <w:r>
               <w:t>.</w:t>
             </w:r>
@@ -8517,15 +8459,7 @@
               <w:spacing w:after="160" w:line="259" w:lineRule="auto"/>
             </w:pPr>
             <w:r>
-              <w:t xml:space="preserve">Oggetto restituito non </w:t>
-            </w:r>
-            <w:proofErr w:type="spellStart"/>
-            <w:r>
-              <w:t>null</w:t>
-            </w:r>
-            <w:proofErr w:type="spellEnd"/>
-            <w:r>
-              <w:t xml:space="preserve">. </w:t>
+              <w:t xml:space="preserve">Oggetto restituito non null. </w:t>
             </w:r>
             <w:r>
               <w:t xml:space="preserve">Tutti i campi </w:t>
@@ -9656,15 +9590,7 @@
             </w:r>
             <w:proofErr w:type="spellEnd"/>
             <w:r>
-              <w:t xml:space="preserve"> restituisce </w:t>
-            </w:r>
-            <w:proofErr w:type="spellStart"/>
-            <w:r>
-              <w:t>null</w:t>
-            </w:r>
-            <w:proofErr w:type="spellEnd"/>
-            <w:r>
-              <w:t>.</w:t>
+              <w:t xml:space="preserve"> restituisce null.</w:t>
             </w:r>
           </w:p>
         </w:tc>
@@ -16269,15 +16195,7 @@
       </w:r>
       <w:proofErr w:type="spellEnd"/>
       <w:r>
-        <w:t xml:space="preserve"> </w:t>
-      </w:r>
-      <w:proofErr w:type="spellStart"/>
-      <w:r>
-        <w:t>values</w:t>
-      </w:r>
-      <w:proofErr w:type="spellEnd"/>
-      <w:r>
-        <w:t xml:space="preserve"> critici. Questo garantisce che la copertura dei </w:t>
+        <w:t xml:space="preserve"> values critici. Questo garantisce che la copertura dei </w:t>
       </w:r>
       <w:proofErr w:type="spellStart"/>
       <w:r>

--- a/Workspace/Testing/Test plan/TestPlan_EWMS.docx
+++ b/Workspace/Testing/Test plan/TestPlan_EWMS.docx
@@ -4766,14 +4766,6 @@
       </w:r>
       <w:proofErr w:type="spellEnd"/>
       <w:r>
-        <w:t xml:space="preserve"> o </w:t>
-      </w:r>
-      <w:proofErr w:type="spellStart"/>
-      <w:r>
-        <w:t>stubs</w:t>
-      </w:r>
-      <w:proofErr w:type="spellEnd"/>
-      <w:r>
         <w:t xml:space="preserve"> per isolare l'unità sotto esame dalle dipendenze esterne, come il database o il web container, garantendo che l'errore rilevato appartenga esclusivamente all'unità testata.</w:t>
       </w:r>
     </w:p>
@@ -5591,6 +5583,9 @@
         <w:t>Selenium</w:t>
       </w:r>
       <w:proofErr w:type="spellEnd"/>
+      <w:r>
+        <w:t xml:space="preserve"> IDE</w:t>
+      </w:r>
     </w:p>
     <w:p/>
     <w:p>
@@ -5693,15 +5688,33 @@
     </w:p>
     <w:p>
       <w:r>
-        <w:t xml:space="preserve">Tutti i test saranno integrati all'interno dell'IDE e potranno essere eseguiti tramite strumenti di build </w:t>
+        <w:t>I</w:t>
+      </w:r>
+      <w:r>
+        <w:t xml:space="preserve"> test </w:t>
+      </w:r>
+      <w:r>
+        <w:t xml:space="preserve">di unità e integrazione </w:t>
+      </w:r>
+      <w:r>
+        <w:t xml:space="preserve">saranno </w:t>
+      </w:r>
+      <w:r>
+        <w:t xml:space="preserve">effettuati </w:t>
+      </w:r>
+      <w:r>
+        <w:t>all'interno dell'IDE</w:t>
+      </w:r>
+      <w:r>
+        <w:t xml:space="preserve">, per i test di sistema invece verrà utilizzato </w:t>
       </w:r>
       <w:proofErr w:type="spellStart"/>
       <w:r>
-        <w:t>automation</w:t>
+        <w:t>Selenium</w:t>
       </w:r>
       <w:proofErr w:type="spellEnd"/>
       <w:r>
-        <w:t xml:space="preserve"> come Maven</w:t>
+        <w:t xml:space="preserve"> IDE, l’esecuzione del server sarà da ambiente di produzione</w:t>
       </w:r>
       <w:r>
         <w:t>.</w:t>
@@ -6823,7 +6836,15 @@
               <w:spacing w:after="160" w:line="259" w:lineRule="auto"/>
             </w:pPr>
             <w:r>
-              <w:t xml:space="preserve">Un utente con email </w:t>
+              <w:t xml:space="preserve">Un utente con </w:t>
+            </w:r>
+            <w:proofErr w:type="gramStart"/>
+            <w:r>
+              <w:t>email</w:t>
+            </w:r>
+            <w:proofErr w:type="gramEnd"/>
+            <w:r>
+              <w:t xml:space="preserve"> </w:t>
             </w:r>
             <w:proofErr w:type="spellStart"/>
             <w:r>
@@ -6845,16 +6866,26 @@
               <w:spacing w:after="160" w:line="259" w:lineRule="auto"/>
             </w:pPr>
             <w:r>
-              <w:t xml:space="preserve">Nuovo utente con la stessa email </w:t>
+              <w:t xml:space="preserve">Nuovo utente con la stessa </w:t>
+            </w:r>
+            <w:proofErr w:type="gramStart"/>
+            <w:r>
+              <w:t>email</w:t>
+            </w:r>
+            <w:proofErr w:type="gramEnd"/>
+            <w:r>
+              <w:t xml:space="preserve"> </w:t>
             </w:r>
             <w:proofErr w:type="spellStart"/>
             <w:r>
               <w:t>mario.rossi</w:t>
             </w:r>
             <w:proofErr w:type="spellEnd"/>
+            <w:proofErr w:type="gramStart"/>
             <w:r>
               <w:t>@....</w:t>
             </w:r>
+            <w:proofErr w:type="gramEnd"/>
           </w:p>
         </w:tc>
         <w:tc>
@@ -7788,8 +7819,13 @@
             <w:pPr>
               <w:spacing w:after="160" w:line="259" w:lineRule="auto"/>
             </w:pPr>
-            <w:r>
-              <w:t>Email: mario.rossi@azienda.it</w:t>
+            <w:proofErr w:type="gramStart"/>
+            <w:r>
+              <w:t>Email</w:t>
+            </w:r>
+            <w:proofErr w:type="gramEnd"/>
+            <w:r>
+              <w:t>: mario.rossi@azienda.it</w:t>
             </w:r>
           </w:p>
           <w:p>
@@ -7881,7 +7917,15 @@
               <w:spacing w:after="160" w:line="259" w:lineRule="auto"/>
             </w:pPr>
             <w:r>
-              <w:t>Verifica il comportamento con email non presente nel sistema.</w:t>
+              <w:t xml:space="preserve">Verifica il comportamento con </w:t>
+            </w:r>
+            <w:proofErr w:type="gramStart"/>
+            <w:r>
+              <w:t>email</w:t>
+            </w:r>
+            <w:proofErr w:type="gramEnd"/>
+            <w:r>
+              <w:t xml:space="preserve"> non presente nel sistema.</w:t>
             </w:r>
           </w:p>
         </w:tc>
@@ -7895,7 +7939,15 @@
               <w:spacing w:after="160" w:line="259" w:lineRule="auto"/>
             </w:pPr>
             <w:r>
-              <w:t>Database popolato, ma l'email di test non esiste.</w:t>
+              <w:t xml:space="preserve">Database popolato, ma </w:t>
+            </w:r>
+            <w:proofErr w:type="gramStart"/>
+            <w:r>
+              <w:t>l'email</w:t>
+            </w:r>
+            <w:proofErr w:type="gramEnd"/>
+            <w:r>
+              <w:t xml:space="preserve"> di test non esiste.</w:t>
             </w:r>
           </w:p>
         </w:tc>
@@ -7908,8 +7960,13 @@
             <w:pPr>
               <w:spacing w:after="160" w:line="259" w:lineRule="auto"/>
             </w:pPr>
-            <w:r>
-              <w:t>Email: email.inesistente@ghost.com</w:t>
+            <w:proofErr w:type="gramStart"/>
+            <w:r>
+              <w:t>Email</w:t>
+            </w:r>
+            <w:proofErr w:type="gramEnd"/>
+            <w:r>
+              <w:t>: email.inesistente@ghost.com</w:t>
             </w:r>
           </w:p>
           <w:p>
@@ -9412,12 +9469,21 @@
             <w:r>
               <w:t xml:space="preserve">La lista contiene esattamente </w:t>
             </w:r>
-            <w:r>
-              <w:rPr>
-                <w:b/>
-                <w:bCs/>
-              </w:rPr>
-              <w:t>2 task</w:t>
+            <w:proofErr w:type="gramStart"/>
+            <w:r>
+              <w:rPr>
+                <w:b/>
+                <w:bCs/>
+              </w:rPr>
+              <w:t>2</w:t>
+            </w:r>
+            <w:proofErr w:type="gramEnd"/>
+            <w:r>
+              <w:rPr>
+                <w:b/>
+                <w:bCs/>
+              </w:rPr>
+              <w:t xml:space="preserve"> task</w:t>
             </w:r>
             <w:r>
               <w:t>. Il task dell'altro supervisore è escluso.</w:t>
@@ -11810,7 +11876,7 @@
         </w:trPr>
         <w:tc>
           <w:tcPr>
-            <w:tcW w:w="2263" w:type="dxa"/>
+            <w:tcW w:w="2262" w:type="dxa"/>
             <w:vAlign w:val="center"/>
           </w:tcPr>
           <w:p>
@@ -11883,7 +11949,7 @@
         </w:trPr>
         <w:tc>
           <w:tcPr>
-            <w:tcW w:w="2263" w:type="dxa"/>
+            <w:tcW w:w="2262" w:type="dxa"/>
           </w:tcPr>
           <w:p>
             <w:pPr>
@@ -12003,7 +12069,7 @@
         </w:trPr>
         <w:tc>
           <w:tcPr>
-            <w:tcW w:w="2263" w:type="dxa"/>
+            <w:tcW w:w="2262" w:type="dxa"/>
           </w:tcPr>
           <w:p>
             <w:r>
@@ -12090,7 +12156,7 @@
         </w:trPr>
         <w:tc>
           <w:tcPr>
-            <w:tcW w:w="2263" w:type="dxa"/>
+            <w:tcW w:w="2262" w:type="dxa"/>
           </w:tcPr>
           <w:p>
             <w:r>
@@ -12208,7 +12274,7 @@
         </w:trPr>
         <w:tc>
           <w:tcPr>
-            <w:tcW w:w="2263" w:type="dxa"/>
+            <w:tcW w:w="2262" w:type="dxa"/>
           </w:tcPr>
           <w:p>
             <w:r>
@@ -12295,7 +12361,7 @@
         </w:trPr>
         <w:tc>
           <w:tcPr>
-            <w:tcW w:w="2263" w:type="dxa"/>
+            <w:tcW w:w="2262" w:type="dxa"/>
           </w:tcPr>
           <w:p>
             <w:r>
@@ -12376,153 +12442,15 @@
           </w:p>
         </w:tc>
       </w:tr>
-      <w:tr>
-        <w:trPr>
-          <w:trHeight w:val="563"/>
-        </w:trPr>
-        <w:tc>
-          <w:tcPr>
-            <w:tcW w:w="2263" w:type="dxa"/>
-          </w:tcPr>
-          <w:p>
-            <w:r>
-              <w:t>Allegato</w:t>
-            </w:r>
-          </w:p>
-        </w:tc>
-        <w:tc>
-          <w:tcPr>
-            <w:tcW w:w="4155" w:type="dxa"/>
-          </w:tcPr>
-          <w:p>
-            <w:pPr>
-              <w:tabs>
-                <w:tab w:val="left" w:pos="3252"/>
-              </w:tabs>
-            </w:pPr>
-            <w:r>
-              <w:t xml:space="preserve">Valido </w:t>
-            </w:r>
-          </w:p>
-          <w:p>
-            <w:pPr>
-              <w:tabs>
-                <w:tab w:val="left" w:pos="3252"/>
-              </w:tabs>
-            </w:pPr>
-          </w:p>
-          <w:p>
-            <w:pPr>
-              <w:tabs>
-                <w:tab w:val="left" w:pos="3252"/>
-              </w:tabs>
-            </w:pPr>
-            <w:r>
-              <w:t>Formato non supportato</w:t>
-            </w:r>
-          </w:p>
-          <w:p>
-            <w:pPr>
-              <w:tabs>
-                <w:tab w:val="left" w:pos="3252"/>
-              </w:tabs>
-            </w:pPr>
-          </w:p>
-          <w:p>
-            <w:pPr>
-              <w:tabs>
-                <w:tab w:val="left" w:pos="3252"/>
-              </w:tabs>
-            </w:pPr>
-            <w:r>
-              <w:lastRenderedPageBreak/>
-              <w:t>Dimensione eccessiva</w:t>
-            </w:r>
-          </w:p>
-          <w:p>
-            <w:pPr>
-              <w:tabs>
-                <w:tab w:val="left" w:pos="3252"/>
-              </w:tabs>
-            </w:pPr>
-          </w:p>
-          <w:p>
-            <w:pPr>
-              <w:tabs>
-                <w:tab w:val="left" w:pos="3252"/>
-              </w:tabs>
-            </w:pPr>
-            <w:r>
-              <w:t>Assente</w:t>
-            </w:r>
-          </w:p>
-        </w:tc>
-        <w:tc>
-          <w:tcPr>
-            <w:tcW w:w="3210" w:type="dxa"/>
-          </w:tcPr>
-          <w:p>
-            <w:r>
-              <w:lastRenderedPageBreak/>
-              <w:t>[</w:t>
-            </w:r>
-            <w:proofErr w:type="spellStart"/>
-            <w:r>
-              <w:t>property</w:t>
-            </w:r>
-            <w:proofErr w:type="spellEnd"/>
-            <w:r>
-              <w:t xml:space="preserve"> </w:t>
-            </w:r>
-            <w:proofErr w:type="spellStart"/>
-            <w:r>
-              <w:t>FileOK</w:t>
-            </w:r>
-            <w:proofErr w:type="spellEnd"/>
-            <w:r>
-              <w:t>]</w:t>
-            </w:r>
-          </w:p>
-          <w:p/>
-          <w:p>
-            <w:r>
-              <w:t>[</w:t>
-            </w:r>
-            <w:proofErr w:type="spellStart"/>
-            <w:r>
-              <w:t>error</w:t>
-            </w:r>
-            <w:proofErr w:type="spellEnd"/>
-            <w:r>
-              <w:t>]</w:t>
-            </w:r>
-          </w:p>
-          <w:p/>
-          <w:p>
-            <w:r>
-              <w:lastRenderedPageBreak/>
-              <w:t>[</w:t>
-            </w:r>
-            <w:proofErr w:type="spellStart"/>
-            <w:r>
-              <w:t>error</w:t>
-            </w:r>
-            <w:proofErr w:type="spellEnd"/>
-            <w:r>
-              <w:t>]</w:t>
-            </w:r>
-          </w:p>
-          <w:p/>
-          <w:p/>
-        </w:tc>
-      </w:tr>
     </w:tbl>
     <w:p/>
+    <w:p/>
     <w:p>
       <w:pPr>
         <w:pStyle w:val="Titolo4"/>
       </w:pPr>
       <w:r>
+        <w:lastRenderedPageBreak/>
         <w:t>Tabella formati</w:t>
       </w:r>
     </w:p>
@@ -12656,42 +12584,6 @@
           </w:p>
         </w:tc>
       </w:tr>
-      <w:tr>
-        <w:trPr>
-          <w:trHeight w:val="409"/>
-        </w:trPr>
-        <w:tc>
-          <w:tcPr>
-            <w:tcW w:w="1696" w:type="dxa"/>
-          </w:tcPr>
-          <w:p>
-            <w:r>
-              <w:t>Allegato</w:t>
-            </w:r>
-          </w:p>
-        </w:tc>
-        <w:tc>
-          <w:tcPr>
-            <w:tcW w:w="7931" w:type="dxa"/>
-          </w:tcPr>
-          <w:p>
-            <w:r>
-              <w:t>.pdf, .docx, .</w:t>
-            </w:r>
-            <w:proofErr w:type="spellStart"/>
-            <w:r>
-              <w:t>xlsx</w:t>
-            </w:r>
-            <w:proofErr w:type="spellEnd"/>
-            <w:r>
-              <w:t>, dimensione</w:t>
-            </w:r>
-            <w:r>
-              <w:t xml:space="preserve"> &lt; 10 MB</w:t>
-            </w:r>
-          </w:p>
-        </w:tc>
-      </w:tr>
     </w:tbl>
     <w:p/>
     <w:p/>
@@ -12711,13 +12603,12 @@
         <w:tblLook w:val="04A0" w:firstRow="1" w:lastRow="0" w:firstColumn="1" w:lastColumn="0" w:noHBand="0" w:noVBand="1"/>
       </w:tblPr>
       <w:tblGrid>
-        <w:gridCol w:w="1029"/>
+        <w:gridCol w:w="1080"/>
         <w:gridCol w:w="843"/>
-        <w:gridCol w:w="1507"/>
+        <w:gridCol w:w="1575"/>
         <w:gridCol w:w="843"/>
-        <w:gridCol w:w="1493"/>
-        <w:gridCol w:w="1070"/>
-        <w:gridCol w:w="2842"/>
+        <w:gridCol w:w="1654"/>
+        <w:gridCol w:w="3632"/>
       </w:tblGrid>
       <w:tr>
         <w:tc>
@@ -12824,24 +12715,6 @@
                 <w:b/>
                 <w:bCs/>
               </w:rPr>
-              <w:t>Allegato</w:t>
-            </w:r>
-          </w:p>
-        </w:tc>
-        <w:tc>
-          <w:tcPr>
-            <w:tcW w:w="0" w:type="auto"/>
-            <w:hideMark/>
-          </w:tcPr>
-          <w:p>
-            <w:pPr>
-              <w:spacing w:after="160" w:line="259" w:lineRule="auto"/>
-            </w:pPr>
-            <w:r>
-              <w:rPr>
-                <w:b/>
-                <w:bCs/>
-              </w:rPr>
               <w:t>Risultato Atteso (Output)</w:t>
             </w:r>
           </w:p>
@@ -12869,14 +12742,7 @@
                 <w:b/>
                 <w:bCs/>
               </w:rPr>
-              <w:t>2</w:t>
-            </w:r>
-            <w:r>
-              <w:rPr>
-                <w:b/>
-                <w:bCs/>
-              </w:rPr>
-              <w:t>.</w:t>
+              <w:t>2.</w:t>
             </w:r>
             <w:r>
               <w:rPr>
@@ -12940,20 +12806,6 @@
             </w:pPr>
             <w:r>
               <w:t>Valida</w:t>
-            </w:r>
-          </w:p>
-        </w:tc>
-        <w:tc>
-          <w:tcPr>
-            <w:tcW w:w="0" w:type="auto"/>
-            <w:hideMark/>
-          </w:tcPr>
-          <w:p>
-            <w:pPr>
-              <w:spacing w:after="160" w:line="259" w:lineRule="auto"/>
-            </w:pPr>
-            <w:r>
-              <w:t>Assente</w:t>
             </w:r>
           </w:p>
         </w:tc>
@@ -13064,21 +12916,7 @@
                 <w:b/>
                 <w:bCs/>
               </w:rPr>
-              <w:t>2</w:t>
-            </w:r>
-            <w:r>
-              <w:rPr>
-                <w:b/>
-                <w:bCs/>
-              </w:rPr>
-              <w:t>.</w:t>
-            </w:r>
-            <w:r>
-              <w:rPr>
-                <w:b/>
-                <w:bCs/>
-              </w:rPr>
-              <w:t>2</w:t>
+              <w:t>2.2</w:t>
             </w:r>
           </w:p>
         </w:tc>
@@ -13135,20 +12973,6 @@
             </w:pPr>
             <w:r>
               <w:t>Valida</w:t>
-            </w:r>
-          </w:p>
-        </w:tc>
-        <w:tc>
-          <w:tcPr>
-            <w:tcW w:w="0" w:type="auto"/>
-            <w:hideMark/>
-          </w:tcPr>
-          <w:p>
-            <w:pPr>
-              <w:spacing w:after="160" w:line="259" w:lineRule="auto"/>
-            </w:pPr>
-            <w:r>
-              <w:t>N/A</w:t>
             </w:r>
           </w:p>
         </w:tc>
@@ -13204,21 +13028,7 @@
                 <w:b/>
                 <w:bCs/>
               </w:rPr>
-              <w:t>2</w:t>
-            </w:r>
-            <w:r>
-              <w:rPr>
-                <w:b/>
-                <w:bCs/>
-              </w:rPr>
-              <w:t>.</w:t>
-            </w:r>
-            <w:r>
-              <w:rPr>
-                <w:b/>
-                <w:bCs/>
-              </w:rPr>
-              <w:t>3</w:t>
+              <w:t>2.3</w:t>
             </w:r>
           </w:p>
         </w:tc>
@@ -13275,20 +13085,6 @@
             </w:pPr>
             <w:r>
               <w:t>Valida</w:t>
-            </w:r>
-          </w:p>
-        </w:tc>
-        <w:tc>
-          <w:tcPr>
-            <w:tcW w:w="0" w:type="auto"/>
-            <w:hideMark/>
-          </w:tcPr>
-          <w:p>
-            <w:pPr>
-              <w:spacing w:after="160" w:line="259" w:lineRule="auto"/>
-            </w:pPr>
-            <w:r>
-              <w:t>N/A</w:t>
             </w:r>
           </w:p>
         </w:tc>
@@ -13336,21 +13132,7 @@
                 <w:b/>
                 <w:bCs/>
               </w:rPr>
-              <w:t>2</w:t>
-            </w:r>
-            <w:r>
-              <w:rPr>
-                <w:b/>
-                <w:bCs/>
-              </w:rPr>
-              <w:t>.</w:t>
-            </w:r>
-            <w:r>
-              <w:rPr>
-                <w:b/>
-                <w:bCs/>
-              </w:rPr>
-              <w:t>4</w:t>
+              <w:t>2.4</w:t>
             </w:r>
           </w:p>
         </w:tc>
@@ -13407,20 +13189,6 @@
             </w:pPr>
             <w:r>
               <w:t>Valida</w:t>
-            </w:r>
-          </w:p>
-        </w:tc>
-        <w:tc>
-          <w:tcPr>
-            <w:tcW w:w="0" w:type="auto"/>
-            <w:hideMark/>
-          </w:tcPr>
-          <w:p>
-            <w:pPr>
-              <w:spacing w:after="160" w:line="259" w:lineRule="auto"/>
-            </w:pPr>
-            <w:r>
-              <w:t>N/A</w:t>
             </w:r>
           </w:p>
         </w:tc>
@@ -13468,21 +13236,7 @@
                 <w:b/>
                 <w:bCs/>
               </w:rPr>
-              <w:t>2</w:t>
-            </w:r>
-            <w:r>
-              <w:rPr>
-                <w:b/>
-                <w:bCs/>
-              </w:rPr>
-              <w:t>.</w:t>
-            </w:r>
-            <w:r>
-              <w:rPr>
-                <w:b/>
-                <w:bCs/>
-              </w:rPr>
-              <w:t>5</w:t>
+              <w:t>2.5</w:t>
             </w:r>
           </w:p>
         </w:tc>
@@ -13539,20 +13293,6 @@
             </w:pPr>
             <w:r>
               <w:t>Formato non valido</w:t>
-            </w:r>
-          </w:p>
-        </w:tc>
-        <w:tc>
-          <w:tcPr>
-            <w:tcW w:w="0" w:type="auto"/>
-            <w:hideMark/>
-          </w:tcPr>
-          <w:p>
-            <w:pPr>
-              <w:spacing w:after="160" w:line="259" w:lineRule="auto"/>
-            </w:pPr>
-            <w:r>
-              <w:t>N/A</w:t>
             </w:r>
           </w:p>
         </w:tc>
@@ -13591,6 +13331,11 @@
         </w:tc>
       </w:tr>
     </w:tbl>
+    <w:p/>
+    <w:p/>
+    <w:p/>
+    <w:p/>
+    <w:p/>
     <w:p/>
     <w:p/>
     <w:p/>
@@ -14543,8 +14288,8 @@
         <w:gridCol w:w="1233"/>
         <w:gridCol w:w="1234"/>
         <w:gridCol w:w="1233"/>
-        <w:gridCol w:w="1233"/>
-        <w:gridCol w:w="1234"/>
+        <w:gridCol w:w="1163"/>
+        <w:gridCol w:w="1304"/>
         <w:gridCol w:w="1233"/>
         <w:gridCol w:w="1715"/>
       </w:tblGrid>
@@ -14623,7 +14368,7 @@
         </w:tc>
         <w:tc>
           <w:tcPr>
-            <w:tcW w:w="1233" w:type="dxa"/>
+            <w:tcW w:w="1163" w:type="dxa"/>
             <w:hideMark/>
           </w:tcPr>
           <w:p>
@@ -14641,7 +14386,7 @@
         </w:tc>
         <w:tc>
           <w:tcPr>
-            <w:tcW w:w="1234" w:type="dxa"/>
+            <w:tcW w:w="1304" w:type="dxa"/>
           </w:tcPr>
           <w:p>
             <w:pPr>
@@ -14780,7 +14525,7 @@
         </w:tc>
         <w:tc>
           <w:tcPr>
-            <w:tcW w:w="1233" w:type="dxa"/>
+            <w:tcW w:w="1163" w:type="dxa"/>
             <w:hideMark/>
           </w:tcPr>
           <w:p>
@@ -14794,7 +14539,7 @@
         </w:tc>
         <w:tc>
           <w:tcPr>
-            <w:tcW w:w="1234" w:type="dxa"/>
+            <w:tcW w:w="1304" w:type="dxa"/>
           </w:tcPr>
           <w:p>
             <w:r>
@@ -14928,7 +14673,7 @@
         </w:tc>
         <w:tc>
           <w:tcPr>
-            <w:tcW w:w="1233" w:type="dxa"/>
+            <w:tcW w:w="1163" w:type="dxa"/>
             <w:hideMark/>
           </w:tcPr>
           <w:p>
@@ -14942,7 +14687,7 @@
         </w:tc>
         <w:tc>
           <w:tcPr>
-            <w:tcW w:w="1234" w:type="dxa"/>
+            <w:tcW w:w="1304" w:type="dxa"/>
           </w:tcPr>
           <w:p>
             <w:r>
@@ -15066,7 +14811,7 @@
         </w:tc>
         <w:tc>
           <w:tcPr>
-            <w:tcW w:w="1233" w:type="dxa"/>
+            <w:tcW w:w="1163" w:type="dxa"/>
             <w:hideMark/>
           </w:tcPr>
           <w:p>
@@ -15080,7 +14825,7 @@
         </w:tc>
         <w:tc>
           <w:tcPr>
-            <w:tcW w:w="1234" w:type="dxa"/>
+            <w:tcW w:w="1304" w:type="dxa"/>
           </w:tcPr>
           <w:p>
             <w:r>
@@ -15204,7 +14949,7 @@
         </w:tc>
         <w:tc>
           <w:tcPr>
-            <w:tcW w:w="1233" w:type="dxa"/>
+            <w:tcW w:w="1163" w:type="dxa"/>
             <w:hideMark/>
           </w:tcPr>
           <w:p>
@@ -15218,7 +14963,7 @@
         </w:tc>
         <w:tc>
           <w:tcPr>
-            <w:tcW w:w="1234" w:type="dxa"/>
+            <w:tcW w:w="1304" w:type="dxa"/>
           </w:tcPr>
           <w:p>
             <w:r>
@@ -15342,7 +15087,7 @@
         </w:tc>
         <w:tc>
           <w:tcPr>
-            <w:tcW w:w="1233" w:type="dxa"/>
+            <w:tcW w:w="1163" w:type="dxa"/>
             <w:hideMark/>
           </w:tcPr>
           <w:p>
@@ -15356,7 +15101,7 @@
         </w:tc>
         <w:tc>
           <w:tcPr>
-            <w:tcW w:w="1234" w:type="dxa"/>
+            <w:tcW w:w="1304" w:type="dxa"/>
           </w:tcPr>
           <w:p>
             <w:r>
@@ -15488,7 +15233,7 @@
         </w:tc>
         <w:tc>
           <w:tcPr>
-            <w:tcW w:w="1233" w:type="dxa"/>
+            <w:tcW w:w="1163" w:type="dxa"/>
             <w:hideMark/>
           </w:tcPr>
           <w:p>
@@ -15502,7 +15247,7 @@
         </w:tc>
         <w:tc>
           <w:tcPr>
-            <w:tcW w:w="1234" w:type="dxa"/>
+            <w:tcW w:w="1304" w:type="dxa"/>
           </w:tcPr>
           <w:p>
             <w:r>
@@ -15632,7 +15377,7 @@
         </w:tc>
         <w:tc>
           <w:tcPr>
-            <w:tcW w:w="1233" w:type="dxa"/>
+            <w:tcW w:w="1163" w:type="dxa"/>
             <w:hideMark/>
           </w:tcPr>
           <w:p>
@@ -15646,7 +15391,7 @@
         </w:tc>
         <w:tc>
           <w:tcPr>
-            <w:tcW w:w="1234" w:type="dxa"/>
+            <w:tcW w:w="1304" w:type="dxa"/>
           </w:tcPr>
           <w:p>
             <w:r>
@@ -15749,7 +15494,7 @@
         </w:tc>
         <w:tc>
           <w:tcPr>
-            <w:tcW w:w="1233" w:type="dxa"/>
+            <w:tcW w:w="1163" w:type="dxa"/>
           </w:tcPr>
           <w:p>
             <w:r>
@@ -15759,7 +15504,7 @@
         </w:tc>
         <w:tc>
           <w:tcPr>
-            <w:tcW w:w="1234" w:type="dxa"/>
+            <w:tcW w:w="1304" w:type="dxa"/>
           </w:tcPr>
           <w:p>
             <w:r>
@@ -15864,7 +15609,7 @@
         </w:tc>
         <w:tc>
           <w:tcPr>
-            <w:tcW w:w="1233" w:type="dxa"/>
+            <w:tcW w:w="1163" w:type="dxa"/>
           </w:tcPr>
           <w:p>
             <w:r>
@@ -15874,7 +15619,7 @@
         </w:tc>
         <w:tc>
           <w:tcPr>
-            <w:tcW w:w="1234" w:type="dxa"/>
+            <w:tcW w:w="1304" w:type="dxa"/>
           </w:tcPr>
           <w:p>
             <w:r>
@@ -15969,7 +15714,7 @@
         </w:tc>
         <w:tc>
           <w:tcPr>
-            <w:tcW w:w="1233" w:type="dxa"/>
+            <w:tcW w:w="1163" w:type="dxa"/>
           </w:tcPr>
           <w:p>
             <w:r>
@@ -15979,7 +15724,7 @@
         </w:tc>
         <w:tc>
           <w:tcPr>
-            <w:tcW w:w="1234" w:type="dxa"/>
+            <w:tcW w:w="1304" w:type="dxa"/>
           </w:tcPr>
           <w:p>
             <w:r>
@@ -16083,30 +15828,30 @@
         </w:tc>
         <w:tc>
           <w:tcPr>
+            <w:tcW w:w="1163" w:type="dxa"/>
+          </w:tcPr>
+          <w:p>
+            <w:r>
+              <w:t>Valida</w:t>
+            </w:r>
+          </w:p>
+        </w:tc>
+        <w:tc>
+          <w:tcPr>
+            <w:tcW w:w="1304" w:type="dxa"/>
+          </w:tcPr>
+          <w:p>
+            <w:r>
+              <w:t>Dipendente(Supervisore non selezionato)</w:t>
+            </w:r>
+          </w:p>
+        </w:tc>
+        <w:tc>
+          <w:tcPr>
             <w:tcW w:w="1233" w:type="dxa"/>
           </w:tcPr>
           <w:p>
             <w:r>
-              <w:t>Valida</w:t>
-            </w:r>
-          </w:p>
-        </w:tc>
-        <w:tc>
-          <w:tcPr>
-            <w:tcW w:w="1234" w:type="dxa"/>
-          </w:tcPr>
-          <w:p>
-            <w:r>
-              <w:t>Dipendente(Supervisore non selezionato)</w:t>
-            </w:r>
-          </w:p>
-        </w:tc>
-        <w:tc>
-          <w:tcPr>
-            <w:tcW w:w="1233" w:type="dxa"/>
-          </w:tcPr>
-          <w:p>
-            <w:r>
               <w:t>Generata</w:t>
             </w:r>
           </w:p>
@@ -16130,10 +15875,7 @@
               <w:t xml:space="preserve">Error: </w:t>
             </w:r>
             <w:r>
-              <w:t>“</w:t>
-            </w:r>
-            <w:r>
-              <w:t>Seleziona un supervisore.</w:t>
+              <w:t>“Seleziona un supervisore.</w:t>
             </w:r>
             <w:r>
               <w:t>”</w:t>
@@ -20430,6 +20172,7 @@
   <w:style w:type="character" w:default="1" w:styleId="Carpredefinitoparagrafo">
     <w:name w:val="Default Paragraph Font"/>
     <w:uiPriority w:val="1"/>
+    <w:semiHidden/>
     <w:unhideWhenUsed/>
   </w:style>
   <w:style w:type="table" w:default="1" w:styleId="Tabellanormale">

--- a/Workspace/Testing/Test plan/TestPlan_EWMS.docx
+++ b/Workspace/Testing/Test plan/TestPlan_EWMS.docx
@@ -275,7 +275,7 @@
             <v:path o:extrusionok="f" gradientshapeok="t" o:connecttype="rect"/>
             <o:lock v:ext="edit" aspectratio="t"/>
           </v:shapetype>
-          <v:shape id="_x0000_i1025" type="#_x0000_t75" style="width:324.25pt;height:245.75pt">
+          <v:shape id="_x0000_i1025" type="#_x0000_t75" style="width:324pt;height:246pt">
             <v:imagedata r:id="rId8" o:title=""/>
           </v:shape>
         </w:pict>
@@ -1913,7 +1913,7 @@
       <w:r>
         <w:fldChar w:fldCharType="separate"/>
       </w:r>
-      <w:hyperlink w:anchor="_Toc221350306" w:history="1">
+      <w:hyperlink w:anchor="_Toc221562657" w:history="1">
         <w:r>
           <w:rPr>
             <w:rStyle w:val="Collegamentoipertestuale"/>
@@ -1957,7 +1957,7 @@
             <w:noProof/>
             <w:webHidden/>
           </w:rPr>
-          <w:instrText xml:space="preserve"> PAGEREF _Toc221350306 \h </w:instrText>
+          <w:instrText xml:space="preserve"> PAGEREF _Toc221562657 \h </w:instrText>
         </w:r>
         <w:r>
           <w:rPr>
@@ -2002,7 +2002,7 @@
           <w14:ligatures w14:val="standardContextual"/>
         </w:rPr>
       </w:pPr>
-      <w:hyperlink w:anchor="_Toc221350307" w:history="1">
+      <w:hyperlink w:anchor="_Toc221562658" w:history="1">
         <w:r>
           <w:rPr>
             <w:rStyle w:val="Collegamentoipertestuale"/>
@@ -2046,7 +2046,7 @@
             <w:noProof/>
             <w:webHidden/>
           </w:rPr>
-          <w:instrText xml:space="preserve"> PAGEREF _Toc221350307 \h </w:instrText>
+          <w:instrText xml:space="preserve"> PAGEREF _Toc221562658 \h </w:instrText>
         </w:r>
         <w:r>
           <w:rPr>
@@ -2091,7 +2091,7 @@
           <w14:ligatures w14:val="standardContextual"/>
         </w:rPr>
       </w:pPr>
-      <w:hyperlink w:anchor="_Toc221350308" w:history="1">
+      <w:hyperlink w:anchor="_Toc221562659" w:history="1">
         <w:r>
           <w:rPr>
             <w:rStyle w:val="Collegamentoipertestuale"/>
@@ -2135,7 +2135,7 @@
             <w:noProof/>
             <w:webHidden/>
           </w:rPr>
-          <w:instrText xml:space="preserve"> PAGEREF _Toc221350308 \h </w:instrText>
+          <w:instrText xml:space="preserve"> PAGEREF _Toc221562659 \h </w:instrText>
         </w:r>
         <w:r>
           <w:rPr>
@@ -2180,7 +2180,7 @@
           <w14:ligatures w14:val="standardContextual"/>
         </w:rPr>
       </w:pPr>
-      <w:hyperlink w:anchor="_Toc221350309" w:history="1">
+      <w:hyperlink w:anchor="_Toc221562660" w:history="1">
         <w:r>
           <w:rPr>
             <w:rStyle w:val="Collegamentoipertestuale"/>
@@ -2224,7 +2224,7 @@
             <w:noProof/>
             <w:webHidden/>
           </w:rPr>
-          <w:instrText xml:space="preserve"> PAGEREF _Toc221350309 \h </w:instrText>
+          <w:instrText xml:space="preserve"> PAGEREF _Toc221562660 \h </w:instrText>
         </w:r>
         <w:r>
           <w:rPr>
@@ -2269,7 +2269,7 @@
           <w14:ligatures w14:val="standardContextual"/>
         </w:rPr>
       </w:pPr>
-      <w:hyperlink w:anchor="_Toc221350310" w:history="1">
+      <w:hyperlink w:anchor="_Toc221562661" w:history="1">
         <w:r>
           <w:rPr>
             <w:rStyle w:val="Collegamentoipertestuale"/>
@@ -2313,7 +2313,7 @@
             <w:noProof/>
             <w:webHidden/>
           </w:rPr>
-          <w:instrText xml:space="preserve"> PAGEREF _Toc221350310 \h </w:instrText>
+          <w:instrText xml:space="preserve"> PAGEREF _Toc221562661 \h </w:instrText>
         </w:r>
         <w:r>
           <w:rPr>
@@ -2358,7 +2358,7 @@
           <w14:ligatures w14:val="standardContextual"/>
         </w:rPr>
       </w:pPr>
-      <w:hyperlink w:anchor="_Toc221350311" w:history="1">
+      <w:hyperlink w:anchor="_Toc221562662" w:history="1">
         <w:r>
           <w:rPr>
             <w:rStyle w:val="Collegamentoipertestuale"/>
@@ -2402,7 +2402,7 @@
             <w:noProof/>
             <w:webHidden/>
           </w:rPr>
-          <w:instrText xml:space="preserve"> PAGEREF _Toc221350311 \h </w:instrText>
+          <w:instrText xml:space="preserve"> PAGEREF _Toc221562662 \h </w:instrText>
         </w:r>
         <w:r>
           <w:rPr>
@@ -2447,7 +2447,7 @@
           <w14:ligatures w14:val="standardContextual"/>
         </w:rPr>
       </w:pPr>
-      <w:hyperlink w:anchor="_Toc221350312" w:history="1">
+      <w:hyperlink w:anchor="_Toc221562663" w:history="1">
         <w:r>
           <w:rPr>
             <w:rStyle w:val="Collegamentoipertestuale"/>
@@ -2491,7 +2491,7 @@
             <w:noProof/>
             <w:webHidden/>
           </w:rPr>
-          <w:instrText xml:space="preserve"> PAGEREF _Toc221350312 \h </w:instrText>
+          <w:instrText xml:space="preserve"> PAGEREF _Toc221562663 \h </w:instrText>
         </w:r>
         <w:r>
           <w:rPr>
@@ -2511,7 +2511,7 @@
             <w:noProof/>
             <w:webHidden/>
           </w:rPr>
-          <w:t>8</w:t>
+          <w:t>9</w:t>
         </w:r>
         <w:r>
           <w:rPr>
@@ -2536,7 +2536,7 @@
           <w14:ligatures w14:val="standardContextual"/>
         </w:rPr>
       </w:pPr>
-      <w:hyperlink w:anchor="_Toc221350313" w:history="1">
+      <w:hyperlink w:anchor="_Toc221562664" w:history="1">
         <w:r>
           <w:rPr>
             <w:rStyle w:val="Collegamentoipertestuale"/>
@@ -2580,7 +2580,7 @@
             <w:noProof/>
             <w:webHidden/>
           </w:rPr>
-          <w:instrText xml:space="preserve"> PAGEREF _Toc221350313 \h </w:instrText>
+          <w:instrText xml:space="preserve"> PAGEREF _Toc221562664 \h </w:instrText>
         </w:r>
         <w:r>
           <w:rPr>
@@ -2600,7 +2600,7 @@
             <w:noProof/>
             <w:webHidden/>
           </w:rPr>
-          <w:t>9</w:t>
+          <w:t>10</w:t>
         </w:r>
         <w:r>
           <w:rPr>
@@ -2625,7 +2625,7 @@
           <w14:ligatures w14:val="standardContextual"/>
         </w:rPr>
       </w:pPr>
-      <w:hyperlink w:anchor="_Toc221350314" w:history="1">
+      <w:hyperlink w:anchor="_Toc221562665" w:history="1">
         <w:r>
           <w:rPr>
             <w:rStyle w:val="Collegamentoipertestuale"/>
@@ -2669,7 +2669,7 @@
             <w:noProof/>
             <w:webHidden/>
           </w:rPr>
-          <w:instrText xml:space="preserve"> PAGEREF _Toc221350314 \h </w:instrText>
+          <w:instrText xml:space="preserve"> PAGEREF _Toc221562665 \h </w:instrText>
         </w:r>
         <w:r>
           <w:rPr>
@@ -2714,7 +2714,7 @@
           <w14:ligatures w14:val="standardContextual"/>
         </w:rPr>
       </w:pPr>
-      <w:hyperlink w:anchor="_Toc221350315" w:history="1">
+      <w:hyperlink w:anchor="_Toc221562666" w:history="1">
         <w:r>
           <w:rPr>
             <w:rStyle w:val="Collegamentoipertestuale"/>
@@ -2758,7 +2758,7 @@
             <w:noProof/>
             <w:webHidden/>
           </w:rPr>
-          <w:instrText xml:space="preserve"> PAGEREF _Toc221350315 \h </w:instrText>
+          <w:instrText xml:space="preserve"> PAGEREF _Toc221562666 \h </w:instrText>
         </w:r>
         <w:r>
           <w:rPr>
@@ -2803,7 +2803,7 @@
           <w14:ligatures w14:val="standardContextual"/>
         </w:rPr>
       </w:pPr>
-      <w:hyperlink w:anchor="_Toc221350316" w:history="1">
+      <w:hyperlink w:anchor="_Toc221562667" w:history="1">
         <w:r>
           <w:rPr>
             <w:rStyle w:val="Collegamentoipertestuale"/>
@@ -2847,7 +2847,7 @@
             <w:noProof/>
             <w:webHidden/>
           </w:rPr>
-          <w:instrText xml:space="preserve"> PAGEREF _Toc221350316 \h </w:instrText>
+          <w:instrText xml:space="preserve"> PAGEREF _Toc221562667 \h </w:instrText>
         </w:r>
         <w:r>
           <w:rPr>
@@ -2892,7 +2892,7 @@
           <w:lang w:eastAsia="it-IT"/>
         </w:rPr>
       </w:pPr>
-      <w:hyperlink w:anchor="_Toc221350317" w:history="1">
+      <w:hyperlink w:anchor="_Toc221562668" w:history="1">
         <w:r>
           <w:rPr>
             <w:rStyle w:val="Collegamentoipertestuale"/>
@@ -2935,7 +2935,7 @@
             <w:noProof/>
             <w:webHidden/>
           </w:rPr>
-          <w:instrText xml:space="preserve"> PAGEREF _Toc221350317 \h </w:instrText>
+          <w:instrText xml:space="preserve"> PAGEREF _Toc221562668 \h </w:instrText>
         </w:r>
         <w:r>
           <w:rPr>
@@ -2955,7 +2955,7 @@
             <w:noProof/>
             <w:webHidden/>
           </w:rPr>
-          <w:t>11</w:t>
+          <w:t>12</w:t>
         </w:r>
         <w:r>
           <w:rPr>
@@ -2980,7 +2980,7 @@
           <w:lang w:eastAsia="it-IT"/>
         </w:rPr>
       </w:pPr>
-      <w:hyperlink w:anchor="_Toc221350318" w:history="1">
+      <w:hyperlink w:anchor="_Toc221562669" w:history="1">
         <w:r>
           <w:rPr>
             <w:rStyle w:val="Collegamentoipertestuale"/>
@@ -3023,7 +3023,7 @@
             <w:noProof/>
             <w:webHidden/>
           </w:rPr>
-          <w:instrText xml:space="preserve"> PAGEREF _Toc221350318 \h </w:instrText>
+          <w:instrText xml:space="preserve"> PAGEREF _Toc221562669 \h </w:instrText>
         </w:r>
         <w:r>
           <w:rPr>
@@ -3068,7 +3068,7 @@
           <w:lang w:eastAsia="it-IT"/>
         </w:rPr>
       </w:pPr>
-      <w:hyperlink w:anchor="_Toc221350319" w:history="1">
+      <w:hyperlink w:anchor="_Toc221562670" w:history="1">
         <w:r>
           <w:rPr>
             <w:rStyle w:val="Collegamentoipertestuale"/>
@@ -3111,7 +3111,7 @@
             <w:noProof/>
             <w:webHidden/>
           </w:rPr>
-          <w:instrText xml:space="preserve"> PAGEREF _Toc221350319 \h </w:instrText>
+          <w:instrText xml:space="preserve"> PAGEREF _Toc221562670 \h </w:instrText>
         </w:r>
         <w:r>
           <w:rPr>
@@ -3156,7 +3156,7 @@
           <w:lang w:eastAsia="it-IT"/>
         </w:rPr>
       </w:pPr>
-      <w:hyperlink w:anchor="_Toc221350320" w:history="1">
+      <w:hyperlink w:anchor="_Toc221562671" w:history="1">
         <w:r>
           <w:rPr>
             <w:rStyle w:val="Collegamentoipertestuale"/>
@@ -3199,7 +3199,7 @@
             <w:noProof/>
             <w:webHidden/>
           </w:rPr>
-          <w:instrText xml:space="preserve"> PAGEREF _Toc221350320 \h </w:instrText>
+          <w:instrText xml:space="preserve"> PAGEREF _Toc221562671 \h </w:instrText>
         </w:r>
         <w:r>
           <w:rPr>
@@ -3244,7 +3244,7 @@
           <w14:ligatures w14:val="standardContextual"/>
         </w:rPr>
       </w:pPr>
-      <w:hyperlink w:anchor="_Toc221350321" w:history="1">
+      <w:hyperlink w:anchor="_Toc221562672" w:history="1">
         <w:r>
           <w:rPr>
             <w:rStyle w:val="Collegamentoipertestuale"/>
@@ -3288,7 +3288,7 @@
             <w:noProof/>
             <w:webHidden/>
           </w:rPr>
-          <w:instrText xml:space="preserve"> PAGEREF _Toc221350321 \h </w:instrText>
+          <w:instrText xml:space="preserve"> PAGEREF _Toc221562672 \h </w:instrText>
         </w:r>
         <w:r>
           <w:rPr>
@@ -3333,7 +3333,7 @@
           <w:lang w:eastAsia="it-IT"/>
         </w:rPr>
       </w:pPr>
-      <w:hyperlink w:anchor="_Toc221350322" w:history="1">
+      <w:hyperlink w:anchor="_Toc221562673" w:history="1">
         <w:r>
           <w:rPr>
             <w:rStyle w:val="Collegamentoipertestuale"/>
@@ -3376,7 +3376,7 @@
             <w:noProof/>
             <w:webHidden/>
           </w:rPr>
-          <w:instrText xml:space="preserve"> PAGEREF _Toc221350322 \h </w:instrText>
+          <w:instrText xml:space="preserve"> PAGEREF _Toc221562673 \h </w:instrText>
         </w:r>
         <w:r>
           <w:rPr>
@@ -3421,7 +3421,7 @@
           <w:lang w:eastAsia="it-IT"/>
         </w:rPr>
       </w:pPr>
-      <w:hyperlink w:anchor="_Toc221350323" w:history="1">
+      <w:hyperlink w:anchor="_Toc221562674" w:history="1">
         <w:r>
           <w:rPr>
             <w:rStyle w:val="Collegamentoipertestuale"/>
@@ -3464,7 +3464,7 @@
             <w:noProof/>
             <w:webHidden/>
           </w:rPr>
-          <w:instrText xml:space="preserve"> PAGEREF _Toc221350323 \h </w:instrText>
+          <w:instrText xml:space="preserve"> PAGEREF _Toc221562674 \h </w:instrText>
         </w:r>
         <w:r>
           <w:rPr>
@@ -3509,7 +3509,7 @@
           <w:lang w:eastAsia="it-IT"/>
         </w:rPr>
       </w:pPr>
-      <w:hyperlink w:anchor="_Toc221350324" w:history="1">
+      <w:hyperlink w:anchor="_Toc221562675" w:history="1">
         <w:r>
           <w:rPr>
             <w:rStyle w:val="Collegamentoipertestuale"/>
@@ -3552,7 +3552,7 @@
             <w:noProof/>
             <w:webHidden/>
           </w:rPr>
-          <w:instrText xml:space="preserve"> PAGEREF _Toc221350324 \h </w:instrText>
+          <w:instrText xml:space="preserve"> PAGEREF _Toc221562675 \h </w:instrText>
         </w:r>
         <w:r>
           <w:rPr>
@@ -3597,13 +3597,13 @@
           <w14:ligatures w14:val="standardContextual"/>
         </w:rPr>
       </w:pPr>
-      <w:hyperlink w:anchor="_Toc221350325" w:history="1">
+      <w:hyperlink w:anchor="_Toc221562676" w:history="1">
         <w:r>
           <w:rPr>
             <w:rStyle w:val="Collegamentoipertestuale"/>
             <w:noProof/>
           </w:rPr>
-          <w:t>10</w:t>
+          <w:t>10.</w:t>
         </w:r>
         <w:r>
           <w:rPr>
@@ -3620,7 +3620,7 @@
             <w:rStyle w:val="Collegamentoipertestuale"/>
             <w:noProof/>
           </w:rPr>
-          <w:t>. Testing Schedule</w:t>
+          <w:t>Testing Schedule</w:t>
         </w:r>
         <w:r>
           <w:rPr>
@@ -3641,7 +3641,7 @@
             <w:noProof/>
             <w:webHidden/>
           </w:rPr>
-          <w:instrText xml:space="preserve"> PAGEREF _Toc221350325 \h </w:instrText>
+          <w:instrText xml:space="preserve"> PAGEREF _Toc221562676 \h </w:instrText>
         </w:r>
         <w:r>
           <w:rPr>
@@ -3661,7 +3661,7 @@
             <w:noProof/>
             <w:webHidden/>
           </w:rPr>
-          <w:t>23</w:t>
+          <w:t>24</w:t>
         </w:r>
         <w:r>
           <w:rPr>
@@ -3712,7 +3712,7 @@
         </w:numPr>
         <w:ind w:left="0"/>
       </w:pPr>
-      <w:bookmarkStart w:id="0" w:name="_Toc221350306"/>
+      <w:bookmarkStart w:id="0" w:name="_Toc221562657"/>
       <w:r>
         <w:lastRenderedPageBreak/>
         <w:t>Introduzione</w:t>
@@ -3774,7 +3774,7 @@
         </w:numPr>
         <w:ind w:left="0"/>
       </w:pPr>
-      <w:bookmarkStart w:id="1" w:name="_Toc221350307"/>
+      <w:bookmarkStart w:id="1" w:name="_Toc221562658"/>
       <w:r>
         <w:t>Relazione con gli altri documenti</w:t>
       </w:r>
@@ -3901,7 +3901,7 @@
         </w:numPr>
         <w:ind w:left="0"/>
       </w:pPr>
-      <w:bookmarkStart w:id="2" w:name="_Toc221350308"/>
+      <w:bookmarkStart w:id="2" w:name="_Toc221562659"/>
       <w:r>
         <w:t xml:space="preserve">System </w:t>
       </w:r>
@@ -3928,11 +3928,11 @@
         <w:t xml:space="preserve"> </w:t>
       </w:r>
       <w:r>
-        <w:t>basata su una three-</w:t>
+        <w:t xml:space="preserve">basata su una </w:t>
       </w:r>
       <w:proofErr w:type="spellStart"/>
       <w:r>
-        <w:t>tier</w:t>
+        <w:t>three-tier</w:t>
       </w:r>
       <w:proofErr w:type="spellEnd"/>
       <w:r>
@@ -4035,7 +4035,7 @@
         </w:numPr>
         <w:ind w:left="0"/>
       </w:pPr>
-      <w:bookmarkStart w:id="3" w:name="_Toc221350309"/>
+      <w:bookmarkStart w:id="3" w:name="_Toc221562660"/>
       <w:r>
         <w:t>Funzionalità da testare/da non testare</w:t>
       </w:r>
@@ -4190,7 +4190,7 @@
         </w:numPr>
         <w:ind w:left="0"/>
       </w:pPr>
-      <w:bookmarkStart w:id="4" w:name="_Toc221350310"/>
+      <w:bookmarkStart w:id="4" w:name="_Toc221562661"/>
       <w:r>
         <w:lastRenderedPageBreak/>
         <w:t xml:space="preserve">Pass/Fail </w:t>
@@ -4463,7 +4463,15 @@
       </w:r>
       <w:proofErr w:type="spellEnd"/>
       <w:r>
-        <w:t xml:space="preserve"> values (es. accettazione di una password troppo corta o di una data di scadenza passata).</w:t>
+        <w:t xml:space="preserve"> </w:t>
+      </w:r>
+      <w:proofErr w:type="spellStart"/>
+      <w:r>
+        <w:t>values</w:t>
+      </w:r>
+      <w:proofErr w:type="spellEnd"/>
+      <w:r>
+        <w:t xml:space="preserve"> (es. accettazione di una password troppo corta o di una data di scadenza passata).</w:t>
       </w:r>
       <w:r>
         <w:br/>
@@ -4599,7 +4607,7 @@
         </w:numPr>
         <w:ind w:left="0"/>
       </w:pPr>
-      <w:bookmarkStart w:id="5" w:name="_Toc221350311"/>
+      <w:bookmarkStart w:id="5" w:name="_Toc221562662"/>
       <w:r>
         <w:t>Approccio</w:t>
       </w:r>
@@ -4613,7 +4621,7 @@
         <w:t>L'approccio adottato per la verifica del sistema E.W.M.S. segue una metodologia di black-box testing rigorosa</w:t>
       </w:r>
       <w:r>
-        <w:t xml:space="preserve"> integrata con fasi di white-box testing volte a dare copertura totale al testing delle singole parti del sistema.</w:t>
+        <w:t>.</w:t>
       </w:r>
     </w:p>
     <w:p/>
@@ -5034,965 +5042,6 @@
       </w:r>
       <w:r>
         <w:t>.</w:t>
-      </w:r>
-    </w:p>
-    <w:p/>
-    <w:p>
-      <w:pPr>
-        <w:pStyle w:val="Titolo1"/>
-        <w:numPr>
-          <w:ilvl w:val="0"/>
-          <w:numId w:val="8"/>
-        </w:numPr>
-        <w:ind w:left="0"/>
-      </w:pPr>
-      <w:bookmarkStart w:id="6" w:name="_Toc221350312"/>
-      <w:r>
-        <w:t>Sospensione e ripristino</w:t>
-      </w:r>
-      <w:bookmarkEnd w:id="6"/>
-    </w:p>
-    <w:p>
-      <w:r>
-        <w:t>In questa sezione vengono definiti i criteri secondo i quali le attività di testing sul sistema E.W.M.S. devono essere temporaneamente interrotte e le condizioni necessarie per la ripresa del processo di verifica. Questa gestione assicura che le risorse non vengano sprecate in presenza di bug bloccanti che impediscono la progressione dei test.</w:t>
-      </w:r>
-    </w:p>
-    <w:p>
-      <w:pPr>
-        <w:rPr>
-          <w:b/>
-          <w:bCs/>
-        </w:rPr>
-      </w:pPr>
-    </w:p>
-    <w:p>
-      <w:pPr>
-        <w:pStyle w:val="Titolo4"/>
-      </w:pPr>
-      <w:r>
-        <w:t>Criteri di Sospensione</w:t>
-      </w:r>
-    </w:p>
-    <w:p/>
-    <w:p>
-      <w:r>
-        <w:t>L'attività di testing viene sospesa qualora si verifichi una delle seguenti condizioni critiche:</w:t>
-      </w:r>
-    </w:p>
-    <w:p>
-      <w:pPr>
-        <w:numPr>
-          <w:ilvl w:val="0"/>
-          <w:numId w:val="15"/>
-        </w:numPr>
-      </w:pPr>
-      <w:r>
-        <w:rPr>
-          <w:b/>
-          <w:bCs/>
-        </w:rPr>
-        <w:lastRenderedPageBreak/>
-        <w:t>Bug bloccanti</w:t>
-      </w:r>
-      <w:r>
-        <w:rPr>
-          <w:b/>
-          <w:bCs/>
-        </w:rPr>
-        <w:t xml:space="preserve">: </w:t>
-      </w:r>
-      <w:r>
-        <w:t xml:space="preserve">Presenza di malfunzionamenti critici nelle funzionalità core che impediscono l'accesso ad altre aree del sistema. </w:t>
-      </w:r>
-      <w:r>
-        <w:t>(</w:t>
-      </w:r>
-      <w:r>
-        <w:t>Ad esempio</w:t>
-      </w:r>
-      <w:r>
-        <w:t>: i</w:t>
-      </w:r>
-      <w:r>
-        <w:t>mpossibilità di inizializzare la sessione utente o errori fatali nel connection pool).</w:t>
-      </w:r>
-    </w:p>
-    <w:p>
-      <w:pPr>
-        <w:numPr>
-          <w:ilvl w:val="0"/>
-          <w:numId w:val="15"/>
-        </w:numPr>
-      </w:pPr>
-      <w:r>
-        <w:rPr>
-          <w:b/>
-          <w:bCs/>
-        </w:rPr>
-        <w:t>Elevato tasso di fallimento</w:t>
-      </w:r>
-      <w:r>
-        <w:t xml:space="preserve">: Se oltre il 40% dei test frames eseguiti in una specifica sessione produce un esito di </w:t>
-      </w:r>
-      <w:proofErr w:type="spellStart"/>
-      <w:r>
-        <w:t>fail</w:t>
-      </w:r>
-      <w:proofErr w:type="spellEnd"/>
-      <w:r>
-        <w:t>, indicando un'instabilità diffusa della build corrente.</w:t>
-      </w:r>
-    </w:p>
-    <w:p>
-      <w:pPr>
-        <w:numPr>
-          <w:ilvl w:val="0"/>
-          <w:numId w:val="15"/>
-        </w:numPr>
-      </w:pPr>
-      <w:r>
-        <w:rPr>
-          <w:b/>
-          <w:bCs/>
-        </w:rPr>
-        <w:t>Corruzione dei dati</w:t>
-      </w:r>
-      <w:r>
-        <w:t xml:space="preserve">: Rilevamento di anomalie gravi nel </w:t>
-      </w:r>
-      <w:proofErr w:type="spellStart"/>
-      <w:r>
-        <w:t>persistence</w:t>
-      </w:r>
-      <w:proofErr w:type="spellEnd"/>
-      <w:r>
-        <w:t xml:space="preserve"> </w:t>
-      </w:r>
-      <w:proofErr w:type="spellStart"/>
-      <w:r>
-        <w:t>layer</w:t>
-      </w:r>
-      <w:proofErr w:type="spellEnd"/>
-      <w:r>
-        <w:t xml:space="preserve"> che compromettono l'integrità dei record durante i test di integrazione</w:t>
-      </w:r>
-      <w:r>
-        <w:t xml:space="preserve"> o di sistema</w:t>
-      </w:r>
-      <w:r>
-        <w:t>.</w:t>
-      </w:r>
-    </w:p>
-    <w:p>
-      <w:pPr>
-        <w:rPr>
-          <w:b/>
-          <w:bCs/>
-        </w:rPr>
-      </w:pPr>
-      <w:r>
-        <w:rPr>
-          <w:b/>
-          <w:bCs/>
-        </w:rPr>
-        <w:t>7.2 Requisiti di Ripristino</w:t>
-      </w:r>
-    </w:p>
-    <w:p>
-      <w:r>
-        <w:t xml:space="preserve">Una volta sospesa l'attività, il </w:t>
-      </w:r>
-      <w:r>
-        <w:rPr>
-          <w:b/>
-          <w:bCs/>
-        </w:rPr>
-        <w:t>testing</w:t>
-      </w:r>
-      <w:r>
-        <w:t xml:space="preserve"> può essere ripreso solo dopo il soddisfacimento dei seguenti requisiti:</w:t>
-      </w:r>
-    </w:p>
-    <w:p>
-      <w:pPr>
-        <w:numPr>
-          <w:ilvl w:val="0"/>
-          <w:numId w:val="16"/>
-        </w:numPr>
-      </w:pPr>
-      <w:r>
-        <w:rPr>
-          <w:b/>
-          <w:bCs/>
-        </w:rPr>
-        <w:t>Risoluzione delle anomalie</w:t>
-      </w:r>
-      <w:r>
-        <w:t xml:space="preserve">: </w:t>
-      </w:r>
-      <w:proofErr w:type="gramStart"/>
-      <w:r>
-        <w:t>Il team</w:t>
-      </w:r>
-      <w:proofErr w:type="gramEnd"/>
-      <w:r>
-        <w:t xml:space="preserve"> di sviluppo deve fornire una nuova build in cui il bug che ha causato la sospensione è stato corretto e verificato tramite uno </w:t>
-      </w:r>
-      <w:proofErr w:type="spellStart"/>
-      <w:r>
-        <w:t>unit</w:t>
-      </w:r>
-      <w:proofErr w:type="spellEnd"/>
-      <w:r>
-        <w:t xml:space="preserve"> testing preliminare.</w:t>
-      </w:r>
-    </w:p>
-    <w:p>
-      <w:pPr>
-        <w:numPr>
-          <w:ilvl w:val="0"/>
-          <w:numId w:val="16"/>
-        </w:numPr>
-      </w:pPr>
-      <w:r>
-        <w:rPr>
-          <w:b/>
-          <w:bCs/>
-        </w:rPr>
-        <w:t>Ripristino dell'ambiente</w:t>
-      </w:r>
-      <w:r>
-        <w:t>: Verifica della corretta configurazione del server di deployment e ripristino della consistenza del database (attraverso procedure di backup e recovery se necessario).</w:t>
-      </w:r>
-    </w:p>
-    <w:p>
-      <w:pPr>
-        <w:numPr>
-          <w:ilvl w:val="0"/>
-          <w:numId w:val="16"/>
-        </w:numPr>
-      </w:pPr>
-      <w:r>
-        <w:rPr>
-          <w:b/>
-          <w:bCs/>
-        </w:rPr>
-        <w:t>Disponibilità della documentazione</w:t>
-      </w:r>
-      <w:r>
-        <w:t xml:space="preserve">: Aggiornamento dell'Object Design </w:t>
-      </w:r>
-      <w:proofErr w:type="spellStart"/>
-      <w:r>
-        <w:t>Document</w:t>
-      </w:r>
-      <w:proofErr w:type="spellEnd"/>
-      <w:r>
-        <w:t xml:space="preserve"> o del System Design </w:t>
-      </w:r>
-      <w:proofErr w:type="spellStart"/>
-      <w:r>
-        <w:t>Document</w:t>
-      </w:r>
-      <w:proofErr w:type="spellEnd"/>
-      <w:r>
-        <w:t xml:space="preserve"> qualora la correzione del problema abbia comportato modifiche strutturali alle class </w:t>
-      </w:r>
-      <w:proofErr w:type="spellStart"/>
-      <w:r>
-        <w:t>interfaces</w:t>
-      </w:r>
-      <w:proofErr w:type="spellEnd"/>
-      <w:r>
-        <w:t xml:space="preserve"> o alla logica di service.</w:t>
-      </w:r>
-    </w:p>
-    <w:p>
-      <w:r>
-        <w:t xml:space="preserve">L'obiettivo di questa strategia è garantire che il </w:t>
-      </w:r>
-      <w:r>
-        <w:t xml:space="preserve">modello </w:t>
-      </w:r>
-      <w:r>
-        <w:t>d</w:t>
-      </w:r>
-      <w:r>
-        <w:t>el</w:t>
-      </w:r>
-      <w:r>
-        <w:t xml:space="preserve"> </w:t>
-      </w:r>
-      <w:r>
-        <w:t xml:space="preserve">sistema </w:t>
-      </w:r>
-      <w:r>
-        <w:t xml:space="preserve">mantenga standard qualitativi elevati, evitando che errori strutturali nello strato della business </w:t>
-      </w:r>
-      <w:proofErr w:type="spellStart"/>
-      <w:r>
-        <w:t>logic</w:t>
-      </w:r>
-      <w:proofErr w:type="spellEnd"/>
-      <w:r>
-        <w:t xml:space="preserve"> </w:t>
-      </w:r>
-      <w:r>
-        <w:t xml:space="preserve">o incongruenze con il modello </w:t>
-      </w:r>
-      <w:r>
-        <w:t>si propaghino nelle fasi avanzate di validazione.</w:t>
-      </w:r>
-    </w:p>
-    <w:p/>
-    <w:p>
-      <w:pPr>
-        <w:pStyle w:val="Titolo1"/>
-        <w:numPr>
-          <w:ilvl w:val="0"/>
-          <w:numId w:val="8"/>
-        </w:numPr>
-        <w:ind w:left="0"/>
-      </w:pPr>
-      <w:bookmarkStart w:id="7" w:name="_Toc221350313"/>
-      <w:r>
-        <w:t>Materiale per i test</w:t>
-      </w:r>
-      <w:bookmarkEnd w:id="7"/>
-    </w:p>
-    <w:p>
-      <w:r>
-        <w:t xml:space="preserve">Per l'esecuzione dei test sul sistema E.W.M.S., verranno adottati strumenti specifici del software engineering per l'ambiente Java, garantendo l'automazione dei processi e la ripetibilità dei test </w:t>
-      </w:r>
-      <w:proofErr w:type="spellStart"/>
-      <w:r>
-        <w:t>cases</w:t>
-      </w:r>
-      <w:proofErr w:type="spellEnd"/>
-      <w:r>
-        <w:t>. La scelta degli strumenti è dettata dalla necessità di coprire i tre livelli di testing definiti nella metodologia, supportando la three-</w:t>
-      </w:r>
-      <w:proofErr w:type="spellStart"/>
-      <w:r>
-        <w:t>tier</w:t>
-      </w:r>
-      <w:proofErr w:type="spellEnd"/>
-      <w:r>
-        <w:t xml:space="preserve"> </w:t>
-      </w:r>
-      <w:proofErr w:type="spellStart"/>
-      <w:r>
-        <w:t>architecture</w:t>
-      </w:r>
-      <w:proofErr w:type="spellEnd"/>
-      <w:r>
-        <w:t xml:space="preserve"> del progetto.</w:t>
-      </w:r>
-    </w:p>
-    <w:p/>
-    <w:p>
-      <w:pPr>
-        <w:pStyle w:val="Titolo4"/>
-      </w:pPr>
-      <w:proofErr w:type="spellStart"/>
-      <w:r>
-        <w:t>JUnit</w:t>
-      </w:r>
-      <w:proofErr w:type="spellEnd"/>
-    </w:p>
-    <w:p/>
-    <w:p>
-      <w:r>
-        <w:t>Rappresenta il framework di riferimento per il testing in linguaggio Java. Consente di definire ed eseguire test automatizzati attraverso l'uso di annotazioni e asserzioni, facilitando la verifica puntuale del comportamento delle singole unità di codice e l'organizzazione dei test in Suites riutilizzabili.</w:t>
-      </w:r>
-    </w:p>
-    <w:p>
-      <w:pPr>
-        <w:pStyle w:val="Titolo4"/>
-      </w:pPr>
-      <w:proofErr w:type="spellStart"/>
-      <w:r>
-        <w:lastRenderedPageBreak/>
-        <w:t>Selenium</w:t>
-      </w:r>
-      <w:proofErr w:type="spellEnd"/>
-      <w:r>
-        <w:t xml:space="preserve"> IDE</w:t>
-      </w:r>
-    </w:p>
-    <w:p>
-      <w:r>
-        <w:t xml:space="preserve">È uno strumento di Record and Playback utilizzato principalmente per il System Testing e la verifica delle interfacce web. Permette di registrare le interazioni dell'utente con le applicazioni e riprodurle automaticamente, assicurando che i flussi funzionali completi siano rispettati e che non vi siano regressioni visibili lato </w:t>
-      </w:r>
-      <w:proofErr w:type="spellStart"/>
-      <w:r>
-        <w:t>Frontend</w:t>
-      </w:r>
-      <w:proofErr w:type="spellEnd"/>
-      <w:r>
-        <w:t>.</w:t>
-      </w:r>
-    </w:p>
-    <w:p/>
-    <w:p/>
-    <w:p>
-      <w:pPr>
-        <w:pStyle w:val="Titolo4"/>
-      </w:pPr>
-      <w:r>
-        <w:t>Supporto allo Unit e Integration Testing</w:t>
-      </w:r>
-    </w:p>
-    <w:p/>
-    <w:p>
-      <w:r>
-        <w:t>L'architettura dei test, specialmente per le fasi di Unit Testing e Integration Testing, si avvale di strumenti specifici per la gestione delle dipendenze e della persistenza:</w:t>
-      </w:r>
-    </w:p>
-    <w:p>
-      <w:pPr>
-        <w:numPr>
-          <w:ilvl w:val="0"/>
-          <w:numId w:val="22"/>
-        </w:numPr>
-      </w:pPr>
-      <w:proofErr w:type="spellStart"/>
-      <w:r>
-        <w:rPr>
-          <w:b/>
-          <w:bCs/>
-        </w:rPr>
-        <w:t>Mockito</w:t>
-      </w:r>
-      <w:proofErr w:type="spellEnd"/>
-      <w:r>
-        <w:rPr>
-          <w:b/>
-          <w:bCs/>
-        </w:rPr>
-        <w:t>:</w:t>
-      </w:r>
-      <w:r>
-        <w:t xml:space="preserve"> Questa libreria di </w:t>
-      </w:r>
-      <w:proofErr w:type="spellStart"/>
-      <w:r>
-        <w:t>Mocking</w:t>
-      </w:r>
-      <w:proofErr w:type="spellEnd"/>
-      <w:r>
-        <w:t xml:space="preserve"> viene utilizzata per isolare le unità di codice durante lo Unit Testing</w:t>
-      </w:r>
-      <w:r>
-        <w:t xml:space="preserve"> nello specifico </w:t>
-      </w:r>
-      <w:proofErr w:type="spellStart"/>
-      <w:r>
-        <w:t>dell’application</w:t>
-      </w:r>
-      <w:proofErr w:type="spellEnd"/>
-      <w:r>
-        <w:t xml:space="preserve"> </w:t>
-      </w:r>
-      <w:proofErr w:type="spellStart"/>
-      <w:r>
-        <w:t>layer</w:t>
-      </w:r>
-      <w:proofErr w:type="spellEnd"/>
-      <w:r>
-        <w:t xml:space="preserve"> del sistema EWMS</w:t>
-      </w:r>
-      <w:r>
-        <w:t>. Permette di creare oggetti Mock che sostituiscono le dipendenze reali, consentendo di testare la logica di business in un ambiente controllato e deterministico, senza la necessità di componenti esterni attivi.</w:t>
-      </w:r>
-    </w:p>
-    <w:p>
-      <w:pPr>
-        <w:numPr>
-          <w:ilvl w:val="0"/>
-          <w:numId w:val="22"/>
-        </w:numPr>
-      </w:pPr>
-      <w:r>
-        <w:rPr>
-          <w:b/>
-          <w:bCs/>
-        </w:rPr>
-        <w:t>H2 Database:</w:t>
-      </w:r>
-      <w:r>
-        <w:t xml:space="preserve"> Per i test di</w:t>
-      </w:r>
-      <w:r>
-        <w:t xml:space="preserve"> </w:t>
-      </w:r>
-      <w:proofErr w:type="spellStart"/>
-      <w:r>
-        <w:t>unit</w:t>
-      </w:r>
-      <w:proofErr w:type="spellEnd"/>
-      <w:r>
-        <w:t xml:space="preserve"> testing del livello di persistenza e per la fase di </w:t>
-      </w:r>
-      <w:proofErr w:type="spellStart"/>
-      <w:r>
-        <w:t>integration</w:t>
-      </w:r>
-      <w:proofErr w:type="spellEnd"/>
-      <w:r>
-        <w:t xml:space="preserve"> testing</w:t>
-      </w:r>
-      <w:r>
-        <w:t>. È un In-</w:t>
-      </w:r>
-      <w:proofErr w:type="spellStart"/>
-      <w:r>
-        <w:t>memory</w:t>
-      </w:r>
-      <w:proofErr w:type="spellEnd"/>
-      <w:r>
-        <w:t xml:space="preserve"> Database relazionale che permette di eseguire i test contro un database reale residente nella memoria volatile. Questo approccio garantisce che i test siano estremamente veloci e che ogni esecuzione parta da uno stato pulito, permettendo di validare correttamente le query SQL, i vincoli di integrità e il mapping dei dati senza sporcare il database di produzione.</w:t>
-      </w:r>
-    </w:p>
-    <w:p/>
-    <w:p>
-      <w:pPr>
-        <w:rPr>
-          <w:b/>
-          <w:bCs/>
-        </w:rPr>
-      </w:pPr>
-    </w:p>
-    <w:p>
-      <w:pPr>
-        <w:pStyle w:val="Titolo4"/>
-      </w:pPr>
-      <w:r>
-        <w:t xml:space="preserve">Strumento per il System Testing: </w:t>
-      </w:r>
-      <w:proofErr w:type="spellStart"/>
-      <w:r>
-        <w:t>Selenium</w:t>
-      </w:r>
-      <w:proofErr w:type="spellEnd"/>
-    </w:p>
-    <w:p/>
-    <w:p>
-      <w:r>
-        <w:t xml:space="preserve">Per la validazione end-to-end dell'applicazione, verrà utilizzato </w:t>
-      </w:r>
-      <w:proofErr w:type="spellStart"/>
-      <w:r>
-        <w:t>Selenium</w:t>
-      </w:r>
-      <w:proofErr w:type="spellEnd"/>
-      <w:r>
-        <w:t xml:space="preserve"> </w:t>
-      </w:r>
-      <w:r>
-        <w:t>IDE</w:t>
-      </w:r>
-      <w:r>
-        <w:t>.</w:t>
-      </w:r>
-    </w:p>
-    <w:p>
-      <w:pPr>
-        <w:numPr>
-          <w:ilvl w:val="0"/>
-          <w:numId w:val="20"/>
-        </w:numPr>
-      </w:pPr>
-      <w:r>
-        <w:rPr>
-          <w:b/>
-          <w:bCs/>
-        </w:rPr>
-        <w:t>Motivazione</w:t>
-      </w:r>
-      <w:r>
-        <w:t xml:space="preserve">: Permette di automatizzare le azioni degli utenti sui browser web. È ideale per verificare i flussi descritti nel RAD, interagendo direttamente con il </w:t>
-      </w:r>
-      <w:proofErr w:type="spellStart"/>
-      <w:r>
-        <w:t>presentation</w:t>
-      </w:r>
-      <w:proofErr w:type="spellEnd"/>
-      <w:r>
-        <w:t xml:space="preserve"> </w:t>
-      </w:r>
-      <w:proofErr w:type="spellStart"/>
-      <w:r>
-        <w:t>layer</w:t>
-      </w:r>
-      <w:proofErr w:type="spellEnd"/>
-      <w:r>
-        <w:t>.</w:t>
-      </w:r>
-    </w:p>
-    <w:p>
-      <w:pPr>
-        <w:numPr>
-          <w:ilvl w:val="0"/>
-          <w:numId w:val="20"/>
-        </w:numPr>
-      </w:pPr>
-      <w:r>
-        <w:rPr>
-          <w:b/>
-          <w:bCs/>
-        </w:rPr>
-        <w:t>Utilizzo</w:t>
-      </w:r>
-      <w:r>
-        <w:t xml:space="preserve">: Verrà impiegato per simulare scenari completi, come il login, la creazione di un task (compreso l'upload di allegati). </w:t>
-      </w:r>
-      <w:proofErr w:type="spellStart"/>
-      <w:r>
-        <w:t>Selenium</w:t>
-      </w:r>
-      <w:proofErr w:type="spellEnd"/>
-      <w:r>
-        <w:t xml:space="preserve"> controllerà che, a fronte di input validi o errati, il DOM della pagina mostri correttamente i messaggi di successo o i messaggi di </w:t>
-      </w:r>
-      <w:proofErr w:type="spellStart"/>
-      <w:r>
-        <w:t>error</w:t>
-      </w:r>
-      <w:proofErr w:type="spellEnd"/>
-      <w:r>
-        <w:t xml:space="preserve"> definiti nei requisiti.</w:t>
-      </w:r>
-      <w:r>
-        <w:br/>
-      </w:r>
-    </w:p>
-    <w:p>
-      <w:pPr>
-        <w:pStyle w:val="Titolo4"/>
-      </w:pPr>
-      <w:r>
-        <w:t>Ambiente di Esecuzione</w:t>
-      </w:r>
-    </w:p>
-    <w:p>
-      <w:r>
-        <w:t xml:space="preserve">Tutti i test saranno integrati all'interno dell'IDE e potranno essere eseguiti tramite strumenti di build </w:t>
-      </w:r>
-      <w:proofErr w:type="spellStart"/>
-      <w:r>
-        <w:t>automation</w:t>
-      </w:r>
-      <w:proofErr w:type="spellEnd"/>
-      <w:r>
-        <w:t xml:space="preserve"> come Maven</w:t>
-      </w:r>
-      <w:r>
-        <w:t>.</w:t>
-      </w:r>
-    </w:p>
-    <w:p>
-      <w:pPr>
-        <w:pStyle w:val="Titolo1"/>
-        <w:numPr>
-          <w:ilvl w:val="0"/>
-          <w:numId w:val="8"/>
-        </w:numPr>
-        <w:ind w:left="0"/>
-      </w:pPr>
-      <w:bookmarkStart w:id="8" w:name="_Toc221350314"/>
-      <w:r>
-        <w:lastRenderedPageBreak/>
-        <w:t xml:space="preserve">Test </w:t>
-      </w:r>
-      <w:proofErr w:type="spellStart"/>
-      <w:r>
-        <w:t>cases</w:t>
-      </w:r>
-      <w:bookmarkEnd w:id="8"/>
-      <w:proofErr w:type="spellEnd"/>
-    </w:p>
-    <w:p/>
-    <w:p>
-      <w:pPr>
-        <w:pStyle w:val="Titolo2"/>
-        <w:numPr>
-          <w:ilvl w:val="1"/>
-          <w:numId w:val="23"/>
-        </w:numPr>
-      </w:pPr>
-      <w:bookmarkStart w:id="9" w:name="_Toc221350315"/>
-      <w:r>
-        <w:t>Unit Testing</w:t>
-      </w:r>
-      <w:bookmarkEnd w:id="9"/>
-    </w:p>
-    <w:p/>
-    <w:p>
-      <w:r>
-        <w:t xml:space="preserve">Per leggibilità del documento </w:t>
-      </w:r>
-      <w:proofErr w:type="gramStart"/>
-      <w:r>
-        <w:t>il team</w:t>
-      </w:r>
-      <w:proofErr w:type="gramEnd"/>
-      <w:r>
-        <w:t xml:space="preserve"> ha deciso di </w:t>
-      </w:r>
-      <w:r>
-        <w:t>in</w:t>
-      </w:r>
-      <w:r>
-        <w:t xml:space="preserve">serire i </w:t>
-      </w:r>
-      <w:r>
-        <w:rPr>
-          <w:b/>
-          <w:bCs/>
-        </w:rPr>
-        <w:t xml:space="preserve">test </w:t>
-      </w:r>
-      <w:proofErr w:type="spellStart"/>
-      <w:r>
-        <w:rPr>
-          <w:b/>
-          <w:bCs/>
-        </w:rPr>
-        <w:t>cases</w:t>
-      </w:r>
-      <w:proofErr w:type="spellEnd"/>
-      <w:r>
-        <w:t xml:space="preserve"> e </w:t>
-      </w:r>
-      <w:r>
-        <w:rPr>
-          <w:b/>
-          <w:bCs/>
-        </w:rPr>
-        <w:t xml:space="preserve">test </w:t>
-      </w:r>
-      <w:proofErr w:type="spellStart"/>
-      <w:r>
-        <w:rPr>
-          <w:b/>
-          <w:bCs/>
-        </w:rPr>
-        <w:t>cases</w:t>
-      </w:r>
-      <w:proofErr w:type="spellEnd"/>
-      <w:r>
-        <w:rPr>
-          <w:b/>
-          <w:bCs/>
-        </w:rPr>
-        <w:t xml:space="preserve"> </w:t>
-      </w:r>
-      <w:proofErr w:type="spellStart"/>
-      <w:r>
-        <w:rPr>
-          <w:b/>
-          <w:bCs/>
-        </w:rPr>
-        <w:t>specification</w:t>
-      </w:r>
-      <w:proofErr w:type="spellEnd"/>
-      <w:r>
-        <w:rPr>
-          <w:b/>
-          <w:bCs/>
-        </w:rPr>
-        <w:t xml:space="preserve"> </w:t>
-      </w:r>
-      <w:r>
-        <w:t>per</w:t>
-      </w:r>
-      <w:r>
-        <w:rPr>
-          <w:b/>
-          <w:bCs/>
-        </w:rPr>
-        <w:t xml:space="preserve"> </w:t>
-      </w:r>
-      <w:r>
-        <w:t xml:space="preserve">le classi sviluppate </w:t>
-      </w:r>
-      <w:r>
-        <w:t>all’interno di documenti separati</w:t>
-      </w:r>
-      <w:r>
-        <w:t xml:space="preserve"> raggruppandoli seguendo i sottosistemi descritti all’interno dell’SDD nella forma: </w:t>
-      </w:r>
-      <w:proofErr w:type="spellStart"/>
-      <w:r>
-        <w:t>UnitTest_TestCases</w:t>
-      </w:r>
-      <w:proofErr w:type="spellEnd"/>
-      <w:r>
-        <w:t>_</w:t>
-      </w:r>
-      <w:r>
-        <w:t>[</w:t>
-      </w:r>
-      <w:proofErr w:type="spellStart"/>
-      <w:r>
-        <w:t>NomeSottositema</w:t>
-      </w:r>
-      <w:proofErr w:type="spellEnd"/>
-      <w:r>
-        <w:t>]</w:t>
-      </w:r>
-      <w:r>
-        <w:t xml:space="preserve">_EWMS e </w:t>
-      </w:r>
-      <w:proofErr w:type="spellStart"/>
-      <w:r>
-        <w:t>UnitTest_CasesSpecification</w:t>
-      </w:r>
-      <w:proofErr w:type="spellEnd"/>
-      <w:r>
-        <w:t>_</w:t>
-      </w:r>
-      <w:r>
-        <w:t>[</w:t>
-      </w:r>
-      <w:proofErr w:type="spellStart"/>
-      <w:r>
-        <w:t>NomeSottositema</w:t>
-      </w:r>
-      <w:proofErr w:type="spellEnd"/>
-      <w:r>
-        <w:t>]</w:t>
-      </w:r>
-      <w:r>
-        <w:t>_EWMS.</w:t>
-      </w:r>
-    </w:p>
-    <w:p/>
-    <w:p>
-      <w:pPr>
-        <w:pStyle w:val="Titolo2"/>
-        <w:numPr>
-          <w:ilvl w:val="1"/>
-          <w:numId w:val="23"/>
-        </w:numPr>
-      </w:pPr>
-      <w:bookmarkStart w:id="10" w:name="_Toc221350316"/>
-      <w:r>
-        <w:t>Integration testing</w:t>
-      </w:r>
-      <w:bookmarkEnd w:id="10"/>
-    </w:p>
-    <w:p/>
-    <w:p>
-      <w:r>
-        <w:t xml:space="preserve">Durante </w:t>
-      </w:r>
-      <w:proofErr w:type="spellStart"/>
-      <w:r>
-        <w:t>l’integration</w:t>
-      </w:r>
-      <w:proofErr w:type="spellEnd"/>
-      <w:r>
-        <w:t xml:space="preserve"> testing per il sistema EWMS, p</w:t>
-      </w:r>
-      <w:r>
-        <w:t>rima di ogni test case, il database viene completamente ripulito e lo schema viene ricreato da zero eseguendo lo script SQL di produzione. Questo garantisce l'indipendenza dei test</w:t>
-      </w:r>
-      <w:r>
-        <w:t>, questo non rallenterà l’esecuzione di test grazie all’utilizzo dell’</w:t>
-      </w:r>
-      <w:r>
-        <w:rPr>
-          <w:b/>
-          <w:bCs/>
-        </w:rPr>
-        <w:t>in-</w:t>
-      </w:r>
-      <w:proofErr w:type="spellStart"/>
-      <w:r>
-        <w:rPr>
-          <w:b/>
-          <w:bCs/>
-        </w:rPr>
-        <w:t>memory</w:t>
-      </w:r>
-      <w:proofErr w:type="spellEnd"/>
-      <w:r>
-        <w:rPr>
-          <w:b/>
-          <w:bCs/>
-        </w:rPr>
-        <w:t xml:space="preserve"> database H2</w:t>
-      </w:r>
-      <w:r>
-        <w:t xml:space="preserve">. </w:t>
-      </w:r>
-      <w:r>
-        <w:t>Le asserzioni non si limitano al valore di ritorno dei metodi del Service, ma verificano il Side-</w:t>
-      </w:r>
-      <w:proofErr w:type="spellStart"/>
-      <w:r>
-        <w:t>Effect</w:t>
-      </w:r>
-      <w:proofErr w:type="spellEnd"/>
-      <w:r>
-        <w:t xml:space="preserve"> sul database (es. presenza effettiva del record, rispetto dei vincoli UNIQUE, cancellazione a cascata) interrogando direttamente il DAO o utilizzando query SQL native.</w:t>
-      </w:r>
-      <w:r>
-        <w:t xml:space="preserve"> </w:t>
-      </w:r>
-    </w:p>
-    <w:p/>
-    <w:p>
-      <w:pPr>
-        <w:pStyle w:val="Titolo3"/>
-        <w:numPr>
-          <w:ilvl w:val="2"/>
-          <w:numId w:val="23"/>
-        </w:numPr>
-      </w:pPr>
-      <w:bookmarkStart w:id="11" w:name="_Toc221350317"/>
-      <w:proofErr w:type="spellStart"/>
-      <w:r>
-        <w:t>PersistenceManagemet</w:t>
-      </w:r>
-      <w:bookmarkEnd w:id="11"/>
-      <w:proofErr w:type="spellEnd"/>
-      <w:r>
-        <w:br/>
-      </w:r>
-    </w:p>
-    <w:p>
-      <w:r>
-        <w:t>Per effettuare testing bottom-up parti</w:t>
-      </w:r>
-      <w:r>
-        <w:t>amo dal livello più basso. Dato che l’</w:t>
-      </w:r>
-      <w:proofErr w:type="spellStart"/>
-      <w:r>
-        <w:t>unit</w:t>
-      </w:r>
-      <w:proofErr w:type="spellEnd"/>
-      <w:r>
-        <w:t xml:space="preserve">-test delle classi di questo sottosistema è stato effettuato utilizzando il database H2, invece che utilizzando </w:t>
-      </w:r>
-      <w:proofErr w:type="spellStart"/>
-      <w:r>
-        <w:t>Mockito</w:t>
-      </w:r>
-      <w:proofErr w:type="spellEnd"/>
-      <w:r>
-        <w:t xml:space="preserve">, sappiamo già come si comporta in un sistema reale quindi non ci sarà bisogno testare questo sottosistema durante </w:t>
-      </w:r>
-      <w:proofErr w:type="spellStart"/>
-      <w:r>
-        <w:t>l’integration</w:t>
-      </w:r>
-      <w:proofErr w:type="spellEnd"/>
-      <w:r>
-        <w:t xml:space="preserve"> testing avendo già affrontato tutte le possibili incongruenze con il database durante appunto la fase di test precedente.</w:t>
       </w:r>
     </w:p>
     <w:p/>
@@ -6002,6 +5051,887 @@
     <w:p/>
     <w:p/>
     <w:p/>
+    <w:p/>
+    <w:p>
+      <w:pPr>
+        <w:pStyle w:val="Titolo1"/>
+        <w:numPr>
+          <w:ilvl w:val="0"/>
+          <w:numId w:val="8"/>
+        </w:numPr>
+        <w:ind w:left="0"/>
+      </w:pPr>
+      <w:bookmarkStart w:id="6" w:name="_Toc221562663"/>
+      <w:r>
+        <w:lastRenderedPageBreak/>
+        <w:t>Sospensione e ripristino</w:t>
+      </w:r>
+      <w:bookmarkEnd w:id="6"/>
+    </w:p>
+    <w:p>
+      <w:r>
+        <w:t>In questa sezione vengono definiti i criteri secondo i quali le attività di testing sul sistema E.W.M.S. devono essere temporaneamente interrotte e le condizioni necessarie per la ripresa del processo di verifica. Questa gestione assicura che le risorse non vengano sprecate in presenza di bug bloccanti che impediscono la progressione dei test.</w:t>
+      </w:r>
+    </w:p>
+    <w:p>
+      <w:pPr>
+        <w:rPr>
+          <w:b/>
+          <w:bCs/>
+        </w:rPr>
+      </w:pPr>
+    </w:p>
+    <w:p>
+      <w:pPr>
+        <w:pStyle w:val="Titolo4"/>
+      </w:pPr>
+      <w:r>
+        <w:t>Criteri di Sospensione</w:t>
+      </w:r>
+    </w:p>
+    <w:p/>
+    <w:p>
+      <w:r>
+        <w:t>L'attività di testing viene sospesa qualora si verifichi una delle seguenti condizioni critiche:</w:t>
+      </w:r>
+    </w:p>
+    <w:p>
+      <w:pPr>
+        <w:numPr>
+          <w:ilvl w:val="0"/>
+          <w:numId w:val="15"/>
+        </w:numPr>
+      </w:pPr>
+      <w:r>
+        <w:rPr>
+          <w:b/>
+          <w:bCs/>
+        </w:rPr>
+        <w:t>Bug bloccanti</w:t>
+      </w:r>
+      <w:r>
+        <w:rPr>
+          <w:b/>
+          <w:bCs/>
+        </w:rPr>
+        <w:t xml:space="preserve">: </w:t>
+      </w:r>
+      <w:r>
+        <w:t xml:space="preserve">Presenza di malfunzionamenti critici nelle funzionalità core che impediscono l'accesso ad altre aree del sistema. </w:t>
+      </w:r>
+      <w:r>
+        <w:t>(</w:t>
+      </w:r>
+      <w:r>
+        <w:t>Ad esempio</w:t>
+      </w:r>
+      <w:r>
+        <w:t>: i</w:t>
+      </w:r>
+      <w:r>
+        <w:t>mpossibilità di inizializzare la sessione utente o errori fatali nel connection pool).</w:t>
+      </w:r>
+    </w:p>
+    <w:p>
+      <w:pPr>
+        <w:numPr>
+          <w:ilvl w:val="0"/>
+          <w:numId w:val="15"/>
+        </w:numPr>
+      </w:pPr>
+      <w:r>
+        <w:rPr>
+          <w:b/>
+          <w:bCs/>
+        </w:rPr>
+        <w:t>Elevato tasso di fallimento</w:t>
+      </w:r>
+      <w:r>
+        <w:t xml:space="preserve">: Se oltre il 40% dei test frames eseguiti in una specifica sessione produce un esito di </w:t>
+      </w:r>
+      <w:proofErr w:type="spellStart"/>
+      <w:r>
+        <w:t>fail</w:t>
+      </w:r>
+      <w:proofErr w:type="spellEnd"/>
+      <w:r>
+        <w:t>, indicando un'instabilità diffusa della build corrente.</w:t>
+      </w:r>
+    </w:p>
+    <w:p>
+      <w:pPr>
+        <w:numPr>
+          <w:ilvl w:val="0"/>
+          <w:numId w:val="15"/>
+        </w:numPr>
+      </w:pPr>
+      <w:r>
+        <w:rPr>
+          <w:b/>
+          <w:bCs/>
+        </w:rPr>
+        <w:t>Corruzione dei dati</w:t>
+      </w:r>
+      <w:r>
+        <w:t xml:space="preserve">: Rilevamento di anomalie gravi nel </w:t>
+      </w:r>
+      <w:proofErr w:type="spellStart"/>
+      <w:r>
+        <w:t>persistence</w:t>
+      </w:r>
+      <w:proofErr w:type="spellEnd"/>
+      <w:r>
+        <w:t xml:space="preserve"> </w:t>
+      </w:r>
+      <w:proofErr w:type="spellStart"/>
+      <w:r>
+        <w:t>layer</w:t>
+      </w:r>
+      <w:proofErr w:type="spellEnd"/>
+      <w:r>
+        <w:t xml:space="preserve"> che compromettono l'integrità dei record durante i test di integrazione</w:t>
+      </w:r>
+      <w:r>
+        <w:t xml:space="preserve"> o di sistema</w:t>
+      </w:r>
+      <w:r>
+        <w:t>.</w:t>
+      </w:r>
+    </w:p>
+    <w:p/>
+    <w:p>
+      <w:pPr>
+        <w:rPr>
+          <w:b/>
+          <w:bCs/>
+        </w:rPr>
+      </w:pPr>
+      <w:r>
+        <w:rPr>
+          <w:b/>
+          <w:bCs/>
+        </w:rPr>
+        <w:t>7.2 Requisiti di Ripristino</w:t>
+      </w:r>
+    </w:p>
+    <w:p>
+      <w:r>
+        <w:t xml:space="preserve">Una volta sospesa l'attività, il </w:t>
+      </w:r>
+      <w:r>
+        <w:rPr>
+          <w:b/>
+          <w:bCs/>
+        </w:rPr>
+        <w:t>testing</w:t>
+      </w:r>
+      <w:r>
+        <w:t xml:space="preserve"> può essere ripreso solo dopo il soddisfacimento dei seguenti requisiti:</w:t>
+      </w:r>
+    </w:p>
+    <w:p>
+      <w:pPr>
+        <w:numPr>
+          <w:ilvl w:val="0"/>
+          <w:numId w:val="16"/>
+        </w:numPr>
+      </w:pPr>
+      <w:r>
+        <w:rPr>
+          <w:b/>
+          <w:bCs/>
+        </w:rPr>
+        <w:t>Risoluzione delle anomalie</w:t>
+      </w:r>
+      <w:r>
+        <w:t xml:space="preserve">: </w:t>
+      </w:r>
+      <w:proofErr w:type="gramStart"/>
+      <w:r>
+        <w:t>Il team</w:t>
+      </w:r>
+      <w:proofErr w:type="gramEnd"/>
+      <w:r>
+        <w:t xml:space="preserve"> di sviluppo deve fornire una nuova build in cui il bug che ha causato la sospensione è stato corretto e verificato tramite uno </w:t>
+      </w:r>
+      <w:proofErr w:type="spellStart"/>
+      <w:r>
+        <w:t>unit</w:t>
+      </w:r>
+      <w:proofErr w:type="spellEnd"/>
+      <w:r>
+        <w:t xml:space="preserve"> testing preliminare.</w:t>
+      </w:r>
+    </w:p>
+    <w:p>
+      <w:pPr>
+        <w:numPr>
+          <w:ilvl w:val="0"/>
+          <w:numId w:val="16"/>
+        </w:numPr>
+      </w:pPr>
+      <w:r>
+        <w:rPr>
+          <w:b/>
+          <w:bCs/>
+        </w:rPr>
+        <w:t>Ripristino dell'ambiente</w:t>
+      </w:r>
+      <w:r>
+        <w:t>: Verifica della corretta configurazione del server di deployment e ripristino della consistenza del database (attraverso procedure di backup e recovery se necessario).</w:t>
+      </w:r>
+    </w:p>
+    <w:p>
+      <w:pPr>
+        <w:numPr>
+          <w:ilvl w:val="0"/>
+          <w:numId w:val="16"/>
+        </w:numPr>
+      </w:pPr>
+      <w:r>
+        <w:rPr>
+          <w:b/>
+          <w:bCs/>
+        </w:rPr>
+        <w:t>Disponibilità della documentazione</w:t>
+      </w:r>
+      <w:r>
+        <w:t xml:space="preserve">: Aggiornamento dell'Object Design </w:t>
+      </w:r>
+      <w:proofErr w:type="spellStart"/>
+      <w:r>
+        <w:t>Document</w:t>
+      </w:r>
+      <w:proofErr w:type="spellEnd"/>
+      <w:r>
+        <w:t xml:space="preserve"> o del System Design </w:t>
+      </w:r>
+      <w:proofErr w:type="spellStart"/>
+      <w:r>
+        <w:t>Document</w:t>
+      </w:r>
+      <w:proofErr w:type="spellEnd"/>
+      <w:r>
+        <w:t xml:space="preserve"> qualora la correzione del problema abbia comportato modifiche strutturali alle class </w:t>
+      </w:r>
+      <w:proofErr w:type="spellStart"/>
+      <w:r>
+        <w:t>interfaces</w:t>
+      </w:r>
+      <w:proofErr w:type="spellEnd"/>
+      <w:r>
+        <w:t xml:space="preserve"> o alla logica di service.</w:t>
+      </w:r>
+    </w:p>
+    <w:p>
+      <w:r>
+        <w:t xml:space="preserve">L'obiettivo di questa strategia è garantire che il </w:t>
+      </w:r>
+      <w:r>
+        <w:t xml:space="preserve">modello </w:t>
+      </w:r>
+      <w:r>
+        <w:t>d</w:t>
+      </w:r>
+      <w:r>
+        <w:t>el</w:t>
+      </w:r>
+      <w:r>
+        <w:t xml:space="preserve"> </w:t>
+      </w:r>
+      <w:r>
+        <w:t xml:space="preserve">sistema </w:t>
+      </w:r>
+      <w:r>
+        <w:t xml:space="preserve">mantenga standard qualitativi elevati, evitando che errori strutturali nello strato della business </w:t>
+      </w:r>
+      <w:proofErr w:type="spellStart"/>
+      <w:r>
+        <w:t>logic</w:t>
+      </w:r>
+      <w:proofErr w:type="spellEnd"/>
+      <w:r>
+        <w:t xml:space="preserve"> </w:t>
+      </w:r>
+      <w:r>
+        <w:t xml:space="preserve">o incongruenze con il modello </w:t>
+      </w:r>
+      <w:r>
+        <w:t>si propaghino nelle fasi avanzate di validazione.</w:t>
+      </w:r>
+    </w:p>
+    <w:p/>
+    <w:p>
+      <w:pPr>
+        <w:pStyle w:val="Titolo1"/>
+        <w:numPr>
+          <w:ilvl w:val="0"/>
+          <w:numId w:val="8"/>
+        </w:numPr>
+        <w:ind w:left="0"/>
+      </w:pPr>
+      <w:bookmarkStart w:id="7" w:name="_Toc221562664"/>
+      <w:r>
+        <w:lastRenderedPageBreak/>
+        <w:t>Materiale per i test</w:t>
+      </w:r>
+      <w:bookmarkEnd w:id="7"/>
+    </w:p>
+    <w:p>
+      <w:r>
+        <w:t xml:space="preserve">Per l'esecuzione dei test sul sistema E.W.M.S., verranno adottati strumenti specifici del software engineering per l'ambiente Java, garantendo l'automazione dei processi e la ripetibilità dei test </w:t>
+      </w:r>
+      <w:proofErr w:type="spellStart"/>
+      <w:r>
+        <w:t>cases</w:t>
+      </w:r>
+      <w:proofErr w:type="spellEnd"/>
+      <w:r>
+        <w:t xml:space="preserve">. La scelta degli strumenti è dettata dalla necessità di coprire i tre livelli di testing definiti nella metodologia, supportando la </w:t>
+      </w:r>
+      <w:proofErr w:type="spellStart"/>
+      <w:r>
+        <w:t>three-tier</w:t>
+      </w:r>
+      <w:proofErr w:type="spellEnd"/>
+      <w:r>
+        <w:t xml:space="preserve"> </w:t>
+      </w:r>
+      <w:proofErr w:type="spellStart"/>
+      <w:r>
+        <w:t>architecture</w:t>
+      </w:r>
+      <w:proofErr w:type="spellEnd"/>
+      <w:r>
+        <w:t xml:space="preserve"> del progetto.</w:t>
+      </w:r>
+    </w:p>
+    <w:p/>
+    <w:p>
+      <w:pPr>
+        <w:pStyle w:val="Titolo4"/>
+      </w:pPr>
+      <w:proofErr w:type="spellStart"/>
+      <w:r>
+        <w:t>JUnit</w:t>
+      </w:r>
+      <w:proofErr w:type="spellEnd"/>
+    </w:p>
+    <w:p/>
+    <w:p>
+      <w:r>
+        <w:t>Rappresenta il framework di riferimento per il testing in linguaggio Java. Consente di definire ed eseguire test automatizzati attraverso l'uso di annotazioni e asserzioni, facilitando la verifica puntuale del comportamento delle singole unità di codice e l'organizzazione dei test in Suites riutilizzabili.</w:t>
+      </w:r>
+    </w:p>
+    <w:p/>
+    <w:p>
+      <w:pPr>
+        <w:pStyle w:val="Titolo4"/>
+      </w:pPr>
+      <w:proofErr w:type="spellStart"/>
+      <w:r>
+        <w:t>Selenium</w:t>
+      </w:r>
+      <w:proofErr w:type="spellEnd"/>
+      <w:r>
+        <w:t xml:space="preserve"> IDE</w:t>
+      </w:r>
+      <w:r>
+        <w:br/>
+      </w:r>
+    </w:p>
+    <w:p>
+      <w:r>
+        <w:t xml:space="preserve">È uno strumento di Record and Playback utilizzato principalmente per il System Testing e la verifica delle interfacce web. Permette di registrare le interazioni dell'utente con le applicazioni e riprodurle automaticamente, assicurando che i flussi funzionali completi siano rispettati e che non vi siano regressioni visibili lato </w:t>
+      </w:r>
+      <w:proofErr w:type="spellStart"/>
+      <w:r>
+        <w:t>Frontend</w:t>
+      </w:r>
+      <w:proofErr w:type="spellEnd"/>
+      <w:r>
+        <w:t>.</w:t>
+      </w:r>
+    </w:p>
+    <w:p/>
+    <w:p/>
+    <w:p>
+      <w:pPr>
+        <w:pStyle w:val="Titolo4"/>
+      </w:pPr>
+      <w:r>
+        <w:t>Supporto allo Unit e Integration Testing</w:t>
+      </w:r>
+    </w:p>
+    <w:p/>
+    <w:p>
+      <w:r>
+        <w:t>L'architettura dei test, specialmente per le fasi di Unit Testing e Integration Testing, si avvale di strumenti specifici per la gestione delle dipendenze e della persistenza:</w:t>
+      </w:r>
+    </w:p>
+    <w:p>
+      <w:pPr>
+        <w:numPr>
+          <w:ilvl w:val="0"/>
+          <w:numId w:val="22"/>
+        </w:numPr>
+      </w:pPr>
+      <w:proofErr w:type="spellStart"/>
+      <w:r>
+        <w:rPr>
+          <w:b/>
+          <w:bCs/>
+        </w:rPr>
+        <w:t>Mockito</w:t>
+      </w:r>
+      <w:proofErr w:type="spellEnd"/>
+      <w:r>
+        <w:rPr>
+          <w:b/>
+          <w:bCs/>
+        </w:rPr>
+        <w:t>:</w:t>
+      </w:r>
+      <w:r>
+        <w:t xml:space="preserve"> Questa libreria di </w:t>
+      </w:r>
+      <w:proofErr w:type="spellStart"/>
+      <w:r>
+        <w:t>Mocking</w:t>
+      </w:r>
+      <w:proofErr w:type="spellEnd"/>
+      <w:r>
+        <w:t xml:space="preserve"> viene utilizzata per isolare le unità di codice durante lo Unit Testing</w:t>
+      </w:r>
+      <w:r>
+        <w:t xml:space="preserve"> nello specifico </w:t>
+      </w:r>
+      <w:proofErr w:type="spellStart"/>
+      <w:r>
+        <w:t>dell’application</w:t>
+      </w:r>
+      <w:proofErr w:type="spellEnd"/>
+      <w:r>
+        <w:t xml:space="preserve"> </w:t>
+      </w:r>
+      <w:proofErr w:type="spellStart"/>
+      <w:r>
+        <w:t>layer</w:t>
+      </w:r>
+      <w:proofErr w:type="spellEnd"/>
+      <w:r>
+        <w:t xml:space="preserve"> del sistema EWMS</w:t>
+      </w:r>
+      <w:r>
+        <w:t>. Permette di creare oggetti Mock che sostituiscono le dipendenze reali, consentendo di testare la logica di business in un ambiente controllato e deterministico, senza la necessità di componenti esterni attivi.</w:t>
+      </w:r>
+    </w:p>
+    <w:p>
+      <w:pPr>
+        <w:numPr>
+          <w:ilvl w:val="0"/>
+          <w:numId w:val="22"/>
+        </w:numPr>
+      </w:pPr>
+      <w:r>
+        <w:rPr>
+          <w:b/>
+          <w:bCs/>
+        </w:rPr>
+        <w:t>H2 Database:</w:t>
+      </w:r>
+      <w:r>
+        <w:t xml:space="preserve"> Per i test di</w:t>
+      </w:r>
+      <w:r>
+        <w:t xml:space="preserve"> </w:t>
+      </w:r>
+      <w:proofErr w:type="spellStart"/>
+      <w:r>
+        <w:t>unit</w:t>
+      </w:r>
+      <w:proofErr w:type="spellEnd"/>
+      <w:r>
+        <w:t xml:space="preserve"> testing del livello di persistenza e per la fase di </w:t>
+      </w:r>
+      <w:proofErr w:type="spellStart"/>
+      <w:r>
+        <w:t>integration</w:t>
+      </w:r>
+      <w:proofErr w:type="spellEnd"/>
+      <w:r>
+        <w:t xml:space="preserve"> testing</w:t>
+      </w:r>
+      <w:r>
+        <w:t>. È un In-</w:t>
+      </w:r>
+      <w:proofErr w:type="spellStart"/>
+      <w:r>
+        <w:t>memory</w:t>
+      </w:r>
+      <w:proofErr w:type="spellEnd"/>
+      <w:r>
+        <w:t xml:space="preserve"> Database relazionale che permette di eseguire i test contro un database reale residente nella memoria volatile. Questo approccio garantisce che i test siano estremamente veloci e che ogni esecuzione parta da uno stato pulito, permettendo di validare correttamente le query SQL, i vincoli di integrità e il mapping dei dati senza sporcare il database di produzione.</w:t>
+      </w:r>
+    </w:p>
+    <w:p>
+      <w:pPr>
+        <w:rPr>
+          <w:b/>
+          <w:bCs/>
+        </w:rPr>
+      </w:pPr>
+    </w:p>
+    <w:p>
+      <w:pPr>
+        <w:pStyle w:val="Titolo4"/>
+      </w:pPr>
+      <w:r>
+        <w:lastRenderedPageBreak/>
+        <w:t xml:space="preserve">Strumento per il System Testing: </w:t>
+      </w:r>
+      <w:proofErr w:type="spellStart"/>
+      <w:r>
+        <w:t>Selenium</w:t>
+      </w:r>
+      <w:proofErr w:type="spellEnd"/>
+    </w:p>
+    <w:p/>
+    <w:p>
+      <w:r>
+        <w:t xml:space="preserve">Per la validazione end-to-end dell'applicazione, verrà utilizzato </w:t>
+      </w:r>
+      <w:proofErr w:type="spellStart"/>
+      <w:r>
+        <w:t>Selenium</w:t>
+      </w:r>
+      <w:proofErr w:type="spellEnd"/>
+      <w:r>
+        <w:t xml:space="preserve"> </w:t>
+      </w:r>
+      <w:r>
+        <w:t>IDE</w:t>
+      </w:r>
+      <w:r>
+        <w:t>.</w:t>
+      </w:r>
+    </w:p>
+    <w:p>
+      <w:pPr>
+        <w:numPr>
+          <w:ilvl w:val="0"/>
+          <w:numId w:val="20"/>
+        </w:numPr>
+      </w:pPr>
+      <w:r>
+        <w:rPr>
+          <w:b/>
+          <w:bCs/>
+        </w:rPr>
+        <w:t>Motivazione</w:t>
+      </w:r>
+      <w:r>
+        <w:t xml:space="preserve">: Permette di automatizzare le azioni degli utenti sui browser web. È ideale per verificare i flussi descritti nel RAD, interagendo direttamente con il </w:t>
+      </w:r>
+      <w:proofErr w:type="spellStart"/>
+      <w:r>
+        <w:t>presentation</w:t>
+      </w:r>
+      <w:proofErr w:type="spellEnd"/>
+      <w:r>
+        <w:t xml:space="preserve"> </w:t>
+      </w:r>
+      <w:proofErr w:type="spellStart"/>
+      <w:r>
+        <w:t>layer</w:t>
+      </w:r>
+      <w:proofErr w:type="spellEnd"/>
+      <w:r>
+        <w:t>.</w:t>
+      </w:r>
+    </w:p>
+    <w:p>
+      <w:pPr>
+        <w:numPr>
+          <w:ilvl w:val="0"/>
+          <w:numId w:val="20"/>
+        </w:numPr>
+      </w:pPr>
+      <w:r>
+        <w:rPr>
+          <w:b/>
+          <w:bCs/>
+        </w:rPr>
+        <w:t>Utilizzo</w:t>
+      </w:r>
+      <w:r>
+        <w:t xml:space="preserve">: Verrà impiegato per simulare scenari completi, come il login, la creazione di un task (compreso l'upload di allegati). </w:t>
+      </w:r>
+      <w:proofErr w:type="spellStart"/>
+      <w:r>
+        <w:t>Selenium</w:t>
+      </w:r>
+      <w:proofErr w:type="spellEnd"/>
+      <w:r>
+        <w:t xml:space="preserve"> controllerà che, a fronte di input validi o errati, il DOM della pagina mostri correttamente i messaggi di successo o i messaggi di </w:t>
+      </w:r>
+      <w:proofErr w:type="spellStart"/>
+      <w:r>
+        <w:t>error</w:t>
+      </w:r>
+      <w:proofErr w:type="spellEnd"/>
+      <w:r>
+        <w:t xml:space="preserve"> definiti nei requisiti.</w:t>
+      </w:r>
+      <w:r>
+        <w:br/>
+      </w:r>
+    </w:p>
+    <w:p>
+      <w:pPr>
+        <w:pStyle w:val="Titolo4"/>
+      </w:pPr>
+      <w:r>
+        <w:t>Ambiente di Esecuzione</w:t>
+      </w:r>
+      <w:r>
+        <w:br/>
+      </w:r>
+    </w:p>
+    <w:p>
+      <w:r>
+        <w:t xml:space="preserve">I test di unità e integrazione saranno effettuati all'interno dell'IDE, per i test di sistema invece verrà utilizzato </w:t>
+      </w:r>
+      <w:proofErr w:type="spellStart"/>
+      <w:r>
+        <w:t>Selenium</w:t>
+      </w:r>
+      <w:proofErr w:type="spellEnd"/>
+      <w:r>
+        <w:t xml:space="preserve"> IDE, l’esecuzione del server sarà da ambiente di produzione.</w:t>
+      </w:r>
+    </w:p>
+    <w:p>
+      <w:pPr>
+        <w:pStyle w:val="Titolo1"/>
+        <w:numPr>
+          <w:ilvl w:val="0"/>
+          <w:numId w:val="8"/>
+        </w:numPr>
+        <w:ind w:left="0"/>
+      </w:pPr>
+      <w:bookmarkStart w:id="8" w:name="_Toc221562665"/>
+      <w:r>
+        <w:t xml:space="preserve">Test </w:t>
+      </w:r>
+      <w:proofErr w:type="spellStart"/>
+      <w:r>
+        <w:t>cases</w:t>
+      </w:r>
+      <w:bookmarkEnd w:id="8"/>
+      <w:proofErr w:type="spellEnd"/>
+    </w:p>
+    <w:p/>
+    <w:p>
+      <w:pPr>
+        <w:pStyle w:val="Titolo2"/>
+        <w:numPr>
+          <w:ilvl w:val="1"/>
+          <w:numId w:val="23"/>
+        </w:numPr>
+      </w:pPr>
+      <w:bookmarkStart w:id="9" w:name="_Toc221562666"/>
+      <w:r>
+        <w:t>Unit Testing</w:t>
+      </w:r>
+      <w:bookmarkEnd w:id="9"/>
+    </w:p>
+    <w:p/>
+    <w:p>
+      <w:r>
+        <w:t xml:space="preserve">Per leggibilità del documento </w:t>
+      </w:r>
+      <w:proofErr w:type="gramStart"/>
+      <w:r>
+        <w:t>il team</w:t>
+      </w:r>
+      <w:proofErr w:type="gramEnd"/>
+      <w:r>
+        <w:t xml:space="preserve"> ha deciso di </w:t>
+      </w:r>
+      <w:r>
+        <w:t>in</w:t>
+      </w:r>
+      <w:r>
+        <w:t xml:space="preserve">serire i </w:t>
+      </w:r>
+      <w:r>
+        <w:rPr>
+          <w:b/>
+          <w:bCs/>
+        </w:rPr>
+        <w:t xml:space="preserve">test </w:t>
+      </w:r>
+      <w:proofErr w:type="spellStart"/>
+      <w:r>
+        <w:rPr>
+          <w:b/>
+          <w:bCs/>
+        </w:rPr>
+        <w:t>cases</w:t>
+      </w:r>
+      <w:proofErr w:type="spellEnd"/>
+      <w:r>
+        <w:t xml:space="preserve"> e </w:t>
+      </w:r>
+      <w:r>
+        <w:rPr>
+          <w:b/>
+          <w:bCs/>
+        </w:rPr>
+        <w:t xml:space="preserve">test </w:t>
+      </w:r>
+      <w:proofErr w:type="spellStart"/>
+      <w:r>
+        <w:rPr>
+          <w:b/>
+          <w:bCs/>
+        </w:rPr>
+        <w:t>cases</w:t>
+      </w:r>
+      <w:proofErr w:type="spellEnd"/>
+      <w:r>
+        <w:rPr>
+          <w:b/>
+          <w:bCs/>
+        </w:rPr>
+        <w:t xml:space="preserve"> </w:t>
+      </w:r>
+      <w:proofErr w:type="spellStart"/>
+      <w:r>
+        <w:rPr>
+          <w:b/>
+          <w:bCs/>
+        </w:rPr>
+        <w:t>specification</w:t>
+      </w:r>
+      <w:proofErr w:type="spellEnd"/>
+      <w:r>
+        <w:rPr>
+          <w:b/>
+          <w:bCs/>
+        </w:rPr>
+        <w:t xml:space="preserve"> </w:t>
+      </w:r>
+      <w:r>
+        <w:t>per</w:t>
+      </w:r>
+      <w:r>
+        <w:rPr>
+          <w:b/>
+          <w:bCs/>
+        </w:rPr>
+        <w:t xml:space="preserve"> </w:t>
+      </w:r>
+      <w:r>
+        <w:t xml:space="preserve">le classi sviluppate </w:t>
+      </w:r>
+      <w:r>
+        <w:t>all’interno di documenti separati</w:t>
+      </w:r>
+      <w:r>
+        <w:t xml:space="preserve"> raggruppandoli seguendo i sottosistemi descritti all’interno dell’SDD nella forma: </w:t>
+      </w:r>
+      <w:proofErr w:type="spellStart"/>
+      <w:r>
+        <w:t>UnitTest_TestCases</w:t>
+      </w:r>
+      <w:proofErr w:type="spellEnd"/>
+      <w:r>
+        <w:t>_</w:t>
+      </w:r>
+      <w:r>
+        <w:t>[</w:t>
+      </w:r>
+      <w:proofErr w:type="spellStart"/>
+      <w:r>
+        <w:t>NomeSottositema</w:t>
+      </w:r>
+      <w:proofErr w:type="spellEnd"/>
+      <w:r>
+        <w:t>]</w:t>
+      </w:r>
+      <w:r>
+        <w:t xml:space="preserve">_EWMS e </w:t>
+      </w:r>
+      <w:proofErr w:type="spellStart"/>
+      <w:r>
+        <w:t>UnitTest_CasesSpecification</w:t>
+      </w:r>
+      <w:proofErr w:type="spellEnd"/>
+      <w:r>
+        <w:t>_</w:t>
+      </w:r>
+      <w:r>
+        <w:t>[</w:t>
+      </w:r>
+      <w:proofErr w:type="spellStart"/>
+      <w:r>
+        <w:t>NomeSottositema</w:t>
+      </w:r>
+      <w:proofErr w:type="spellEnd"/>
+      <w:r>
+        <w:t>]</w:t>
+      </w:r>
+      <w:r>
+        <w:t>_EWMS.</w:t>
+      </w:r>
+    </w:p>
+    <w:p/>
+    <w:p>
+      <w:pPr>
+        <w:pStyle w:val="Titolo2"/>
+        <w:numPr>
+          <w:ilvl w:val="1"/>
+          <w:numId w:val="23"/>
+        </w:numPr>
+      </w:pPr>
+      <w:bookmarkStart w:id="10" w:name="_Toc221562667"/>
+      <w:r>
+        <w:t>Integration testing</w:t>
+      </w:r>
+      <w:bookmarkEnd w:id="10"/>
+    </w:p>
+    <w:p/>
+    <w:p>
+      <w:r>
+        <w:t xml:space="preserve">Durante </w:t>
+      </w:r>
+      <w:proofErr w:type="spellStart"/>
+      <w:r>
+        <w:t>l’integration</w:t>
+      </w:r>
+      <w:proofErr w:type="spellEnd"/>
+      <w:r>
+        <w:t xml:space="preserve"> testing per il sistema EWMS, prima di ogni test case, il database viene completamente ripulito e lo schema viene ricreato da zero eseguendo lo script SQL di produzione. Questo garantisce l'indipendenza dei test, questo non rallenterà l’esecuzione di test grazie all’utilizzo dell’in-</w:t>
+      </w:r>
+      <w:proofErr w:type="spellStart"/>
+      <w:r>
+        <w:t>memory</w:t>
+      </w:r>
+      <w:proofErr w:type="spellEnd"/>
+      <w:r>
+        <w:t xml:space="preserve"> database H2. Le asserzioni non si limitano al valore di ritorno dei metodi del Service, ma verificano il Side-</w:t>
+      </w:r>
+      <w:proofErr w:type="spellStart"/>
+      <w:r>
+        <w:t>Effect</w:t>
+      </w:r>
+      <w:proofErr w:type="spellEnd"/>
+      <w:r>
+        <w:t xml:space="preserve"> sul database (es. presenza effettiva del record, rispetto dei vincoli UNIQUE, cancellazione a cascata) interrogando direttamente il DAO o utilizzando query SQL native.</w:t>
+      </w:r>
+    </w:p>
     <w:p>
       <w:pPr>
         <w:pStyle w:val="Titolo3"/>
@@ -6010,9 +5940,59 @@
           <w:numId w:val="23"/>
         </w:numPr>
       </w:pPr>
-      <w:bookmarkStart w:id="12" w:name="_Toc221350318"/>
+      <w:bookmarkStart w:id="11" w:name="_Toc221562668"/>
+      <w:proofErr w:type="spellStart"/>
       <w:r>
         <w:lastRenderedPageBreak/>
+        <w:t>PersistenceManagemet</w:t>
+      </w:r>
+      <w:bookmarkEnd w:id="11"/>
+      <w:proofErr w:type="spellEnd"/>
+      <w:r>
+        <w:br/>
+      </w:r>
+    </w:p>
+    <w:p>
+      <w:r>
+        <w:t>Per effettuare testing bottom-up partiamo dal livello più basso. Dato che l’</w:t>
+      </w:r>
+      <w:proofErr w:type="spellStart"/>
+      <w:r>
+        <w:t>unit</w:t>
+      </w:r>
+      <w:proofErr w:type="spellEnd"/>
+      <w:r>
+        <w:t xml:space="preserve">-test delle classi di questo sottosistema è stato effettuato utilizzando il database H2, invece che utilizzando </w:t>
+      </w:r>
+      <w:proofErr w:type="spellStart"/>
+      <w:r>
+        <w:t>Mockito</w:t>
+      </w:r>
+      <w:proofErr w:type="spellEnd"/>
+      <w:r>
+        <w:t xml:space="preserve">, sappiamo già come si comporta in un sistema reale quindi non ci sarà bisogno testare questo sottosistema durante </w:t>
+      </w:r>
+      <w:proofErr w:type="spellStart"/>
+      <w:r>
+        <w:t>l’integration</w:t>
+      </w:r>
+      <w:proofErr w:type="spellEnd"/>
+      <w:r>
+        <w:t xml:space="preserve"> testing avendo già affrontato tutte le possibili incongruenze con il database durante appunto la fase di test precedente.</w:t>
+      </w:r>
+    </w:p>
+    <w:p/>
+    <w:p/>
+    <w:p>
+      <w:pPr>
+        <w:pStyle w:val="Titolo3"/>
+        <w:numPr>
+          <w:ilvl w:val="2"/>
+          <w:numId w:val="23"/>
+        </w:numPr>
+      </w:pPr>
+      <w:bookmarkStart w:id="12" w:name="_Toc221562669"/>
+      <w:r>
         <w:t xml:space="preserve">Integration </w:t>
       </w:r>
       <w:proofErr w:type="spellStart"/>
@@ -6474,6 +6454,7 @@
                 <w:b/>
                 <w:bCs/>
               </w:rPr>
+              <w:lastRenderedPageBreak/>
               <w:t>TC-INT-ACC-03</w:t>
             </w:r>
           </w:p>
@@ -6729,7 +6710,6 @@
                 <w:b/>
                 <w:bCs/>
               </w:rPr>
-              <w:lastRenderedPageBreak/>
               <w:t>TC-INT-ACC-05</w:t>
             </w:r>
           </w:p>
@@ -7018,6 +6998,7 @@
                 <w:b/>
                 <w:bCs/>
               </w:rPr>
+              <w:lastRenderedPageBreak/>
               <w:t>TC-INT-ACC-07</w:t>
             </w:r>
           </w:p>
@@ -7132,7 +7113,15 @@
             </w:r>
             <w:proofErr w:type="spellEnd"/>
             <w:r>
-              <w:t xml:space="preserve"> ritorna null.</w:t>
+              <w:t xml:space="preserve"> ritorna </w:t>
+            </w:r>
+            <w:proofErr w:type="spellStart"/>
+            <w:r>
+              <w:t>null</w:t>
+            </w:r>
+            <w:proofErr w:type="spellEnd"/>
+            <w:r>
+              <w:t>.</w:t>
             </w:r>
           </w:p>
           <w:p>
@@ -7184,9 +7173,8 @@
           <w:numId w:val="23"/>
         </w:numPr>
       </w:pPr>
-      <w:bookmarkStart w:id="13" w:name="_Toc221350319"/>
-      <w:r>
-        <w:lastRenderedPageBreak/>
+      <w:bookmarkStart w:id="13" w:name="_Toc221562670"/>
+      <w:r>
         <w:t xml:space="preserve">Integration </w:t>
       </w:r>
       <w:proofErr w:type="spellStart"/>
@@ -7545,6 +7533,7 @@
               <w:spacing w:after="160" w:line="259" w:lineRule="auto"/>
             </w:pPr>
             <w:r>
+              <w:lastRenderedPageBreak/>
               <w:t>Verifica l'autenticazione per un ruolo subordinato (Dipendente).</w:t>
             </w:r>
           </w:p>
@@ -7559,7 +7548,12 @@
               <w:spacing w:after="160" w:line="259" w:lineRule="auto"/>
             </w:pPr>
             <w:r>
-              <w:t>Dipendente "Luigi Rossi" presente nel DB e associato a un Supervisore.</w:t>
+              <w:lastRenderedPageBreak/>
+              <w:t xml:space="preserve">Dipendente "Luigi Rossi" presente nel DB e associato </w:t>
+            </w:r>
+            <w:r>
+              <w:lastRenderedPageBreak/>
+              <w:t>a un Supervisore.</w:t>
             </w:r>
           </w:p>
           <w:p>
@@ -7595,6 +7589,7 @@
               <w:rPr>
                 <w:lang w:val="en-GB"/>
               </w:rPr>
+              <w:lastRenderedPageBreak/>
               <w:t>Email: luigi.rossi@azienda.it</w:t>
             </w:r>
           </w:p>
@@ -7609,6 +7604,7 @@
               <w:rPr>
                 <w:lang w:val="en-GB"/>
               </w:rPr>
+              <w:lastRenderedPageBreak/>
               <w:br/>
             </w:r>
           </w:p>
@@ -7637,6 +7633,7 @@
               <w:spacing w:after="160" w:line="259" w:lineRule="auto"/>
             </w:pPr>
             <w:r>
+              <w:lastRenderedPageBreak/>
               <w:t>Invocazione di login().</w:t>
             </w:r>
           </w:p>
@@ -7663,7 +7660,11 @@
             </w:r>
             <w:proofErr w:type="spellEnd"/>
             <w:r>
-              <w:t>. (Conferma che la query attraversa correttamente le tabelle specifiche dei ruoli).</w:t>
+              <w:t xml:space="preserve">. (Conferma che la query attraversa correttamente le </w:t>
+            </w:r>
+            <w:r>
+              <w:lastRenderedPageBreak/>
+              <w:t>tabelle specifiche dei ruoli).</w:t>
             </w:r>
           </w:p>
         </w:tc>
@@ -7683,6 +7684,7 @@
                 <w:b/>
                 <w:bCs/>
               </w:rPr>
+              <w:lastRenderedPageBreak/>
               <w:t>TC-INT-ACS-03</w:t>
             </w:r>
           </w:p>
@@ -7964,7 +7966,6 @@
               <w:spacing w:after="160" w:line="259" w:lineRule="auto"/>
             </w:pPr>
             <w:r>
-              <w:lastRenderedPageBreak/>
               <w:t>Verifica il recupero dell'oggetto Utente post-autenticazione (utile per la sessione).</w:t>
             </w:r>
           </w:p>
@@ -7979,7 +7980,6 @@
               <w:spacing w:after="160" w:line="259" w:lineRule="auto"/>
             </w:pPr>
             <w:r>
-              <w:lastRenderedPageBreak/>
               <w:t>Supervisore presente nel DB.</w:t>
             </w:r>
           </w:p>
@@ -8046,11 +8046,7 @@
               <w:t>non è null</w:t>
             </w:r>
             <w:r>
-              <w:t xml:space="preserve">. I dati (Nome, Ruolo) </w:t>
-            </w:r>
-            <w:r>
-              <w:lastRenderedPageBreak/>
-              <w:t>corrispondono a quelli nel DB.</w:t>
+              <w:t>. I dati (Nome, Ruolo) corrispondono a quelli nel DB.</w:t>
             </w:r>
           </w:p>
         </w:tc>
@@ -8070,7 +8066,6 @@
                 <w:b/>
                 <w:bCs/>
               </w:rPr>
-              <w:lastRenderedPageBreak/>
               <w:t>TC-INT-ACS-06</w:t>
             </w:r>
           </w:p>
@@ -8193,7 +8188,7 @@
           <w:numId w:val="23"/>
         </w:numPr>
       </w:pPr>
-      <w:bookmarkStart w:id="14" w:name="_Toc221350320"/>
+      <w:bookmarkStart w:id="14" w:name="_Toc221562671"/>
       <w:r>
         <w:t xml:space="preserve">Integration </w:t>
       </w:r>
@@ -8369,6 +8364,7 @@
                 <w:b/>
                 <w:bCs/>
               </w:rPr>
+              <w:lastRenderedPageBreak/>
               <w:t>TC-INT-TSK-01</w:t>
             </w:r>
           </w:p>
@@ -8765,7 +8761,6 @@
               <w:spacing w:after="160" w:line="259" w:lineRule="auto"/>
             </w:pPr>
             <w:r>
-              <w:lastRenderedPageBreak/>
               <w:t>Verifica gestione ID non validi.</w:t>
             </w:r>
           </w:p>
@@ -8780,7 +8775,6 @@
               <w:spacing w:after="160" w:line="259" w:lineRule="auto"/>
             </w:pPr>
             <w:r>
-              <w:lastRenderedPageBreak/>
               <w:t>Nessuna.</w:t>
             </w:r>
           </w:p>
@@ -9162,6 +9156,7 @@
               <w:spacing w:after="160" w:line="259" w:lineRule="auto"/>
             </w:pPr>
             <w:r>
+              <w:lastRenderedPageBreak/>
               <w:t>Verifica integrità referenziale su dipendente inesistente.</w:t>
             </w:r>
           </w:p>
@@ -9176,6 +9171,7 @@
               <w:spacing w:after="160" w:line="259" w:lineRule="auto"/>
             </w:pPr>
             <w:r>
+              <w:lastRenderedPageBreak/>
               <w:t>Supervisore esistente.</w:t>
             </w:r>
           </w:p>
@@ -9190,7 +9186,11 @@
               <w:spacing w:after="160" w:line="259" w:lineRule="auto"/>
             </w:pPr>
             <w:r>
-              <w:t>Matricola Dipendente: 99999 (Inesistente).</w:t>
+              <w:t xml:space="preserve">Matricola Dipendente: </w:t>
+            </w:r>
+            <w:r>
+              <w:lastRenderedPageBreak/>
+              <w:t>99999 (Inesistente).</w:t>
             </w:r>
           </w:p>
         </w:tc>
@@ -9204,10 +9204,12 @@
               <w:spacing w:after="160" w:line="259" w:lineRule="auto"/>
             </w:pPr>
             <w:r>
+              <w:lastRenderedPageBreak/>
               <w:t xml:space="preserve">Invocazione di </w:t>
             </w:r>
             <w:proofErr w:type="spellStart"/>
             <w:r>
+              <w:lastRenderedPageBreak/>
               <w:t>createTask</w:t>
             </w:r>
             <w:proofErr w:type="spellEnd"/>
@@ -9226,6 +9228,7 @@
               <w:spacing w:after="160" w:line="259" w:lineRule="auto"/>
             </w:pPr>
             <w:r>
+              <w:lastRenderedPageBreak/>
               <w:t xml:space="preserve">Viene lanciata </w:t>
             </w:r>
             <w:proofErr w:type="spellStart"/>
@@ -9234,7 +9237,11 @@
             </w:r>
             <w:proofErr w:type="spellEnd"/>
             <w:r>
-              <w:t xml:space="preserve"> (o eccezione di violazione vincolo DB).</w:t>
+              <w:t xml:space="preserve"> (o eccezione </w:t>
+            </w:r>
+            <w:r>
+              <w:lastRenderedPageBreak/>
+              <w:t>di violazione vincolo DB).</w:t>
             </w:r>
           </w:p>
         </w:tc>
@@ -9254,6 +9261,7 @@
                 <w:b/>
                 <w:bCs/>
               </w:rPr>
+              <w:lastRenderedPageBreak/>
               <w:t>TC-INT-TSK-07</w:t>
             </w:r>
           </w:p>
@@ -9590,7 +9598,15 @@
             </w:r>
             <w:proofErr w:type="spellEnd"/>
             <w:r>
-              <w:t xml:space="preserve"> restituisce null.</w:t>
+              <w:t xml:space="preserve"> restituisce </w:t>
+            </w:r>
+            <w:proofErr w:type="spellStart"/>
+            <w:r>
+              <w:t>null</w:t>
+            </w:r>
+            <w:proofErr w:type="spellEnd"/>
+            <w:r>
+              <w:t>.</w:t>
             </w:r>
           </w:p>
         </w:tc>
@@ -9604,7 +9620,6 @@
       </w:pPr>
       <w:proofErr w:type="spellStart"/>
       <w:r>
-        <w:lastRenderedPageBreak/>
         <w:t>TaskDipendenteService</w:t>
       </w:r>
       <w:proofErr w:type="spellEnd"/>
@@ -10120,6 +10135,7 @@
                 <w:b/>
                 <w:bCs/>
               </w:rPr>
+              <w:lastRenderedPageBreak/>
               <w:t>TC-INT-TSK-13</w:t>
             </w:r>
           </w:p>
@@ -10480,9 +10496,8 @@
           <w:numId w:val="23"/>
         </w:numPr>
       </w:pPr>
-      <w:bookmarkStart w:id="15" w:name="_Toc221350321"/>
-      <w:r>
-        <w:lastRenderedPageBreak/>
+      <w:bookmarkStart w:id="15" w:name="_Toc221562672"/>
+      <w:r>
         <w:t>System testing</w:t>
       </w:r>
       <w:bookmarkEnd w:id="15"/>
@@ -10548,7 +10563,7 @@
           <w:numId w:val="23"/>
         </w:numPr>
       </w:pPr>
-      <w:bookmarkStart w:id="16" w:name="_Toc221350322"/>
+      <w:bookmarkStart w:id="16" w:name="_Toc221562673"/>
       <w:proofErr w:type="spellStart"/>
       <w:r>
         <w:t>Test_</w:t>
@@ -10833,6 +10848,7 @@
               <w:spacing w:after="160" w:line="259" w:lineRule="auto"/>
             </w:pPr>
             <w:r>
+              <w:lastRenderedPageBreak/>
               <w:t>Password</w:t>
             </w:r>
           </w:p>
@@ -11134,7 +11150,6 @@
         <w:pStyle w:val="Titolo4"/>
       </w:pPr>
       <w:r>
-        <w:lastRenderedPageBreak/>
         <w:t>Test frames</w:t>
       </w:r>
     </w:p>
@@ -11692,7 +11707,7 @@
           <w:numId w:val="23"/>
         </w:numPr>
       </w:pPr>
-      <w:bookmarkStart w:id="17" w:name="_Toc221350323"/>
+      <w:bookmarkStart w:id="17" w:name="_Toc221562674"/>
       <w:proofErr w:type="spellStart"/>
       <w:r>
         <w:t>Test_</w:t>
@@ -11736,7 +11751,7 @@
         </w:trPr>
         <w:tc>
           <w:tcPr>
-            <w:tcW w:w="2263" w:type="dxa"/>
+            <w:tcW w:w="2262" w:type="dxa"/>
             <w:vAlign w:val="center"/>
           </w:tcPr>
           <w:p>
@@ -11809,13 +11824,14 @@
         </w:trPr>
         <w:tc>
           <w:tcPr>
-            <w:tcW w:w="2263" w:type="dxa"/>
-          </w:tcPr>
-          <w:p>
-            <w:pPr>
-              <w:spacing w:after="160" w:line="259" w:lineRule="auto"/>
-            </w:pPr>
-            <w:r>
+            <w:tcW w:w="2262" w:type="dxa"/>
+          </w:tcPr>
+          <w:p>
+            <w:pPr>
+              <w:spacing w:after="160" w:line="259" w:lineRule="auto"/>
+            </w:pPr>
+            <w:r>
+              <w:lastRenderedPageBreak/>
               <w:t>Titolo</w:t>
             </w:r>
           </w:p>
@@ -11929,7 +11945,7 @@
         </w:trPr>
         <w:tc>
           <w:tcPr>
-            <w:tcW w:w="2263" w:type="dxa"/>
+            <w:tcW w:w="2262" w:type="dxa"/>
           </w:tcPr>
           <w:p>
             <w:r>
@@ -12016,7 +12032,7 @@
         </w:trPr>
         <w:tc>
           <w:tcPr>
-            <w:tcW w:w="2263" w:type="dxa"/>
+            <w:tcW w:w="2262" w:type="dxa"/>
           </w:tcPr>
           <w:p>
             <w:r>
@@ -12134,7 +12150,7 @@
         </w:trPr>
         <w:tc>
           <w:tcPr>
-            <w:tcW w:w="2263" w:type="dxa"/>
+            <w:tcW w:w="2262" w:type="dxa"/>
           </w:tcPr>
           <w:p>
             <w:r>
@@ -12221,7 +12237,7 @@
         </w:trPr>
         <w:tc>
           <w:tcPr>
-            <w:tcW w:w="2263" w:type="dxa"/>
+            <w:tcW w:w="2262" w:type="dxa"/>
           </w:tcPr>
           <w:p>
             <w:r>
@@ -12300,146 +12316,6 @@
               <w:t>]</w:t>
             </w:r>
           </w:p>
-        </w:tc>
-      </w:tr>
-      <w:tr>
-        <w:trPr>
-          <w:trHeight w:val="563"/>
-        </w:trPr>
-        <w:tc>
-          <w:tcPr>
-            <w:tcW w:w="2263" w:type="dxa"/>
-          </w:tcPr>
-          <w:p>
-            <w:r>
-              <w:t>Allegato</w:t>
-            </w:r>
-          </w:p>
-        </w:tc>
-        <w:tc>
-          <w:tcPr>
-            <w:tcW w:w="4155" w:type="dxa"/>
-          </w:tcPr>
-          <w:p>
-            <w:pPr>
-              <w:tabs>
-                <w:tab w:val="left" w:pos="3252"/>
-              </w:tabs>
-            </w:pPr>
-            <w:r>
-              <w:t xml:space="preserve">Valido </w:t>
-            </w:r>
-          </w:p>
-          <w:p>
-            <w:pPr>
-              <w:tabs>
-                <w:tab w:val="left" w:pos="3252"/>
-              </w:tabs>
-            </w:pPr>
-          </w:p>
-          <w:p>
-            <w:pPr>
-              <w:tabs>
-                <w:tab w:val="left" w:pos="3252"/>
-              </w:tabs>
-            </w:pPr>
-            <w:r>
-              <w:t>Formato non supportato</w:t>
-            </w:r>
-          </w:p>
-          <w:p>
-            <w:pPr>
-              <w:tabs>
-                <w:tab w:val="left" w:pos="3252"/>
-              </w:tabs>
-            </w:pPr>
-          </w:p>
-          <w:p>
-            <w:pPr>
-              <w:tabs>
-                <w:tab w:val="left" w:pos="3252"/>
-              </w:tabs>
-            </w:pPr>
-            <w:r>
-              <w:lastRenderedPageBreak/>
-              <w:t>Dimensione eccessiva</w:t>
-            </w:r>
-          </w:p>
-          <w:p>
-            <w:pPr>
-              <w:tabs>
-                <w:tab w:val="left" w:pos="3252"/>
-              </w:tabs>
-            </w:pPr>
-          </w:p>
-          <w:p>
-            <w:pPr>
-              <w:tabs>
-                <w:tab w:val="left" w:pos="3252"/>
-              </w:tabs>
-            </w:pPr>
-            <w:r>
-              <w:t>Assente</w:t>
-            </w:r>
-          </w:p>
-        </w:tc>
-        <w:tc>
-          <w:tcPr>
-            <w:tcW w:w="3210" w:type="dxa"/>
-          </w:tcPr>
-          <w:p>
-            <w:r>
-              <w:lastRenderedPageBreak/>
-              <w:t>[</w:t>
-            </w:r>
-            <w:proofErr w:type="spellStart"/>
-            <w:r>
-              <w:t>property</w:t>
-            </w:r>
-            <w:proofErr w:type="spellEnd"/>
-            <w:r>
-              <w:t xml:space="preserve"> </w:t>
-            </w:r>
-            <w:proofErr w:type="spellStart"/>
-            <w:r>
-              <w:t>FileOK</w:t>
-            </w:r>
-            <w:proofErr w:type="spellEnd"/>
-            <w:r>
-              <w:t>]</w:t>
-            </w:r>
-          </w:p>
-          <w:p/>
-          <w:p>
-            <w:r>
-              <w:t>[</w:t>
-            </w:r>
-            <w:proofErr w:type="spellStart"/>
-            <w:r>
-              <w:t>error</w:t>
-            </w:r>
-            <w:proofErr w:type="spellEnd"/>
-            <w:r>
-              <w:t>]</w:t>
-            </w:r>
-          </w:p>
-          <w:p/>
-          <w:p>
-            <w:r>
-              <w:lastRenderedPageBreak/>
-              <w:t>[</w:t>
-            </w:r>
-            <w:proofErr w:type="spellStart"/>
-            <w:r>
-              <w:t>error</w:t>
-            </w:r>
-            <w:proofErr w:type="spellEnd"/>
-            <w:r>
-              <w:t>]</w:t>
-            </w:r>
-          </w:p>
-          <w:p/>
-          <w:p/>
         </w:tc>
       </w:tr>
     </w:tbl>
@@ -12637,13 +12513,13 @@
         <w:tblLook w:val="04A0" w:firstRow="1" w:lastRow="0" w:firstColumn="1" w:lastColumn="0" w:noHBand="0" w:noVBand="1"/>
       </w:tblPr>
       <w:tblGrid>
-        <w:gridCol w:w="1004"/>
+        <w:gridCol w:w="1029"/>
         <w:gridCol w:w="843"/>
-        <w:gridCol w:w="1472"/>
+        <w:gridCol w:w="1507"/>
         <w:gridCol w:w="843"/>
-        <w:gridCol w:w="1409"/>
-        <w:gridCol w:w="1623"/>
-        <w:gridCol w:w="2433"/>
+        <w:gridCol w:w="1493"/>
+        <w:gridCol w:w="1070"/>
+        <w:gridCol w:w="2842"/>
       </w:tblGrid>
       <w:tr>
         <w:tc>
@@ -12795,7 +12671,14 @@
                 <w:b/>
                 <w:bCs/>
               </w:rPr>
-              <w:t>3.</w:t>
+              <w:t>2</w:t>
+            </w:r>
+            <w:r>
+              <w:rPr>
+                <w:b/>
+                <w:bCs/>
+              </w:rPr>
+              <w:t>.</w:t>
             </w:r>
             <w:r>
               <w:rPr>
@@ -12983,14 +12866,7 @@
                 <w:b/>
                 <w:bCs/>
               </w:rPr>
-              <w:t>3.</w:t>
-            </w:r>
-            <w:r>
-              <w:rPr>
-                <w:b/>
-                <w:bCs/>
-              </w:rPr>
-              <w:t>2</w:t>
+              <w:t>2.2</w:t>
             </w:r>
           </w:p>
         </w:tc>
@@ -13004,7 +12880,7 @@
               <w:spacing w:after="160" w:line="259" w:lineRule="auto"/>
             </w:pPr>
             <w:r>
-              <w:t>Valido</w:t>
+              <w:t>Vuoto</w:t>
             </w:r>
           </w:p>
         </w:tc>
@@ -13060,7 +12936,7 @@
               <w:spacing w:after="160" w:line="259" w:lineRule="auto"/>
             </w:pPr>
             <w:r>
-              <w:t>Valido</w:t>
+              <w:t>N/A</w:t>
             </w:r>
           </w:p>
         </w:tc>
@@ -13072,65 +12948,24 @@
           <w:p>
             <w:pPr>
               <w:spacing w:after="160" w:line="259" w:lineRule="auto"/>
-              <w:rPr>
-                <w:lang w:val="en-GB"/>
-              </w:rPr>
-            </w:pPr>
-            <w:r>
-              <w:rPr>
-                <w:b/>
-                <w:bCs/>
-                <w:lang w:val="en-GB"/>
-              </w:rPr>
-              <w:t>Success</w:t>
-            </w:r>
-            <w:r>
-              <w:rPr>
-                <w:lang w:val="en-GB"/>
-              </w:rPr>
-              <w:t xml:space="preserve">: </w:t>
-            </w:r>
-            <w:r>
-              <w:rPr>
-                <w:b/>
-                <w:bCs/>
-                <w:lang w:val="en-GB"/>
-              </w:rPr>
-              <w:t>Task</w:t>
-            </w:r>
-            <w:r>
-              <w:rPr>
-                <w:lang w:val="en-GB"/>
-              </w:rPr>
-              <w:t xml:space="preserve"> e </w:t>
-            </w:r>
-            <w:r>
-              <w:rPr>
-                <w:b/>
-                <w:bCs/>
-                <w:lang w:val="en-GB"/>
-              </w:rPr>
-              <w:t>attachment</w:t>
-            </w:r>
-            <w:r>
-              <w:rPr>
-                <w:lang w:val="en-GB"/>
-              </w:rPr>
-              <w:t xml:space="preserve"> </w:t>
+            </w:pPr>
+            <w:r>
+              <w:rPr>
+                <w:b/>
+                <w:bCs/>
+              </w:rPr>
+              <w:t>Error</w:t>
+            </w:r>
+            <w:r>
+              <w:t>: "Il campo '</w:t>
             </w:r>
             <w:proofErr w:type="spellStart"/>
             <w:r>
-              <w:rPr>
-                <w:lang w:val="en-GB"/>
-              </w:rPr>
-              <w:t>salvati</w:t>
+              <w:t>Titolo'</w:t>
             </w:r>
             <w:proofErr w:type="spellEnd"/>
             <w:r>
-              <w:rPr>
-                <w:lang w:val="en-GB"/>
-              </w:rPr>
-              <w:t xml:space="preserve"> </w:t>
+              <w:t xml:space="preserve"> è obbligatorio" </w:t>
             </w:r>
           </w:p>
         </w:tc>
@@ -13144,12 +12979,17 @@
           <w:p>
             <w:pPr>
               <w:spacing w:after="160" w:line="259" w:lineRule="auto"/>
-            </w:pPr>
-            <w:r>
-              <w:rPr>
-                <w:b/>
-                <w:bCs/>
-              </w:rPr>
+              <w:rPr>
+                <w:b/>
+                <w:bCs/>
+              </w:rPr>
+            </w:pPr>
+            <w:r>
+              <w:rPr>
+                <w:b/>
+                <w:bCs/>
+              </w:rPr>
+              <w:lastRenderedPageBreak/>
               <w:t>TF_</w:t>
             </w:r>
             <w:r>
@@ -13157,14 +12997,7 @@
                 <w:b/>
                 <w:bCs/>
               </w:rPr>
-              <w:t>3.</w:t>
-            </w:r>
-            <w:r>
-              <w:rPr>
-                <w:b/>
-                <w:bCs/>
-              </w:rPr>
-              <w:t>3</w:t>
+              <w:t>2.3</w:t>
             </w:r>
           </w:p>
         </w:tc>
@@ -13178,7 +13011,7 @@
               <w:spacing w:after="160" w:line="259" w:lineRule="auto"/>
             </w:pPr>
             <w:r>
-              <w:t>Vuoto</w:t>
+              <w:t>Valido</w:t>
             </w:r>
           </w:p>
         </w:tc>
@@ -13192,7 +13025,7 @@
               <w:spacing w:after="160" w:line="259" w:lineRule="auto"/>
             </w:pPr>
             <w:r>
-              <w:t>Selezionato</w:t>
+              <w:t>Non selezionato</w:t>
             </w:r>
           </w:p>
         </w:tc>
@@ -13255,15 +13088,7 @@
               <w:t>Error</w:t>
             </w:r>
             <w:r>
-              <w:t>: "Il campo '</w:t>
-            </w:r>
-            <w:proofErr w:type="spellStart"/>
-            <w:r>
-              <w:t>Titolo'</w:t>
-            </w:r>
-            <w:proofErr w:type="spellEnd"/>
-            <w:r>
-              <w:t xml:space="preserve"> è obbligatorio" </w:t>
+              <w:t xml:space="preserve">: "Per favore scegliere un dipendente" </w:t>
             </w:r>
           </w:p>
         </w:tc>
@@ -13290,14 +13115,7 @@
                 <w:b/>
                 <w:bCs/>
               </w:rPr>
-              <w:t>3.</w:t>
-            </w:r>
-            <w:r>
-              <w:rPr>
-                <w:b/>
-                <w:bCs/>
-              </w:rPr>
-              <w:t>4</w:t>
+              <w:t>2.4</w:t>
             </w:r>
           </w:p>
         </w:tc>
@@ -13325,7 +13143,7 @@
               <w:spacing w:after="160" w:line="259" w:lineRule="auto"/>
             </w:pPr>
             <w:r>
-              <w:t>Non selezionato</w:t>
+              <w:t>Selezionato</w:t>
             </w:r>
           </w:p>
         </w:tc>
@@ -13339,7 +13157,7 @@
               <w:spacing w:after="160" w:line="259" w:lineRule="auto"/>
             </w:pPr>
             <w:r>
-              <w:t>Futura</w:t>
+              <w:t>Errata</w:t>
             </w:r>
           </w:p>
         </w:tc>
@@ -13388,7 +13206,7 @@
               <w:t>Error</w:t>
             </w:r>
             <w:r>
-              <w:t xml:space="preserve">: "Per favore scegliere un dipendente" </w:t>
+              <w:t xml:space="preserve">: "Data di scadenza obbligatoria e in formato valido" </w:t>
             </w:r>
           </w:p>
         </w:tc>
@@ -13415,14 +13233,7 @@
                 <w:b/>
                 <w:bCs/>
               </w:rPr>
-              <w:t>3.</w:t>
-            </w:r>
-            <w:r>
-              <w:rPr>
-                <w:b/>
-                <w:bCs/>
-              </w:rPr>
-              <w:t>5</w:t>
+              <w:t>2.5</w:t>
             </w:r>
           </w:p>
         </w:tc>
@@ -13464,7 +13275,7 @@
               <w:spacing w:after="160" w:line="259" w:lineRule="auto"/>
             </w:pPr>
             <w:r>
-              <w:t>Errata</w:t>
+              <w:t>Futura</w:t>
             </w:r>
           </w:p>
         </w:tc>
@@ -13478,7 +13289,7 @@
               <w:spacing w:after="160" w:line="259" w:lineRule="auto"/>
             </w:pPr>
             <w:r>
-              <w:t>Valida</w:t>
+              <w:t>Formato non valido</w:t>
             </w:r>
           </w:p>
         </w:tc>
@@ -13513,131 +13324,6 @@
               <w:t>Error</w:t>
             </w:r>
             <w:r>
-              <w:t xml:space="preserve">: "Data di scadenza obbligatoria e in formato valido" </w:t>
-            </w:r>
-          </w:p>
-        </w:tc>
-      </w:tr>
-      <w:tr>
-        <w:tc>
-          <w:tcPr>
-            <w:tcW w:w="0" w:type="auto"/>
-            <w:hideMark/>
-          </w:tcPr>
-          <w:p>
-            <w:pPr>
-              <w:spacing w:after="160" w:line="259" w:lineRule="auto"/>
-            </w:pPr>
-            <w:r>
-              <w:rPr>
-                <w:b/>
-                <w:bCs/>
-              </w:rPr>
-              <w:t>TF_</w:t>
-            </w:r>
-            <w:r>
-              <w:rPr>
-                <w:b/>
-                <w:bCs/>
-              </w:rPr>
-              <w:t>3.</w:t>
-            </w:r>
-            <w:r>
-              <w:rPr>
-                <w:b/>
-                <w:bCs/>
-              </w:rPr>
-              <w:t>6</w:t>
-            </w:r>
-          </w:p>
-        </w:tc>
-        <w:tc>
-          <w:tcPr>
-            <w:tcW w:w="0" w:type="auto"/>
-            <w:hideMark/>
-          </w:tcPr>
-          <w:p>
-            <w:pPr>
-              <w:spacing w:after="160" w:line="259" w:lineRule="auto"/>
-            </w:pPr>
-            <w:r>
-              <w:t>Valido</w:t>
-            </w:r>
-          </w:p>
-        </w:tc>
-        <w:tc>
-          <w:tcPr>
-            <w:tcW w:w="0" w:type="auto"/>
-            <w:hideMark/>
-          </w:tcPr>
-          <w:p>
-            <w:pPr>
-              <w:spacing w:after="160" w:line="259" w:lineRule="auto"/>
-            </w:pPr>
-            <w:r>
-              <w:t>Selezionato</w:t>
-            </w:r>
-          </w:p>
-        </w:tc>
-        <w:tc>
-          <w:tcPr>
-            <w:tcW w:w="0" w:type="auto"/>
-            <w:hideMark/>
-          </w:tcPr>
-          <w:p>
-            <w:pPr>
-              <w:spacing w:after="160" w:line="259" w:lineRule="auto"/>
-            </w:pPr>
-            <w:r>
-              <w:t>Futura</w:t>
-            </w:r>
-          </w:p>
-        </w:tc>
-        <w:tc>
-          <w:tcPr>
-            <w:tcW w:w="0" w:type="auto"/>
-            <w:hideMark/>
-          </w:tcPr>
-          <w:p>
-            <w:pPr>
-              <w:spacing w:after="160" w:line="259" w:lineRule="auto"/>
-            </w:pPr>
-            <w:r>
-              <w:t>Formato non valido</w:t>
-            </w:r>
-          </w:p>
-        </w:tc>
-        <w:tc>
-          <w:tcPr>
-            <w:tcW w:w="0" w:type="auto"/>
-            <w:hideMark/>
-          </w:tcPr>
-          <w:p>
-            <w:pPr>
-              <w:spacing w:after="160" w:line="259" w:lineRule="auto"/>
-            </w:pPr>
-            <w:r>
-              <w:t>N/A</w:t>
-            </w:r>
-          </w:p>
-        </w:tc>
-        <w:tc>
-          <w:tcPr>
-            <w:tcW w:w="0" w:type="auto"/>
-            <w:hideMark/>
-          </w:tcPr>
-          <w:p>
-            <w:pPr>
-              <w:spacing w:after="160" w:line="259" w:lineRule="auto"/>
-            </w:pPr>
-            <w:r>
-              <w:rPr>
-                <w:b/>
-                <w:bCs/>
-              </w:rPr>
-              <w:t>Error</w:t>
-            </w:r>
-            <w:r>
               <w:t>: "Inserire istruzioni (min. 10</w:t>
             </w:r>
             <w:r>
@@ -13651,263 +13337,11 @@
             </w:r>
             <w:r>
               <w:t xml:space="preserve"> caratteri)" </w:t>
-            </w:r>
-          </w:p>
-        </w:tc>
-      </w:tr>
-      <w:tr>
-        <w:tc>
-          <w:tcPr>
-            <w:tcW w:w="0" w:type="auto"/>
-            <w:hideMark/>
-          </w:tcPr>
-          <w:p>
-            <w:pPr>
-              <w:spacing w:after="160" w:line="259" w:lineRule="auto"/>
-            </w:pPr>
-            <w:r>
-              <w:rPr>
-                <w:b/>
-                <w:bCs/>
-              </w:rPr>
-              <w:t>TF_</w:t>
-            </w:r>
-            <w:r>
-              <w:rPr>
-                <w:b/>
-                <w:bCs/>
-              </w:rPr>
-              <w:t>3.</w:t>
-            </w:r>
-            <w:r>
-              <w:rPr>
-                <w:b/>
-                <w:bCs/>
-              </w:rPr>
-              <w:t>7</w:t>
-            </w:r>
-          </w:p>
-        </w:tc>
-        <w:tc>
-          <w:tcPr>
-            <w:tcW w:w="0" w:type="auto"/>
-            <w:hideMark/>
-          </w:tcPr>
-          <w:p>
-            <w:pPr>
-              <w:spacing w:after="160" w:line="259" w:lineRule="auto"/>
-            </w:pPr>
-            <w:r>
-              <w:t>Valido</w:t>
-            </w:r>
-          </w:p>
-        </w:tc>
-        <w:tc>
-          <w:tcPr>
-            <w:tcW w:w="0" w:type="auto"/>
-            <w:hideMark/>
-          </w:tcPr>
-          <w:p>
-            <w:pPr>
-              <w:spacing w:after="160" w:line="259" w:lineRule="auto"/>
-            </w:pPr>
-            <w:r>
-              <w:t>Selezionato</w:t>
-            </w:r>
-          </w:p>
-        </w:tc>
-        <w:tc>
-          <w:tcPr>
-            <w:tcW w:w="0" w:type="auto"/>
-            <w:hideMark/>
-          </w:tcPr>
-          <w:p>
-            <w:pPr>
-              <w:spacing w:after="160" w:line="259" w:lineRule="auto"/>
-            </w:pPr>
-            <w:r>
-              <w:t>Futura</w:t>
-            </w:r>
-          </w:p>
-        </w:tc>
-        <w:tc>
-          <w:tcPr>
-            <w:tcW w:w="0" w:type="auto"/>
-            <w:hideMark/>
-          </w:tcPr>
-          <w:p>
-            <w:pPr>
-              <w:spacing w:after="160" w:line="259" w:lineRule="auto"/>
-            </w:pPr>
-            <w:r>
-              <w:t>Valida</w:t>
-            </w:r>
-          </w:p>
-        </w:tc>
-        <w:tc>
-          <w:tcPr>
-            <w:tcW w:w="0" w:type="auto"/>
-            <w:hideMark/>
-          </w:tcPr>
-          <w:p>
-            <w:pPr>
-              <w:spacing w:after="160" w:line="259" w:lineRule="auto"/>
-            </w:pPr>
-            <w:r>
-              <w:t>Formato non supportato</w:t>
-            </w:r>
-          </w:p>
-        </w:tc>
-        <w:tc>
-          <w:tcPr>
-            <w:tcW w:w="0" w:type="auto"/>
-            <w:hideMark/>
-          </w:tcPr>
-          <w:p>
-            <w:pPr>
-              <w:spacing w:after="160" w:line="259" w:lineRule="auto"/>
-            </w:pPr>
-            <w:r>
-              <w:rPr>
-                <w:b/>
-                <w:bCs/>
-              </w:rPr>
-              <w:t>Error</w:t>
-            </w:r>
-            <w:r>
-              <w:t xml:space="preserve">: "Inserito file non consentito" </w:t>
-            </w:r>
-          </w:p>
-        </w:tc>
-      </w:tr>
-      <w:tr>
-        <w:tc>
-          <w:tcPr>
-            <w:tcW w:w="0" w:type="auto"/>
-            <w:hideMark/>
-          </w:tcPr>
-          <w:p>
-            <w:pPr>
-              <w:spacing w:after="160" w:line="259" w:lineRule="auto"/>
-            </w:pPr>
-            <w:r>
-              <w:rPr>
-                <w:b/>
-                <w:bCs/>
-              </w:rPr>
-              <w:lastRenderedPageBreak/>
-              <w:t>TF_</w:t>
-            </w:r>
-            <w:r>
-              <w:rPr>
-                <w:b/>
-                <w:bCs/>
-              </w:rPr>
-              <w:t>3.</w:t>
-            </w:r>
-            <w:r>
-              <w:rPr>
-                <w:b/>
-                <w:bCs/>
-              </w:rPr>
-              <w:t>8</w:t>
-            </w:r>
-          </w:p>
-        </w:tc>
-        <w:tc>
-          <w:tcPr>
-            <w:tcW w:w="0" w:type="auto"/>
-            <w:hideMark/>
-          </w:tcPr>
-          <w:p>
-            <w:pPr>
-              <w:spacing w:after="160" w:line="259" w:lineRule="auto"/>
-            </w:pPr>
-            <w:r>
-              <w:t>Valido</w:t>
-            </w:r>
-          </w:p>
-        </w:tc>
-        <w:tc>
-          <w:tcPr>
-            <w:tcW w:w="0" w:type="auto"/>
-            <w:hideMark/>
-          </w:tcPr>
-          <w:p>
-            <w:pPr>
-              <w:spacing w:after="160" w:line="259" w:lineRule="auto"/>
-            </w:pPr>
-            <w:r>
-              <w:t>Selezionato</w:t>
-            </w:r>
-          </w:p>
-        </w:tc>
-        <w:tc>
-          <w:tcPr>
-            <w:tcW w:w="0" w:type="auto"/>
-            <w:hideMark/>
-          </w:tcPr>
-          <w:p>
-            <w:pPr>
-              <w:spacing w:after="160" w:line="259" w:lineRule="auto"/>
-            </w:pPr>
-            <w:r>
-              <w:t>Futura</w:t>
-            </w:r>
-          </w:p>
-        </w:tc>
-        <w:tc>
-          <w:tcPr>
-            <w:tcW w:w="0" w:type="auto"/>
-            <w:hideMark/>
-          </w:tcPr>
-          <w:p>
-            <w:pPr>
-              <w:spacing w:after="160" w:line="259" w:lineRule="auto"/>
-            </w:pPr>
-            <w:r>
-              <w:t>Valida</w:t>
-            </w:r>
-          </w:p>
-        </w:tc>
-        <w:tc>
-          <w:tcPr>
-            <w:tcW w:w="0" w:type="auto"/>
-            <w:hideMark/>
-          </w:tcPr>
-          <w:p>
-            <w:pPr>
-              <w:spacing w:after="160" w:line="259" w:lineRule="auto"/>
-            </w:pPr>
-            <w:r>
-              <w:t>Dimensione eccessiva</w:t>
-            </w:r>
-          </w:p>
-        </w:tc>
-        <w:tc>
-          <w:tcPr>
-            <w:tcW w:w="0" w:type="auto"/>
-            <w:hideMark/>
-          </w:tcPr>
-          <w:p>
-            <w:pPr>
-              <w:spacing w:after="160" w:line="259" w:lineRule="auto"/>
-            </w:pPr>
-            <w:r>
-              <w:rPr>
-                <w:b/>
-                <w:bCs/>
-              </w:rPr>
-              <w:t>Error</w:t>
-            </w:r>
-            <w:r>
-              <w:t xml:space="preserve">: "Il file supera la dimensione massima" </w:t>
             </w:r>
           </w:p>
         </w:tc>
       </w:tr>
     </w:tbl>
-    <w:p/>
     <w:p/>
     <w:p>
       <w:pPr>
@@ -13917,7 +13351,7 @@
           <w:numId w:val="23"/>
         </w:numPr>
       </w:pPr>
-      <w:bookmarkStart w:id="18" w:name="_Toc221350324"/>
+      <w:bookmarkStart w:id="18" w:name="_Toc221562675"/>
       <w:proofErr w:type="spellStart"/>
       <w:r>
         <w:t>Test_</w:t>
@@ -14613,8 +14047,6 @@
       </w:tr>
     </w:tbl>
     <w:p/>
-    <w:p/>
-    <w:p/>
     <w:p>
       <w:pPr>
         <w:pStyle w:val="Titolo4"/>
@@ -14846,24 +14278,25 @@
     <w:tbl>
       <w:tblPr>
         <w:tblStyle w:val="Grigliatabella"/>
-        <w:tblW w:w="0" w:type="auto"/>
-        <w:tblInd w:w="-147" w:type="dxa"/>
+        <w:tblW w:w="10181" w:type="dxa"/>
+        <w:tblInd w:w="-572" w:type="dxa"/>
         <w:tblLayout w:type="fixed"/>
         <w:tblLook w:val="04A0" w:firstRow="1" w:lastRow="0" w:firstColumn="1" w:lastColumn="0" w:noHBand="0" w:noVBand="1"/>
       </w:tblPr>
       <w:tblGrid>
-        <w:gridCol w:w="993"/>
+        <w:gridCol w:w="1134"/>
         <w:gridCol w:w="1134"/>
         <w:gridCol w:w="1276"/>
         <w:gridCol w:w="1134"/>
         <w:gridCol w:w="1299"/>
-        <w:gridCol w:w="1788"/>
-        <w:gridCol w:w="2151"/>
+        <w:gridCol w:w="1394"/>
+        <w:gridCol w:w="1307"/>
+        <w:gridCol w:w="1503"/>
       </w:tblGrid>
       <w:tr>
         <w:tc>
           <w:tcPr>
-            <w:tcW w:w="993" w:type="dxa"/>
+            <w:tcW w:w="1134" w:type="dxa"/>
             <w:hideMark/>
           </w:tcPr>
           <w:p>
@@ -14953,7 +14386,27 @@
         </w:tc>
         <w:tc>
           <w:tcPr>
-            <w:tcW w:w="1788" w:type="dxa"/>
+            <w:tcW w:w="1394" w:type="dxa"/>
+          </w:tcPr>
+          <w:p>
+            <w:pPr>
+              <w:rPr>
+                <w:b/>
+                <w:bCs/>
+              </w:rPr>
+            </w:pPr>
+            <w:r>
+              <w:rPr>
+                <w:b/>
+                <w:bCs/>
+              </w:rPr>
+              <w:t>Ruolo</w:t>
+            </w:r>
+          </w:p>
+        </w:tc>
+        <w:tc>
+          <w:tcPr>
+            <w:tcW w:w="1307" w:type="dxa"/>
             <w:hideMark/>
           </w:tcPr>
           <w:p>
@@ -14978,19 +14431,20 @@
         </w:tc>
         <w:tc>
           <w:tcPr>
-            <w:tcW w:w="2151" w:type="dxa"/>
-            <w:hideMark/>
-          </w:tcPr>
-          <w:p>
-            <w:pPr>
-              <w:spacing w:after="160" w:line="259" w:lineRule="auto"/>
-            </w:pPr>
-            <w:r>
-              <w:rPr>
-                <w:b/>
-                <w:bCs/>
-              </w:rPr>
-              <w:t>Risultato Atteso (Output)</w:t>
+            <w:tcW w:w="1503" w:type="dxa"/>
+            <w:hideMark/>
+          </w:tcPr>
+          <w:p>
+            <w:pPr>
+              <w:spacing w:after="160" w:line="259" w:lineRule="auto"/>
+              <w:ind w:left="-21" w:firstLine="21"/>
+            </w:pPr>
+            <w:r>
+              <w:rPr>
+                <w:b/>
+                <w:bCs/>
+              </w:rPr>
+              <w:t xml:space="preserve">Risultato Atteso </w:t>
             </w:r>
           </w:p>
         </w:tc>
@@ -14998,7 +14452,7 @@
       <w:tr>
         <w:tc>
           <w:tcPr>
-            <w:tcW w:w="993" w:type="dxa"/>
+            <w:tcW w:w="1134" w:type="dxa"/>
             <w:hideMark/>
           </w:tcPr>
           <w:p>
@@ -15017,7 +14471,14 @@
                 <w:b/>
                 <w:bCs/>
               </w:rPr>
-              <w:t>5.</w:t>
+              <w:t>3</w:t>
+            </w:r>
+            <w:r>
+              <w:rPr>
+                <w:b/>
+                <w:bCs/>
+              </w:rPr>
+              <w:t>.</w:t>
             </w:r>
             <w:r>
               <w:rPr>
@@ -15086,7 +14547,17 @@
         </w:tc>
         <w:tc>
           <w:tcPr>
-            <w:tcW w:w="1788" w:type="dxa"/>
+            <w:tcW w:w="1394" w:type="dxa"/>
+          </w:tcPr>
+          <w:p>
+            <w:r>
+              <w:t>SUPERVISORE</w:t>
+            </w:r>
+          </w:p>
+        </w:tc>
+        <w:tc>
+          <w:tcPr>
+            <w:tcW w:w="1307" w:type="dxa"/>
             <w:hideMark/>
           </w:tcPr>
           <w:p>
@@ -15103,7 +14574,7 @@
         </w:tc>
         <w:tc>
           <w:tcPr>
-            <w:tcW w:w="2151" w:type="dxa"/>
+            <w:tcW w:w="1503" w:type="dxa"/>
             <w:hideMark/>
           </w:tcPr>
           <w:p>
@@ -15136,7 +14607,7 @@
       <w:tr>
         <w:tc>
           <w:tcPr>
-            <w:tcW w:w="993" w:type="dxa"/>
+            <w:tcW w:w="1134" w:type="dxa"/>
             <w:hideMark/>
           </w:tcPr>
           <w:p>
@@ -15155,7 +14626,14 @@
                 <w:b/>
                 <w:bCs/>
               </w:rPr>
-              <w:t>5.</w:t>
+              <w:t>3</w:t>
+            </w:r>
+            <w:r>
+              <w:rPr>
+                <w:b/>
+                <w:bCs/>
+              </w:rPr>
+              <w:t>.</w:t>
             </w:r>
             <w:r>
               <w:rPr>
@@ -15224,7 +14702,17 @@
         </w:tc>
         <w:tc>
           <w:tcPr>
-            <w:tcW w:w="1788" w:type="dxa"/>
+            <w:tcW w:w="1394" w:type="dxa"/>
+          </w:tcPr>
+          <w:p>
+            <w:r>
+              <w:t>SUPERVISORE</w:t>
+            </w:r>
+          </w:p>
+        </w:tc>
+        <w:tc>
+          <w:tcPr>
+            <w:tcW w:w="1307" w:type="dxa"/>
             <w:hideMark/>
           </w:tcPr>
           <w:p>
@@ -15241,7 +14729,7 @@
         </w:tc>
         <w:tc>
           <w:tcPr>
-            <w:tcW w:w="2151" w:type="dxa"/>
+            <w:tcW w:w="1503" w:type="dxa"/>
             <w:hideMark/>
           </w:tcPr>
           <w:p>
@@ -15264,7 +14752,7 @@
       <w:tr>
         <w:tc>
           <w:tcPr>
-            <w:tcW w:w="993" w:type="dxa"/>
+            <w:tcW w:w="1134" w:type="dxa"/>
             <w:hideMark/>
           </w:tcPr>
           <w:p>
@@ -15283,15 +14771,22 @@
                 <w:b/>
                 <w:bCs/>
               </w:rPr>
-              <w:t>5.</w:t>
-            </w:r>
-            <w:r>
-              <w:rPr>
-                <w:b/>
-                <w:bCs/>
-              </w:rPr>
               <w:t>3</w:t>
             </w:r>
+            <w:r>
+              <w:rPr>
+                <w:b/>
+                <w:bCs/>
+              </w:rPr>
+              <w:t>.</w:t>
+            </w:r>
+            <w:r>
+              <w:rPr>
+                <w:b/>
+                <w:bCs/>
+              </w:rPr>
+              <w:t>3</w:t>
+            </w:r>
           </w:p>
         </w:tc>
         <w:tc>
@@ -15352,7 +14847,17 @@
         </w:tc>
         <w:tc>
           <w:tcPr>
-            <w:tcW w:w="1788" w:type="dxa"/>
+            <w:tcW w:w="1394" w:type="dxa"/>
+          </w:tcPr>
+          <w:p>
+            <w:r>
+              <w:t>SUPERVISORE</w:t>
+            </w:r>
+          </w:p>
+        </w:tc>
+        <w:tc>
+          <w:tcPr>
+            <w:tcW w:w="1307" w:type="dxa"/>
             <w:hideMark/>
           </w:tcPr>
           <w:p>
@@ -15369,7 +14874,7 @@
         </w:tc>
         <w:tc>
           <w:tcPr>
-            <w:tcW w:w="2151" w:type="dxa"/>
+            <w:tcW w:w="1503" w:type="dxa"/>
             <w:hideMark/>
           </w:tcPr>
           <w:p>
@@ -15392,7 +14897,7 @@
       <w:tr>
         <w:tc>
           <w:tcPr>
-            <w:tcW w:w="993" w:type="dxa"/>
+            <w:tcW w:w="1134" w:type="dxa"/>
             <w:hideMark/>
           </w:tcPr>
           <w:p>
@@ -15411,7 +14916,14 @@
                 <w:b/>
                 <w:bCs/>
               </w:rPr>
-              <w:t>5.</w:t>
+              <w:t>3</w:t>
+            </w:r>
+            <w:r>
+              <w:rPr>
+                <w:b/>
+                <w:bCs/>
+              </w:rPr>
+              <w:t>.</w:t>
             </w:r>
             <w:r>
               <w:rPr>
@@ -15480,7 +14992,17 @@
         </w:tc>
         <w:tc>
           <w:tcPr>
-            <w:tcW w:w="1788" w:type="dxa"/>
+            <w:tcW w:w="1394" w:type="dxa"/>
+          </w:tcPr>
+          <w:p>
+            <w:r>
+              <w:t>SUPERVISORE</w:t>
+            </w:r>
+          </w:p>
+        </w:tc>
+        <w:tc>
+          <w:tcPr>
+            <w:tcW w:w="1307" w:type="dxa"/>
             <w:hideMark/>
           </w:tcPr>
           <w:p>
@@ -15497,7 +15019,7 @@
         </w:tc>
         <w:tc>
           <w:tcPr>
-            <w:tcW w:w="2151" w:type="dxa"/>
+            <w:tcW w:w="1503" w:type="dxa"/>
             <w:hideMark/>
           </w:tcPr>
           <w:p>
@@ -15520,7 +15042,7 @@
       <w:tr>
         <w:tc>
           <w:tcPr>
-            <w:tcW w:w="993" w:type="dxa"/>
+            <w:tcW w:w="1134" w:type="dxa"/>
             <w:hideMark/>
           </w:tcPr>
           <w:p>
@@ -15539,7 +15061,14 @@
                 <w:b/>
                 <w:bCs/>
               </w:rPr>
-              <w:t>5.</w:t>
+              <w:t>3</w:t>
+            </w:r>
+            <w:r>
+              <w:rPr>
+                <w:b/>
+                <w:bCs/>
+              </w:rPr>
+              <w:t>.</w:t>
             </w:r>
             <w:r>
               <w:rPr>
@@ -15608,7 +15137,17 @@
         </w:tc>
         <w:tc>
           <w:tcPr>
-            <w:tcW w:w="1788" w:type="dxa"/>
+            <w:tcW w:w="1394" w:type="dxa"/>
+          </w:tcPr>
+          <w:p>
+            <w:r>
+              <w:t>SUPERVISORE</w:t>
+            </w:r>
+          </w:p>
+        </w:tc>
+        <w:tc>
+          <w:tcPr>
+            <w:tcW w:w="1307" w:type="dxa"/>
             <w:hideMark/>
           </w:tcPr>
           <w:p>
@@ -15625,7 +15164,7 @@
         </w:tc>
         <w:tc>
           <w:tcPr>
-            <w:tcW w:w="2151" w:type="dxa"/>
+            <w:tcW w:w="1503" w:type="dxa"/>
             <w:hideMark/>
           </w:tcPr>
           <w:p>
@@ -15656,7 +15195,7 @@
       <w:tr>
         <w:tc>
           <w:tcPr>
-            <w:tcW w:w="993" w:type="dxa"/>
+            <w:tcW w:w="1134" w:type="dxa"/>
             <w:hideMark/>
           </w:tcPr>
           <w:p>
@@ -15675,7 +15214,14 @@
                 <w:b/>
                 <w:bCs/>
               </w:rPr>
-              <w:t>5.</w:t>
+              <w:t>3</w:t>
+            </w:r>
+            <w:r>
+              <w:rPr>
+                <w:b/>
+                <w:bCs/>
+              </w:rPr>
+              <w:t>.</w:t>
             </w:r>
             <w:r>
               <w:rPr>
@@ -15744,7 +15290,17 @@
         </w:tc>
         <w:tc>
           <w:tcPr>
-            <w:tcW w:w="1788" w:type="dxa"/>
+            <w:tcW w:w="1394" w:type="dxa"/>
+          </w:tcPr>
+          <w:p>
+            <w:r>
+              <w:t>SUPERVISORE</w:t>
+            </w:r>
+          </w:p>
+        </w:tc>
+        <w:tc>
+          <w:tcPr>
+            <w:tcW w:w="1307" w:type="dxa"/>
             <w:hideMark/>
           </w:tcPr>
           <w:p>
@@ -15761,7 +15317,7 @@
         </w:tc>
         <w:tc>
           <w:tcPr>
-            <w:tcW w:w="2151" w:type="dxa"/>
+            <w:tcW w:w="1503" w:type="dxa"/>
             <w:hideMark/>
           </w:tcPr>
           <w:p>
@@ -15776,7 +15332,11 @@
               <w:t>Error</w:t>
             </w:r>
             <w:r>
-              <w:t xml:space="preserve">: "Il formato e-mail non </w:t>
+              <w:t>: "Il formato e-</w:t>
+            </w:r>
+            <w:r>
+              <w:lastRenderedPageBreak/>
+              <w:t xml:space="preserve">mail non </w:t>
             </w:r>
             <w:r>
               <w:t xml:space="preserve">è </w:t>
@@ -15790,18 +15350,19 @@
       <w:tr>
         <w:tc>
           <w:tcPr>
-            <w:tcW w:w="993" w:type="dxa"/>
-            <w:hideMark/>
-          </w:tcPr>
-          <w:p>
-            <w:pPr>
-              <w:spacing w:after="160" w:line="259" w:lineRule="auto"/>
-            </w:pPr>
-            <w:r>
-              <w:rPr>
-                <w:b/>
-                <w:bCs/>
-              </w:rPr>
+            <w:tcW w:w="1134" w:type="dxa"/>
+            <w:hideMark/>
+          </w:tcPr>
+          <w:p>
+            <w:pPr>
+              <w:spacing w:after="160" w:line="259" w:lineRule="auto"/>
+            </w:pPr>
+            <w:r>
+              <w:rPr>
+                <w:b/>
+                <w:bCs/>
+              </w:rPr>
+              <w:lastRenderedPageBreak/>
               <w:t>TF_</w:t>
             </w:r>
             <w:r>
@@ -15809,7 +15370,14 @@
                 <w:b/>
                 <w:bCs/>
               </w:rPr>
-              <w:t>5.</w:t>
+              <w:t>3</w:t>
+            </w:r>
+            <w:r>
+              <w:rPr>
+                <w:b/>
+                <w:bCs/>
+              </w:rPr>
+              <w:t>.</w:t>
             </w:r>
             <w:r>
               <w:rPr>
@@ -15878,7 +15446,17 @@
         </w:tc>
         <w:tc>
           <w:tcPr>
-            <w:tcW w:w="1788" w:type="dxa"/>
+            <w:tcW w:w="1394" w:type="dxa"/>
+          </w:tcPr>
+          <w:p>
+            <w:r>
+              <w:t>SUPERVISORE</w:t>
+            </w:r>
+          </w:p>
+        </w:tc>
+        <w:tc>
+          <w:tcPr>
+            <w:tcW w:w="1307" w:type="dxa"/>
             <w:hideMark/>
           </w:tcPr>
           <w:p>
@@ -15892,7 +15470,7 @@
         </w:tc>
         <w:tc>
           <w:tcPr>
-            <w:tcW w:w="2151" w:type="dxa"/>
+            <w:tcW w:w="1503" w:type="dxa"/>
             <w:hideMark/>
           </w:tcPr>
           <w:p>
@@ -15921,29 +15499,43 @@
       <w:tr>
         <w:tc>
           <w:tcPr>
-            <w:tcW w:w="993" w:type="dxa"/>
-          </w:tcPr>
-          <w:p>
-            <w:pPr>
-              <w:rPr>
-                <w:b/>
-                <w:bCs/>
-              </w:rPr>
-            </w:pPr>
-            <w:r>
-              <w:rPr>
-                <w:b/>
-                <w:bCs/>
-              </w:rPr>
-              <w:t>TF_5.8</w:t>
-            </w:r>
-          </w:p>
-        </w:tc>
-        <w:tc>
-          <w:tcPr>
             <w:tcW w:w="1134" w:type="dxa"/>
           </w:tcPr>
           <w:p>
+            <w:pPr>
+              <w:rPr>
+                <w:b/>
+                <w:bCs/>
+              </w:rPr>
+            </w:pPr>
+            <w:r>
+              <w:rPr>
+                <w:b/>
+                <w:bCs/>
+              </w:rPr>
+              <w:t>TF_</w:t>
+            </w:r>
+            <w:r>
+              <w:rPr>
+                <w:b/>
+                <w:bCs/>
+              </w:rPr>
+              <w:t>3</w:t>
+            </w:r>
+            <w:r>
+              <w:rPr>
+                <w:b/>
+                <w:bCs/>
+              </w:rPr>
+              <w:t>.8</w:t>
+            </w:r>
+          </w:p>
+        </w:tc>
+        <w:tc>
+          <w:tcPr>
+            <w:tcW w:w="1134" w:type="dxa"/>
+          </w:tcPr>
+          <w:p>
             <w:r>
               <w:t>Formato non valido</w:t>
             </w:r>
@@ -15981,7 +15573,17 @@
         </w:tc>
         <w:tc>
           <w:tcPr>
-            <w:tcW w:w="1788" w:type="dxa"/>
+            <w:tcW w:w="1394" w:type="dxa"/>
+          </w:tcPr>
+          <w:p>
+            <w:r>
+              <w:t>SUPERVISORE</w:t>
+            </w:r>
+          </w:p>
+        </w:tc>
+        <w:tc>
+          <w:tcPr>
+            <w:tcW w:w="1307" w:type="dxa"/>
           </w:tcPr>
           <w:p>
             <w:r>
@@ -15997,7 +15599,7 @@
         </w:tc>
         <w:tc>
           <w:tcPr>
-            <w:tcW w:w="2151" w:type="dxa"/>
+            <w:tcW w:w="1503" w:type="dxa"/>
           </w:tcPr>
           <w:p>
             <w:pPr>
@@ -16025,30 +15627,43 @@
       <w:tr>
         <w:tc>
           <w:tcPr>
-            <w:tcW w:w="993" w:type="dxa"/>
-          </w:tcPr>
-          <w:p>
-            <w:pPr>
-              <w:rPr>
-                <w:b/>
-                <w:bCs/>
-              </w:rPr>
-            </w:pPr>
-            <w:r>
-              <w:rPr>
-                <w:b/>
-                <w:bCs/>
-              </w:rPr>
-              <w:lastRenderedPageBreak/>
-              <w:t>TF_5.9</w:t>
-            </w:r>
-          </w:p>
-        </w:tc>
-        <w:tc>
-          <w:tcPr>
             <w:tcW w:w="1134" w:type="dxa"/>
           </w:tcPr>
           <w:p>
+            <w:pPr>
+              <w:rPr>
+                <w:b/>
+                <w:bCs/>
+              </w:rPr>
+            </w:pPr>
+            <w:r>
+              <w:rPr>
+                <w:b/>
+                <w:bCs/>
+              </w:rPr>
+              <w:t>TF_</w:t>
+            </w:r>
+            <w:r>
+              <w:rPr>
+                <w:b/>
+                <w:bCs/>
+              </w:rPr>
+              <w:t>3</w:t>
+            </w:r>
+            <w:r>
+              <w:rPr>
+                <w:b/>
+                <w:bCs/>
+              </w:rPr>
+              <w:t>.9</w:t>
+            </w:r>
+          </w:p>
+        </w:tc>
+        <w:tc>
+          <w:tcPr>
+            <w:tcW w:w="1134" w:type="dxa"/>
+          </w:tcPr>
+          <w:p>
             <w:r>
               <w:t>Valido</w:t>
             </w:r>
@@ -16086,7 +15701,17 @@
         </w:tc>
         <w:tc>
           <w:tcPr>
-            <w:tcW w:w="1788" w:type="dxa"/>
+            <w:tcW w:w="1394" w:type="dxa"/>
+          </w:tcPr>
+          <w:p>
+            <w:r>
+              <w:t>SUPERVISORE</w:t>
+            </w:r>
+          </w:p>
+        </w:tc>
+        <w:tc>
+          <w:tcPr>
+            <w:tcW w:w="1307" w:type="dxa"/>
           </w:tcPr>
           <w:p>
             <w:r>
@@ -16102,7 +15727,7 @@
         </w:tc>
         <w:tc>
           <w:tcPr>
-            <w:tcW w:w="2151" w:type="dxa"/>
+            <w:tcW w:w="1503" w:type="dxa"/>
           </w:tcPr>
           <w:p>
             <w:r>
@@ -16114,11 +15739,282 @@
             </w:r>
             <w:r>
               <w:t>“Campo ‘cognome’ obbligatorio”</w:t>
+            </w:r>
+          </w:p>
+        </w:tc>
+      </w:tr>
+      <w:tr>
+        <w:tc>
+          <w:tcPr>
+            <w:tcW w:w="1134" w:type="dxa"/>
+          </w:tcPr>
+          <w:p>
+            <w:pPr>
+              <w:rPr>
+                <w:b/>
+                <w:bCs/>
+              </w:rPr>
+            </w:pPr>
+            <w:r>
+              <w:rPr>
+                <w:b/>
+                <w:bCs/>
+              </w:rPr>
+              <w:t>TF_</w:t>
+            </w:r>
+            <w:r>
+              <w:rPr>
+                <w:b/>
+                <w:bCs/>
+              </w:rPr>
+              <w:t>3</w:t>
+            </w:r>
+            <w:r>
+              <w:rPr>
+                <w:b/>
+                <w:bCs/>
+              </w:rPr>
+              <w:t>.10</w:t>
+            </w:r>
+          </w:p>
+        </w:tc>
+        <w:tc>
+          <w:tcPr>
+            <w:tcW w:w="1134" w:type="dxa"/>
+          </w:tcPr>
+          <w:p>
+            <w:r>
+              <w:t>Valido</w:t>
+            </w:r>
+          </w:p>
+        </w:tc>
+        <w:tc>
+          <w:tcPr>
+            <w:tcW w:w="1276" w:type="dxa"/>
+          </w:tcPr>
+          <w:p>
+            <w:r>
+              <w:t>Formato non valido</w:t>
+            </w:r>
+          </w:p>
+        </w:tc>
+        <w:tc>
+          <w:tcPr>
+            <w:tcW w:w="1134" w:type="dxa"/>
+          </w:tcPr>
+          <w:p>
+            <w:r>
+              <w:t>Valido</w:t>
+            </w:r>
+          </w:p>
+        </w:tc>
+        <w:tc>
+          <w:tcPr>
+            <w:tcW w:w="1299" w:type="dxa"/>
+          </w:tcPr>
+          <w:p>
+            <w:r>
+              <w:t>Valida</w:t>
+            </w:r>
+          </w:p>
+        </w:tc>
+        <w:tc>
+          <w:tcPr>
+            <w:tcW w:w="1394" w:type="dxa"/>
+          </w:tcPr>
+          <w:p>
+            <w:r>
+              <w:t>SUPERVISORE</w:t>
+            </w:r>
+          </w:p>
+        </w:tc>
+        <w:tc>
+          <w:tcPr>
+            <w:tcW w:w="1307" w:type="dxa"/>
+          </w:tcPr>
+          <w:p>
+            <w:r>
+              <w:t>G</w:t>
+            </w:r>
+            <w:r>
+              <w:t>enerat</w:t>
+            </w:r>
+            <w:r>
+              <w:t>a</w:t>
+            </w:r>
+          </w:p>
+        </w:tc>
+        <w:tc>
+          <w:tcPr>
+            <w:tcW w:w="1503" w:type="dxa"/>
+          </w:tcPr>
+          <w:p>
+            <w:pPr>
+              <w:rPr>
+                <w:b/>
+                <w:bCs/>
+              </w:rPr>
+            </w:pPr>
+            <w:r>
+              <w:rPr>
+                <w:b/>
+                <w:bCs/>
+              </w:rPr>
+              <w:t>E</w:t>
+            </w:r>
+            <w:r>
+              <w:rPr>
+                <w:b/>
+                <w:bCs/>
+              </w:rPr>
+              <w:t>rror: “</w:t>
+            </w:r>
+            <w:r>
+              <w:t>Il cognome è troppo lungo (max 50).</w:t>
+            </w:r>
+            <w:r>
+              <w:rPr>
+                <w:b/>
+                <w:bCs/>
+              </w:rPr>
+              <w:t>”</w:t>
+            </w:r>
+          </w:p>
+        </w:tc>
+      </w:tr>
+      <w:tr>
+        <w:tc>
+          <w:tcPr>
+            <w:tcW w:w="1134" w:type="dxa"/>
+          </w:tcPr>
+          <w:p>
+            <w:pPr>
+              <w:rPr>
+                <w:b/>
+                <w:bCs/>
+              </w:rPr>
+            </w:pPr>
+            <w:r>
+              <w:rPr>
+                <w:b/>
+                <w:bCs/>
+              </w:rPr>
+              <w:t>TF_3.11</w:t>
+            </w:r>
+          </w:p>
+        </w:tc>
+        <w:tc>
+          <w:tcPr>
+            <w:tcW w:w="1134" w:type="dxa"/>
+          </w:tcPr>
+          <w:p>
+            <w:r>
+              <w:t>Valido</w:t>
+            </w:r>
+          </w:p>
+        </w:tc>
+        <w:tc>
+          <w:tcPr>
+            <w:tcW w:w="1276" w:type="dxa"/>
+          </w:tcPr>
+          <w:p>
+            <w:r>
+              <w:t>Valido</w:t>
+            </w:r>
+          </w:p>
+        </w:tc>
+        <w:tc>
+          <w:tcPr>
+            <w:tcW w:w="1134" w:type="dxa"/>
+          </w:tcPr>
+          <w:p>
+            <w:r>
+              <w:t>Valido</w:t>
+            </w:r>
+          </w:p>
+        </w:tc>
+        <w:tc>
+          <w:tcPr>
+            <w:tcW w:w="1299" w:type="dxa"/>
+          </w:tcPr>
+          <w:p>
+            <w:r>
+              <w:t>Valid</w:t>
+            </w:r>
+            <w:r>
+              <w:t>a</w:t>
+            </w:r>
+          </w:p>
+        </w:tc>
+        <w:tc>
+          <w:tcPr>
+            <w:tcW w:w="1394" w:type="dxa"/>
+          </w:tcPr>
+          <w:p>
+            <w:r>
+              <w:t>Dipendente (Supervisore non selezionato)</w:t>
+            </w:r>
+          </w:p>
+        </w:tc>
+        <w:tc>
+          <w:tcPr>
+            <w:tcW w:w="1307" w:type="dxa"/>
+          </w:tcPr>
+          <w:p>
+            <w:r>
+              <w:t>Generata</w:t>
+            </w:r>
+          </w:p>
+        </w:tc>
+        <w:tc>
+          <w:tcPr>
+            <w:tcW w:w="1503" w:type="dxa"/>
+          </w:tcPr>
+          <w:p>
+            <w:pPr>
+              <w:rPr>
+                <w:b/>
+                <w:bCs/>
+              </w:rPr>
+            </w:pPr>
+            <w:r>
+              <w:rPr>
+                <w:b/>
+                <w:bCs/>
+              </w:rPr>
+              <w:t>E</w:t>
+            </w:r>
+            <w:r>
+              <w:rPr>
+                <w:b/>
+                <w:bCs/>
+              </w:rPr>
+              <w:t>rror: “</w:t>
+            </w:r>
+            <w:r>
+              <w:t>Seleziona un supervisore.</w:t>
+            </w:r>
+            <w:r>
+              <w:rPr>
+                <w:b/>
+                <w:bCs/>
+              </w:rPr>
+              <w:t>”</w:t>
             </w:r>
           </w:p>
         </w:tc>
       </w:tr>
     </w:tbl>
+    <w:p/>
+    <w:p/>
+    <w:p/>
+    <w:p/>
+    <w:p/>
+    <w:p/>
+    <w:p/>
+    <w:p/>
+    <w:p/>
+    <w:p/>
     <w:p/>
     <w:p/>
     <w:p/>
@@ -16131,8 +16027,9 @@
         </w:numPr>
         <w:ind w:left="-284"/>
       </w:pPr>
-      <w:bookmarkStart w:id="19" w:name="_Toc221350325"/>
-      <w:r>
+      <w:bookmarkStart w:id="19" w:name="_Toc221562676"/>
+      <w:r>
+        <w:lastRenderedPageBreak/>
         <w:t>Testing Schedule</w:t>
       </w:r>
       <w:bookmarkEnd w:id="19"/>
@@ -16195,7 +16092,15 @@
       </w:r>
       <w:proofErr w:type="spellEnd"/>
       <w:r>
-        <w:t xml:space="preserve"> values critici. Questo garantisce che la copertura dei </w:t>
+        <w:t xml:space="preserve"> </w:t>
+      </w:r>
+      <w:proofErr w:type="spellStart"/>
+      <w:r>
+        <w:t>values</w:t>
+      </w:r>
+      <w:proofErr w:type="spellEnd"/>
+      <w:r>
+        <w:t xml:space="preserve"> critici. Questo garantisce che la copertura dei </w:t>
       </w:r>
       <w:proofErr w:type="spellStart"/>
       <w:r>
@@ -20399,7 +20304,6 @@
   <w:style w:type="character" w:default="1" w:styleId="Carpredefinitoparagrafo">
     <w:name w:val="Default Paragraph Font"/>
     <w:uiPriority w:val="1"/>
-    <w:semiHidden/>
     <w:unhideWhenUsed/>
   </w:style>
   <w:style w:type="table" w:default="1" w:styleId="Tabellanormale">
